--- a/12备品备件管理制度及应用情况/CYYH-ITSS-12-01 供应商管理制度.docx
+++ b/12备品备件管理制度及应用情况/CYYH-ITSS-12-01 供应商管理制度.docx
@@ -1,7 +1,6 @@
 
 <file path=word/document.xml><?xml version="1.0" encoding="utf-8"?>
-<w:document xmlns:wpc="http://schemas.microsoft.com/office/word/2010/wordprocessingCanvas" xmlns:mc="http://schemas.openxmlformats.org/markup-compatibility/2006" xmlns:o="urn:schemas-microsoft-com:office:office" xmlns:r="http://schemas.openxmlformats.org/officeDocument/2006/relationships" xmlns:m="http://schemas.openxmlformats.org/officeDocument/2006/math" xmlns:v="urn:schemas-microsoft-com:vml" xmlns:wp14="http://schemas.microsoft.com/office/word/2010/wordprocessingDrawing" xmlns:wp="http://schemas.openxmlformats.org/drawingml/2006/wordprocessingDrawing" xmlns:w10="urn:schemas-microsoft-com:office:word" xmlns:w="http://schemas.openxmlformats.org/wordprocessingml/2006/main" xmlns:w14="http://schemas.microsoft.com/office/word/2010/wordml" xmlns:w15="http://schemas.microsoft.com/office/word/2012/wordml" xmlns:wne="http://schemas.microsoft.com/office/word/2006/wordml" xmlns:wpg="http://schemas.microsoft.com/office/word/2010/wordprocessingGroup" xmlns:wpi="http://schemas.microsoft.com/office/word/2010/wordprocessingInk" xmlns:wps="http://schemas.microsoft.com/office/word/2010/wordprocessingShape" mc:Ignorable="w14 w15 wp14">
-  <!-- Generated by Aspose.Words for .NET 13.3.0.1 -->
+<w:document xmlns:wpc="http://schemas.microsoft.com/office/word/2010/wordprocessingCanvas" xmlns:mc="http://schemas.openxmlformats.org/markup-compatibility/2006" xmlns:o="urn:schemas-microsoft-com:office:office" xmlns:r="http://schemas.openxmlformats.org/officeDocument/2006/relationships" xmlns:m="http://schemas.openxmlformats.org/officeDocument/2006/math" xmlns:v="urn:schemas-microsoft-com:vml" xmlns:wp14="http://schemas.microsoft.com/office/word/2010/wordprocessingDrawing" xmlns:wp="http://schemas.openxmlformats.org/drawingml/2006/wordprocessingDrawing" xmlns:w="http://schemas.openxmlformats.org/wordprocessingml/2006/main" xmlns:w14="http://schemas.microsoft.com/office/word/2010/wordml" xmlns:w10="urn:schemas-microsoft-com:office:word" xmlns:w15="http://schemas.microsoft.com/office/word/2012/wordml" xmlns:wpg="http://schemas.microsoft.com/office/word/2010/wordprocessingGroup" xmlns:wpi="http://schemas.microsoft.com/office/word/2010/wordprocessingInk" xmlns:wne="http://schemas.microsoft.com/office/word/2006/wordml" xmlns:wps="http://schemas.microsoft.com/office/word/2010/wordprocessingShape" xmlns:wpsCustomData="http://www.wps.cn/officeDocument/2013/wpsCustomData" mc:Ignorable="w14 w15 wp14">
   <w:body>
     <w:p>
       <w:pPr>
@@ -26,7 +25,7 @@
                     <pic:cNvPicPr/>
                   </pic:nvPicPr>
                   <pic:blipFill>
-                    <a:blip xmlns:r="http://schemas.openxmlformats.org/officeDocument/2006/relationships" r:embed="rId4"/>
+                    <a:blip r:embed="rId10"/>
                     <a:stretch>
                       <a:fillRect/>
                     </a:stretch>
@@ -49,31 +48,31 @@
     </w:p>
     <w:p>
       <w:pPr>
-        <w:pStyle w:val="BodyText"/>
+        <w:pStyle w:val="2"/>
         <w:spacing w:line="264" w:lineRule="auto"/>
       </w:pPr>
     </w:p>
     <w:p>
       <w:pPr>
-        <w:pStyle w:val="BodyText"/>
+        <w:pStyle w:val="2"/>
         <w:spacing w:line="264" w:lineRule="auto"/>
       </w:pPr>
     </w:p>
     <w:p>
       <w:pPr>
-        <w:pStyle w:val="BodyText"/>
+        <w:pStyle w:val="2"/>
         <w:spacing w:line="264" w:lineRule="auto"/>
       </w:pPr>
     </w:p>
     <w:p>
       <w:pPr>
-        <w:pStyle w:val="BodyText"/>
+        <w:pStyle w:val="2"/>
         <w:spacing w:line="264" w:lineRule="auto"/>
       </w:pPr>
     </w:p>
     <w:p>
       <w:pPr>
-        <w:pStyle w:val="BodyText"/>
+        <w:pStyle w:val="2"/>
         <w:spacing w:line="264" w:lineRule="auto"/>
       </w:pPr>
     </w:p>
@@ -82,14 +81,14 @@
         <w:spacing w:before="140" w:line="225" w:lineRule="auto"/>
         <w:ind w:left="1092"/>
         <w:rPr>
-          <w:rFonts w:ascii="黑体" w:eastAsia="黑体" w:hAnsi="黑体" w:cs="黑体"/>
+          <w:rFonts w:ascii="黑体" w:hAnsi="黑体" w:eastAsia="黑体" w:cs="黑体"/>
           <w:sz w:val="43"/>
           <w:szCs w:val="43"/>
         </w:rPr>
       </w:pPr>
       <w:r>
         <w:rPr>
-          <w:rFonts w:ascii="黑体" w:eastAsia="黑体" w:hAnsi="黑体" w:cs="黑体"/>
+          <w:rFonts w:ascii="黑体" w:hAnsi="黑体" w:eastAsia="黑体" w:cs="黑体"/>
           <w:b/>
           <w:bCs/>
           <w:spacing w:val="6"/>
@@ -101,13 +100,13 @@
     </w:p>
     <w:p>
       <w:pPr>
-        <w:pStyle w:val="BodyText"/>
+        <w:pStyle w:val="2"/>
         <w:spacing w:line="315" w:lineRule="auto"/>
       </w:pPr>
     </w:p>
     <w:p>
       <w:pPr>
-        <w:pStyle w:val="BodyText"/>
+        <w:pStyle w:val="2"/>
         <w:spacing w:line="315" w:lineRule="auto"/>
       </w:pPr>
     </w:p>
@@ -116,14 +115,14 @@
         <w:spacing w:before="140" w:line="225" w:lineRule="auto"/>
         <w:ind w:left="2637"/>
         <w:rPr>
-          <w:rFonts w:ascii="黑体" w:eastAsia="黑体" w:hAnsi="黑体" w:cs="黑体"/>
+          <w:rFonts w:ascii="黑体" w:hAnsi="黑体" w:eastAsia="黑体" w:cs="黑体"/>
           <w:sz w:val="43"/>
           <w:szCs w:val="43"/>
         </w:rPr>
       </w:pPr>
       <w:r>
         <w:rPr>
-          <w:rFonts w:ascii="黑体" w:eastAsia="黑体" w:hAnsi="黑体" w:cs="黑体"/>
+          <w:rFonts w:ascii="黑体" w:hAnsi="黑体" w:eastAsia="黑体" w:cs="黑体"/>
           <w:b/>
           <w:bCs/>
           <w:spacing w:val="4"/>
@@ -135,139 +134,139 @@
     </w:p>
     <w:p>
       <w:pPr>
-        <w:pStyle w:val="BodyText"/>
+        <w:pStyle w:val="2"/>
         <w:spacing w:line="249" w:lineRule="auto"/>
       </w:pPr>
     </w:p>
     <w:p>
       <w:pPr>
-        <w:pStyle w:val="BodyText"/>
+        <w:pStyle w:val="2"/>
         <w:spacing w:line="249" w:lineRule="auto"/>
       </w:pPr>
     </w:p>
     <w:p>
       <w:pPr>
-        <w:pStyle w:val="BodyText"/>
+        <w:pStyle w:val="2"/>
         <w:spacing w:line="249" w:lineRule="auto"/>
       </w:pPr>
     </w:p>
     <w:p>
       <w:pPr>
-        <w:pStyle w:val="BodyText"/>
+        <w:pStyle w:val="2"/>
         <w:spacing w:line="249" w:lineRule="auto"/>
       </w:pPr>
     </w:p>
     <w:p>
       <w:pPr>
-        <w:pStyle w:val="BodyText"/>
+        <w:pStyle w:val="2"/>
         <w:spacing w:line="249" w:lineRule="auto"/>
       </w:pPr>
     </w:p>
     <w:p>
       <w:pPr>
-        <w:pStyle w:val="BodyText"/>
+        <w:pStyle w:val="2"/>
         <w:spacing w:line="249" w:lineRule="auto"/>
       </w:pPr>
     </w:p>
     <w:p>
       <w:pPr>
-        <w:pStyle w:val="BodyText"/>
+        <w:pStyle w:val="2"/>
         <w:spacing w:line="249" w:lineRule="auto"/>
       </w:pPr>
     </w:p>
     <w:p>
       <w:pPr>
-        <w:pStyle w:val="BodyText"/>
+        <w:pStyle w:val="2"/>
         <w:spacing w:line="249" w:lineRule="auto"/>
       </w:pPr>
     </w:p>
     <w:p>
       <w:pPr>
-        <w:pStyle w:val="BodyText"/>
+        <w:pStyle w:val="2"/>
         <w:spacing w:line="249" w:lineRule="auto"/>
       </w:pPr>
     </w:p>
     <w:p>
       <w:pPr>
-        <w:pStyle w:val="BodyText"/>
+        <w:pStyle w:val="2"/>
         <w:spacing w:line="249" w:lineRule="auto"/>
       </w:pPr>
     </w:p>
     <w:p>
       <w:pPr>
-        <w:pStyle w:val="BodyText"/>
+        <w:pStyle w:val="2"/>
         <w:spacing w:line="249" w:lineRule="auto"/>
       </w:pPr>
     </w:p>
     <w:p>
       <w:pPr>
-        <w:pStyle w:val="BodyText"/>
+        <w:pStyle w:val="2"/>
         <w:spacing w:line="249" w:lineRule="auto"/>
       </w:pPr>
     </w:p>
     <w:p>
       <w:pPr>
-        <w:pStyle w:val="BodyText"/>
+        <w:pStyle w:val="2"/>
         <w:spacing w:line="249" w:lineRule="auto"/>
       </w:pPr>
     </w:p>
     <w:p>
       <w:pPr>
-        <w:pStyle w:val="BodyText"/>
+        <w:pStyle w:val="2"/>
         <w:spacing w:line="249" w:lineRule="auto"/>
       </w:pPr>
     </w:p>
     <w:p>
       <w:pPr>
-        <w:pStyle w:val="BodyText"/>
+        <w:pStyle w:val="2"/>
         <w:spacing w:line="249" w:lineRule="auto"/>
       </w:pPr>
     </w:p>
     <w:p>
       <w:pPr>
-        <w:pStyle w:val="BodyText"/>
+        <w:pStyle w:val="2"/>
         <w:spacing w:line="249" w:lineRule="auto"/>
       </w:pPr>
     </w:p>
     <w:p>
       <w:pPr>
-        <w:pStyle w:val="BodyText"/>
+        <w:pStyle w:val="2"/>
         <w:spacing w:line="249" w:lineRule="auto"/>
       </w:pPr>
     </w:p>
     <w:p>
       <w:pPr>
-        <w:pStyle w:val="BodyText"/>
+        <w:pStyle w:val="2"/>
         <w:spacing w:line="249" w:lineRule="auto"/>
       </w:pPr>
     </w:p>
     <w:p>
       <w:pPr>
-        <w:pStyle w:val="BodyText"/>
+        <w:pStyle w:val="2"/>
         <w:spacing w:line="249" w:lineRule="auto"/>
       </w:pPr>
     </w:p>
     <w:p>
       <w:pPr>
-        <w:pStyle w:val="BodyText"/>
+        <w:pStyle w:val="2"/>
         <w:spacing w:line="249" w:lineRule="auto"/>
       </w:pPr>
     </w:p>
     <w:p>
       <w:pPr>
-        <w:pStyle w:val="BodyText"/>
+        <w:pStyle w:val="2"/>
         <w:spacing w:line="249" w:lineRule="auto"/>
       </w:pPr>
     </w:p>
     <w:p>
       <w:pPr>
-        <w:pStyle w:val="BodyText"/>
+        <w:pStyle w:val="2"/>
         <w:spacing w:line="249" w:lineRule="auto"/>
       </w:pPr>
     </w:p>
     <w:p>
       <w:pPr>
-        <w:pStyle w:val="BodyText"/>
+        <w:pStyle w:val="2"/>
         <w:spacing w:line="249" w:lineRule="auto"/>
       </w:pPr>
     </w:p>
@@ -276,14 +275,14 @@
         <w:spacing w:before="98" w:line="221" w:lineRule="auto"/>
         <w:ind w:left="2881"/>
         <w:rPr>
-          <w:rFonts w:ascii="黑体" w:eastAsia="黑体" w:hAnsi="黑体" w:cs="黑体"/>
+          <w:rFonts w:ascii="黑体" w:hAnsi="黑体" w:eastAsia="黑体" w:cs="黑体"/>
           <w:sz w:val="30"/>
           <w:szCs w:val="30"/>
         </w:rPr>
       </w:pPr>
       <w:r>
         <w:rPr>
-          <w:rFonts w:ascii="黑体" w:eastAsia="黑体" w:hAnsi="黑体" w:cs="黑体"/>
+          <w:rFonts w:ascii="黑体" w:hAnsi="黑体" w:eastAsia="黑体" w:cs="黑体"/>
           <w:b/>
           <w:bCs/>
           <w:spacing w:val="-3"/>
@@ -294,7 +293,7 @@
       </w:r>
       <w:r>
         <w:rPr>
-          <w:rFonts w:ascii="黑体" w:eastAsia="黑体" w:hAnsi="黑体" w:cs="黑体"/>
+          <w:rFonts w:ascii="黑体" w:hAnsi="黑体" w:eastAsia="黑体" w:cs="黑体"/>
           <w:spacing w:val="-3"/>
           <w:sz w:val="30"/>
           <w:szCs w:val="30"/>
@@ -303,7 +302,7 @@
       </w:r>
       <w:r>
         <w:rPr>
-          <w:rFonts w:ascii="黑体" w:eastAsia="黑体" w:hAnsi="黑体" w:cs="黑体"/>
+          <w:rFonts w:ascii="黑体" w:hAnsi="黑体" w:eastAsia="黑体" w:cs="黑体"/>
           <w:b/>
           <w:bCs/>
           <w:spacing w:val="-3"/>
@@ -318,14 +317,14 @@
         <w:spacing w:before="269" w:line="221" w:lineRule="auto"/>
         <w:ind w:left="2871"/>
         <w:rPr>
-          <w:rFonts w:ascii="黑体" w:eastAsia="黑体" w:hAnsi="黑体" w:cs="黑体"/>
+          <w:rFonts w:ascii="黑体" w:hAnsi="黑体" w:eastAsia="黑体" w:cs="黑体"/>
           <w:sz w:val="30"/>
           <w:szCs w:val="30"/>
         </w:rPr>
       </w:pPr>
       <w:r>
         <w:rPr>
-          <w:rFonts w:ascii="黑体" w:eastAsia="黑体" w:hAnsi="黑体" w:cs="黑体"/>
+          <w:rFonts w:ascii="黑体" w:hAnsi="黑体" w:eastAsia="黑体" w:cs="黑体"/>
           <w:b/>
           <w:bCs/>
           <w:spacing w:val="-5"/>
@@ -336,7 +335,7 @@
       </w:r>
       <w:r>
         <w:rPr>
-          <w:rFonts w:ascii="黑体" w:eastAsia="黑体" w:hAnsi="黑体" w:cs="黑体"/>
+          <w:rFonts w:ascii="黑体" w:hAnsi="黑体" w:eastAsia="黑体" w:cs="黑体"/>
           <w:spacing w:val="-5"/>
           <w:sz w:val="30"/>
           <w:szCs w:val="30"/>
@@ -345,7 +344,7 @@
       </w:r>
       <w:r>
         <w:rPr>
-          <w:rFonts w:ascii="Calibri" w:eastAsia="Calibri" w:hAnsi="Calibri" w:cs="Calibri"/>
+          <w:rFonts w:ascii="Calibri" w:hAnsi="Calibri" w:eastAsia="Calibri" w:cs="Calibri"/>
           <w:b/>
           <w:bCs/>
           <w:spacing w:val="-5"/>
@@ -356,7 +355,7 @@
       </w:r>
       <w:r>
         <w:rPr>
-          <w:rFonts w:ascii="Calibri" w:eastAsia="宋体" w:hAnsi="Calibri" w:cs="Calibri" w:hint="eastAsia"/>
+          <w:rFonts w:hint="eastAsia" w:ascii="Calibri" w:hAnsi="Calibri" w:eastAsia="宋体" w:cs="Calibri"/>
           <w:b/>
           <w:bCs/>
           <w:spacing w:val="-5"/>
@@ -368,7 +367,7 @@
       </w:r>
       <w:r>
         <w:rPr>
-          <w:rFonts w:ascii="Calibri" w:eastAsia="Calibri" w:hAnsi="Calibri" w:cs="Calibri"/>
+          <w:rFonts w:ascii="Calibri" w:hAnsi="Calibri" w:eastAsia="Calibri" w:cs="Calibri"/>
           <w:b/>
           <w:bCs/>
           <w:spacing w:val="-5"/>
@@ -379,7 +378,7 @@
       </w:r>
       <w:r>
         <w:rPr>
-          <w:rFonts w:ascii="黑体" w:eastAsia="黑体" w:hAnsi="黑体" w:cs="黑体"/>
+          <w:rFonts w:ascii="黑体" w:hAnsi="黑体" w:eastAsia="黑体" w:cs="黑体"/>
           <w:b/>
           <w:bCs/>
           <w:spacing w:val="-5"/>
@@ -390,7 +389,7 @@
       </w:r>
       <w:r>
         <w:rPr>
-          <w:rFonts w:ascii="黑体" w:eastAsia="黑体" w:hAnsi="黑体" w:cs="黑体"/>
+          <w:rFonts w:ascii="黑体" w:hAnsi="黑体" w:eastAsia="黑体" w:cs="黑体"/>
           <w:spacing w:val="-5"/>
           <w:sz w:val="30"/>
           <w:szCs w:val="30"/>
@@ -399,7 +398,7 @@
       </w:r>
       <w:r>
         <w:rPr>
-          <w:rFonts w:ascii="Calibri" w:eastAsia="Calibri" w:hAnsi="Calibri" w:cs="Calibri"/>
+          <w:rFonts w:ascii="Calibri" w:hAnsi="Calibri" w:eastAsia="Calibri" w:cs="Calibri"/>
           <w:b/>
           <w:bCs/>
           <w:spacing w:val="-5"/>
@@ -410,7 +409,7 @@
       </w:r>
       <w:r>
         <w:rPr>
-          <w:rFonts w:ascii="Calibri" w:eastAsia="Calibri" w:hAnsi="Calibri" w:cs="Calibri"/>
+          <w:rFonts w:ascii="Calibri" w:hAnsi="Calibri" w:eastAsia="Calibri" w:cs="Calibri"/>
           <w:b/>
           <w:bCs/>
           <w:spacing w:val="36"/>
@@ -421,7 +420,7 @@
       </w:r>
       <w:r>
         <w:rPr>
-          <w:rFonts w:ascii="黑体" w:eastAsia="黑体" w:hAnsi="黑体" w:cs="黑体"/>
+          <w:rFonts w:ascii="黑体" w:hAnsi="黑体" w:eastAsia="黑体" w:cs="黑体"/>
           <w:b/>
           <w:bCs/>
           <w:spacing w:val="-5"/>
@@ -432,7 +431,7 @@
       </w:r>
       <w:r>
         <w:rPr>
-          <w:rFonts w:ascii="黑体" w:eastAsia="黑体" w:hAnsi="黑体" w:cs="黑体"/>
+          <w:rFonts w:ascii="黑体" w:hAnsi="黑体" w:eastAsia="黑体" w:cs="黑体"/>
           <w:spacing w:val="13"/>
           <w:sz w:val="30"/>
           <w:szCs w:val="30"/>
@@ -441,7 +440,7 @@
       </w:r>
       <w:r>
         <w:rPr>
-          <w:rFonts w:ascii="Calibri" w:eastAsia="Calibri" w:hAnsi="Calibri" w:cs="Calibri"/>
+          <w:rFonts w:ascii="Calibri" w:hAnsi="Calibri" w:eastAsia="Calibri" w:cs="Calibri"/>
           <w:b/>
           <w:bCs/>
           <w:spacing w:val="-5"/>
@@ -452,7 +451,7 @@
       </w:r>
       <w:r>
         <w:rPr>
-          <w:rFonts w:ascii="黑体" w:eastAsia="黑体" w:hAnsi="黑体" w:cs="黑体"/>
+          <w:rFonts w:ascii="黑体" w:hAnsi="黑体" w:eastAsia="黑体" w:cs="黑体"/>
           <w:b/>
           <w:bCs/>
           <w:spacing w:val="-5"/>
@@ -467,14 +466,14 @@
         <w:spacing w:before="269" w:line="222" w:lineRule="auto"/>
         <w:ind w:left="2876"/>
         <w:rPr>
-          <w:rFonts w:ascii="Calibri" w:eastAsia="Calibri" w:hAnsi="Calibri" w:cs="Calibri"/>
+          <w:rFonts w:ascii="Calibri" w:hAnsi="Calibri" w:eastAsia="Calibri" w:cs="Calibri"/>
           <w:sz w:val="30"/>
           <w:szCs w:val="30"/>
         </w:rPr>
       </w:pPr>
       <w:r>
         <w:rPr>
-          <w:rFonts w:ascii="黑体" w:eastAsia="黑体" w:hAnsi="黑体" w:cs="黑体"/>
+          <w:rFonts w:ascii="黑体" w:hAnsi="黑体" w:eastAsia="黑体" w:cs="黑体"/>
           <w:b/>
           <w:bCs/>
           <w:spacing w:val="-2"/>
@@ -485,7 +484,7 @@
       </w:r>
       <w:r>
         <w:rPr>
-          <w:rFonts w:ascii="Calibri" w:eastAsia="Calibri" w:hAnsi="Calibri" w:cs="Calibri"/>
+          <w:rFonts w:ascii="Calibri" w:hAnsi="Calibri" w:eastAsia="Calibri" w:cs="Calibri"/>
           <w:b/>
           <w:bCs/>
           <w:spacing w:val="-2"/>
@@ -500,14 +499,14 @@
         <w:spacing w:before="272" w:line="222" w:lineRule="auto"/>
         <w:ind w:left="2877"/>
         <w:rPr>
-          <w:rFonts w:ascii="黑体" w:eastAsia="黑体" w:hAnsi="黑体" w:cs="黑体"/>
+          <w:rFonts w:ascii="黑体" w:hAnsi="黑体" w:eastAsia="黑体" w:cs="黑体"/>
           <w:sz w:val="30"/>
           <w:szCs w:val="30"/>
         </w:rPr>
       </w:pPr>
       <w:r>
         <w:rPr>
-          <w:rFonts w:ascii="黑体" w:eastAsia="黑体" w:hAnsi="黑体" w:cs="黑体"/>
+          <w:rFonts w:ascii="黑体" w:hAnsi="黑体" w:eastAsia="黑体" w:cs="黑体"/>
           <w:b/>
           <w:bCs/>
           <w:spacing w:val="-3"/>
@@ -522,14 +521,14 @@
         <w:spacing w:before="268" w:line="222" w:lineRule="auto"/>
         <w:ind w:left="2877"/>
         <w:rPr>
-          <w:rFonts w:ascii="黑体" w:eastAsia="黑体" w:hAnsi="黑体" w:cs="黑体"/>
+          <w:rFonts w:ascii="黑体" w:hAnsi="黑体" w:eastAsia="黑体" w:cs="黑体"/>
           <w:sz w:val="30"/>
           <w:szCs w:val="30"/>
         </w:rPr>
       </w:pPr>
       <w:r>
         <w:rPr>
-          <w:rFonts w:ascii="黑体" w:eastAsia="黑体" w:hAnsi="黑体" w:cs="黑体"/>
+          <w:rFonts w:ascii="黑体" w:hAnsi="黑体" w:eastAsia="黑体" w:cs="黑体"/>
           <w:b/>
           <w:bCs/>
           <w:spacing w:val="-3"/>
@@ -544,14 +543,14 @@
         <w:spacing w:before="269" w:line="221" w:lineRule="auto"/>
         <w:ind w:left="2877"/>
         <w:rPr>
-          <w:rFonts w:ascii="黑体" w:eastAsia="黑体" w:hAnsi="黑体" w:cs="黑体"/>
+          <w:rFonts w:ascii="黑体" w:hAnsi="黑体" w:eastAsia="黑体" w:cs="黑体"/>
           <w:sz w:val="30"/>
           <w:szCs w:val="30"/>
         </w:rPr>
       </w:pPr>
       <w:r>
         <w:rPr>
-          <w:rFonts w:ascii="黑体" w:eastAsia="黑体" w:hAnsi="黑体" w:cs="黑体"/>
+          <w:rFonts w:ascii="黑体" w:hAnsi="黑体" w:eastAsia="黑体" w:cs="黑体"/>
           <w:b/>
           <w:bCs/>
           <w:spacing w:val="-4"/>
@@ -566,14 +565,14 @@
         <w:spacing w:before="274" w:line="221" w:lineRule="auto"/>
         <w:ind w:left="2871"/>
         <w:rPr>
-          <w:rFonts w:ascii="黑体" w:eastAsia="黑体" w:hAnsi="黑体" w:cs="黑体"/>
+          <w:rFonts w:ascii="黑体" w:hAnsi="黑体" w:eastAsia="黑体" w:cs="黑体"/>
           <w:sz w:val="30"/>
           <w:szCs w:val="30"/>
         </w:rPr>
       </w:pPr>
       <w:r>
         <w:rPr>
-          <w:rFonts w:ascii="黑体" w:eastAsia="黑体" w:hAnsi="黑体" w:cs="黑体"/>
+          <w:rFonts w:ascii="黑体" w:hAnsi="黑体" w:eastAsia="黑体" w:cs="黑体"/>
           <w:b/>
           <w:bCs/>
           <w:spacing w:val="-5"/>
@@ -584,7 +583,7 @@
       </w:r>
       <w:r>
         <w:rPr>
-          <w:rFonts w:ascii="Calibri" w:eastAsia="Calibri" w:hAnsi="Calibri" w:cs="Calibri"/>
+          <w:rFonts w:ascii="Calibri" w:hAnsi="Calibri" w:eastAsia="Calibri" w:cs="Calibri"/>
           <w:b/>
           <w:bCs/>
           <w:spacing w:val="14"/>
@@ -596,7 +595,7 @@
       </w:r>
       <w:r>
         <w:rPr>
-          <w:rFonts w:ascii="Calibri" w:eastAsia="Calibri" w:hAnsi="Calibri" w:cs="Calibri"/>
+          <w:rFonts w:ascii="Calibri" w:hAnsi="Calibri" w:eastAsia="Calibri" w:cs="Calibri"/>
           <w:b/>
           <w:bCs/>
           <w:spacing w:val="-5"/>
@@ -608,7 +607,7 @@
       </w:r>
       <w:r>
         <w:rPr>
-          <w:rFonts w:ascii="Calibri" w:eastAsia="宋体" w:hAnsi="Calibri" w:cs="Calibri" w:hint="eastAsia"/>
+          <w:rFonts w:hint="eastAsia" w:ascii="Calibri" w:hAnsi="Calibri" w:eastAsia="宋体" w:cs="Calibri"/>
           <w:b/>
           <w:bCs/>
           <w:spacing w:val="-5"/>
@@ -621,7 +620,7 @@
       </w:r>
       <w:r>
         <w:rPr>
-          <w:rFonts w:ascii="Calibri" w:eastAsia="Calibri" w:hAnsi="Calibri" w:cs="Calibri"/>
+          <w:rFonts w:ascii="Calibri" w:hAnsi="Calibri" w:eastAsia="Calibri" w:cs="Calibri"/>
           <w:b/>
           <w:bCs/>
           <w:spacing w:val="-5"/>
@@ -633,7 +632,7 @@
       </w:r>
       <w:r>
         <w:rPr>
-          <w:rFonts w:ascii="黑体" w:eastAsia="黑体" w:hAnsi="黑体" w:cs="黑体"/>
+          <w:rFonts w:ascii="黑体" w:hAnsi="黑体" w:eastAsia="黑体" w:cs="黑体"/>
           <w:b/>
           <w:bCs/>
           <w:spacing w:val="-5"/>
@@ -644,7 +643,7 @@
       </w:r>
       <w:r>
         <w:rPr>
-          <w:rFonts w:ascii="Calibri" w:eastAsia="Calibri" w:hAnsi="Calibri" w:cs="Calibri"/>
+          <w:rFonts w:ascii="Calibri" w:hAnsi="Calibri" w:eastAsia="Calibri" w:cs="Calibri"/>
           <w:b/>
           <w:bCs/>
           <w:spacing w:val="19"/>
@@ -657,7 +656,7 @@
       </w:r>
       <w:r>
         <w:rPr>
-          <w:rFonts w:ascii="Calibri" w:eastAsia="Calibri" w:hAnsi="Calibri" w:cs="Calibri"/>
+          <w:rFonts w:ascii="Calibri" w:hAnsi="Calibri" w:eastAsia="Calibri" w:cs="Calibri"/>
           <w:b/>
           <w:bCs/>
           <w:spacing w:val="-5"/>
@@ -669,7 +668,7 @@
       </w:r>
       <w:r>
         <w:rPr>
-          <w:rFonts w:ascii="黑体" w:eastAsia="黑体" w:hAnsi="黑体" w:cs="黑体"/>
+          <w:rFonts w:ascii="黑体" w:hAnsi="黑体" w:eastAsia="黑体" w:cs="黑体"/>
           <w:b/>
           <w:bCs/>
           <w:spacing w:val="-5"/>
@@ -680,7 +679,7 @@
       </w:r>
       <w:r>
         <w:rPr>
-          <w:rFonts w:ascii="Calibri" w:eastAsia="Calibri" w:hAnsi="Calibri" w:cs="Calibri"/>
+          <w:rFonts w:ascii="Calibri" w:hAnsi="Calibri" w:eastAsia="Calibri" w:cs="Calibri"/>
           <w:b/>
           <w:bCs/>
           <w:spacing w:val="12"/>
@@ -692,7 +691,7 @@
       </w:r>
       <w:r>
         <w:rPr>
-          <w:rFonts w:ascii="Calibri" w:eastAsia="Calibri" w:hAnsi="Calibri" w:cs="Calibri"/>
+          <w:rFonts w:ascii="Calibri" w:hAnsi="Calibri" w:eastAsia="Calibri" w:cs="Calibri"/>
           <w:b/>
           <w:bCs/>
           <w:spacing w:val="-5"/>
@@ -704,7 +703,7 @@
       </w:r>
       <w:r>
         <w:rPr>
-          <w:rFonts w:ascii="Calibri" w:eastAsia="Calibri" w:hAnsi="Calibri" w:cs="Calibri"/>
+          <w:rFonts w:ascii="Calibri" w:hAnsi="Calibri" w:eastAsia="Calibri" w:cs="Calibri"/>
           <w:b/>
           <w:bCs/>
           <w:spacing w:val="-5"/>
@@ -715,7 +714,7 @@
       </w:r>
       <w:r>
         <w:rPr>
-          <w:rFonts w:ascii="黑体" w:eastAsia="黑体" w:hAnsi="黑体" w:cs="黑体"/>
+          <w:rFonts w:ascii="黑体" w:hAnsi="黑体" w:eastAsia="黑体" w:cs="黑体"/>
           <w:b/>
           <w:bCs/>
           <w:spacing w:val="-5"/>
@@ -729,15 +728,15 @@
       <w:pPr>
         <w:spacing w:line="221" w:lineRule="auto"/>
         <w:rPr>
-          <w:rFonts w:ascii="黑体" w:eastAsia="黑体" w:hAnsi="黑体" w:cs="黑体"/>
+          <w:rFonts w:ascii="黑体" w:hAnsi="黑体" w:eastAsia="黑体" w:cs="黑体"/>
           <w:sz w:val="30"/>
           <w:szCs w:val="30"/>
         </w:rPr>
         <w:sectPr>
-          <w:footerReference w:type="default" r:id="rId5"/>
+          <w:footerReference r:id="rId5" w:type="default"/>
           <w:pgSz w:w="11910" w:h="16840"/>
           <w:pgMar w:top="888" w:right="1786" w:bottom="1081" w:left="1786" w:header="0" w:footer="846" w:gutter="0"/>
-          <w:cols w:num="1" w:space="720"/>
+          <w:cols w:space="720" w:num="1"/>
         </w:sectPr>
       </w:pPr>
     </w:p>
@@ -764,7 +763,7 @@
                     <pic:cNvPicPr/>
                   </pic:nvPicPr>
                   <pic:blipFill>
-                    <a:blip xmlns:r="http://schemas.openxmlformats.org/officeDocument/2006/relationships" r:embed="rId4"/>
+                    <a:blip r:embed="rId10"/>
                     <a:stretch>
                       <a:fillRect/>
                     </a:stretch>
@@ -790,14 +789,14 @@
         <w:spacing w:before="287" w:line="222" w:lineRule="auto"/>
         <w:ind w:left="3369"/>
         <w:rPr>
-          <w:rFonts w:ascii="黑体" w:eastAsia="黑体" w:hAnsi="黑体" w:cs="黑体"/>
+          <w:rFonts w:ascii="黑体" w:hAnsi="黑体" w:eastAsia="黑体" w:cs="黑体"/>
           <w:sz w:val="30"/>
           <w:szCs w:val="30"/>
         </w:rPr>
       </w:pPr>
       <w:r>
         <w:rPr>
-          <w:rFonts w:ascii="黑体" w:eastAsia="黑体" w:hAnsi="黑体" w:cs="黑体"/>
+          <w:rFonts w:ascii="黑体" w:hAnsi="黑体" w:eastAsia="黑体" w:cs="黑体"/>
           <w:b/>
           <w:bCs/>
           <w:spacing w:val="-5"/>
@@ -814,16 +813,16 @@
     </w:p>
     <w:tbl>
       <w:tblPr>
-        <w:tblStyle w:val="TableNormal0"/>
+        <w:tblStyle w:val="5"/>
         <w:tblW w:w="8508" w:type="dxa"/>
         <w:tblInd w:w="2" w:type="dxa"/>
         <w:tblBorders>
-          <w:top w:val="single" w:sz="2" w:space="0" w:color="000000"/>
-          <w:left w:val="single" w:sz="2" w:space="0" w:color="000000"/>
-          <w:bottom w:val="single" w:sz="2" w:space="0" w:color="000000"/>
-          <w:right w:val="single" w:sz="2" w:space="0" w:color="000000"/>
-          <w:insideH w:val="single" w:sz="2" w:space="0" w:color="000000"/>
-          <w:insideV w:val="single" w:sz="2" w:space="0" w:color="000000"/>
+          <w:top w:val="single" w:color="000000" w:sz="2" w:space="0"/>
+          <w:left w:val="single" w:color="000000" w:sz="2" w:space="0"/>
+          <w:bottom w:val="single" w:color="000000" w:sz="2" w:space="0"/>
+          <w:right w:val="single" w:color="000000" w:sz="2" w:space="0"/>
+          <w:insideH w:val="single" w:color="000000" w:sz="2" w:space="0"/>
+          <w:insideV w:val="single" w:color="000000" w:sz="2" w:space="0"/>
         </w:tblBorders>
         <w:tblLayout w:type="fixed"/>
         <w:tblCellMar>
@@ -842,17 +841,14 @@
       </w:tblGrid>
       <w:tr>
         <w:tblPrEx>
-          <w:tblW w:w="8508" w:type="dxa"/>
-          <w:tblInd w:w="2" w:type="dxa"/>
           <w:tblBorders>
-            <w:top w:val="single" w:sz="2" w:space="0" w:color="000000"/>
-            <w:left w:val="single" w:sz="2" w:space="0" w:color="000000"/>
-            <w:bottom w:val="single" w:sz="2" w:space="0" w:color="000000"/>
-            <w:right w:val="single" w:sz="2" w:space="0" w:color="000000"/>
-            <w:insideH w:val="single" w:sz="2" w:space="0" w:color="000000"/>
-            <w:insideV w:val="single" w:sz="2" w:space="0" w:color="000000"/>
+            <w:top w:val="single" w:color="000000" w:sz="2" w:space="0"/>
+            <w:left w:val="single" w:color="000000" w:sz="2" w:space="0"/>
+            <w:bottom w:val="single" w:color="000000" w:sz="2" w:space="0"/>
+            <w:right w:val="single" w:color="000000" w:sz="2" w:space="0"/>
+            <w:insideH w:val="single" w:color="000000" w:sz="2" w:space="0"/>
+            <w:insideV w:val="single" w:color="000000" w:sz="2" w:space="0"/>
           </w:tblBorders>
-          <w:tblLayout w:type="fixed"/>
           <w:tblCellMar>
             <w:top w:w="0" w:type="dxa"/>
             <w:left w:w="0" w:type="dxa"/>
@@ -861,7 +857,7 @@
           </w:tblCellMar>
         </w:tblPrEx>
         <w:trPr>
-          <w:trHeight w:val="632"/>
+          <w:trHeight w:val="632" w:hRule="atLeast"/>
         </w:trPr>
         <w:tc>
           <w:tcPr>
@@ -872,14 +868,14 @@
               <w:spacing w:before="178" w:line="222" w:lineRule="auto"/>
               <w:ind w:left="228"/>
               <w:rPr>
-                <w:rFonts w:ascii="黑体" w:eastAsia="黑体" w:hAnsi="黑体" w:cs="黑体"/>
+                <w:rFonts w:ascii="黑体" w:hAnsi="黑体" w:eastAsia="黑体" w:cs="黑体"/>
                 <w:sz w:val="28"/>
                 <w:szCs w:val="28"/>
               </w:rPr>
             </w:pPr>
             <w:r>
               <w:rPr>
-                <w:rFonts w:ascii="黑体" w:eastAsia="黑体" w:hAnsi="黑体" w:cs="黑体"/>
+                <w:rFonts w:ascii="黑体" w:hAnsi="黑体" w:eastAsia="黑体" w:cs="黑体"/>
                 <w:spacing w:val="-4"/>
                 <w:sz w:val="28"/>
                 <w:szCs w:val="28"/>
@@ -897,14 +893,14 @@
               <w:spacing w:before="178" w:line="222" w:lineRule="auto"/>
               <w:ind w:left="367"/>
               <w:rPr>
-                <w:rFonts w:ascii="黑体" w:eastAsia="黑体" w:hAnsi="黑体" w:cs="黑体"/>
+                <w:rFonts w:ascii="黑体" w:hAnsi="黑体" w:eastAsia="黑体" w:cs="黑体"/>
                 <w:sz w:val="28"/>
                 <w:szCs w:val="28"/>
               </w:rPr>
             </w:pPr>
             <w:r>
               <w:rPr>
-                <w:rFonts w:ascii="黑体" w:eastAsia="黑体" w:hAnsi="黑体" w:cs="黑体"/>
+                <w:rFonts w:ascii="黑体" w:hAnsi="黑体" w:eastAsia="黑体" w:cs="黑体"/>
                 <w:spacing w:val="-3"/>
                 <w:sz w:val="28"/>
                 <w:szCs w:val="28"/>
@@ -922,14 +918,14 @@
               <w:spacing w:before="178" w:line="222" w:lineRule="auto"/>
               <w:ind w:left="432"/>
               <w:rPr>
-                <w:rFonts w:ascii="黑体" w:eastAsia="黑体" w:hAnsi="黑体" w:cs="黑体"/>
+                <w:rFonts w:ascii="黑体" w:hAnsi="黑体" w:eastAsia="黑体" w:cs="黑体"/>
                 <w:sz w:val="28"/>
                 <w:szCs w:val="28"/>
               </w:rPr>
             </w:pPr>
             <w:r>
               <w:rPr>
-                <w:rFonts w:ascii="黑体" w:eastAsia="黑体" w:hAnsi="黑体" w:cs="黑体"/>
+                <w:rFonts w:ascii="黑体" w:hAnsi="黑体" w:eastAsia="黑体" w:cs="黑体"/>
                 <w:spacing w:val="-3"/>
                 <w:sz w:val="28"/>
                 <w:szCs w:val="28"/>
@@ -947,14 +943,14 @@
               <w:spacing w:before="177" w:line="223" w:lineRule="auto"/>
               <w:ind w:left="442"/>
               <w:rPr>
-                <w:rFonts w:ascii="黑体" w:eastAsia="黑体" w:hAnsi="黑体" w:cs="黑体"/>
+                <w:rFonts w:ascii="黑体" w:hAnsi="黑体" w:eastAsia="黑体" w:cs="黑体"/>
                 <w:sz w:val="28"/>
                 <w:szCs w:val="28"/>
               </w:rPr>
             </w:pPr>
             <w:r>
               <w:rPr>
-                <w:rFonts w:ascii="黑体" w:eastAsia="黑体" w:hAnsi="黑体" w:cs="黑体"/>
+                <w:rFonts w:ascii="黑体" w:hAnsi="黑体" w:eastAsia="黑体" w:cs="黑体"/>
                 <w:spacing w:val="-6"/>
                 <w:sz w:val="28"/>
                 <w:szCs w:val="28"/>
@@ -972,14 +968,14 @@
               <w:spacing w:before="177" w:line="222" w:lineRule="auto"/>
               <w:ind w:left="331"/>
               <w:rPr>
-                <w:rFonts w:ascii="黑体" w:eastAsia="黑体" w:hAnsi="黑体" w:cs="黑体"/>
+                <w:rFonts w:ascii="黑体" w:hAnsi="黑体" w:eastAsia="黑体" w:cs="黑体"/>
                 <w:sz w:val="28"/>
                 <w:szCs w:val="28"/>
               </w:rPr>
             </w:pPr>
             <w:r>
               <w:rPr>
-                <w:rFonts w:ascii="黑体" w:eastAsia="黑体" w:hAnsi="黑体" w:cs="黑体"/>
+                <w:rFonts w:ascii="黑体" w:hAnsi="黑体" w:eastAsia="黑体" w:cs="黑体"/>
                 <w:spacing w:val="-2"/>
                 <w:sz w:val="28"/>
                 <w:szCs w:val="28"/>
@@ -991,9 +987,14 @@
       </w:tr>
       <w:tr>
         <w:tblPrEx>
-          <w:tblW w:w="8508" w:type="dxa"/>
-          <w:tblInd w:w="2" w:type="dxa"/>
-          <w:tblLayout w:type="fixed"/>
+          <w:tblBorders>
+            <w:top w:val="single" w:color="000000" w:sz="2" w:space="0"/>
+            <w:left w:val="single" w:color="000000" w:sz="2" w:space="0"/>
+            <w:bottom w:val="single" w:color="000000" w:sz="2" w:space="0"/>
+            <w:right w:val="single" w:color="000000" w:sz="2" w:space="0"/>
+            <w:insideH w:val="single" w:color="000000" w:sz="2" w:space="0"/>
+            <w:insideV w:val="single" w:color="000000" w:sz="2" w:space="0"/>
+          </w:tblBorders>
           <w:tblCellMar>
             <w:top w:w="0" w:type="dxa"/>
             <w:left w:w="0" w:type="dxa"/>
@@ -1002,7 +1003,7 @@
           </w:tblCellMar>
         </w:tblPrEx>
         <w:trPr>
-          <w:trHeight w:val="865"/>
+          <w:trHeight w:val="865" w:hRule="atLeast"/>
         </w:trPr>
         <w:tc>
           <w:tcPr>
@@ -1013,14 +1014,14 @@
               <w:spacing w:before="176" w:line="241" w:lineRule="auto"/>
               <w:ind w:left="310"/>
               <w:rPr>
-                <w:rFonts w:ascii="黑体" w:eastAsia="黑体" w:hAnsi="黑体" w:cs="黑体"/>
+                <w:rFonts w:ascii="黑体" w:hAnsi="黑体" w:eastAsia="黑体" w:cs="黑体"/>
                 <w:sz w:val="28"/>
                 <w:szCs w:val="28"/>
               </w:rPr>
             </w:pPr>
             <w:r>
               <w:rPr>
-                <w:rFonts w:ascii="黑体" w:eastAsia="黑体" w:hAnsi="黑体" w:cs="黑体"/>
+                <w:rFonts w:ascii="黑体" w:hAnsi="黑体" w:eastAsia="黑体" w:cs="黑体"/>
                 <w:spacing w:val="-1"/>
                 <w:sz w:val="28"/>
                 <w:szCs w:val="28"/>
@@ -1038,14 +1039,14 @@
               <w:spacing w:before="175" w:line="224" w:lineRule="auto"/>
               <w:ind w:left="469" w:right="116" w:hanging="420"/>
               <w:rPr>
-                <w:rFonts w:ascii="黑体" w:eastAsia="黑体" w:hAnsi="黑体" w:cs="黑体"/>
+                <w:rFonts w:ascii="黑体" w:hAnsi="黑体" w:eastAsia="黑体" w:cs="黑体"/>
                 <w:sz w:val="28"/>
                 <w:szCs w:val="28"/>
               </w:rPr>
             </w:pPr>
             <w:r>
               <w:rPr>
-                <w:rFonts w:ascii="黑体" w:eastAsia="黑体" w:hAnsi="黑体" w:cs="黑体"/>
+                <w:rFonts w:ascii="黑体" w:hAnsi="黑体" w:eastAsia="黑体" w:cs="黑体"/>
                 <w:spacing w:val="-2"/>
                 <w:sz w:val="28"/>
                 <w:szCs w:val="28"/>
@@ -1054,7 +1055,7 @@
             </w:r>
             <w:r>
               <w:rPr>
-                <w:rFonts w:ascii="黑体" w:eastAsia="黑体" w:hAnsi="黑体" w:cs="黑体"/>
+                <w:rFonts w:ascii="黑体" w:hAnsi="黑体" w:eastAsia="黑体" w:cs="黑体"/>
                 <w:spacing w:val="-3"/>
                 <w:sz w:val="28"/>
                 <w:szCs w:val="28"/>
@@ -1072,14 +1073,14 @@
               <w:spacing w:before="176" w:line="223" w:lineRule="auto"/>
               <w:ind w:left="244"/>
               <w:rPr>
-                <w:rFonts w:ascii="黑体" w:eastAsia="黑体" w:hAnsi="黑体" w:cs="黑体"/>
+                <w:rFonts w:ascii="黑体" w:hAnsi="黑体" w:eastAsia="黑体" w:cs="黑体"/>
                 <w:sz w:val="28"/>
                 <w:szCs w:val="28"/>
               </w:rPr>
             </w:pPr>
             <w:r>
               <w:rPr>
-                <w:rFonts w:ascii="黑体" w:eastAsia="黑体" w:hAnsi="黑体" w:cs="黑体"/>
+                <w:rFonts w:ascii="黑体" w:hAnsi="黑体" w:eastAsia="黑体" w:cs="黑体"/>
                 <w:spacing w:val="-7"/>
                 <w:sz w:val="28"/>
                 <w:szCs w:val="28"/>
@@ -1097,14 +1098,14 @@
               <w:spacing w:before="177" w:line="222" w:lineRule="auto"/>
               <w:ind w:left="241"/>
               <w:rPr>
-                <w:rFonts w:ascii="黑体" w:eastAsia="黑体" w:hAnsi="黑体" w:cs="黑体"/>
+                <w:rFonts w:ascii="黑体" w:hAnsi="黑体" w:eastAsia="黑体" w:cs="黑体"/>
                 <w:sz w:val="28"/>
                 <w:szCs w:val="28"/>
               </w:rPr>
             </w:pPr>
             <w:r>
               <w:rPr>
-                <w:rFonts w:ascii="黑体" w:eastAsia="黑体" w:hAnsi="黑体" w:cs="黑体"/>
+                <w:rFonts w:ascii="黑体" w:hAnsi="黑体" w:eastAsia="黑体" w:cs="黑体"/>
                 <w:spacing w:val="-5"/>
                 <w:sz w:val="28"/>
                 <w:szCs w:val="28"/>
@@ -1122,14 +1123,14 @@
               <w:spacing w:before="176" w:line="241" w:lineRule="auto"/>
               <w:ind w:left="93"/>
               <w:rPr>
-                <w:rFonts w:ascii="黑体" w:eastAsia="黑体" w:hAnsi="黑体" w:cs="黑体"/>
+                <w:rFonts w:ascii="黑体" w:hAnsi="黑体" w:eastAsia="黑体" w:cs="黑体"/>
                 <w:sz w:val="28"/>
                 <w:szCs w:val="28"/>
               </w:rPr>
             </w:pPr>
             <w:r>
               <w:rPr>
-                <w:rFonts w:ascii="黑体" w:eastAsia="黑体" w:hAnsi="黑体" w:cs="黑体"/>
+                <w:rFonts w:ascii="黑体" w:hAnsi="黑体" w:eastAsia="黑体" w:cs="黑体"/>
                 <w:spacing w:val="-1"/>
                 <w:sz w:val="28"/>
                 <w:szCs w:val="28"/>
@@ -1138,7 +1139,7 @@
             </w:r>
             <w:r>
               <w:rPr>
-                <w:rFonts w:ascii="黑体" w:eastAsia="黑体" w:hAnsi="黑体" w:cs="黑体" w:hint="eastAsia"/>
+                <w:rFonts w:hint="eastAsia" w:ascii="黑体" w:hAnsi="黑体" w:eastAsia="黑体" w:cs="黑体"/>
                 <w:spacing w:val="-1"/>
                 <w:sz w:val="28"/>
                 <w:szCs w:val="28"/>
@@ -1146,11 +1147,9 @@
               </w:rPr>
               <w:t>5</w:t>
             </w:r>
-            <w:bookmarkStart w:id="0" w:name="_GoBack"/>
-            <w:bookmarkEnd w:id="0"/>
             <w:r>
               <w:rPr>
-                <w:rFonts w:ascii="黑体" w:eastAsia="黑体" w:hAnsi="黑体" w:cs="黑体"/>
+                <w:rFonts w:ascii="黑体" w:hAnsi="黑体" w:eastAsia="黑体" w:cs="黑体"/>
                 <w:spacing w:val="-1"/>
                 <w:sz w:val="28"/>
                 <w:szCs w:val="28"/>
@@ -1162,9 +1161,14 @@
       </w:tr>
       <w:tr>
         <w:tblPrEx>
-          <w:tblW w:w="8508" w:type="dxa"/>
-          <w:tblInd w:w="2" w:type="dxa"/>
-          <w:tblLayout w:type="fixed"/>
+          <w:tblBorders>
+            <w:top w:val="single" w:color="000000" w:sz="2" w:space="0"/>
+            <w:left w:val="single" w:color="000000" w:sz="2" w:space="0"/>
+            <w:bottom w:val="single" w:color="000000" w:sz="2" w:space="0"/>
+            <w:right w:val="single" w:color="000000" w:sz="2" w:space="0"/>
+            <w:insideH w:val="single" w:color="000000" w:sz="2" w:space="0"/>
+            <w:insideV w:val="single" w:color="000000" w:sz="2" w:space="0"/>
+          </w:tblBorders>
           <w:tblCellMar>
             <w:top w:w="0" w:type="dxa"/>
             <w:left w:w="0" w:type="dxa"/>
@@ -1173,7 +1177,7 @@
           </w:tblCellMar>
         </w:tblPrEx>
         <w:trPr>
-          <w:trHeight w:val="628"/>
+          <w:trHeight w:val="628" w:hRule="atLeast"/>
         </w:trPr>
         <w:tc>
           <w:tcPr>
@@ -1181,7 +1185,7 @@
           </w:tcPr>
           <w:p>
             <w:pPr>
-              <w:pStyle w:val="TableText"/>
+              <w:pStyle w:val="6"/>
             </w:pPr>
           </w:p>
         </w:tc>
@@ -1191,7 +1195,7 @@
           </w:tcPr>
           <w:p>
             <w:pPr>
-              <w:pStyle w:val="TableText"/>
+              <w:pStyle w:val="6"/>
             </w:pPr>
           </w:p>
         </w:tc>
@@ -1201,7 +1205,7 @@
           </w:tcPr>
           <w:p>
             <w:pPr>
-              <w:pStyle w:val="TableText"/>
+              <w:pStyle w:val="6"/>
             </w:pPr>
           </w:p>
         </w:tc>
@@ -1211,7 +1215,7 @@
           </w:tcPr>
           <w:p>
             <w:pPr>
-              <w:pStyle w:val="TableText"/>
+              <w:pStyle w:val="6"/>
             </w:pPr>
           </w:p>
         </w:tc>
@@ -1221,16 +1225,21 @@
           </w:tcPr>
           <w:p>
             <w:pPr>
-              <w:pStyle w:val="TableText"/>
+              <w:pStyle w:val="6"/>
             </w:pPr>
           </w:p>
         </w:tc>
       </w:tr>
       <w:tr>
         <w:tblPrEx>
-          <w:tblW w:w="8508" w:type="dxa"/>
-          <w:tblInd w:w="2" w:type="dxa"/>
-          <w:tblLayout w:type="fixed"/>
+          <w:tblBorders>
+            <w:top w:val="single" w:color="000000" w:sz="2" w:space="0"/>
+            <w:left w:val="single" w:color="000000" w:sz="2" w:space="0"/>
+            <w:bottom w:val="single" w:color="000000" w:sz="2" w:space="0"/>
+            <w:right w:val="single" w:color="000000" w:sz="2" w:space="0"/>
+            <w:insideH w:val="single" w:color="000000" w:sz="2" w:space="0"/>
+            <w:insideV w:val="single" w:color="000000" w:sz="2" w:space="0"/>
+          </w:tblBorders>
           <w:tblCellMar>
             <w:top w:w="0" w:type="dxa"/>
             <w:left w:w="0" w:type="dxa"/>
@@ -1239,7 +1248,7 @@
           </w:tblCellMar>
         </w:tblPrEx>
         <w:trPr>
-          <w:trHeight w:val="627"/>
+          <w:trHeight w:val="627" w:hRule="atLeast"/>
         </w:trPr>
         <w:tc>
           <w:tcPr>
@@ -1247,7 +1256,7 @@
           </w:tcPr>
           <w:p>
             <w:pPr>
-              <w:pStyle w:val="TableText"/>
+              <w:pStyle w:val="6"/>
             </w:pPr>
           </w:p>
         </w:tc>
@@ -1257,7 +1266,7 @@
           </w:tcPr>
           <w:p>
             <w:pPr>
-              <w:pStyle w:val="TableText"/>
+              <w:pStyle w:val="6"/>
             </w:pPr>
           </w:p>
         </w:tc>
@@ -1267,7 +1276,7 @@
           </w:tcPr>
           <w:p>
             <w:pPr>
-              <w:pStyle w:val="TableText"/>
+              <w:pStyle w:val="6"/>
             </w:pPr>
           </w:p>
         </w:tc>
@@ -1277,7 +1286,7 @@
           </w:tcPr>
           <w:p>
             <w:pPr>
-              <w:pStyle w:val="TableText"/>
+              <w:pStyle w:val="6"/>
             </w:pPr>
           </w:p>
         </w:tc>
@@ -1287,16 +1296,21 @@
           </w:tcPr>
           <w:p>
             <w:pPr>
-              <w:pStyle w:val="TableText"/>
+              <w:pStyle w:val="6"/>
             </w:pPr>
           </w:p>
         </w:tc>
       </w:tr>
       <w:tr>
         <w:tblPrEx>
-          <w:tblW w:w="8508" w:type="dxa"/>
-          <w:tblInd w:w="2" w:type="dxa"/>
-          <w:tblLayout w:type="fixed"/>
+          <w:tblBorders>
+            <w:top w:val="single" w:color="000000" w:sz="2" w:space="0"/>
+            <w:left w:val="single" w:color="000000" w:sz="2" w:space="0"/>
+            <w:bottom w:val="single" w:color="000000" w:sz="2" w:space="0"/>
+            <w:right w:val="single" w:color="000000" w:sz="2" w:space="0"/>
+            <w:insideH w:val="single" w:color="000000" w:sz="2" w:space="0"/>
+            <w:insideV w:val="single" w:color="000000" w:sz="2" w:space="0"/>
+          </w:tblBorders>
           <w:tblCellMar>
             <w:top w:w="0" w:type="dxa"/>
             <w:left w:w="0" w:type="dxa"/>
@@ -1305,7 +1319,7 @@
           </w:tblCellMar>
         </w:tblPrEx>
         <w:trPr>
-          <w:trHeight w:val="627"/>
+          <w:trHeight w:val="627" w:hRule="atLeast"/>
         </w:trPr>
         <w:tc>
           <w:tcPr>
@@ -1313,7 +1327,7 @@
           </w:tcPr>
           <w:p>
             <w:pPr>
-              <w:pStyle w:val="TableText"/>
+              <w:pStyle w:val="6"/>
             </w:pPr>
           </w:p>
         </w:tc>
@@ -1323,7 +1337,7 @@
           </w:tcPr>
           <w:p>
             <w:pPr>
-              <w:pStyle w:val="TableText"/>
+              <w:pStyle w:val="6"/>
             </w:pPr>
           </w:p>
         </w:tc>
@@ -1333,7 +1347,7 @@
           </w:tcPr>
           <w:p>
             <w:pPr>
-              <w:pStyle w:val="TableText"/>
+              <w:pStyle w:val="6"/>
             </w:pPr>
           </w:p>
         </w:tc>
@@ -1343,7 +1357,7 @@
           </w:tcPr>
           <w:p>
             <w:pPr>
-              <w:pStyle w:val="TableText"/>
+              <w:pStyle w:val="6"/>
             </w:pPr>
           </w:p>
         </w:tc>
@@ -1353,16 +1367,21 @@
           </w:tcPr>
           <w:p>
             <w:pPr>
-              <w:pStyle w:val="TableText"/>
+              <w:pStyle w:val="6"/>
             </w:pPr>
           </w:p>
         </w:tc>
       </w:tr>
       <w:tr>
         <w:tblPrEx>
-          <w:tblW w:w="8508" w:type="dxa"/>
-          <w:tblInd w:w="2" w:type="dxa"/>
-          <w:tblLayout w:type="fixed"/>
+          <w:tblBorders>
+            <w:top w:val="single" w:color="000000" w:sz="2" w:space="0"/>
+            <w:left w:val="single" w:color="000000" w:sz="2" w:space="0"/>
+            <w:bottom w:val="single" w:color="000000" w:sz="2" w:space="0"/>
+            <w:right w:val="single" w:color="000000" w:sz="2" w:space="0"/>
+            <w:insideH w:val="single" w:color="000000" w:sz="2" w:space="0"/>
+            <w:insideV w:val="single" w:color="000000" w:sz="2" w:space="0"/>
+          </w:tblBorders>
           <w:tblCellMar>
             <w:top w:w="0" w:type="dxa"/>
             <w:left w:w="0" w:type="dxa"/>
@@ -1371,7 +1390,7 @@
           </w:tblCellMar>
         </w:tblPrEx>
         <w:trPr>
-          <w:trHeight w:val="628"/>
+          <w:trHeight w:val="628" w:hRule="atLeast"/>
         </w:trPr>
         <w:tc>
           <w:tcPr>
@@ -1379,7 +1398,7 @@
           </w:tcPr>
           <w:p>
             <w:pPr>
-              <w:pStyle w:val="TableText"/>
+              <w:pStyle w:val="6"/>
             </w:pPr>
           </w:p>
         </w:tc>
@@ -1389,7 +1408,7 @@
           </w:tcPr>
           <w:p>
             <w:pPr>
-              <w:pStyle w:val="TableText"/>
+              <w:pStyle w:val="6"/>
             </w:pPr>
           </w:p>
         </w:tc>
@@ -1399,7 +1418,7 @@
           </w:tcPr>
           <w:p>
             <w:pPr>
-              <w:pStyle w:val="TableText"/>
+              <w:pStyle w:val="6"/>
             </w:pPr>
           </w:p>
         </w:tc>
@@ -1409,7 +1428,7 @@
           </w:tcPr>
           <w:p>
             <w:pPr>
-              <w:pStyle w:val="TableText"/>
+              <w:pStyle w:val="6"/>
             </w:pPr>
           </w:p>
         </w:tc>
@@ -1419,16 +1438,21 @@
           </w:tcPr>
           <w:p>
             <w:pPr>
-              <w:pStyle w:val="TableText"/>
+              <w:pStyle w:val="6"/>
             </w:pPr>
           </w:p>
         </w:tc>
       </w:tr>
       <w:tr>
         <w:tblPrEx>
-          <w:tblW w:w="8508" w:type="dxa"/>
-          <w:tblInd w:w="2" w:type="dxa"/>
-          <w:tblLayout w:type="fixed"/>
+          <w:tblBorders>
+            <w:top w:val="single" w:color="000000" w:sz="2" w:space="0"/>
+            <w:left w:val="single" w:color="000000" w:sz="2" w:space="0"/>
+            <w:bottom w:val="single" w:color="000000" w:sz="2" w:space="0"/>
+            <w:right w:val="single" w:color="000000" w:sz="2" w:space="0"/>
+            <w:insideH w:val="single" w:color="000000" w:sz="2" w:space="0"/>
+            <w:insideV w:val="single" w:color="000000" w:sz="2" w:space="0"/>
+          </w:tblBorders>
           <w:tblCellMar>
             <w:top w:w="0" w:type="dxa"/>
             <w:left w:w="0" w:type="dxa"/>
@@ -1437,7 +1461,7 @@
           </w:tblCellMar>
         </w:tblPrEx>
         <w:trPr>
-          <w:trHeight w:val="628"/>
+          <w:trHeight w:val="628" w:hRule="atLeast"/>
         </w:trPr>
         <w:tc>
           <w:tcPr>
@@ -1445,7 +1469,7 @@
           </w:tcPr>
           <w:p>
             <w:pPr>
-              <w:pStyle w:val="TableText"/>
+              <w:pStyle w:val="6"/>
             </w:pPr>
           </w:p>
         </w:tc>
@@ -1455,7 +1479,7 @@
           </w:tcPr>
           <w:p>
             <w:pPr>
-              <w:pStyle w:val="TableText"/>
+              <w:pStyle w:val="6"/>
             </w:pPr>
           </w:p>
         </w:tc>
@@ -1465,7 +1489,7 @@
           </w:tcPr>
           <w:p>
             <w:pPr>
-              <w:pStyle w:val="TableText"/>
+              <w:pStyle w:val="6"/>
             </w:pPr>
           </w:p>
         </w:tc>
@@ -1475,7 +1499,7 @@
           </w:tcPr>
           <w:p>
             <w:pPr>
-              <w:pStyle w:val="TableText"/>
+              <w:pStyle w:val="6"/>
             </w:pPr>
           </w:p>
         </w:tc>
@@ -1485,16 +1509,21 @@
           </w:tcPr>
           <w:p>
             <w:pPr>
-              <w:pStyle w:val="TableText"/>
+              <w:pStyle w:val="6"/>
             </w:pPr>
           </w:p>
         </w:tc>
       </w:tr>
       <w:tr>
         <w:tblPrEx>
-          <w:tblW w:w="8508" w:type="dxa"/>
-          <w:tblInd w:w="2" w:type="dxa"/>
-          <w:tblLayout w:type="fixed"/>
+          <w:tblBorders>
+            <w:top w:val="single" w:color="000000" w:sz="2" w:space="0"/>
+            <w:left w:val="single" w:color="000000" w:sz="2" w:space="0"/>
+            <w:bottom w:val="single" w:color="000000" w:sz="2" w:space="0"/>
+            <w:right w:val="single" w:color="000000" w:sz="2" w:space="0"/>
+            <w:insideH w:val="single" w:color="000000" w:sz="2" w:space="0"/>
+            <w:insideV w:val="single" w:color="000000" w:sz="2" w:space="0"/>
+          </w:tblBorders>
           <w:tblCellMar>
             <w:top w:w="0" w:type="dxa"/>
             <w:left w:w="0" w:type="dxa"/>
@@ -1503,7 +1532,7 @@
           </w:tblCellMar>
         </w:tblPrEx>
         <w:trPr>
-          <w:trHeight w:val="629"/>
+          <w:trHeight w:val="629" w:hRule="atLeast"/>
         </w:trPr>
         <w:tc>
           <w:tcPr>
@@ -1511,7 +1540,7 @@
           </w:tcPr>
           <w:p>
             <w:pPr>
-              <w:pStyle w:val="TableText"/>
+              <w:pStyle w:val="6"/>
             </w:pPr>
           </w:p>
         </w:tc>
@@ -1521,7 +1550,7 @@
           </w:tcPr>
           <w:p>
             <w:pPr>
-              <w:pStyle w:val="TableText"/>
+              <w:pStyle w:val="6"/>
             </w:pPr>
           </w:p>
         </w:tc>
@@ -1531,7 +1560,7 @@
           </w:tcPr>
           <w:p>
             <w:pPr>
-              <w:pStyle w:val="TableText"/>
+              <w:pStyle w:val="6"/>
             </w:pPr>
           </w:p>
         </w:tc>
@@ -1541,7 +1570,7 @@
           </w:tcPr>
           <w:p>
             <w:pPr>
-              <w:pStyle w:val="TableText"/>
+              <w:pStyle w:val="6"/>
             </w:pPr>
           </w:p>
         </w:tc>
@@ -1551,16 +1580,21 @@
           </w:tcPr>
           <w:p>
             <w:pPr>
-              <w:pStyle w:val="TableText"/>
+              <w:pStyle w:val="6"/>
             </w:pPr>
           </w:p>
         </w:tc>
       </w:tr>
       <w:tr>
         <w:tblPrEx>
-          <w:tblW w:w="8508" w:type="dxa"/>
-          <w:tblInd w:w="2" w:type="dxa"/>
-          <w:tblLayout w:type="fixed"/>
+          <w:tblBorders>
+            <w:top w:val="single" w:color="000000" w:sz="2" w:space="0"/>
+            <w:left w:val="single" w:color="000000" w:sz="2" w:space="0"/>
+            <w:bottom w:val="single" w:color="000000" w:sz="2" w:space="0"/>
+            <w:right w:val="single" w:color="000000" w:sz="2" w:space="0"/>
+            <w:insideH w:val="single" w:color="000000" w:sz="2" w:space="0"/>
+            <w:insideV w:val="single" w:color="000000" w:sz="2" w:space="0"/>
+          </w:tblBorders>
           <w:tblCellMar>
             <w:top w:w="0" w:type="dxa"/>
             <w:left w:w="0" w:type="dxa"/>
@@ -1569,7 +1603,7 @@
           </w:tblCellMar>
         </w:tblPrEx>
         <w:trPr>
-          <w:trHeight w:val="628"/>
+          <w:trHeight w:val="628" w:hRule="atLeast"/>
         </w:trPr>
         <w:tc>
           <w:tcPr>
@@ -1577,7 +1611,7 @@
           </w:tcPr>
           <w:p>
             <w:pPr>
-              <w:pStyle w:val="TableText"/>
+              <w:pStyle w:val="6"/>
             </w:pPr>
           </w:p>
         </w:tc>
@@ -1587,7 +1621,7 @@
           </w:tcPr>
           <w:p>
             <w:pPr>
-              <w:pStyle w:val="TableText"/>
+              <w:pStyle w:val="6"/>
             </w:pPr>
           </w:p>
         </w:tc>
@@ -1597,7 +1631,7 @@
           </w:tcPr>
           <w:p>
             <w:pPr>
-              <w:pStyle w:val="TableText"/>
+              <w:pStyle w:val="6"/>
             </w:pPr>
           </w:p>
         </w:tc>
@@ -1607,7 +1641,7 @@
           </w:tcPr>
           <w:p>
             <w:pPr>
-              <w:pStyle w:val="TableText"/>
+              <w:pStyle w:val="6"/>
             </w:pPr>
           </w:p>
         </w:tc>
@@ -1617,16 +1651,21 @@
           </w:tcPr>
           <w:p>
             <w:pPr>
-              <w:pStyle w:val="TableText"/>
+              <w:pStyle w:val="6"/>
             </w:pPr>
           </w:p>
         </w:tc>
       </w:tr>
       <w:tr>
         <w:tblPrEx>
-          <w:tblW w:w="8508" w:type="dxa"/>
-          <w:tblInd w:w="2" w:type="dxa"/>
-          <w:tblLayout w:type="fixed"/>
+          <w:tblBorders>
+            <w:top w:val="single" w:color="000000" w:sz="2" w:space="0"/>
+            <w:left w:val="single" w:color="000000" w:sz="2" w:space="0"/>
+            <w:bottom w:val="single" w:color="000000" w:sz="2" w:space="0"/>
+            <w:right w:val="single" w:color="000000" w:sz="2" w:space="0"/>
+            <w:insideH w:val="single" w:color="000000" w:sz="2" w:space="0"/>
+            <w:insideV w:val="single" w:color="000000" w:sz="2" w:space="0"/>
+          </w:tblBorders>
           <w:tblCellMar>
             <w:top w:w="0" w:type="dxa"/>
             <w:left w:w="0" w:type="dxa"/>
@@ -1635,7 +1674,7 @@
           </w:tblCellMar>
         </w:tblPrEx>
         <w:trPr>
-          <w:trHeight w:val="632"/>
+          <w:trHeight w:val="632" w:hRule="atLeast"/>
         </w:trPr>
         <w:tc>
           <w:tcPr>
@@ -1643,7 +1682,7 @@
           </w:tcPr>
           <w:p>
             <w:pPr>
-              <w:pStyle w:val="TableText"/>
+              <w:pStyle w:val="6"/>
             </w:pPr>
           </w:p>
         </w:tc>
@@ -1653,7 +1692,7 @@
           </w:tcPr>
           <w:p>
             <w:pPr>
-              <w:pStyle w:val="TableText"/>
+              <w:pStyle w:val="6"/>
             </w:pPr>
           </w:p>
         </w:tc>
@@ -1663,7 +1702,7 @@
           </w:tcPr>
           <w:p>
             <w:pPr>
-              <w:pStyle w:val="TableText"/>
+              <w:pStyle w:val="6"/>
             </w:pPr>
           </w:p>
         </w:tc>
@@ -1673,7 +1712,7 @@
           </w:tcPr>
           <w:p>
             <w:pPr>
-              <w:pStyle w:val="TableText"/>
+              <w:pStyle w:val="6"/>
             </w:pPr>
           </w:p>
         </w:tc>
@@ -1683,7 +1722,7 @@
           </w:tcPr>
           <w:p>
             <w:pPr>
-              <w:pStyle w:val="TableText"/>
+              <w:pStyle w:val="6"/>
             </w:pPr>
           </w:p>
         </w:tc>
@@ -1691,16 +1730,16 @@
     </w:tbl>
     <w:p>
       <w:pPr>
-        <w:pStyle w:val="BodyText"/>
+        <w:pStyle w:val="2"/>
       </w:pPr>
     </w:p>
     <w:p>
       <w:pPr>
         <w:sectPr>
-          <w:footerReference w:type="default" r:id="rId6"/>
+          <w:footerReference r:id="rId6" w:type="default"/>
           <w:pgSz w:w="11910" w:h="16840"/>
           <w:pgMar w:top="888" w:right="1638" w:bottom="1081" w:left="1758" w:header="0" w:footer="846" w:gutter="0"/>
-          <w:cols w:num="1" w:space="720"/>
+          <w:cols w:space="720" w:num="1"/>
         </w:sectPr>
       </w:pPr>
     </w:p>
@@ -1727,7 +1766,7 @@
                     <pic:cNvPicPr/>
                   </pic:nvPicPr>
                   <pic:blipFill>
-                    <a:blip xmlns:r="http://schemas.openxmlformats.org/officeDocument/2006/relationships" r:embed="rId4"/>
+                    <a:blip r:embed="rId10"/>
                     <a:stretch>
                       <a:fillRect/>
                     </a:stretch>
@@ -1750,14 +1789,14 @@
     </w:p>
     <w:p>
       <w:pPr>
-        <w:pStyle w:val="BodyText"/>
+        <w:pStyle w:val="2"/>
         <w:spacing w:line="377" w:lineRule="auto"/>
       </w:pPr>
     </w:p>
     <w:sdt>
       <w:sdtPr>
         <w:rPr>
-          <w:rFonts w:ascii="宋体" w:eastAsia="宋体" w:hAnsi="宋体" w:cs="宋体"/>
+          <w:rFonts w:ascii="宋体" w:hAnsi="宋体" w:eastAsia="宋体" w:cs="宋体"/>
           <w:sz w:val="24"/>
           <w:szCs w:val="24"/>
         </w:rPr>
@@ -1769,7 +1808,7 @@
       </w:sdtPr>
       <w:sdtEndPr>
         <w:rPr>
-          <w:rFonts w:ascii="宋体" w:eastAsia="宋体" w:hAnsi="宋体" w:cs="宋体"/>
+          <w:rFonts w:ascii="宋体" w:hAnsi="宋体" w:eastAsia="宋体" w:cs="宋体"/>
           <w:sz w:val="24"/>
           <w:szCs w:val="24"/>
         </w:rPr>
@@ -1780,14 +1819,14 @@
             <w:spacing w:before="78" w:line="221" w:lineRule="auto"/>
             <w:ind w:left="4141"/>
             <w:rPr>
-              <w:rFonts w:ascii="宋体" w:eastAsia="宋体" w:hAnsi="宋体" w:cs="宋体"/>
+              <w:rFonts w:ascii="宋体" w:hAnsi="宋体" w:eastAsia="宋体" w:cs="宋体"/>
               <w:sz w:val="24"/>
               <w:szCs w:val="24"/>
             </w:rPr>
           </w:pPr>
           <w:r>
             <w:rPr>
-              <w:rFonts w:ascii="宋体" w:eastAsia="宋体" w:hAnsi="宋体" w:cs="宋体"/>
+              <w:rFonts w:ascii="宋体" w:hAnsi="宋体" w:eastAsia="宋体" w:cs="宋体"/>
               <w:spacing w:val="-28"/>
               <w:sz w:val="24"/>
               <w:szCs w:val="24"/>
@@ -1803,7 +1842,7 @@
             <w:spacing w:before="180" w:line="185" w:lineRule="auto"/>
             <w:ind w:left="18"/>
             <w:rPr>
-              <w:rFonts w:ascii="宋体" w:eastAsia="宋体" w:hAnsi="宋体" w:cs="宋体"/>
+              <w:rFonts w:ascii="宋体" w:hAnsi="宋体" w:eastAsia="宋体" w:cs="宋体"/>
               <w:sz w:val="24"/>
               <w:szCs w:val="24"/>
             </w:rPr>
@@ -1819,7 +1858,7 @@
           </w:r>
           <w:r>
             <w:rPr>
-              <w:rFonts w:ascii="宋体" w:eastAsia="宋体" w:hAnsi="宋体" w:cs="宋体"/>
+              <w:rFonts w:ascii="宋体" w:hAnsi="宋体" w:eastAsia="宋体" w:cs="宋体"/>
               <w:spacing w:val="-28"/>
               <w:sz w:val="24"/>
               <w:szCs w:val="24"/>
@@ -1828,7 +1867,7 @@
           </w:r>
           <w:r>
             <w:rPr>
-              <w:rFonts w:ascii="宋体" w:eastAsia="宋体" w:hAnsi="宋体" w:cs="宋体"/>
+              <w:rFonts w:ascii="宋体" w:hAnsi="宋体" w:eastAsia="宋体" w:cs="宋体"/>
               <w:spacing w:val="55"/>
               <w:sz w:val="24"/>
               <w:szCs w:val="24"/>
@@ -1837,7 +1876,7 @@
           </w:r>
           <w:r>
             <w:rPr>
-              <w:rFonts w:ascii="宋体" w:eastAsia="宋体" w:hAnsi="宋体" w:cs="宋体"/>
+              <w:rFonts w:ascii="宋体" w:hAnsi="宋体" w:eastAsia="宋体" w:cs="宋体"/>
               <w:spacing w:val="-28"/>
               <w:sz w:val="24"/>
               <w:szCs w:val="24"/>
@@ -1846,7 +1885,7 @@
           </w:r>
           <w:r>
             <w:rPr>
-              <w:rFonts w:ascii="宋体" w:eastAsia="宋体" w:hAnsi="宋体" w:cs="宋体"/>
+              <w:rFonts w:ascii="宋体" w:hAnsi="宋体" w:eastAsia="宋体" w:cs="宋体"/>
               <w:sz w:val="24"/>
               <w:szCs w:val="24"/>
             </w:rPr>
@@ -1854,7 +1893,7 @@
           </w:r>
           <w:r>
             <w:rPr>
-              <w:rFonts w:ascii="宋体" w:eastAsia="宋体" w:hAnsi="宋体" w:cs="宋体"/>
+              <w:rFonts w:ascii="宋体" w:hAnsi="宋体" w:eastAsia="宋体" w:cs="宋体"/>
               <w:spacing w:val="-83"/>
               <w:sz w:val="24"/>
               <w:szCs w:val="24"/>
@@ -1863,7 +1902,7 @@
           </w:r>
           <w:r>
             <w:rPr>
-              <w:rFonts w:ascii="宋体" w:eastAsia="宋体" w:hAnsi="宋体" w:cs="宋体"/>
+              <w:rFonts w:ascii="宋体" w:hAnsi="宋体" w:eastAsia="宋体" w:cs="宋体"/>
               <w:spacing w:val="-9"/>
               <w:sz w:val="24"/>
               <w:szCs w:val="24"/>
@@ -1872,7 +1911,7 @@
           </w:r>
           <w:r>
             <w:rPr>
-              <w:rFonts w:ascii="宋体" w:eastAsia="宋体" w:hAnsi="宋体" w:cs="宋体"/>
+              <w:rFonts w:ascii="宋体" w:hAnsi="宋体" w:eastAsia="宋体" w:cs="宋体"/>
               <w:spacing w:val="-9"/>
               <w:sz w:val="24"/>
               <w:szCs w:val="24"/>
@@ -1888,7 +1927,7 @@
             <w:spacing w:before="225" w:line="184" w:lineRule="auto"/>
             <w:ind w:left="3"/>
             <w:rPr>
-              <w:rFonts w:ascii="宋体" w:eastAsia="宋体" w:hAnsi="宋体" w:cs="宋体"/>
+              <w:rFonts w:ascii="宋体" w:hAnsi="宋体" w:eastAsia="宋体" w:cs="宋体"/>
               <w:sz w:val="24"/>
               <w:szCs w:val="24"/>
             </w:rPr>
@@ -1904,7 +1943,7 @@
           </w:r>
           <w:r>
             <w:rPr>
-              <w:rFonts w:ascii="宋体" w:eastAsia="宋体" w:hAnsi="宋体" w:cs="宋体"/>
+              <w:rFonts w:ascii="宋体" w:hAnsi="宋体" w:eastAsia="宋体" w:cs="宋体"/>
               <w:spacing w:val="-5"/>
               <w:sz w:val="24"/>
               <w:szCs w:val="24"/>
@@ -1913,7 +1952,7 @@
           </w:r>
           <w:r>
             <w:rPr>
-              <w:rFonts w:ascii="宋体" w:eastAsia="宋体" w:hAnsi="宋体" w:cs="宋体"/>
+              <w:rFonts w:ascii="宋体" w:hAnsi="宋体" w:eastAsia="宋体" w:cs="宋体"/>
               <w:spacing w:val="11"/>
               <w:sz w:val="24"/>
               <w:szCs w:val="24"/>
@@ -1922,7 +1961,7 @@
           </w:r>
           <w:r>
             <w:rPr>
-              <w:rFonts w:ascii="宋体" w:eastAsia="宋体" w:hAnsi="宋体" w:cs="宋体"/>
+              <w:rFonts w:ascii="宋体" w:hAnsi="宋体" w:eastAsia="宋体" w:cs="宋体"/>
               <w:spacing w:val="-5"/>
               <w:sz w:val="24"/>
               <w:szCs w:val="24"/>
@@ -1931,7 +1970,7 @@
           </w:r>
           <w:r>
             <w:rPr>
-              <w:rFonts w:ascii="宋体" w:eastAsia="宋体" w:hAnsi="宋体" w:cs="宋体"/>
+              <w:rFonts w:ascii="宋体" w:hAnsi="宋体" w:eastAsia="宋体" w:cs="宋体"/>
               <w:sz w:val="24"/>
               <w:szCs w:val="24"/>
             </w:rPr>
@@ -1939,7 +1978,7 @@
           </w:r>
           <w:r>
             <w:rPr>
-              <w:rFonts w:ascii="宋体" w:eastAsia="宋体" w:hAnsi="宋体" w:cs="宋体"/>
+              <w:rFonts w:ascii="宋体" w:hAnsi="宋体" w:eastAsia="宋体" w:cs="宋体"/>
               <w:spacing w:val="-83"/>
               <w:sz w:val="24"/>
               <w:szCs w:val="24"/>
@@ -1948,7 +1987,7 @@
           </w:r>
           <w:r>
             <w:rPr>
-              <w:rFonts w:ascii="宋体" w:eastAsia="宋体" w:hAnsi="宋体" w:cs="宋体"/>
+              <w:rFonts w:ascii="宋体" w:hAnsi="宋体" w:eastAsia="宋体" w:cs="宋体"/>
               <w:spacing w:val="-9"/>
               <w:sz w:val="24"/>
               <w:szCs w:val="24"/>
@@ -1957,7 +1996,7 @@
           </w:r>
           <w:r>
             <w:rPr>
-              <w:rFonts w:ascii="宋体" w:eastAsia="宋体" w:hAnsi="宋体" w:cs="宋体"/>
+              <w:rFonts w:ascii="宋体" w:hAnsi="宋体" w:eastAsia="宋体" w:cs="宋体"/>
               <w:spacing w:val="-9"/>
               <w:sz w:val="24"/>
               <w:szCs w:val="24"/>
@@ -1973,7 +2012,7 @@
             <w:spacing w:before="226" w:line="185" w:lineRule="auto"/>
             <w:ind w:left="5"/>
             <w:rPr>
-              <w:rFonts w:ascii="宋体" w:eastAsia="宋体" w:hAnsi="宋体" w:cs="宋体"/>
+              <w:rFonts w:ascii="宋体" w:hAnsi="宋体" w:eastAsia="宋体" w:cs="宋体"/>
               <w:sz w:val="24"/>
               <w:szCs w:val="24"/>
             </w:rPr>
@@ -1989,7 +2028,7 @@
           </w:r>
           <w:r>
             <w:rPr>
-              <w:rFonts w:ascii="宋体" w:eastAsia="宋体" w:hAnsi="宋体" w:cs="宋体"/>
+              <w:rFonts w:ascii="宋体" w:hAnsi="宋体" w:eastAsia="宋体" w:cs="宋体"/>
               <w:spacing w:val="-10"/>
               <w:sz w:val="24"/>
               <w:szCs w:val="24"/>
@@ -1998,7 +2037,7 @@
           </w:r>
           <w:r>
             <w:rPr>
-              <w:rFonts w:ascii="宋体" w:eastAsia="宋体" w:hAnsi="宋体" w:cs="宋体"/>
+              <w:rFonts w:ascii="宋体" w:hAnsi="宋体" w:eastAsia="宋体" w:cs="宋体"/>
               <w:spacing w:val="15"/>
               <w:sz w:val="24"/>
               <w:szCs w:val="24"/>
@@ -2007,7 +2046,7 @@
           </w:r>
           <w:r>
             <w:rPr>
-              <w:rFonts w:ascii="宋体" w:eastAsia="宋体" w:hAnsi="宋体" w:cs="宋体"/>
+              <w:rFonts w:ascii="宋体" w:hAnsi="宋体" w:eastAsia="宋体" w:cs="宋体"/>
               <w:spacing w:val="-10"/>
               <w:sz w:val="24"/>
               <w:szCs w:val="24"/>
@@ -2016,7 +2055,7 @@
           </w:r>
           <w:r>
             <w:rPr>
-              <w:rFonts w:ascii="宋体" w:eastAsia="宋体" w:hAnsi="宋体" w:cs="宋体"/>
+              <w:rFonts w:ascii="宋体" w:hAnsi="宋体" w:eastAsia="宋体" w:cs="宋体"/>
               <w:sz w:val="24"/>
               <w:szCs w:val="24"/>
             </w:rPr>
@@ -2024,7 +2063,7 @@
           </w:r>
           <w:r>
             <w:rPr>
-              <w:rFonts w:ascii="宋体" w:eastAsia="宋体" w:hAnsi="宋体" w:cs="宋体"/>
+              <w:rFonts w:ascii="宋体" w:hAnsi="宋体" w:eastAsia="宋体" w:cs="宋体"/>
               <w:spacing w:val="-83"/>
               <w:sz w:val="24"/>
               <w:szCs w:val="24"/>
@@ -2033,7 +2072,7 @@
           </w:r>
           <w:r>
             <w:rPr>
-              <w:rFonts w:ascii="宋体" w:eastAsia="宋体" w:hAnsi="宋体" w:cs="宋体"/>
+              <w:rFonts w:ascii="宋体" w:hAnsi="宋体" w:eastAsia="宋体" w:cs="宋体"/>
               <w:spacing w:val="-9"/>
               <w:sz w:val="24"/>
               <w:szCs w:val="24"/>
@@ -2042,7 +2081,7 @@
           </w:r>
           <w:r>
             <w:rPr>
-              <w:rFonts w:ascii="宋体" w:eastAsia="宋体" w:hAnsi="宋体" w:cs="宋体"/>
+              <w:rFonts w:ascii="宋体" w:hAnsi="宋体" w:eastAsia="宋体" w:cs="宋体"/>
               <w:spacing w:val="-9"/>
               <w:sz w:val="24"/>
               <w:szCs w:val="24"/>
@@ -2058,7 +2097,7 @@
             <w:spacing w:before="227" w:line="185" w:lineRule="auto"/>
             <w:ind w:left="444"/>
             <w:rPr>
-              <w:rFonts w:ascii="宋体" w:eastAsia="宋体" w:hAnsi="宋体" w:cs="宋体"/>
+              <w:rFonts w:ascii="宋体" w:hAnsi="宋体" w:eastAsia="宋体" w:cs="宋体"/>
               <w:sz w:val="24"/>
               <w:szCs w:val="24"/>
             </w:rPr>
@@ -2074,7 +2113,7 @@
           </w:r>
           <w:r>
             <w:rPr>
-              <w:rFonts w:ascii="宋体" w:eastAsia="宋体" w:hAnsi="宋体" w:cs="宋体"/>
+              <w:rFonts w:ascii="宋体" w:hAnsi="宋体" w:eastAsia="宋体" w:cs="宋体"/>
               <w:spacing w:val="-4"/>
               <w:sz w:val="24"/>
               <w:szCs w:val="24"/>
@@ -2083,7 +2122,7 @@
           </w:r>
           <w:r>
             <w:rPr>
-              <w:rFonts w:ascii="宋体" w:eastAsia="宋体" w:hAnsi="宋体" w:cs="宋体"/>
+              <w:rFonts w:ascii="宋体" w:hAnsi="宋体" w:eastAsia="宋体" w:cs="宋体"/>
               <w:spacing w:val="12"/>
               <w:sz w:val="24"/>
               <w:szCs w:val="24"/>
@@ -2092,7 +2131,7 @@
           </w:r>
           <w:r>
             <w:rPr>
-              <w:rFonts w:ascii="宋体" w:eastAsia="宋体" w:hAnsi="宋体" w:cs="宋体"/>
+              <w:rFonts w:ascii="宋体" w:hAnsi="宋体" w:eastAsia="宋体" w:cs="宋体"/>
               <w:spacing w:val="-4"/>
               <w:sz w:val="24"/>
               <w:szCs w:val="24"/>
@@ -2101,7 +2140,7 @@
           </w:r>
           <w:r>
             <w:rPr>
-              <w:rFonts w:ascii="宋体" w:eastAsia="宋体" w:hAnsi="宋体" w:cs="宋体"/>
+              <w:rFonts w:ascii="宋体" w:hAnsi="宋体" w:eastAsia="宋体" w:cs="宋体"/>
               <w:sz w:val="24"/>
               <w:szCs w:val="24"/>
             </w:rPr>
@@ -2109,7 +2148,7 @@
           </w:r>
           <w:r>
             <w:rPr>
-              <w:rFonts w:ascii="宋体" w:eastAsia="宋体" w:hAnsi="宋体" w:cs="宋体"/>
+              <w:rFonts w:ascii="宋体" w:hAnsi="宋体" w:eastAsia="宋体" w:cs="宋体"/>
               <w:spacing w:val="-102"/>
               <w:sz w:val="24"/>
               <w:szCs w:val="24"/>
@@ -2118,7 +2157,7 @@
           </w:r>
           <w:r>
             <w:rPr>
-              <w:rFonts w:ascii="宋体" w:eastAsia="宋体" w:hAnsi="宋体" w:cs="宋体"/>
+              <w:rFonts w:ascii="宋体" w:hAnsi="宋体" w:eastAsia="宋体" w:cs="宋体"/>
               <w:spacing w:val="-9"/>
               <w:sz w:val="24"/>
               <w:szCs w:val="24"/>
@@ -2127,7 +2166,7 @@
           </w:r>
           <w:r>
             <w:rPr>
-              <w:rFonts w:ascii="宋体" w:eastAsia="宋体" w:hAnsi="宋体" w:cs="宋体"/>
+              <w:rFonts w:ascii="宋体" w:hAnsi="宋体" w:eastAsia="宋体" w:cs="宋体"/>
               <w:spacing w:val="-9"/>
               <w:sz w:val="24"/>
               <w:szCs w:val="24"/>
@@ -2143,7 +2182,7 @@
             <w:spacing w:before="227" w:line="185" w:lineRule="auto"/>
             <w:ind w:left="444"/>
             <w:rPr>
-              <w:rFonts w:ascii="宋体" w:eastAsia="宋体" w:hAnsi="宋体" w:cs="宋体"/>
+              <w:rFonts w:ascii="宋体" w:hAnsi="宋体" w:eastAsia="宋体" w:cs="宋体"/>
               <w:sz w:val="24"/>
               <w:szCs w:val="24"/>
             </w:rPr>
@@ -2159,7 +2198,7 @@
           </w:r>
           <w:r>
             <w:rPr>
-              <w:rFonts w:ascii="宋体" w:eastAsia="宋体" w:hAnsi="宋体" w:cs="宋体"/>
+              <w:rFonts w:ascii="宋体" w:hAnsi="宋体" w:eastAsia="宋体" w:cs="宋体"/>
               <w:spacing w:val="-2"/>
               <w:sz w:val="24"/>
               <w:szCs w:val="24"/>
@@ -2168,7 +2207,7 @@
           </w:r>
           <w:r>
             <w:rPr>
-              <w:rFonts w:ascii="宋体" w:eastAsia="宋体" w:hAnsi="宋体" w:cs="宋体"/>
+              <w:rFonts w:ascii="宋体" w:hAnsi="宋体" w:eastAsia="宋体" w:cs="宋体"/>
               <w:sz w:val="24"/>
               <w:szCs w:val="24"/>
             </w:rPr>
@@ -2176,7 +2215,7 @@
           </w:r>
           <w:r>
             <w:rPr>
-              <w:rFonts w:ascii="宋体" w:eastAsia="宋体" w:hAnsi="宋体" w:cs="宋体"/>
+              <w:rFonts w:ascii="宋体" w:hAnsi="宋体" w:eastAsia="宋体" w:cs="宋体"/>
               <w:spacing w:val="-102"/>
               <w:sz w:val="24"/>
               <w:szCs w:val="24"/>
@@ -2185,7 +2224,7 @@
           </w:r>
           <w:r>
             <w:rPr>
-              <w:rFonts w:ascii="宋体" w:eastAsia="宋体" w:hAnsi="宋体" w:cs="宋体"/>
+              <w:rFonts w:ascii="宋体" w:hAnsi="宋体" w:eastAsia="宋体" w:cs="宋体"/>
               <w:spacing w:val="-9"/>
               <w:sz w:val="24"/>
               <w:szCs w:val="24"/>
@@ -2194,7 +2233,7 @@
           </w:r>
           <w:r>
             <w:rPr>
-              <w:rFonts w:ascii="宋体" w:eastAsia="宋体" w:hAnsi="宋体" w:cs="宋体"/>
+              <w:rFonts w:ascii="宋体" w:hAnsi="宋体" w:eastAsia="宋体" w:cs="宋体"/>
               <w:spacing w:val="-9"/>
               <w:sz w:val="24"/>
               <w:szCs w:val="24"/>
@@ -2210,7 +2249,7 @@
             <w:spacing w:before="225" w:line="185" w:lineRule="auto"/>
             <w:ind w:left="444"/>
             <w:rPr>
-              <w:rFonts w:ascii="宋体" w:eastAsia="宋体" w:hAnsi="宋体" w:cs="宋体"/>
+              <w:rFonts w:ascii="宋体" w:hAnsi="宋体" w:eastAsia="宋体" w:cs="宋体"/>
               <w:sz w:val="24"/>
               <w:szCs w:val="24"/>
             </w:rPr>
@@ -2226,7 +2265,7 @@
           </w:r>
           <w:r>
             <w:rPr>
-              <w:rFonts w:ascii="宋体" w:eastAsia="宋体" w:hAnsi="宋体" w:cs="宋体"/>
+              <w:rFonts w:ascii="宋体" w:hAnsi="宋体" w:eastAsia="宋体" w:cs="宋体"/>
               <w:spacing w:val="-5"/>
               <w:sz w:val="24"/>
               <w:szCs w:val="24"/>
@@ -2235,7 +2274,7 @@
           </w:r>
           <w:r>
             <w:rPr>
-              <w:rFonts w:ascii="宋体" w:eastAsia="宋体" w:hAnsi="宋体" w:cs="宋体"/>
+              <w:rFonts w:ascii="宋体" w:hAnsi="宋体" w:eastAsia="宋体" w:cs="宋体"/>
               <w:spacing w:val="19"/>
               <w:sz w:val="24"/>
               <w:szCs w:val="24"/>
@@ -2244,7 +2283,7 @@
           </w:r>
           <w:r>
             <w:rPr>
-              <w:rFonts w:ascii="宋体" w:eastAsia="宋体" w:hAnsi="宋体" w:cs="宋体"/>
+              <w:rFonts w:ascii="宋体" w:hAnsi="宋体" w:eastAsia="宋体" w:cs="宋体"/>
               <w:spacing w:val="-5"/>
               <w:sz w:val="24"/>
               <w:szCs w:val="24"/>
@@ -2253,7 +2292,7 @@
           </w:r>
           <w:r>
             <w:rPr>
-              <w:rFonts w:ascii="宋体" w:eastAsia="宋体" w:hAnsi="宋体" w:cs="宋体"/>
+              <w:rFonts w:ascii="宋体" w:hAnsi="宋体" w:eastAsia="宋体" w:cs="宋体"/>
               <w:sz w:val="24"/>
               <w:szCs w:val="24"/>
             </w:rPr>
@@ -2261,7 +2300,7 @@
           </w:r>
           <w:r>
             <w:rPr>
-              <w:rFonts w:ascii="宋体" w:eastAsia="宋体" w:hAnsi="宋体" w:cs="宋体"/>
+              <w:rFonts w:ascii="宋体" w:hAnsi="宋体" w:eastAsia="宋体" w:cs="宋体"/>
               <w:spacing w:val="-102"/>
               <w:sz w:val="24"/>
               <w:szCs w:val="24"/>
@@ -2270,7 +2309,7 @@
           </w:r>
           <w:r>
             <w:rPr>
-              <w:rFonts w:ascii="宋体" w:eastAsia="宋体" w:hAnsi="宋体" w:cs="宋体"/>
+              <w:rFonts w:ascii="宋体" w:hAnsi="宋体" w:eastAsia="宋体" w:cs="宋体"/>
               <w:spacing w:val="-9"/>
               <w:sz w:val="24"/>
               <w:szCs w:val="24"/>
@@ -2279,7 +2318,7 @@
           </w:r>
           <w:r>
             <w:rPr>
-              <w:rFonts w:ascii="宋体" w:eastAsia="宋体" w:hAnsi="宋体" w:cs="宋体"/>
+              <w:rFonts w:ascii="宋体" w:hAnsi="宋体" w:eastAsia="宋体" w:cs="宋体"/>
               <w:spacing w:val="-9"/>
               <w:sz w:val="24"/>
               <w:szCs w:val="24"/>
@@ -2295,7 +2334,7 @@
             <w:spacing w:before="228" w:line="185" w:lineRule="auto"/>
             <w:ind w:left="444"/>
             <w:rPr>
-              <w:rFonts w:ascii="宋体" w:eastAsia="宋体" w:hAnsi="宋体" w:cs="宋体"/>
+              <w:rFonts w:ascii="宋体" w:hAnsi="宋体" w:eastAsia="宋体" w:cs="宋体"/>
               <w:sz w:val="24"/>
               <w:szCs w:val="24"/>
             </w:rPr>
@@ -2311,7 +2350,7 @@
           </w:r>
           <w:r>
             <w:rPr>
-              <w:rFonts w:ascii="宋体" w:eastAsia="宋体" w:hAnsi="宋体" w:cs="宋体"/>
+              <w:rFonts w:ascii="宋体" w:hAnsi="宋体" w:eastAsia="宋体" w:cs="宋体"/>
               <w:spacing w:val="-2"/>
               <w:sz w:val="24"/>
               <w:szCs w:val="24"/>
@@ -2320,7 +2359,7 @@
           </w:r>
           <w:r>
             <w:rPr>
-              <w:rFonts w:ascii="宋体" w:eastAsia="宋体" w:hAnsi="宋体" w:cs="宋体"/>
+              <w:rFonts w:ascii="宋体" w:hAnsi="宋体" w:eastAsia="宋体" w:cs="宋体"/>
               <w:sz w:val="24"/>
               <w:szCs w:val="24"/>
             </w:rPr>
@@ -2328,7 +2367,7 @@
           </w:r>
           <w:r>
             <w:rPr>
-              <w:rFonts w:ascii="宋体" w:eastAsia="宋体" w:hAnsi="宋体" w:cs="宋体"/>
+              <w:rFonts w:ascii="宋体" w:hAnsi="宋体" w:eastAsia="宋体" w:cs="宋体"/>
               <w:spacing w:val="-102"/>
               <w:sz w:val="24"/>
               <w:szCs w:val="24"/>
@@ -2337,7 +2376,7 @@
           </w:r>
           <w:r>
             <w:rPr>
-              <w:rFonts w:ascii="宋体" w:eastAsia="宋体" w:hAnsi="宋体" w:cs="宋体"/>
+              <w:rFonts w:ascii="宋体" w:hAnsi="宋体" w:eastAsia="宋体" w:cs="宋体"/>
               <w:spacing w:val="-9"/>
               <w:sz w:val="24"/>
               <w:szCs w:val="24"/>
@@ -2346,7 +2385,7 @@
           </w:r>
           <w:r>
             <w:rPr>
-              <w:rFonts w:ascii="宋体" w:eastAsia="宋体" w:hAnsi="宋体" w:cs="宋体"/>
+              <w:rFonts w:ascii="宋体" w:hAnsi="宋体" w:eastAsia="宋体" w:cs="宋体"/>
               <w:spacing w:val="-9"/>
               <w:sz w:val="24"/>
               <w:szCs w:val="24"/>
@@ -2362,7 +2401,7 @@
             <w:spacing w:before="225" w:line="185" w:lineRule="auto"/>
             <w:ind w:left="444"/>
             <w:rPr>
-              <w:rFonts w:ascii="宋体" w:eastAsia="宋体" w:hAnsi="宋体" w:cs="宋体"/>
+              <w:rFonts w:ascii="宋体" w:hAnsi="宋体" w:eastAsia="宋体" w:cs="宋体"/>
               <w:sz w:val="24"/>
               <w:szCs w:val="24"/>
             </w:rPr>
@@ -2378,7 +2417,7 @@
           </w:r>
           <w:r>
             <w:rPr>
-              <w:rFonts w:ascii="宋体" w:eastAsia="宋体" w:hAnsi="宋体" w:cs="宋体"/>
+              <w:rFonts w:ascii="宋体" w:hAnsi="宋体" w:eastAsia="宋体" w:cs="宋体"/>
               <w:spacing w:val="-2"/>
               <w:sz w:val="24"/>
               <w:szCs w:val="24"/>
@@ -2387,7 +2426,7 @@
           </w:r>
           <w:r>
             <w:rPr>
-              <w:rFonts w:ascii="宋体" w:eastAsia="宋体" w:hAnsi="宋体" w:cs="宋体"/>
+              <w:rFonts w:ascii="宋体" w:hAnsi="宋体" w:eastAsia="宋体" w:cs="宋体"/>
               <w:sz w:val="24"/>
               <w:szCs w:val="24"/>
             </w:rPr>
@@ -2395,7 +2434,7 @@
           </w:r>
           <w:r>
             <w:rPr>
-              <w:rFonts w:ascii="宋体" w:eastAsia="宋体" w:hAnsi="宋体" w:cs="宋体"/>
+              <w:rFonts w:ascii="宋体" w:hAnsi="宋体" w:eastAsia="宋体" w:cs="宋体"/>
               <w:spacing w:val="-96"/>
               <w:sz w:val="24"/>
               <w:szCs w:val="24"/>
@@ -2404,7 +2443,7 @@
           </w:r>
           <w:r>
             <w:rPr>
-              <w:rFonts w:ascii="宋体" w:eastAsia="宋体" w:hAnsi="宋体" w:cs="宋体"/>
+              <w:rFonts w:ascii="宋体" w:hAnsi="宋体" w:eastAsia="宋体" w:cs="宋体"/>
               <w:spacing w:val="-15"/>
               <w:sz w:val="24"/>
               <w:szCs w:val="24"/>
@@ -2413,7 +2452,7 @@
           </w:r>
           <w:r>
             <w:rPr>
-              <w:rFonts w:ascii="宋体" w:eastAsia="宋体" w:hAnsi="宋体" w:cs="宋体"/>
+              <w:rFonts w:ascii="宋体" w:hAnsi="宋体" w:eastAsia="宋体" w:cs="宋体"/>
               <w:spacing w:val="-15"/>
               <w:sz w:val="24"/>
               <w:szCs w:val="24"/>
@@ -2429,7 +2468,7 @@
             <w:spacing w:before="227" w:line="185" w:lineRule="auto"/>
             <w:ind w:left="444"/>
             <w:rPr>
-              <w:rFonts w:ascii="宋体" w:eastAsia="宋体" w:hAnsi="宋体" w:cs="宋体"/>
+              <w:rFonts w:ascii="宋体" w:hAnsi="宋体" w:eastAsia="宋体" w:cs="宋体"/>
               <w:sz w:val="24"/>
               <w:szCs w:val="24"/>
             </w:rPr>
@@ -2445,7 +2484,7 @@
           </w:r>
           <w:r>
             <w:rPr>
-              <w:rFonts w:ascii="宋体" w:eastAsia="宋体" w:hAnsi="宋体" w:cs="宋体"/>
+              <w:rFonts w:ascii="宋体" w:hAnsi="宋体" w:eastAsia="宋体" w:cs="宋体"/>
               <w:spacing w:val="-2"/>
               <w:sz w:val="24"/>
               <w:szCs w:val="24"/>
@@ -2454,7 +2493,7 @@
           </w:r>
           <w:r>
             <w:rPr>
-              <w:rFonts w:ascii="宋体" w:eastAsia="宋体" w:hAnsi="宋体" w:cs="宋体"/>
+              <w:rFonts w:ascii="宋体" w:hAnsi="宋体" w:eastAsia="宋体" w:cs="宋体"/>
               <w:sz w:val="24"/>
               <w:szCs w:val="24"/>
             </w:rPr>
@@ -2462,7 +2501,7 @@
           </w:r>
           <w:r>
             <w:rPr>
-              <w:rFonts w:ascii="宋体" w:eastAsia="宋体" w:hAnsi="宋体" w:cs="宋体"/>
+              <w:rFonts w:ascii="宋体" w:hAnsi="宋体" w:eastAsia="宋体" w:cs="宋体"/>
               <w:spacing w:val="-96"/>
               <w:sz w:val="24"/>
               <w:szCs w:val="24"/>
@@ -2471,7 +2510,7 @@
           </w:r>
           <w:r>
             <w:rPr>
-              <w:rFonts w:ascii="宋体" w:eastAsia="宋体" w:hAnsi="宋体" w:cs="宋体"/>
+              <w:rFonts w:ascii="宋体" w:hAnsi="宋体" w:eastAsia="宋体" w:cs="宋体"/>
               <w:spacing w:val="-15"/>
               <w:sz w:val="24"/>
               <w:szCs w:val="24"/>
@@ -2480,7 +2519,7 @@
           </w:r>
           <w:r>
             <w:rPr>
-              <w:rFonts w:ascii="宋体" w:eastAsia="宋体" w:hAnsi="宋体" w:cs="宋体"/>
+              <w:rFonts w:ascii="宋体" w:hAnsi="宋体" w:eastAsia="宋体" w:cs="宋体"/>
               <w:spacing w:val="-15"/>
               <w:sz w:val="24"/>
               <w:szCs w:val="24"/>
@@ -2496,7 +2535,7 @@
             <w:spacing w:before="226" w:line="184" w:lineRule="auto"/>
             <w:ind w:left="444"/>
             <w:rPr>
-              <w:rFonts w:ascii="宋体" w:eastAsia="宋体" w:hAnsi="宋体" w:cs="宋体"/>
+              <w:rFonts w:ascii="宋体" w:hAnsi="宋体" w:eastAsia="宋体" w:cs="宋体"/>
               <w:sz w:val="24"/>
               <w:szCs w:val="24"/>
             </w:rPr>
@@ -2512,7 +2551,7 @@
           </w:r>
           <w:r>
             <w:rPr>
-              <w:rFonts w:ascii="宋体" w:eastAsia="宋体" w:hAnsi="宋体" w:cs="宋体"/>
+              <w:rFonts w:ascii="宋体" w:hAnsi="宋体" w:eastAsia="宋体" w:cs="宋体"/>
               <w:spacing w:val="-4"/>
               <w:sz w:val="24"/>
               <w:szCs w:val="24"/>
@@ -2521,7 +2560,7 @@
           </w:r>
           <w:r>
             <w:rPr>
-              <w:rFonts w:ascii="宋体" w:eastAsia="宋体" w:hAnsi="宋体" w:cs="宋体"/>
+              <w:rFonts w:ascii="宋体" w:hAnsi="宋体" w:eastAsia="宋体" w:cs="宋体"/>
               <w:spacing w:val="12"/>
               <w:sz w:val="24"/>
               <w:szCs w:val="24"/>
@@ -2530,7 +2569,7 @@
           </w:r>
           <w:r>
             <w:rPr>
-              <w:rFonts w:ascii="宋体" w:eastAsia="宋体" w:hAnsi="宋体" w:cs="宋体"/>
+              <w:rFonts w:ascii="宋体" w:hAnsi="宋体" w:eastAsia="宋体" w:cs="宋体"/>
               <w:spacing w:val="-4"/>
               <w:sz w:val="24"/>
               <w:szCs w:val="24"/>
@@ -2539,7 +2578,7 @@
           </w:r>
           <w:r>
             <w:rPr>
-              <w:rFonts w:ascii="宋体" w:eastAsia="宋体" w:hAnsi="宋体" w:cs="宋体"/>
+              <w:rFonts w:ascii="宋体" w:hAnsi="宋体" w:eastAsia="宋体" w:cs="宋体"/>
               <w:sz w:val="24"/>
               <w:szCs w:val="24"/>
             </w:rPr>
@@ -2547,7 +2586,7 @@
           </w:r>
           <w:r>
             <w:rPr>
-              <w:rFonts w:ascii="宋体" w:eastAsia="宋体" w:hAnsi="宋体" w:cs="宋体"/>
+              <w:rFonts w:ascii="宋体" w:hAnsi="宋体" w:eastAsia="宋体" w:cs="宋体"/>
               <w:spacing w:val="-96"/>
               <w:sz w:val="24"/>
               <w:szCs w:val="24"/>
@@ -2556,7 +2595,7 @@
           </w:r>
           <w:r>
             <w:rPr>
-              <w:rFonts w:ascii="宋体" w:eastAsia="宋体" w:hAnsi="宋体" w:cs="宋体"/>
+              <w:rFonts w:ascii="宋体" w:hAnsi="宋体" w:eastAsia="宋体" w:cs="宋体"/>
               <w:spacing w:val="-15"/>
               <w:sz w:val="24"/>
               <w:szCs w:val="24"/>
@@ -2565,7 +2604,7 @@
           </w:r>
           <w:r>
             <w:rPr>
-              <w:rFonts w:ascii="宋体" w:eastAsia="宋体" w:hAnsi="宋体" w:cs="宋体"/>
+              <w:rFonts w:ascii="宋体" w:hAnsi="宋体" w:eastAsia="宋体" w:cs="宋体"/>
               <w:spacing w:val="-15"/>
               <w:sz w:val="24"/>
               <w:szCs w:val="24"/>
@@ -2581,7 +2620,7 @@
             <w:spacing w:before="228" w:line="185" w:lineRule="auto"/>
             <w:ind w:left="444"/>
             <w:rPr>
-              <w:rFonts w:ascii="宋体" w:eastAsia="宋体" w:hAnsi="宋体" w:cs="宋体"/>
+              <w:rFonts w:ascii="宋体" w:hAnsi="宋体" w:eastAsia="宋体" w:cs="宋体"/>
               <w:sz w:val="24"/>
               <w:szCs w:val="24"/>
             </w:rPr>
@@ -2597,7 +2636,7 @@
           </w:r>
           <w:r>
             <w:rPr>
-              <w:rFonts w:ascii="宋体" w:eastAsia="宋体" w:hAnsi="宋体" w:cs="宋体"/>
+              <w:rFonts w:ascii="宋体" w:hAnsi="宋体" w:eastAsia="宋体" w:cs="宋体"/>
               <w:spacing w:val="-7"/>
               <w:sz w:val="24"/>
               <w:szCs w:val="24"/>
@@ -2606,7 +2645,7 @@
           </w:r>
           <w:r>
             <w:rPr>
-              <w:rFonts w:ascii="宋体" w:eastAsia="宋体" w:hAnsi="宋体" w:cs="宋体"/>
+              <w:rFonts w:ascii="宋体" w:hAnsi="宋体" w:eastAsia="宋体" w:cs="宋体"/>
               <w:spacing w:val="33"/>
               <w:sz w:val="24"/>
               <w:szCs w:val="24"/>
@@ -2615,7 +2654,7 @@
           </w:r>
           <w:r>
             <w:rPr>
-              <w:rFonts w:ascii="宋体" w:eastAsia="宋体" w:hAnsi="宋体" w:cs="宋体"/>
+              <w:rFonts w:ascii="宋体" w:hAnsi="宋体" w:eastAsia="宋体" w:cs="宋体"/>
               <w:spacing w:val="-7"/>
               <w:sz w:val="24"/>
               <w:szCs w:val="24"/>
@@ -2624,7 +2663,7 @@
           </w:r>
           <w:r>
             <w:rPr>
-              <w:rFonts w:ascii="宋体" w:eastAsia="宋体" w:hAnsi="宋体" w:cs="宋体"/>
+              <w:rFonts w:ascii="宋体" w:hAnsi="宋体" w:eastAsia="宋体" w:cs="宋体"/>
               <w:sz w:val="24"/>
               <w:szCs w:val="24"/>
             </w:rPr>
@@ -2632,7 +2671,7 @@
           </w:r>
           <w:r>
             <w:rPr>
-              <w:rFonts w:ascii="宋体" w:eastAsia="宋体" w:hAnsi="宋体" w:cs="宋体"/>
+              <w:rFonts w:ascii="宋体" w:hAnsi="宋体" w:eastAsia="宋体" w:cs="宋体"/>
               <w:spacing w:val="-96"/>
               <w:sz w:val="24"/>
               <w:szCs w:val="24"/>
@@ -2641,7 +2680,7 @@
           </w:r>
           <w:r>
             <w:rPr>
-              <w:rFonts w:ascii="宋体" w:eastAsia="宋体" w:hAnsi="宋体" w:cs="宋体"/>
+              <w:rFonts w:ascii="宋体" w:hAnsi="宋体" w:eastAsia="宋体" w:cs="宋体"/>
               <w:spacing w:val="-15"/>
               <w:sz w:val="24"/>
               <w:szCs w:val="24"/>
@@ -2650,7 +2689,7 @@
           </w:r>
           <w:r>
             <w:rPr>
-              <w:rFonts w:ascii="宋体" w:eastAsia="宋体" w:hAnsi="宋体" w:cs="宋体"/>
+              <w:rFonts w:ascii="宋体" w:hAnsi="宋体" w:eastAsia="宋体" w:cs="宋体"/>
               <w:spacing w:val="-15"/>
               <w:sz w:val="24"/>
               <w:szCs w:val="24"/>
@@ -2665,7 +2704,7 @@
             </w:tabs>
             <w:spacing w:before="225" w:line="185" w:lineRule="auto"/>
             <w:rPr>
-              <w:rFonts w:ascii="宋体" w:eastAsia="宋体" w:hAnsi="宋体" w:cs="宋体"/>
+              <w:rFonts w:ascii="宋体" w:hAnsi="宋体" w:eastAsia="宋体" w:cs="宋体"/>
               <w:sz w:val="24"/>
               <w:szCs w:val="24"/>
             </w:rPr>
@@ -2681,7 +2720,7 @@
           </w:r>
           <w:r>
             <w:rPr>
-              <w:rFonts w:ascii="宋体" w:eastAsia="宋体" w:hAnsi="宋体" w:cs="宋体"/>
+              <w:rFonts w:ascii="宋体" w:hAnsi="宋体" w:eastAsia="宋体" w:cs="宋体"/>
               <w:spacing w:val="-7"/>
               <w:sz w:val="24"/>
               <w:szCs w:val="24"/>
@@ -2690,7 +2729,7 @@
           </w:r>
           <w:r>
             <w:rPr>
-              <w:rFonts w:ascii="宋体" w:eastAsia="宋体" w:hAnsi="宋体" w:cs="宋体"/>
+              <w:rFonts w:ascii="宋体" w:hAnsi="宋体" w:eastAsia="宋体" w:cs="宋体"/>
               <w:spacing w:val="11"/>
               <w:sz w:val="24"/>
               <w:szCs w:val="24"/>
@@ -2699,7 +2738,7 @@
           </w:r>
           <w:r>
             <w:rPr>
-              <w:rFonts w:ascii="宋体" w:eastAsia="宋体" w:hAnsi="宋体" w:cs="宋体"/>
+              <w:rFonts w:ascii="宋体" w:hAnsi="宋体" w:eastAsia="宋体" w:cs="宋体"/>
               <w:spacing w:val="-7"/>
               <w:sz w:val="24"/>
               <w:szCs w:val="24"/>
@@ -2708,7 +2747,7 @@
           </w:r>
           <w:r>
             <w:rPr>
-              <w:rFonts w:ascii="宋体" w:eastAsia="宋体" w:hAnsi="宋体" w:cs="宋体"/>
+              <w:rFonts w:ascii="宋体" w:hAnsi="宋体" w:eastAsia="宋体" w:cs="宋体"/>
               <w:sz w:val="24"/>
               <w:szCs w:val="24"/>
             </w:rPr>
@@ -2716,7 +2755,7 @@
           </w:r>
           <w:r>
             <w:rPr>
-              <w:rFonts w:ascii="宋体" w:eastAsia="宋体" w:hAnsi="宋体" w:cs="宋体"/>
+              <w:rFonts w:ascii="宋体" w:hAnsi="宋体" w:eastAsia="宋体" w:cs="宋体"/>
               <w:spacing w:val="-77"/>
               <w:sz w:val="24"/>
               <w:szCs w:val="24"/>
@@ -2725,7 +2764,7 @@
           </w:r>
           <w:r>
             <w:rPr>
-              <w:rFonts w:ascii="宋体" w:eastAsia="宋体" w:hAnsi="宋体" w:cs="宋体"/>
+              <w:rFonts w:ascii="宋体" w:hAnsi="宋体" w:eastAsia="宋体" w:cs="宋体"/>
               <w:spacing w:val="-15"/>
               <w:sz w:val="24"/>
               <w:szCs w:val="24"/>
@@ -2734,7 +2773,7 @@
           </w:r>
           <w:r>
             <w:rPr>
-              <w:rFonts w:ascii="宋体" w:eastAsia="宋体" w:hAnsi="宋体" w:cs="宋体"/>
+              <w:rFonts w:ascii="宋体" w:hAnsi="宋体" w:eastAsia="宋体" w:cs="宋体"/>
               <w:spacing w:val="-15"/>
               <w:sz w:val="24"/>
               <w:szCs w:val="24"/>
@@ -2750,7 +2789,7 @@
             <w:spacing w:before="228" w:line="185" w:lineRule="auto"/>
             <w:ind w:left="5"/>
             <w:rPr>
-              <w:rFonts w:ascii="宋体" w:eastAsia="宋体" w:hAnsi="宋体" w:cs="宋体"/>
+              <w:rFonts w:ascii="宋体" w:hAnsi="宋体" w:eastAsia="宋体" w:cs="宋体"/>
               <w:sz w:val="24"/>
               <w:szCs w:val="24"/>
             </w:rPr>
@@ -2766,7 +2805,7 @@
           </w:r>
           <w:r>
             <w:rPr>
-              <w:rFonts w:ascii="宋体" w:eastAsia="宋体" w:hAnsi="宋体" w:cs="宋体"/>
+              <w:rFonts w:ascii="宋体" w:hAnsi="宋体" w:eastAsia="宋体" w:cs="宋体"/>
               <w:spacing w:val="-2"/>
               <w:sz w:val="24"/>
               <w:szCs w:val="24"/>
@@ -2775,7 +2814,7 @@
           </w:r>
           <w:r>
             <w:rPr>
-              <w:rFonts w:ascii="宋体" w:eastAsia="宋体" w:hAnsi="宋体" w:cs="宋体"/>
+              <w:rFonts w:ascii="宋体" w:hAnsi="宋体" w:eastAsia="宋体" w:cs="宋体"/>
               <w:sz w:val="24"/>
               <w:szCs w:val="24"/>
             </w:rPr>
@@ -2783,7 +2822,7 @@
           </w:r>
           <w:r>
             <w:rPr>
-              <w:rFonts w:ascii="宋体" w:eastAsia="宋体" w:hAnsi="宋体" w:cs="宋体"/>
+              <w:rFonts w:ascii="宋体" w:hAnsi="宋体" w:eastAsia="宋体" w:cs="宋体"/>
               <w:spacing w:val="-80"/>
               <w:sz w:val="24"/>
               <w:szCs w:val="24"/>
@@ -2792,7 +2831,7 @@
           </w:r>
           <w:r>
             <w:rPr>
-              <w:rFonts w:ascii="宋体" w:eastAsia="宋体" w:hAnsi="宋体" w:cs="宋体"/>
+              <w:rFonts w:ascii="宋体" w:hAnsi="宋体" w:eastAsia="宋体" w:cs="宋体"/>
               <w:spacing w:val="-12"/>
               <w:sz w:val="24"/>
               <w:szCs w:val="24"/>
@@ -2801,7 +2840,7 @@
           </w:r>
           <w:r>
             <w:rPr>
-              <w:rFonts w:ascii="宋体" w:eastAsia="宋体" w:hAnsi="宋体" w:cs="宋体"/>
+              <w:rFonts w:ascii="宋体" w:hAnsi="宋体" w:eastAsia="宋体" w:cs="宋体"/>
               <w:spacing w:val="-12"/>
               <w:sz w:val="24"/>
               <w:szCs w:val="24"/>
@@ -2817,7 +2856,7 @@
             <w:spacing w:before="225" w:line="185" w:lineRule="auto"/>
             <w:ind w:left="444"/>
             <w:rPr>
-              <w:rFonts w:ascii="宋体" w:eastAsia="宋体" w:hAnsi="宋体" w:cs="宋体"/>
+              <w:rFonts w:ascii="宋体" w:hAnsi="宋体" w:eastAsia="宋体" w:cs="宋体"/>
               <w:sz w:val="24"/>
               <w:szCs w:val="24"/>
             </w:rPr>
@@ -2833,7 +2872,7 @@
           </w:r>
           <w:r>
             <w:rPr>
-              <w:rFonts w:ascii="宋体" w:eastAsia="宋体" w:hAnsi="宋体" w:cs="宋体"/>
+              <w:rFonts w:ascii="宋体" w:hAnsi="宋体" w:eastAsia="宋体" w:cs="宋体"/>
               <w:spacing w:val="-2"/>
               <w:sz w:val="24"/>
               <w:szCs w:val="24"/>
@@ -2842,7 +2881,7 @@
           </w:r>
           <w:r>
             <w:rPr>
-              <w:rFonts w:ascii="宋体" w:eastAsia="宋体" w:hAnsi="宋体" w:cs="宋体"/>
+              <w:rFonts w:ascii="宋体" w:hAnsi="宋体" w:eastAsia="宋体" w:cs="宋体"/>
               <w:sz w:val="24"/>
               <w:szCs w:val="24"/>
             </w:rPr>
@@ -2850,7 +2889,7 @@
           </w:r>
           <w:r>
             <w:rPr>
-              <w:rFonts w:ascii="宋体" w:eastAsia="宋体" w:hAnsi="宋体" w:cs="宋体"/>
+              <w:rFonts w:ascii="宋体" w:hAnsi="宋体" w:eastAsia="宋体" w:cs="宋体"/>
               <w:spacing w:val="-99"/>
               <w:sz w:val="24"/>
               <w:szCs w:val="24"/>
@@ -2859,7 +2898,7 @@
           </w:r>
           <w:r>
             <w:rPr>
-              <w:rFonts w:ascii="宋体" w:eastAsia="宋体" w:hAnsi="宋体" w:cs="宋体"/>
+              <w:rFonts w:ascii="宋体" w:hAnsi="宋体" w:eastAsia="宋体" w:cs="宋体"/>
               <w:spacing w:val="-12"/>
               <w:sz w:val="24"/>
               <w:szCs w:val="24"/>
@@ -2868,7 +2907,7 @@
           </w:r>
           <w:r>
             <w:rPr>
-              <w:rFonts w:ascii="宋体" w:eastAsia="宋体" w:hAnsi="宋体" w:cs="宋体"/>
+              <w:rFonts w:ascii="宋体" w:hAnsi="宋体" w:eastAsia="宋体" w:cs="宋体"/>
               <w:spacing w:val="-12"/>
               <w:sz w:val="24"/>
               <w:szCs w:val="24"/>
@@ -2884,7 +2923,7 @@
             <w:spacing w:before="228" w:line="185" w:lineRule="auto"/>
             <w:ind w:left="444"/>
             <w:rPr>
-              <w:rFonts w:ascii="宋体" w:eastAsia="宋体" w:hAnsi="宋体" w:cs="宋体"/>
+              <w:rFonts w:ascii="宋体" w:hAnsi="宋体" w:eastAsia="宋体" w:cs="宋体"/>
               <w:sz w:val="24"/>
               <w:szCs w:val="24"/>
             </w:rPr>
@@ -2900,7 +2939,7 @@
           </w:r>
           <w:r>
             <w:rPr>
-              <w:rFonts w:ascii="宋体" w:eastAsia="宋体" w:hAnsi="宋体" w:cs="宋体"/>
+              <w:rFonts w:ascii="宋体" w:hAnsi="宋体" w:eastAsia="宋体" w:cs="宋体"/>
               <w:spacing w:val="-2"/>
               <w:sz w:val="24"/>
               <w:szCs w:val="24"/>
@@ -2909,7 +2948,7 @@
           </w:r>
           <w:r>
             <w:rPr>
-              <w:rFonts w:ascii="宋体" w:eastAsia="宋体" w:hAnsi="宋体" w:cs="宋体"/>
+              <w:rFonts w:ascii="宋体" w:hAnsi="宋体" w:eastAsia="宋体" w:cs="宋体"/>
               <w:sz w:val="24"/>
               <w:szCs w:val="24"/>
             </w:rPr>
@@ -2917,7 +2956,7 @@
           </w:r>
           <w:r>
             <w:rPr>
-              <w:rFonts w:ascii="宋体" w:eastAsia="宋体" w:hAnsi="宋体" w:cs="宋体"/>
+              <w:rFonts w:ascii="宋体" w:hAnsi="宋体" w:eastAsia="宋体" w:cs="宋体"/>
               <w:spacing w:val="-99"/>
               <w:sz w:val="24"/>
               <w:szCs w:val="24"/>
@@ -2926,7 +2965,7 @@
           </w:r>
           <w:r>
             <w:rPr>
-              <w:rFonts w:ascii="宋体" w:eastAsia="宋体" w:hAnsi="宋体" w:cs="宋体"/>
+              <w:rFonts w:ascii="宋体" w:hAnsi="宋体" w:eastAsia="宋体" w:cs="宋体"/>
               <w:spacing w:val="-12"/>
               <w:sz w:val="24"/>
               <w:szCs w:val="24"/>
@@ -2935,7 +2974,7 @@
           </w:r>
           <w:r>
             <w:rPr>
-              <w:rFonts w:ascii="宋体" w:eastAsia="宋体" w:hAnsi="宋体" w:cs="宋体"/>
+              <w:rFonts w:ascii="宋体" w:hAnsi="宋体" w:eastAsia="宋体" w:cs="宋体"/>
               <w:spacing w:val="-12"/>
               <w:sz w:val="24"/>
               <w:szCs w:val="24"/>
@@ -2951,7 +2990,7 @@
             <w:spacing w:before="227" w:line="185" w:lineRule="auto"/>
             <w:ind w:left="444"/>
             <w:rPr>
-              <w:rFonts w:ascii="宋体" w:eastAsia="宋体" w:hAnsi="宋体" w:cs="宋体"/>
+              <w:rFonts w:ascii="宋体" w:hAnsi="宋体" w:eastAsia="宋体" w:cs="宋体"/>
               <w:sz w:val="24"/>
               <w:szCs w:val="24"/>
             </w:rPr>
@@ -2967,7 +3006,7 @@
           </w:r>
           <w:r>
             <w:rPr>
-              <w:rFonts w:ascii="宋体" w:eastAsia="宋体" w:hAnsi="宋体" w:cs="宋体"/>
+              <w:rFonts w:ascii="宋体" w:hAnsi="宋体" w:eastAsia="宋体" w:cs="宋体"/>
               <w:spacing w:val="-2"/>
               <w:sz w:val="24"/>
               <w:szCs w:val="24"/>
@@ -2976,7 +3015,7 @@
           </w:r>
           <w:r>
             <w:rPr>
-              <w:rFonts w:ascii="宋体" w:eastAsia="宋体" w:hAnsi="宋体" w:cs="宋体"/>
+              <w:rFonts w:ascii="宋体" w:hAnsi="宋体" w:eastAsia="宋体" w:cs="宋体"/>
               <w:sz w:val="24"/>
               <w:szCs w:val="24"/>
             </w:rPr>
@@ -2984,7 +3023,7 @@
           </w:r>
           <w:r>
             <w:rPr>
-              <w:rFonts w:ascii="宋体" w:eastAsia="宋体" w:hAnsi="宋体" w:cs="宋体"/>
+              <w:rFonts w:ascii="宋体" w:hAnsi="宋体" w:eastAsia="宋体" w:cs="宋体"/>
               <w:spacing w:val="-95"/>
               <w:sz w:val="24"/>
               <w:szCs w:val="24"/>
@@ -2993,7 +3032,7 @@
           </w:r>
           <w:r>
             <w:rPr>
-              <w:rFonts w:ascii="宋体" w:eastAsia="宋体" w:hAnsi="宋体" w:cs="宋体"/>
+              <w:rFonts w:ascii="宋体" w:hAnsi="宋体" w:eastAsia="宋体" w:cs="宋体"/>
               <w:spacing w:val="-16"/>
               <w:sz w:val="24"/>
               <w:szCs w:val="24"/>
@@ -3002,7 +3041,7 @@
           </w:r>
           <w:r>
             <w:rPr>
-              <w:rFonts w:ascii="宋体" w:eastAsia="宋体" w:hAnsi="宋体" w:cs="宋体"/>
+              <w:rFonts w:ascii="宋体" w:hAnsi="宋体" w:eastAsia="宋体" w:cs="宋体"/>
               <w:spacing w:val="-16"/>
               <w:sz w:val="24"/>
               <w:szCs w:val="24"/>
@@ -3018,7 +3057,7 @@
             <w:spacing w:before="225" w:line="185" w:lineRule="auto"/>
             <w:ind w:left="444"/>
             <w:rPr>
-              <w:rFonts w:ascii="宋体" w:eastAsia="宋体" w:hAnsi="宋体" w:cs="宋体"/>
+              <w:rFonts w:ascii="宋体" w:hAnsi="宋体" w:eastAsia="宋体" w:cs="宋体"/>
               <w:sz w:val="24"/>
               <w:szCs w:val="24"/>
             </w:rPr>
@@ -3034,7 +3073,7 @@
           </w:r>
           <w:r>
             <w:rPr>
-              <w:rFonts w:ascii="宋体" w:eastAsia="宋体" w:hAnsi="宋体" w:cs="宋体"/>
+              <w:rFonts w:ascii="宋体" w:hAnsi="宋体" w:eastAsia="宋体" w:cs="宋体"/>
               <w:spacing w:val="-2"/>
               <w:sz w:val="24"/>
               <w:szCs w:val="24"/>
@@ -3043,7 +3082,7 @@
           </w:r>
           <w:r>
             <w:rPr>
-              <w:rFonts w:ascii="宋体" w:eastAsia="宋体" w:hAnsi="宋体" w:cs="宋体"/>
+              <w:rFonts w:ascii="宋体" w:hAnsi="宋体" w:eastAsia="宋体" w:cs="宋体"/>
               <w:sz w:val="24"/>
               <w:szCs w:val="24"/>
             </w:rPr>
@@ -3051,7 +3090,7 @@
           </w:r>
           <w:r>
             <w:rPr>
-              <w:rFonts w:ascii="宋体" w:eastAsia="宋体" w:hAnsi="宋体" w:cs="宋体"/>
+              <w:rFonts w:ascii="宋体" w:hAnsi="宋体" w:eastAsia="宋体" w:cs="宋体"/>
               <w:spacing w:val="-100"/>
               <w:sz w:val="24"/>
               <w:szCs w:val="24"/>
@@ -3060,7 +3099,7 @@
           </w:r>
           <w:r>
             <w:rPr>
-              <w:rFonts w:ascii="宋体" w:eastAsia="宋体" w:hAnsi="宋体" w:cs="宋体"/>
+              <w:rFonts w:ascii="宋体" w:hAnsi="宋体" w:eastAsia="宋体" w:cs="宋体"/>
               <w:spacing w:val="-11"/>
               <w:sz w:val="24"/>
               <w:szCs w:val="24"/>
@@ -3069,7 +3108,7 @@
           </w:r>
           <w:r>
             <w:rPr>
-              <w:rFonts w:ascii="宋体" w:eastAsia="宋体" w:hAnsi="宋体" w:cs="宋体"/>
+              <w:rFonts w:ascii="宋体" w:hAnsi="宋体" w:eastAsia="宋体" w:cs="宋体"/>
               <w:spacing w:val="-11"/>
               <w:sz w:val="24"/>
               <w:szCs w:val="24"/>
@@ -3085,7 +3124,7 @@
             <w:spacing w:before="228" w:line="184" w:lineRule="auto"/>
             <w:ind w:left="2"/>
             <w:rPr>
-              <w:rFonts w:ascii="宋体" w:eastAsia="宋体" w:hAnsi="宋体" w:cs="宋体"/>
+              <w:rFonts w:ascii="宋体" w:hAnsi="宋体" w:eastAsia="宋体" w:cs="宋体"/>
               <w:sz w:val="24"/>
               <w:szCs w:val="24"/>
             </w:rPr>
@@ -3101,7 +3140,7 @@
           </w:r>
           <w:r>
             <w:rPr>
-              <w:rFonts w:ascii="宋体" w:eastAsia="宋体" w:hAnsi="宋体" w:cs="宋体"/>
+              <w:rFonts w:ascii="宋体" w:hAnsi="宋体" w:eastAsia="宋体" w:cs="宋体"/>
               <w:spacing w:val="-5"/>
               <w:sz w:val="24"/>
               <w:szCs w:val="24"/>
@@ -3110,7 +3149,7 @@
           </w:r>
           <w:r>
             <w:rPr>
-              <w:rFonts w:ascii="宋体" w:eastAsia="宋体" w:hAnsi="宋体" w:cs="宋体"/>
+              <w:rFonts w:ascii="宋体" w:hAnsi="宋体" w:eastAsia="宋体" w:cs="宋体"/>
               <w:spacing w:val="12"/>
               <w:sz w:val="24"/>
               <w:szCs w:val="24"/>
@@ -3119,7 +3158,7 @@
           </w:r>
           <w:r>
             <w:rPr>
-              <w:rFonts w:ascii="宋体" w:eastAsia="宋体" w:hAnsi="宋体" w:cs="宋体"/>
+              <w:rFonts w:ascii="宋体" w:hAnsi="宋体" w:eastAsia="宋体" w:cs="宋体"/>
               <w:spacing w:val="-5"/>
               <w:sz w:val="24"/>
               <w:szCs w:val="24"/>
@@ -3128,7 +3167,7 @@
           </w:r>
           <w:r>
             <w:rPr>
-              <w:rFonts w:ascii="宋体" w:eastAsia="宋体" w:hAnsi="宋体" w:cs="宋体"/>
+              <w:rFonts w:ascii="宋体" w:hAnsi="宋体" w:eastAsia="宋体" w:cs="宋体"/>
               <w:sz w:val="24"/>
               <w:szCs w:val="24"/>
             </w:rPr>
@@ -3136,7 +3175,7 @@
           </w:r>
           <w:r>
             <w:rPr>
-              <w:rFonts w:ascii="宋体" w:eastAsia="宋体" w:hAnsi="宋体" w:cs="宋体"/>
+              <w:rFonts w:ascii="宋体" w:hAnsi="宋体" w:eastAsia="宋体" w:cs="宋体"/>
               <w:spacing w:val="-64"/>
               <w:sz w:val="24"/>
               <w:szCs w:val="24"/>
@@ -3145,7 +3184,7 @@
           </w:r>
           <w:r>
             <w:rPr>
-              <w:rFonts w:ascii="宋体" w:eastAsia="宋体" w:hAnsi="宋体" w:cs="宋体"/>
+              <w:rFonts w:ascii="宋体" w:hAnsi="宋体" w:eastAsia="宋体" w:cs="宋体"/>
               <w:spacing w:val="-15"/>
               <w:sz w:val="24"/>
               <w:szCs w:val="24"/>
@@ -3154,7 +3193,7 @@
           </w:r>
           <w:r>
             <w:rPr>
-              <w:rFonts w:ascii="宋体" w:eastAsia="宋体" w:hAnsi="宋体" w:cs="宋体"/>
+              <w:rFonts w:ascii="宋体" w:hAnsi="宋体" w:eastAsia="宋体" w:cs="宋体"/>
               <w:spacing w:val="-13"/>
               <w:sz w:val="24"/>
               <w:szCs w:val="24"/>
@@ -3163,7 +3202,7 @@
           </w:r>
           <w:r>
             <w:rPr>
-              <w:rFonts w:ascii="宋体" w:eastAsia="宋体" w:hAnsi="宋体" w:cs="宋体"/>
+              <w:rFonts w:ascii="宋体" w:hAnsi="宋体" w:eastAsia="宋体" w:cs="宋体"/>
               <w:spacing w:val="-13"/>
               <w:sz w:val="24"/>
               <w:szCs w:val="24"/>
@@ -3179,7 +3218,7 @@
             <w:spacing w:before="226" w:line="220" w:lineRule="auto"/>
             <w:ind w:left="6"/>
             <w:rPr>
-              <w:rFonts w:ascii="宋体" w:eastAsia="宋体" w:hAnsi="宋体" w:cs="宋体"/>
+              <w:rFonts w:ascii="宋体" w:hAnsi="宋体" w:eastAsia="宋体" w:cs="宋体"/>
               <w:sz w:val="24"/>
               <w:szCs w:val="24"/>
             </w:rPr>
@@ -3195,7 +3234,7 @@
           </w:r>
           <w:r>
             <w:rPr>
-              <w:rFonts w:ascii="宋体" w:eastAsia="宋体" w:hAnsi="宋体" w:cs="宋体"/>
+              <w:rFonts w:ascii="宋体" w:hAnsi="宋体" w:eastAsia="宋体" w:cs="宋体"/>
               <w:spacing w:val="-9"/>
               <w:sz w:val="24"/>
               <w:szCs w:val="24"/>
@@ -3204,7 +3243,7 @@
           </w:r>
           <w:r>
             <w:rPr>
-              <w:rFonts w:ascii="宋体" w:eastAsia="宋体" w:hAnsi="宋体" w:cs="宋体"/>
+              <w:rFonts w:ascii="宋体" w:hAnsi="宋体" w:eastAsia="宋体" w:cs="宋体"/>
               <w:spacing w:val="10"/>
               <w:sz w:val="24"/>
               <w:szCs w:val="24"/>
@@ -3213,7 +3252,7 @@
           </w:r>
           <w:r>
             <w:rPr>
-              <w:rFonts w:ascii="宋体" w:eastAsia="宋体" w:hAnsi="宋体" w:cs="宋体"/>
+              <w:rFonts w:ascii="宋体" w:hAnsi="宋体" w:eastAsia="宋体" w:cs="宋体"/>
               <w:spacing w:val="-9"/>
               <w:sz w:val="24"/>
               <w:szCs w:val="24"/>
@@ -3222,7 +3261,7 @@
           </w:r>
           <w:r>
             <w:rPr>
-              <w:rFonts w:ascii="宋体" w:eastAsia="宋体" w:hAnsi="宋体" w:cs="宋体"/>
+              <w:rFonts w:ascii="宋体" w:hAnsi="宋体" w:eastAsia="宋体" w:cs="宋体"/>
               <w:sz w:val="24"/>
               <w:szCs w:val="24"/>
             </w:rPr>
@@ -3230,7 +3269,7 @@
           </w:r>
           <w:r>
             <w:rPr>
-              <w:rFonts w:ascii="宋体" w:eastAsia="宋体" w:hAnsi="宋体" w:cs="宋体"/>
+              <w:rFonts w:ascii="宋体" w:hAnsi="宋体" w:eastAsia="宋体" w:cs="宋体"/>
               <w:spacing w:val="-64"/>
               <w:sz w:val="24"/>
               <w:szCs w:val="24"/>
@@ -3239,7 +3278,7 @@
           </w:r>
           <w:r>
             <w:rPr>
-              <w:rFonts w:ascii="宋体" w:eastAsia="宋体" w:hAnsi="宋体" w:cs="宋体"/>
+              <w:rFonts w:ascii="宋体" w:hAnsi="宋体" w:eastAsia="宋体" w:cs="宋体"/>
               <w:spacing w:val="-15"/>
               <w:sz w:val="24"/>
               <w:szCs w:val="24"/>
@@ -3248,7 +3287,7 @@
           </w:r>
           <w:r>
             <w:rPr>
-              <w:rFonts w:ascii="宋体" w:eastAsia="宋体" w:hAnsi="宋体" w:cs="宋体"/>
+              <w:rFonts w:ascii="宋体" w:hAnsi="宋体" w:eastAsia="宋体" w:cs="宋体"/>
               <w:spacing w:val="-13"/>
               <w:sz w:val="24"/>
               <w:szCs w:val="24"/>
@@ -3257,7 +3296,7 @@
           </w:r>
           <w:r>
             <w:rPr>
-              <w:rFonts w:ascii="宋体" w:eastAsia="宋体" w:hAnsi="宋体" w:cs="宋体"/>
+              <w:rFonts w:ascii="宋体" w:hAnsi="宋体" w:eastAsia="宋体" w:cs="宋体"/>
               <w:spacing w:val="-13"/>
               <w:sz w:val="24"/>
               <w:szCs w:val="24"/>
@@ -3271,15 +3310,15 @@
       <w:pPr>
         <w:spacing w:line="220" w:lineRule="auto"/>
         <w:rPr>
-          <w:rFonts w:ascii="宋体" w:eastAsia="宋体" w:hAnsi="宋体" w:cs="宋体"/>
+          <w:rFonts w:ascii="宋体" w:hAnsi="宋体" w:eastAsia="宋体" w:cs="宋体"/>
           <w:sz w:val="24"/>
           <w:szCs w:val="24"/>
         </w:rPr>
         <w:sectPr>
-          <w:footerReference w:type="default" r:id="rId7"/>
+          <w:footerReference r:id="rId7" w:type="default"/>
           <w:pgSz w:w="11910" w:h="16840"/>
           <w:pgMar w:top="888" w:right="1561" w:bottom="1081" w:left="1688" w:header="0" w:footer="848" w:gutter="0"/>
-          <w:cols w:num="1" w:space="720"/>
+          <w:cols w:space="720" w:num="1"/>
         </w:sectPr>
       </w:pPr>
     </w:p>
@@ -3306,7 +3345,7 @@
                     <pic:cNvPicPr/>
                   </pic:nvPicPr>
                   <pic:blipFill>
-                    <a:blip xmlns:r="http://schemas.openxmlformats.org/officeDocument/2006/relationships" r:embed="rId4"/>
+                    <a:blip r:embed="rId10"/>
                     <a:stretch>
                       <a:fillRect/>
                     </a:stretch>
@@ -3329,44 +3368,20 @@
     </w:p>
     <w:p>
       <w:pPr>
-        <w:pStyle w:val="BodyText"/>
-        <w:spacing w:line="262" w:lineRule="auto"/>
-      </w:pPr>
-    </w:p>
-    <w:p>
-      <w:pPr>
-        <w:pStyle w:val="BodyText"/>
-        <w:spacing w:line="262" w:lineRule="auto"/>
-      </w:pPr>
-    </w:p>
-    <w:p>
-      <w:pPr>
-        <w:pStyle w:val="BodyText"/>
-        <w:spacing w:line="262" w:lineRule="auto"/>
-      </w:pPr>
-    </w:p>
-    <w:p>
-      <w:pPr>
-        <w:pStyle w:val="BodyText"/>
-        <w:spacing w:line="262" w:lineRule="auto"/>
-      </w:pPr>
-    </w:p>
-    <w:p>
-      <w:pPr>
         <w:spacing w:before="101" w:line="228" w:lineRule="auto"/>
         <w:ind w:left="48"/>
         <w:outlineLvl w:val="0"/>
         <w:rPr>
-          <w:rFonts w:ascii="黑体" w:eastAsia="黑体" w:hAnsi="黑体" w:cs="黑体"/>
+          <w:rFonts w:ascii="黑体" w:hAnsi="黑体" w:eastAsia="黑体" w:cs="黑体"/>
           <w:sz w:val="31"/>
           <w:szCs w:val="31"/>
         </w:rPr>
       </w:pPr>
-      <w:bookmarkStart w:id="1" w:name="bookmark1"/>
-      <w:bookmarkEnd w:id="1"/>
-      <w:r>
-        <w:rPr>
-          <w:rFonts w:ascii="宋体" w:eastAsia="宋体" w:hAnsi="宋体" w:cs="宋体"/>
+      <w:bookmarkStart w:id="0" w:name="bookmark1"/>
+      <w:bookmarkEnd w:id="0"/>
+      <w:r>
+        <w:rPr>
+          <w:rFonts w:ascii="宋体" w:hAnsi="宋体" w:eastAsia="宋体" w:cs="宋体"/>
           <w:b/>
           <w:bCs/>
           <w:spacing w:val="-26"/>
@@ -3377,7 +3392,7 @@
       </w:r>
       <w:r>
         <w:rPr>
-          <w:rFonts w:ascii="宋体" w:eastAsia="宋体" w:hAnsi="宋体" w:cs="宋体"/>
+          <w:rFonts w:ascii="宋体" w:hAnsi="宋体" w:eastAsia="宋体" w:cs="宋体"/>
           <w:spacing w:val="64"/>
           <w:sz w:val="31"/>
           <w:szCs w:val="31"/>
@@ -3386,7 +3401,7 @@
       </w:r>
       <w:r>
         <w:rPr>
-          <w:rFonts w:ascii="黑体" w:eastAsia="黑体" w:hAnsi="黑体" w:cs="黑体"/>
+          <w:rFonts w:ascii="黑体" w:hAnsi="黑体" w:eastAsia="黑体" w:cs="黑体"/>
           <w:b/>
           <w:bCs/>
           <w:spacing w:val="-26"/>
@@ -3398,7 +3413,7 @@
     </w:p>
     <w:p>
       <w:pPr>
-        <w:pStyle w:val="BodyText"/>
+        <w:pStyle w:val="2"/>
         <w:spacing w:line="371" w:lineRule="auto"/>
       </w:pPr>
     </w:p>
@@ -3408,14 +3423,14 @@
         <w:ind w:left="23" w:right="16" w:firstLine="481"/>
         <w:jc w:val="both"/>
         <w:rPr>
-          <w:rFonts w:ascii="宋体" w:eastAsia="宋体" w:hAnsi="宋体" w:cs="宋体"/>
-          <w:sz w:val="24"/>
-          <w:szCs w:val="24"/>
-        </w:rPr>
-      </w:pPr>
-      <w:r>
-        <w:rPr>
-          <w:rFonts w:ascii="宋体" w:eastAsia="宋体" w:hAnsi="宋体" w:cs="宋体"/>
+          <w:rFonts w:ascii="宋体" w:hAnsi="宋体" w:eastAsia="宋体" w:cs="宋体"/>
+          <w:sz w:val="24"/>
+          <w:szCs w:val="24"/>
+        </w:rPr>
+      </w:pPr>
+      <w:r>
+        <w:rPr>
+          <w:rFonts w:ascii="宋体" w:hAnsi="宋体" w:eastAsia="宋体" w:cs="宋体"/>
           <w:spacing w:val="-3"/>
           <w:sz w:val="24"/>
           <w:szCs w:val="24"/>
@@ -3424,7 +3439,7 @@
       </w:r>
       <w:r>
         <w:rPr>
-          <w:rFonts w:ascii="宋体" w:eastAsia="宋体" w:hAnsi="宋体" w:cs="宋体"/>
+          <w:rFonts w:ascii="宋体" w:hAnsi="宋体" w:eastAsia="宋体" w:cs="宋体"/>
           <w:spacing w:val="-2"/>
           <w:sz w:val="24"/>
           <w:szCs w:val="24"/>
@@ -3438,16 +3453,16 @@
         <w:ind w:left="29"/>
         <w:outlineLvl w:val="0"/>
         <w:rPr>
-          <w:rFonts w:ascii="黑体" w:eastAsia="黑体" w:hAnsi="黑体" w:cs="黑体"/>
+          <w:rFonts w:ascii="黑体" w:hAnsi="黑体" w:eastAsia="黑体" w:cs="黑体"/>
           <w:sz w:val="31"/>
           <w:szCs w:val="31"/>
         </w:rPr>
       </w:pPr>
-      <w:bookmarkStart w:id="2" w:name="bookmark2"/>
-      <w:bookmarkEnd w:id="2"/>
-      <w:r>
-        <w:rPr>
-          <w:rFonts w:ascii="宋体" w:eastAsia="宋体" w:hAnsi="宋体" w:cs="宋体"/>
+      <w:bookmarkStart w:id="1" w:name="bookmark2"/>
+      <w:bookmarkEnd w:id="1"/>
+      <w:r>
+        <w:rPr>
+          <w:rFonts w:ascii="宋体" w:hAnsi="宋体" w:eastAsia="宋体" w:cs="宋体"/>
           <w:b/>
           <w:bCs/>
           <w:spacing w:val="-13"/>
@@ -3458,7 +3473,7 @@
       </w:r>
       <w:r>
         <w:rPr>
-          <w:rFonts w:ascii="宋体" w:eastAsia="宋体" w:hAnsi="宋体" w:cs="宋体"/>
+          <w:rFonts w:ascii="宋体" w:hAnsi="宋体" w:eastAsia="宋体" w:cs="宋体"/>
           <w:spacing w:val="-54"/>
           <w:sz w:val="31"/>
           <w:szCs w:val="31"/>
@@ -3467,7 +3482,7 @@
       </w:r>
       <w:r>
         <w:rPr>
-          <w:rFonts w:ascii="黑体" w:eastAsia="黑体" w:hAnsi="黑体" w:cs="黑体"/>
+          <w:rFonts w:ascii="黑体" w:hAnsi="黑体" w:eastAsia="黑体" w:cs="黑体"/>
           <w:b/>
           <w:bCs/>
           <w:spacing w:val="-13"/>
@@ -3479,35 +3494,23 @@
     </w:p>
     <w:p>
       <w:pPr>
-        <w:pStyle w:val="BodyText"/>
-        <w:spacing w:line="371" w:lineRule="auto"/>
-      </w:pPr>
-    </w:p>
-    <w:p>
-      <w:pPr>
         <w:spacing w:before="78" w:line="219" w:lineRule="auto"/>
         <w:ind w:left="613"/>
         <w:rPr>
-          <w:rFonts w:ascii="宋体" w:eastAsia="宋体" w:hAnsi="宋体" w:cs="宋体"/>
-          <w:sz w:val="24"/>
-          <w:szCs w:val="24"/>
-        </w:rPr>
-      </w:pPr>
-      <w:r>
-        <w:rPr>
-          <w:rFonts w:ascii="宋体" w:eastAsia="宋体" w:hAnsi="宋体" w:cs="宋体"/>
+          <w:rFonts w:ascii="宋体" w:hAnsi="宋体" w:eastAsia="宋体" w:cs="宋体"/>
+          <w:sz w:val="24"/>
+          <w:szCs w:val="24"/>
+        </w:rPr>
+      </w:pPr>
+      <w:r>
+        <w:rPr>
+          <w:rFonts w:ascii="宋体" w:hAnsi="宋体" w:eastAsia="宋体" w:cs="宋体"/>
           <w:spacing w:val="-1"/>
           <w:sz w:val="24"/>
           <w:szCs w:val="24"/>
         </w:rPr>
         <w:t>适用于公司所有的供应商管理。</w:t>
       </w:r>
-    </w:p>
-    <w:p>
-      <w:pPr>
-        <w:pStyle w:val="BodyText"/>
-        <w:spacing w:line="368" w:lineRule="auto"/>
-      </w:pPr>
     </w:p>
     <w:p>
       <w:pPr>
@@ -3515,16 +3518,16 @@
         <w:ind w:left="31"/>
         <w:outlineLvl w:val="0"/>
         <w:rPr>
-          <w:rFonts w:ascii="黑体" w:eastAsia="黑体" w:hAnsi="黑体" w:cs="黑体"/>
+          <w:rFonts w:ascii="黑体" w:hAnsi="黑体" w:eastAsia="黑体" w:cs="黑体"/>
           <w:sz w:val="31"/>
           <w:szCs w:val="31"/>
         </w:rPr>
       </w:pPr>
-      <w:bookmarkStart w:id="3" w:name="bookmark3"/>
-      <w:bookmarkEnd w:id="3"/>
-      <w:r>
-        <w:rPr>
-          <w:rFonts w:ascii="宋体" w:eastAsia="宋体" w:hAnsi="宋体" w:cs="宋体"/>
+      <w:bookmarkStart w:id="2" w:name="bookmark3"/>
+      <w:bookmarkEnd w:id="2"/>
+      <w:r>
+        <w:rPr>
+          <w:rFonts w:ascii="宋体" w:hAnsi="宋体" w:eastAsia="宋体" w:cs="宋体"/>
           <w:b/>
           <w:bCs/>
           <w:spacing w:val="-5"/>
@@ -3535,7 +3538,7 @@
       </w:r>
       <w:r>
         <w:rPr>
-          <w:rFonts w:ascii="宋体" w:eastAsia="宋体" w:hAnsi="宋体" w:cs="宋体"/>
+          <w:rFonts w:ascii="宋体" w:hAnsi="宋体" w:eastAsia="宋体" w:cs="宋体"/>
           <w:spacing w:val="-61"/>
           <w:sz w:val="31"/>
           <w:szCs w:val="31"/>
@@ -3544,7 +3547,7 @@
       </w:r>
       <w:r>
         <w:rPr>
-          <w:rFonts w:ascii="黑体" w:eastAsia="黑体" w:hAnsi="黑体" w:cs="黑体"/>
+          <w:rFonts w:ascii="黑体" w:hAnsi="黑体" w:eastAsia="黑体" w:cs="黑体"/>
           <w:b/>
           <w:bCs/>
           <w:spacing w:val="-5"/>
@@ -3556,24 +3559,18 @@
     </w:p>
     <w:p>
       <w:pPr>
-        <w:pStyle w:val="BodyText"/>
-        <w:spacing w:line="400" w:lineRule="auto"/>
-      </w:pPr>
-    </w:p>
-    <w:p>
-      <w:pPr>
-        <w:pStyle w:val="BodyText"/>
+        <w:pStyle w:val="2"/>
         <w:spacing w:before="98" w:line="222" w:lineRule="auto"/>
         <w:ind w:left="192"/>
         <w:outlineLvl w:val="1"/>
         <w:rPr>
-          <w:rFonts w:ascii="黑体" w:eastAsia="黑体" w:hAnsi="黑体" w:cs="黑体"/>
+          <w:rFonts w:ascii="黑体" w:hAnsi="黑体" w:eastAsia="黑体" w:cs="黑体"/>
           <w:sz w:val="30"/>
           <w:szCs w:val="30"/>
         </w:rPr>
       </w:pPr>
-      <w:bookmarkStart w:id="4" w:name="bookmark4"/>
-      <w:bookmarkEnd w:id="4"/>
+      <w:bookmarkStart w:id="3" w:name="bookmark4"/>
+      <w:bookmarkEnd w:id="3"/>
       <w:r>
         <w:rPr>
           <w:b/>
@@ -3596,7 +3593,7 @@
       </w:r>
       <w:r>
         <w:rPr>
-          <w:rFonts w:ascii="黑体" w:eastAsia="黑体" w:hAnsi="黑体" w:cs="黑体"/>
+          <w:rFonts w:ascii="黑体" w:hAnsi="黑体" w:eastAsia="黑体" w:cs="黑体"/>
           <w:b/>
           <w:bCs/>
           <w:spacing w:val="-6"/>
@@ -3608,23 +3605,17 @@
     </w:p>
     <w:p>
       <w:pPr>
-        <w:pStyle w:val="BodyText"/>
-        <w:spacing w:line="264" w:lineRule="auto"/>
-      </w:pPr>
-    </w:p>
-    <w:p>
-      <w:pPr>
         <w:spacing w:before="79" w:line="364" w:lineRule="auto"/>
         <w:ind w:left="21" w:right="175" w:firstLine="486"/>
         <w:rPr>
-          <w:rFonts w:ascii="宋体" w:eastAsia="宋体" w:hAnsi="宋体" w:cs="宋体"/>
-          <w:sz w:val="24"/>
-          <w:szCs w:val="24"/>
-        </w:rPr>
-      </w:pPr>
-      <w:r>
-        <w:rPr>
-          <w:rFonts w:ascii="宋体" w:eastAsia="宋体" w:hAnsi="宋体" w:cs="宋体"/>
+          <w:rFonts w:ascii="宋体" w:hAnsi="宋体" w:eastAsia="宋体" w:cs="宋体"/>
+          <w:sz w:val="24"/>
+          <w:szCs w:val="24"/>
+        </w:rPr>
+      </w:pPr>
+      <w:r>
+        <w:rPr>
+          <w:rFonts w:ascii="宋体" w:hAnsi="宋体" w:eastAsia="宋体" w:cs="宋体"/>
           <w:spacing w:val="-1"/>
           <w:sz w:val="24"/>
           <w:szCs w:val="24"/>
@@ -3633,7 +3624,7 @@
       </w:r>
       <w:r>
         <w:rPr>
-          <w:rFonts w:ascii="宋体" w:eastAsia="宋体" w:hAnsi="宋体" w:cs="宋体"/>
+          <w:rFonts w:ascii="宋体" w:hAnsi="宋体" w:eastAsia="宋体" w:cs="宋体"/>
           <w:spacing w:val="-2"/>
           <w:sz w:val="24"/>
           <w:szCs w:val="24"/>
@@ -3643,18 +3634,18 @@
     </w:p>
     <w:p>
       <w:pPr>
-        <w:pStyle w:val="BodyText"/>
+        <w:pStyle w:val="2"/>
         <w:spacing w:before="165" w:line="222" w:lineRule="auto"/>
         <w:ind w:left="108"/>
         <w:outlineLvl w:val="1"/>
         <w:rPr>
-          <w:rFonts w:ascii="黑体" w:eastAsia="黑体" w:hAnsi="黑体" w:cs="黑体"/>
+          <w:rFonts w:ascii="黑体" w:hAnsi="黑体" w:eastAsia="黑体" w:cs="黑体"/>
           <w:sz w:val="30"/>
           <w:szCs w:val="30"/>
         </w:rPr>
       </w:pPr>
-      <w:bookmarkStart w:id="5" w:name="bookmark5"/>
-      <w:bookmarkEnd w:id="5"/>
+      <w:bookmarkStart w:id="4" w:name="bookmark5"/>
+      <w:bookmarkEnd w:id="4"/>
       <w:r>
         <w:rPr>
           <w:b/>
@@ -3667,7 +3658,7 @@
       </w:r>
       <w:r>
         <w:rPr>
-          <w:rFonts w:ascii="黑体" w:eastAsia="黑体" w:hAnsi="黑体" w:cs="黑体"/>
+          <w:rFonts w:ascii="黑体" w:hAnsi="黑体" w:eastAsia="黑体" w:cs="黑体"/>
           <w:b/>
           <w:bCs/>
           <w:spacing w:val="-3"/>
@@ -3679,23 +3670,17 @@
     </w:p>
     <w:p>
       <w:pPr>
-        <w:pStyle w:val="BodyText"/>
-        <w:spacing w:line="266" w:lineRule="auto"/>
-      </w:pPr>
-    </w:p>
-    <w:p>
-      <w:pPr>
         <w:spacing w:before="79" w:line="219" w:lineRule="auto"/>
         <w:ind w:left="502"/>
         <w:rPr>
-          <w:rFonts w:ascii="宋体" w:eastAsia="宋体" w:hAnsi="宋体" w:cs="宋体"/>
-          <w:sz w:val="24"/>
-          <w:szCs w:val="24"/>
-        </w:rPr>
-      </w:pPr>
-      <w:r>
-        <w:rPr>
-          <w:rFonts w:ascii="宋体" w:eastAsia="宋体" w:hAnsi="宋体" w:cs="宋体"/>
+          <w:rFonts w:ascii="宋体" w:hAnsi="宋体" w:eastAsia="宋体" w:cs="宋体"/>
+          <w:sz w:val="24"/>
+          <w:szCs w:val="24"/>
+        </w:rPr>
+      </w:pPr>
+      <w:r>
+        <w:rPr>
+          <w:rFonts w:ascii="宋体" w:hAnsi="宋体" w:eastAsia="宋体" w:cs="宋体"/>
           <w:spacing w:val="-1"/>
           <w:sz w:val="24"/>
           <w:szCs w:val="24"/>
@@ -3705,24 +3690,18 @@
     </w:p>
     <w:p>
       <w:pPr>
-        <w:pStyle w:val="BodyText"/>
-        <w:spacing w:line="258" w:lineRule="auto"/>
-      </w:pPr>
-    </w:p>
-    <w:p>
-      <w:pPr>
-        <w:pStyle w:val="BodyText"/>
+        <w:pStyle w:val="2"/>
         <w:spacing w:before="97" w:line="222" w:lineRule="auto"/>
         <w:ind w:left="108"/>
         <w:outlineLvl w:val="1"/>
         <w:rPr>
-          <w:rFonts w:ascii="黑体" w:eastAsia="黑体" w:hAnsi="黑体" w:cs="黑体"/>
+          <w:rFonts w:ascii="黑体" w:hAnsi="黑体" w:eastAsia="黑体" w:cs="黑体"/>
           <w:sz w:val="30"/>
           <w:szCs w:val="30"/>
         </w:rPr>
       </w:pPr>
-      <w:bookmarkStart w:id="6" w:name="bookmark6"/>
-      <w:bookmarkEnd w:id="6"/>
+      <w:bookmarkStart w:id="5" w:name="bookmark6"/>
+      <w:bookmarkEnd w:id="5"/>
       <w:r>
         <w:rPr>
           <w:b/>
@@ -3745,7 +3724,7 @@
       </w:r>
       <w:r>
         <w:rPr>
-          <w:rFonts w:ascii="黑体" w:eastAsia="黑体" w:hAnsi="黑体" w:cs="黑体"/>
+          <w:rFonts w:ascii="黑体" w:hAnsi="黑体" w:eastAsia="黑体" w:cs="黑体"/>
           <w:b/>
           <w:bCs/>
           <w:spacing w:val="-8"/>
@@ -3757,24 +3736,18 @@
     </w:p>
     <w:p>
       <w:pPr>
-        <w:pStyle w:val="BodyText"/>
-        <w:spacing w:line="264" w:lineRule="auto"/>
-      </w:pPr>
-    </w:p>
-    <w:p>
-      <w:pPr>
         <w:spacing w:before="79" w:line="364" w:lineRule="auto"/>
         <w:ind w:left="23" w:right="19" w:firstLine="482"/>
         <w:jc w:val="both"/>
         <w:rPr>
-          <w:rFonts w:ascii="宋体" w:eastAsia="宋体" w:hAnsi="宋体" w:cs="宋体"/>
-          <w:sz w:val="24"/>
-          <w:szCs w:val="24"/>
-        </w:rPr>
-      </w:pPr>
-      <w:r>
-        <w:rPr>
-          <w:rFonts w:ascii="宋体" w:eastAsia="宋体" w:hAnsi="宋体" w:cs="宋体"/>
+          <w:rFonts w:ascii="宋体" w:hAnsi="宋体" w:eastAsia="宋体" w:cs="宋体"/>
+          <w:sz w:val="24"/>
+          <w:szCs w:val="24"/>
+        </w:rPr>
+      </w:pPr>
+      <w:r>
+        <w:rPr>
+          <w:rFonts w:ascii="宋体" w:hAnsi="宋体" w:eastAsia="宋体" w:cs="宋体"/>
           <w:spacing w:val="-3"/>
           <w:sz w:val="24"/>
           <w:szCs w:val="24"/>
@@ -3783,7 +3756,7 @@
       </w:r>
       <w:r>
         <w:rPr>
-          <w:rFonts w:ascii="宋体" w:eastAsia="宋体" w:hAnsi="宋体" w:cs="宋体"/>
+          <w:rFonts w:ascii="宋体" w:hAnsi="宋体" w:eastAsia="宋体" w:cs="宋体"/>
           <w:spacing w:val="-10"/>
           <w:sz w:val="24"/>
           <w:szCs w:val="24"/>
@@ -3792,7 +3765,7 @@
       </w:r>
       <w:r>
         <w:rPr>
-          <w:rFonts w:ascii="宋体" w:eastAsia="宋体" w:hAnsi="宋体" w:cs="宋体"/>
+          <w:rFonts w:ascii="宋体" w:hAnsi="宋体" w:eastAsia="宋体" w:cs="宋体"/>
           <w:spacing w:val="-1"/>
           <w:sz w:val="24"/>
           <w:szCs w:val="24"/>
@@ -3802,18 +3775,18 @@
     </w:p>
     <w:p>
       <w:pPr>
-        <w:pStyle w:val="BodyText"/>
+        <w:pStyle w:val="2"/>
         <w:spacing w:before="165" w:line="222" w:lineRule="auto"/>
         <w:ind w:left="108"/>
         <w:outlineLvl w:val="1"/>
         <w:rPr>
-          <w:rFonts w:ascii="黑体" w:eastAsia="黑体" w:hAnsi="黑体" w:cs="黑体"/>
+          <w:rFonts w:ascii="黑体" w:hAnsi="黑体" w:eastAsia="黑体" w:cs="黑体"/>
           <w:sz w:val="30"/>
           <w:szCs w:val="30"/>
         </w:rPr>
       </w:pPr>
-      <w:bookmarkStart w:id="7" w:name="bookmark7"/>
-      <w:bookmarkEnd w:id="7"/>
+      <w:bookmarkStart w:id="6" w:name="bookmark7"/>
+      <w:bookmarkEnd w:id="6"/>
       <w:r>
         <w:rPr>
           <w:b/>
@@ -3836,7 +3809,7 @@
       </w:r>
       <w:r>
         <w:rPr>
-          <w:rFonts w:ascii="黑体" w:eastAsia="黑体" w:hAnsi="黑体" w:cs="黑体"/>
+          <w:rFonts w:ascii="黑体" w:hAnsi="黑体" w:eastAsia="黑体" w:cs="黑体"/>
           <w:b/>
           <w:bCs/>
           <w:spacing w:val="-6"/>
@@ -3848,24 +3821,18 @@
     </w:p>
     <w:p>
       <w:pPr>
-        <w:pStyle w:val="BodyText"/>
-        <w:spacing w:line="264" w:lineRule="auto"/>
-      </w:pPr>
-    </w:p>
-    <w:p>
-      <w:pPr>
         <w:spacing w:before="78" w:line="364" w:lineRule="auto"/>
         <w:ind w:left="23" w:firstLine="478"/>
         <w:jc w:val="both"/>
         <w:rPr>
-          <w:rFonts w:ascii="宋体" w:eastAsia="宋体" w:hAnsi="宋体" w:cs="宋体"/>
-          <w:sz w:val="24"/>
-          <w:szCs w:val="24"/>
-        </w:rPr>
-      </w:pPr>
-      <w:r>
-        <w:rPr>
-          <w:rFonts w:ascii="宋体" w:eastAsia="宋体" w:hAnsi="宋体" w:cs="宋体"/>
+          <w:rFonts w:ascii="宋体" w:hAnsi="宋体" w:eastAsia="宋体" w:cs="宋体"/>
+          <w:sz w:val="24"/>
+          <w:szCs w:val="24"/>
+        </w:rPr>
+      </w:pPr>
+      <w:r>
+        <w:rPr>
+          <w:rFonts w:ascii="宋体" w:hAnsi="宋体" w:eastAsia="宋体" w:cs="宋体"/>
           <w:spacing w:val="4"/>
           <w:sz w:val="24"/>
           <w:szCs w:val="24"/>
@@ -3874,7 +3841,7 @@
       </w:r>
       <w:r>
         <w:rPr>
-          <w:rFonts w:ascii="宋体" w:eastAsia="宋体" w:hAnsi="宋体" w:cs="宋体"/>
+          <w:rFonts w:ascii="宋体" w:hAnsi="宋体" w:eastAsia="宋体" w:cs="宋体"/>
           <w:spacing w:val="-9"/>
           <w:sz w:val="24"/>
           <w:szCs w:val="24"/>
@@ -3883,7 +3850,7 @@
       </w:r>
       <w:r>
         <w:rPr>
-          <w:rFonts w:ascii="宋体" w:eastAsia="宋体" w:hAnsi="宋体" w:cs="宋体"/>
+          <w:rFonts w:ascii="宋体" w:hAnsi="宋体" w:eastAsia="宋体" w:cs="宋体"/>
           <w:spacing w:val="-14"/>
           <w:sz w:val="24"/>
           <w:szCs w:val="24"/>
@@ -3893,78 +3860,18 @@
     </w:p>
     <w:p>
       <w:pPr>
-        <w:spacing w:line="364" w:lineRule="auto"/>
-        <w:rPr>
-          <w:rFonts w:ascii="宋体" w:eastAsia="宋体" w:hAnsi="宋体" w:cs="宋体"/>
-          <w:sz w:val="24"/>
-          <w:szCs w:val="24"/>
-        </w:rPr>
-        <w:sectPr>
-          <w:footerReference w:type="default" r:id="rId8"/>
-          <w:pgSz w:w="11910" w:h="16840"/>
-          <w:pgMar w:top="888" w:right="1774" w:bottom="1081" w:left="1786" w:header="0" w:footer="846" w:gutter="0"/>
-          <w:cols w:num="1" w:space="720"/>
-        </w:sectPr>
-      </w:pPr>
-    </w:p>
-    <w:p>
-      <w:pPr>
-        <w:spacing w:line="422" w:lineRule="exact"/>
-        <w:ind w:firstLine="3"/>
-      </w:pPr>
-      <w:r>
-        <w:rPr>
-          <w:position w:val="-8"/>
-        </w:rPr>
-        <w:drawing>
-          <wp:inline distT="0" distB="0" distL="0" distR="0">
-            <wp:extent cx="687070" cy="267970"/>
-            <wp:effectExtent l="0" t="0" r="0" b="0"/>
-            <wp:docPr id="10" name="IM 10"/>
-            <wp:cNvGraphicFramePr/>
-            <a:graphic xmlns:a="http://schemas.openxmlformats.org/drawingml/2006/main">
-              <a:graphicData uri="http://schemas.openxmlformats.org/drawingml/2006/picture">
-                <pic:pic xmlns:pic="http://schemas.openxmlformats.org/drawingml/2006/picture">
-                  <pic:nvPicPr>
-                    <pic:cNvPr id="10" name="IM 10"/>
-                    <pic:cNvPicPr/>
-                  </pic:nvPicPr>
-                  <pic:blipFill>
-                    <a:blip xmlns:r="http://schemas.openxmlformats.org/officeDocument/2006/relationships" r:embed="rId4"/>
-                    <a:stretch>
-                      <a:fillRect/>
-                    </a:stretch>
-                  </pic:blipFill>
-                  <pic:spPr>
-                    <a:xfrm>
-                      <a:off x="0" y="0"/>
-                      <a:ext cx="687324" cy="268223"/>
-                    </a:xfrm>
-                    <a:prstGeom prst="rect">
-                      <a:avLst/>
-                    </a:prstGeom>
-                  </pic:spPr>
-                </pic:pic>
-              </a:graphicData>
-            </a:graphic>
-          </wp:inline>
-        </w:drawing>
-      </w:r>
-    </w:p>
-    <w:p>
-      <w:pPr>
-        <w:pStyle w:val="BodyText"/>
+        <w:pStyle w:val="2"/>
         <w:spacing w:before="287" w:line="221" w:lineRule="auto"/>
         <w:ind w:left="108"/>
         <w:outlineLvl w:val="1"/>
         <w:rPr>
-          <w:rFonts w:ascii="黑体" w:eastAsia="黑体" w:hAnsi="黑体" w:cs="黑体"/>
+          <w:rFonts w:ascii="黑体" w:hAnsi="黑体" w:eastAsia="黑体" w:cs="黑体"/>
           <w:sz w:val="30"/>
           <w:szCs w:val="30"/>
         </w:rPr>
       </w:pPr>
-      <w:bookmarkStart w:id="8" w:name="bookmark8"/>
-      <w:bookmarkEnd w:id="8"/>
+      <w:bookmarkStart w:id="7" w:name="bookmark8"/>
+      <w:bookmarkEnd w:id="7"/>
       <w:r>
         <w:rPr>
           <w:b/>
@@ -3977,7 +3884,7 @@
       </w:r>
       <w:r>
         <w:rPr>
-          <w:rFonts w:ascii="黑体" w:eastAsia="黑体" w:hAnsi="黑体" w:cs="黑体"/>
+          <w:rFonts w:ascii="黑体" w:hAnsi="黑体" w:eastAsia="黑体" w:cs="黑体"/>
           <w:b/>
           <w:bCs/>
           <w:spacing w:val="-3"/>
@@ -3989,24 +3896,18 @@
     </w:p>
     <w:p>
       <w:pPr>
-        <w:pStyle w:val="BodyText"/>
-        <w:spacing w:line="265" w:lineRule="auto"/>
-      </w:pPr>
-    </w:p>
-    <w:p>
-      <w:pPr>
         <w:spacing w:before="78" w:line="364" w:lineRule="auto"/>
         <w:ind w:left="25" w:firstLine="476"/>
         <w:jc w:val="both"/>
         <w:rPr>
-          <w:rFonts w:ascii="宋体" w:eastAsia="宋体" w:hAnsi="宋体" w:cs="宋体"/>
-          <w:sz w:val="24"/>
-          <w:szCs w:val="24"/>
-        </w:rPr>
-      </w:pPr>
-      <w:r>
-        <w:rPr>
-          <w:rFonts w:ascii="宋体" w:eastAsia="宋体" w:hAnsi="宋体" w:cs="宋体"/>
+          <w:rFonts w:ascii="宋体" w:hAnsi="宋体" w:eastAsia="宋体" w:cs="宋体"/>
+          <w:sz w:val="24"/>
+          <w:szCs w:val="24"/>
+        </w:rPr>
+      </w:pPr>
+      <w:r>
+        <w:rPr>
+          <w:rFonts w:ascii="宋体" w:hAnsi="宋体" w:eastAsia="宋体" w:cs="宋体"/>
           <w:spacing w:val="-3"/>
           <w:sz w:val="24"/>
           <w:szCs w:val="24"/>
@@ -4015,7 +3916,7 @@
       </w:r>
       <w:r>
         <w:rPr>
-          <w:rFonts w:ascii="宋体" w:eastAsia="宋体" w:hAnsi="宋体" w:cs="宋体"/>
+          <w:rFonts w:ascii="宋体" w:hAnsi="宋体" w:eastAsia="宋体" w:cs="宋体"/>
           <w:spacing w:val="-9"/>
           <w:sz w:val="24"/>
           <w:szCs w:val="24"/>
@@ -4024,7 +3925,7 @@
       </w:r>
       <w:r>
         <w:rPr>
-          <w:rFonts w:ascii="宋体" w:eastAsia="宋体" w:hAnsi="宋体" w:cs="宋体"/>
+          <w:rFonts w:ascii="宋体" w:hAnsi="宋体" w:eastAsia="宋体" w:cs="宋体"/>
           <w:spacing w:val="-10"/>
           <w:sz w:val="24"/>
           <w:szCs w:val="24"/>
@@ -4033,7 +3934,7 @@
       </w:r>
       <w:r>
         <w:rPr>
-          <w:rFonts w:ascii="宋体" w:eastAsia="宋体" w:hAnsi="宋体" w:cs="宋体"/>
+          <w:rFonts w:ascii="宋体" w:hAnsi="宋体" w:eastAsia="宋体" w:cs="宋体"/>
           <w:spacing w:val="-12"/>
           <w:sz w:val="24"/>
           <w:szCs w:val="24"/>
@@ -4042,7 +3943,7 @@
       </w:r>
       <w:r>
         <w:rPr>
-          <w:rFonts w:ascii="宋体" w:eastAsia="宋体" w:hAnsi="宋体" w:cs="宋体"/>
+          <w:rFonts w:ascii="宋体" w:hAnsi="宋体" w:eastAsia="宋体" w:cs="宋体"/>
           <w:spacing w:val="-13"/>
           <w:sz w:val="24"/>
           <w:szCs w:val="24"/>
@@ -4052,18 +3953,18 @@
     </w:p>
     <w:p>
       <w:pPr>
-        <w:pStyle w:val="BodyText"/>
+        <w:pStyle w:val="2"/>
         <w:spacing w:before="168" w:line="222" w:lineRule="auto"/>
         <w:ind w:left="108"/>
         <w:outlineLvl w:val="1"/>
         <w:rPr>
-          <w:rFonts w:ascii="黑体" w:eastAsia="黑体" w:hAnsi="黑体" w:cs="黑体"/>
+          <w:rFonts w:ascii="黑体" w:hAnsi="黑体" w:eastAsia="黑体" w:cs="黑体"/>
           <w:sz w:val="30"/>
           <w:szCs w:val="30"/>
         </w:rPr>
       </w:pPr>
-      <w:bookmarkStart w:id="9" w:name="bookmark9"/>
-      <w:bookmarkEnd w:id="9"/>
+      <w:bookmarkStart w:id="8" w:name="bookmark9"/>
+      <w:bookmarkEnd w:id="8"/>
       <w:r>
         <w:rPr>
           <w:b/>
@@ -4076,7 +3977,7 @@
       </w:r>
       <w:r>
         <w:rPr>
-          <w:rFonts w:ascii="黑体" w:eastAsia="黑体" w:hAnsi="黑体" w:cs="黑体"/>
+          <w:rFonts w:ascii="黑体" w:hAnsi="黑体" w:eastAsia="黑体" w:cs="黑体"/>
           <w:b/>
           <w:bCs/>
           <w:spacing w:val="-3"/>
@@ -4088,24 +3989,18 @@
     </w:p>
     <w:p>
       <w:pPr>
-        <w:pStyle w:val="BodyText"/>
-        <w:spacing w:line="264" w:lineRule="auto"/>
-      </w:pPr>
-    </w:p>
-    <w:p>
-      <w:pPr>
         <w:spacing w:before="78" w:line="364" w:lineRule="auto"/>
         <w:ind w:left="22" w:right="111" w:firstLine="480"/>
         <w:jc w:val="both"/>
         <w:rPr>
-          <w:rFonts w:ascii="宋体" w:eastAsia="宋体" w:hAnsi="宋体" w:cs="宋体"/>
-          <w:sz w:val="24"/>
-          <w:szCs w:val="24"/>
-        </w:rPr>
-      </w:pPr>
-      <w:r>
-        <w:rPr>
-          <w:rFonts w:ascii="宋体" w:eastAsia="宋体" w:hAnsi="宋体" w:cs="宋体"/>
+          <w:rFonts w:ascii="宋体" w:hAnsi="宋体" w:eastAsia="宋体" w:cs="宋体"/>
+          <w:sz w:val="24"/>
+          <w:szCs w:val="24"/>
+        </w:rPr>
+      </w:pPr>
+      <w:r>
+        <w:rPr>
+          <w:rFonts w:ascii="宋体" w:hAnsi="宋体" w:eastAsia="宋体" w:cs="宋体"/>
           <w:spacing w:val="-3"/>
           <w:sz w:val="24"/>
           <w:szCs w:val="24"/>
@@ -4114,7 +4009,7 @@
       </w:r>
       <w:r>
         <w:rPr>
-          <w:rFonts w:ascii="宋体" w:eastAsia="宋体" w:hAnsi="宋体" w:cs="宋体"/>
+          <w:rFonts w:ascii="宋体" w:hAnsi="宋体" w:eastAsia="宋体" w:cs="宋体"/>
           <w:spacing w:val="4"/>
           <w:sz w:val="24"/>
           <w:szCs w:val="24"/>
@@ -4123,7 +4018,7 @@
       </w:r>
       <w:r>
         <w:rPr>
-          <w:rFonts w:ascii="宋体" w:eastAsia="宋体" w:hAnsi="宋体" w:cs="宋体"/>
+          <w:rFonts w:ascii="宋体" w:hAnsi="宋体" w:eastAsia="宋体" w:cs="宋体"/>
           <w:spacing w:val="-5"/>
           <w:sz w:val="24"/>
           <w:szCs w:val="24"/>
@@ -4133,18 +4028,18 @@
     </w:p>
     <w:p>
       <w:pPr>
-        <w:pStyle w:val="BodyText"/>
+        <w:pStyle w:val="2"/>
         <w:spacing w:before="168" w:line="222" w:lineRule="auto"/>
         <w:ind w:left="108"/>
         <w:outlineLvl w:val="1"/>
         <w:rPr>
-          <w:rFonts w:ascii="黑体" w:eastAsia="黑体" w:hAnsi="黑体" w:cs="黑体"/>
+          <w:rFonts w:ascii="黑体" w:hAnsi="黑体" w:eastAsia="黑体" w:cs="黑体"/>
           <w:sz w:val="30"/>
           <w:szCs w:val="30"/>
         </w:rPr>
       </w:pPr>
-      <w:bookmarkStart w:id="10" w:name="bookmark10"/>
-      <w:bookmarkEnd w:id="10"/>
+      <w:bookmarkStart w:id="9" w:name="bookmark10"/>
+      <w:bookmarkEnd w:id="9"/>
       <w:r>
         <w:rPr>
           <w:b/>
@@ -4167,7 +4062,7 @@
       </w:r>
       <w:r>
         <w:rPr>
-          <w:rFonts w:ascii="黑体" w:eastAsia="黑体" w:hAnsi="黑体" w:cs="黑体"/>
+          <w:rFonts w:ascii="黑体" w:hAnsi="黑体" w:eastAsia="黑体" w:cs="黑体"/>
           <w:b/>
           <w:bCs/>
           <w:spacing w:val="-7"/>
@@ -4179,7 +4074,7 @@
     </w:p>
     <w:p>
       <w:pPr>
-        <w:pStyle w:val="BodyText"/>
+        <w:pStyle w:val="2"/>
         <w:spacing w:line="262" w:lineRule="auto"/>
       </w:pPr>
     </w:p>
@@ -4188,14 +4083,14 @@
         <w:spacing w:before="79" w:line="219" w:lineRule="auto"/>
         <w:ind w:left="505"/>
         <w:rPr>
-          <w:rFonts w:ascii="宋体" w:eastAsia="宋体" w:hAnsi="宋体" w:cs="宋体"/>
-          <w:sz w:val="24"/>
-          <w:szCs w:val="24"/>
-        </w:rPr>
-      </w:pPr>
-      <w:r>
-        <w:rPr>
-          <w:rFonts w:ascii="宋体" w:eastAsia="宋体" w:hAnsi="宋体" w:cs="宋体"/>
+          <w:rFonts w:ascii="宋体" w:hAnsi="宋体" w:eastAsia="宋体" w:cs="宋体"/>
+          <w:sz w:val="24"/>
+          <w:szCs w:val="24"/>
+        </w:rPr>
+      </w:pPr>
+      <w:r>
+        <w:rPr>
+          <w:rFonts w:ascii="宋体" w:hAnsi="宋体" w:eastAsia="宋体" w:cs="宋体"/>
           <w:spacing w:val="-1"/>
           <w:sz w:val="24"/>
           <w:szCs w:val="24"/>
@@ -4205,24 +4100,24 @@
     </w:p>
     <w:p>
       <w:pPr>
-        <w:pStyle w:val="BodyText"/>
+        <w:pStyle w:val="2"/>
         <w:spacing w:line="259" w:lineRule="auto"/>
       </w:pPr>
     </w:p>
     <w:p>
       <w:pPr>
-        <w:pStyle w:val="BodyText"/>
+        <w:pStyle w:val="2"/>
         <w:spacing w:before="97" w:line="222" w:lineRule="auto"/>
         <w:ind w:left="108"/>
         <w:outlineLvl w:val="1"/>
         <w:rPr>
-          <w:rFonts w:ascii="黑体" w:eastAsia="黑体" w:hAnsi="黑体" w:cs="黑体"/>
+          <w:rFonts w:ascii="黑体" w:hAnsi="黑体" w:eastAsia="黑体" w:cs="黑体"/>
           <w:sz w:val="30"/>
           <w:szCs w:val="30"/>
         </w:rPr>
       </w:pPr>
-      <w:bookmarkStart w:id="11" w:name="bookmark11"/>
-      <w:bookmarkEnd w:id="11"/>
+      <w:bookmarkStart w:id="10" w:name="bookmark11"/>
+      <w:bookmarkEnd w:id="10"/>
       <w:r>
         <w:rPr>
           <w:b/>
@@ -4245,7 +4140,7 @@
       </w:r>
       <w:r>
         <w:rPr>
-          <w:rFonts w:ascii="黑体" w:eastAsia="黑体" w:hAnsi="黑体" w:cs="黑体"/>
+          <w:rFonts w:ascii="黑体" w:hAnsi="黑体" w:eastAsia="黑体" w:cs="黑体"/>
           <w:b/>
           <w:bCs/>
           <w:spacing w:val="-8"/>
@@ -4257,7 +4152,7 @@
     </w:p>
     <w:p>
       <w:pPr>
-        <w:pStyle w:val="BodyText"/>
+        <w:pStyle w:val="2"/>
         <w:spacing w:line="262" w:lineRule="auto"/>
       </w:pPr>
     </w:p>
@@ -4266,14 +4161,14 @@
         <w:spacing w:before="79" w:line="366" w:lineRule="auto"/>
         <w:ind w:left="37" w:right="193" w:firstLine="468"/>
         <w:rPr>
-          <w:rFonts w:ascii="宋体" w:eastAsia="宋体" w:hAnsi="宋体" w:cs="宋体"/>
-          <w:sz w:val="24"/>
-          <w:szCs w:val="24"/>
-        </w:rPr>
-      </w:pPr>
-      <w:r>
-        <w:rPr>
-          <w:rFonts w:ascii="宋体" w:eastAsia="宋体" w:hAnsi="宋体" w:cs="宋体"/>
+          <w:rFonts w:ascii="宋体" w:hAnsi="宋体" w:eastAsia="宋体" w:cs="宋体"/>
+          <w:sz w:val="24"/>
+          <w:szCs w:val="24"/>
+        </w:rPr>
+      </w:pPr>
+      <w:r>
+        <w:rPr>
+          <w:rFonts w:ascii="宋体" w:hAnsi="宋体" w:eastAsia="宋体" w:cs="宋体"/>
           <w:spacing w:val="-5"/>
           <w:sz w:val="24"/>
           <w:szCs w:val="24"/>
@@ -4282,7 +4177,7 @@
       </w:r>
       <w:r>
         <w:rPr>
-          <w:rFonts w:ascii="宋体" w:eastAsia="宋体" w:hAnsi="宋体" w:cs="宋体"/>
+          <w:rFonts w:ascii="宋体" w:hAnsi="宋体" w:eastAsia="宋体" w:cs="宋体"/>
           <w:spacing w:val="-6"/>
           <w:sz w:val="24"/>
           <w:szCs w:val="24"/>
@@ -4291,7 +4186,7 @@
       </w:r>
       <w:r>
         <w:rPr>
-          <w:rFonts w:ascii="宋体" w:eastAsia="宋体" w:hAnsi="宋体" w:cs="宋体"/>
+          <w:rFonts w:ascii="宋体" w:hAnsi="宋体" w:eastAsia="宋体" w:cs="宋体"/>
           <w:spacing w:val="-3"/>
           <w:sz w:val="24"/>
           <w:szCs w:val="24"/>
@@ -4305,16 +4200,16 @@
         <w:ind w:left="24"/>
         <w:outlineLvl w:val="0"/>
         <w:rPr>
-          <w:rFonts w:ascii="黑体" w:eastAsia="黑体" w:hAnsi="黑体" w:cs="黑体"/>
+          <w:rFonts w:ascii="黑体" w:hAnsi="黑体" w:eastAsia="黑体" w:cs="黑体"/>
           <w:sz w:val="31"/>
           <w:szCs w:val="31"/>
         </w:rPr>
       </w:pPr>
-      <w:bookmarkStart w:id="12" w:name="bookmark12"/>
-      <w:bookmarkEnd w:id="12"/>
-      <w:r>
-        <w:rPr>
-          <w:rFonts w:ascii="宋体" w:eastAsia="宋体" w:hAnsi="宋体" w:cs="宋体"/>
+      <w:bookmarkStart w:id="11" w:name="bookmark12"/>
+      <w:bookmarkEnd w:id="11"/>
+      <w:r>
+        <w:rPr>
+          <w:rFonts w:ascii="宋体" w:hAnsi="宋体" w:eastAsia="宋体" w:cs="宋体"/>
           <w:b/>
           <w:bCs/>
           <w:spacing w:val="-4"/>
@@ -4325,7 +4220,7 @@
       </w:r>
       <w:r>
         <w:rPr>
-          <w:rFonts w:ascii="宋体" w:eastAsia="宋体" w:hAnsi="宋体" w:cs="宋体"/>
+          <w:rFonts w:ascii="宋体" w:hAnsi="宋体" w:eastAsia="宋体" w:cs="宋体"/>
           <w:spacing w:val="-57"/>
           <w:sz w:val="31"/>
           <w:szCs w:val="31"/>
@@ -4334,7 +4229,7 @@
       </w:r>
       <w:r>
         <w:rPr>
-          <w:rFonts w:ascii="黑体" w:eastAsia="黑体" w:hAnsi="黑体" w:cs="黑体"/>
+          <w:rFonts w:ascii="黑体" w:hAnsi="黑体" w:eastAsia="黑体" w:cs="黑体"/>
           <w:b/>
           <w:bCs/>
           <w:spacing w:val="-4"/>
@@ -4346,7 +4241,7 @@
     </w:p>
     <w:p>
       <w:pPr>
-        <w:pStyle w:val="BodyText"/>
+        <w:pStyle w:val="2"/>
         <w:spacing w:line="371" w:lineRule="auto"/>
       </w:pPr>
     </w:p>
@@ -4355,14 +4250,14 @@
         <w:spacing w:before="79" w:line="316" w:lineRule="auto"/>
         <w:ind w:left="22" w:right="116" w:firstLine="532"/>
         <w:rPr>
-          <w:rFonts w:ascii="宋体" w:eastAsia="宋体" w:hAnsi="宋体" w:cs="宋体"/>
-          <w:sz w:val="24"/>
-          <w:szCs w:val="24"/>
-        </w:rPr>
-      </w:pPr>
-      <w:r>
-        <w:rPr>
-          <w:rFonts w:ascii="Calibri" w:eastAsia="Calibri" w:hAnsi="Calibri" w:cs="Calibri"/>
+          <w:rFonts w:ascii="宋体" w:hAnsi="宋体" w:eastAsia="宋体" w:cs="宋体"/>
+          <w:sz w:val="24"/>
+          <w:szCs w:val="24"/>
+        </w:rPr>
+      </w:pPr>
+      <w:r>
+        <w:rPr>
+          <w:rFonts w:ascii="Calibri" w:hAnsi="Calibri" w:eastAsia="Calibri" w:cs="Calibri"/>
           <w:b/>
           <w:bCs/>
           <w:spacing w:val="-2"/>
@@ -4373,7 +4268,7 @@
       </w:r>
       <w:r>
         <w:rPr>
-          <w:rFonts w:ascii="宋体" w:eastAsia="宋体" w:hAnsi="宋体" w:cs="宋体"/>
+          <w:rFonts w:ascii="宋体" w:hAnsi="宋体" w:eastAsia="宋体" w:cs="宋体"/>
           <w:spacing w:val="-2"/>
           <w:sz w:val="24"/>
           <w:szCs w:val="24"/>
@@ -4382,16 +4277,16 @@
       </w:r>
       <w:r>
         <w:rPr>
-          <w:rFonts w:ascii="Calibri" w:eastAsia="Calibri" w:hAnsi="Calibri" w:cs="Calibri"/>
+          <w:rFonts w:ascii="Calibri" w:hAnsi="Calibri" w:eastAsia="Calibri" w:cs="Calibri"/>
           <w:spacing w:val="-2"/>
           <w:sz w:val="24"/>
           <w:szCs w:val="24"/>
         </w:rPr>
-        <w:t xml:space="preserve">10   </w:t>
-      </w:r>
-      <w:r>
-        <w:rPr>
-          <w:rFonts w:ascii="宋体" w:eastAsia="宋体" w:hAnsi="宋体" w:cs="宋体"/>
+        <w:t>10</w:t>
+      </w:r>
+      <w:r>
+        <w:rPr>
+          <w:rFonts w:ascii="宋体" w:hAnsi="宋体" w:eastAsia="宋体" w:cs="宋体"/>
           <w:spacing w:val="-2"/>
           <w:sz w:val="24"/>
           <w:szCs w:val="24"/>
@@ -4400,7 +4295,7 @@
       </w:r>
       <w:r>
         <w:rPr>
-          <w:rFonts w:ascii="宋体" w:eastAsia="宋体" w:hAnsi="宋体" w:cs="宋体"/>
+          <w:rFonts w:ascii="宋体" w:hAnsi="宋体" w:eastAsia="宋体" w:cs="宋体"/>
           <w:spacing w:val="-3"/>
           <w:sz w:val="24"/>
           <w:szCs w:val="24"/>
@@ -4409,7 +4304,7 @@
       </w:r>
       <w:r>
         <w:rPr>
-          <w:rFonts w:ascii="宋体" w:eastAsia="宋体" w:hAnsi="宋体" w:cs="宋体"/>
+          <w:rFonts w:ascii="宋体" w:hAnsi="宋体" w:eastAsia="宋体" w:cs="宋体"/>
           <w:spacing w:val="-1"/>
           <w:sz w:val="24"/>
           <w:szCs w:val="24"/>
@@ -4422,14 +4317,14 @@
         <w:spacing w:before="186" w:line="292" w:lineRule="auto"/>
         <w:ind w:left="23" w:right="118" w:firstLine="473"/>
         <w:rPr>
-          <w:rFonts w:ascii="宋体" w:eastAsia="宋体" w:hAnsi="宋体" w:cs="宋体"/>
-          <w:sz w:val="24"/>
-          <w:szCs w:val="24"/>
-        </w:rPr>
-      </w:pPr>
-      <w:r>
-        <w:rPr>
-          <w:rFonts w:ascii="Calibri" w:eastAsia="Calibri" w:hAnsi="Calibri" w:cs="Calibri"/>
+          <w:rFonts w:ascii="宋体" w:hAnsi="宋体" w:eastAsia="宋体" w:cs="宋体"/>
+          <w:sz w:val="24"/>
+          <w:szCs w:val="24"/>
+        </w:rPr>
+      </w:pPr>
+      <w:r>
+        <w:rPr>
+          <w:rFonts w:ascii="Calibri" w:hAnsi="Calibri" w:eastAsia="Calibri" w:cs="Calibri"/>
           <w:b/>
           <w:bCs/>
           <w:sz w:val="24"/>
@@ -4439,7 +4334,7 @@
       </w:r>
       <w:r>
         <w:rPr>
-          <w:rFonts w:ascii="Calibri" w:eastAsia="Calibri" w:hAnsi="Calibri" w:cs="Calibri"/>
+          <w:rFonts w:ascii="Calibri" w:hAnsi="Calibri" w:eastAsia="Calibri" w:cs="Calibri"/>
           <w:b/>
           <w:bCs/>
           <w:spacing w:val="26"/>
@@ -4451,7 +4346,7 @@
       </w:r>
       <w:r>
         <w:rPr>
-          <w:rFonts w:ascii="宋体" w:eastAsia="宋体" w:hAnsi="宋体" w:cs="宋体"/>
+          <w:rFonts w:ascii="宋体" w:hAnsi="宋体" w:eastAsia="宋体" w:cs="宋体"/>
           <w:sz w:val="24"/>
           <w:szCs w:val="24"/>
         </w:rPr>
@@ -4459,7 +4354,7 @@
       </w:r>
       <w:r>
         <w:rPr>
-          <w:rFonts w:ascii="宋体" w:eastAsia="宋体" w:hAnsi="宋体" w:cs="宋体"/>
+          <w:rFonts w:ascii="宋体" w:hAnsi="宋体" w:eastAsia="宋体" w:cs="宋体"/>
           <w:spacing w:val="-2"/>
           <w:sz w:val="24"/>
           <w:szCs w:val="24"/>
@@ -4472,14 +4367,14 @@
         <w:spacing w:before="187" w:line="219" w:lineRule="auto"/>
         <w:ind w:left="497"/>
         <w:rPr>
-          <w:rFonts w:ascii="宋体" w:eastAsia="宋体" w:hAnsi="宋体" w:cs="宋体"/>
-          <w:sz w:val="24"/>
-          <w:szCs w:val="24"/>
-        </w:rPr>
-      </w:pPr>
-      <w:r>
-        <w:rPr>
-          <w:rFonts w:ascii="Calibri" w:eastAsia="Calibri" w:hAnsi="Calibri" w:cs="Calibri"/>
+          <w:rFonts w:ascii="宋体" w:hAnsi="宋体" w:eastAsia="宋体" w:cs="宋体"/>
+          <w:sz w:val="24"/>
+          <w:szCs w:val="24"/>
+        </w:rPr>
+      </w:pPr>
+      <w:r>
+        <w:rPr>
+          <w:rFonts w:ascii="Calibri" w:hAnsi="Calibri" w:eastAsia="Calibri" w:cs="Calibri"/>
           <w:b/>
           <w:bCs/>
           <w:spacing w:val="-2"/>
@@ -4490,7 +4385,7 @@
       </w:r>
       <w:r>
         <w:rPr>
-          <w:rFonts w:ascii="Calibri" w:eastAsia="Calibri" w:hAnsi="Calibri" w:cs="Calibri"/>
+          <w:rFonts w:ascii="Calibri" w:hAnsi="Calibri" w:eastAsia="Calibri" w:cs="Calibri"/>
           <w:b/>
           <w:bCs/>
           <w:spacing w:val="28"/>
@@ -4502,7 +4397,7 @@
       </w:r>
       <w:r>
         <w:rPr>
-          <w:rFonts w:ascii="宋体" w:eastAsia="宋体" w:hAnsi="宋体" w:cs="宋体"/>
+          <w:rFonts w:ascii="宋体" w:hAnsi="宋体" w:eastAsia="宋体" w:cs="宋体"/>
           <w:spacing w:val="-2"/>
           <w:sz w:val="24"/>
           <w:szCs w:val="24"/>
@@ -4515,14 +4410,14 @@
         <w:spacing w:before="187" w:line="292" w:lineRule="auto"/>
         <w:ind w:left="27" w:right="121" w:firstLine="470"/>
         <w:rPr>
-          <w:rFonts w:ascii="宋体" w:eastAsia="宋体" w:hAnsi="宋体" w:cs="宋体"/>
-          <w:sz w:val="24"/>
-          <w:szCs w:val="24"/>
-        </w:rPr>
-      </w:pPr>
-      <w:r>
-        <w:rPr>
-          <w:rFonts w:ascii="Calibri" w:eastAsia="Calibri" w:hAnsi="Calibri" w:cs="Calibri"/>
+          <w:rFonts w:ascii="宋体" w:hAnsi="宋体" w:eastAsia="宋体" w:cs="宋体"/>
+          <w:sz w:val="24"/>
+          <w:szCs w:val="24"/>
+        </w:rPr>
+      </w:pPr>
+      <w:r>
+        <w:rPr>
+          <w:rFonts w:ascii="Calibri" w:hAnsi="Calibri" w:eastAsia="Calibri" w:cs="Calibri"/>
           <w:b/>
           <w:bCs/>
           <w:spacing w:val="1"/>
@@ -4533,7 +4428,7 @@
       </w:r>
       <w:r>
         <w:rPr>
-          <w:rFonts w:ascii="宋体" w:eastAsia="宋体" w:hAnsi="宋体" w:cs="宋体"/>
+          <w:rFonts w:ascii="宋体" w:hAnsi="宋体" w:eastAsia="宋体" w:cs="宋体"/>
           <w:spacing w:val="1"/>
           <w:sz w:val="24"/>
           <w:szCs w:val="24"/>
@@ -4542,7 +4437,7 @@
       </w:r>
       <w:r>
         <w:rPr>
-          <w:rFonts w:ascii="宋体" w:eastAsia="宋体" w:hAnsi="宋体" w:cs="宋体"/>
+          <w:rFonts w:ascii="宋体" w:hAnsi="宋体" w:eastAsia="宋体" w:cs="宋体"/>
           <w:sz w:val="24"/>
           <w:szCs w:val="24"/>
         </w:rPr>
@@ -4550,67 +4445,13 @@
       </w:r>
       <w:r>
         <w:rPr>
-          <w:rFonts w:ascii="宋体" w:eastAsia="宋体" w:hAnsi="宋体" w:cs="宋体"/>
+          <w:rFonts w:ascii="宋体" w:hAnsi="宋体" w:eastAsia="宋体" w:cs="宋体"/>
           <w:spacing w:val="-2"/>
           <w:sz w:val="24"/>
           <w:szCs w:val="24"/>
         </w:rPr>
         <w:t>商现场服务方面管理、考核。</w:t>
       </w:r>
-    </w:p>
-    <w:p>
-      <w:pPr>
-        <w:spacing w:before="188" w:line="219" w:lineRule="auto"/>
-        <w:ind w:left="497"/>
-        <w:rPr>
-          <w:rFonts w:ascii="宋体" w:eastAsia="宋体" w:hAnsi="宋体" w:cs="宋体"/>
-          <w:sz w:val="24"/>
-          <w:szCs w:val="24"/>
-        </w:rPr>
-      </w:pPr>
-      <w:r>
-        <w:rPr>
-          <w:rFonts w:ascii="Calibri" w:eastAsia="Calibri" w:hAnsi="Calibri" w:cs="Calibri"/>
-          <w:b/>
-          <w:bCs/>
-          <w:sz w:val="24"/>
-          <w:szCs w:val="24"/>
-        </w:rPr>
-        <w:t xml:space="preserve">4.5 </w:t>
-      </w:r>
-      <w:r>
-        <w:rPr>
-          <w:rFonts w:ascii="宋体" w:eastAsia="宋体" w:hAnsi="宋体" w:cs="宋体"/>
-          <w:sz w:val="24"/>
-          <w:szCs w:val="24"/>
-        </w:rPr>
-        <w:t>仓管专员负责对各供应商的物料包装方式、到货方式、</w:t>
-      </w:r>
-      <w:r>
-        <w:rPr>
-          <w:rFonts w:ascii="宋体" w:eastAsia="宋体" w:hAnsi="宋体" w:cs="宋体"/>
-          <w:spacing w:val="-1"/>
-          <w:sz w:val="24"/>
-          <w:szCs w:val="24"/>
-        </w:rPr>
-        <w:t>交货方式，现场</w:t>
-      </w:r>
-    </w:p>
-    <w:p>
-      <w:pPr>
-        <w:spacing w:line="219" w:lineRule="auto"/>
-        <w:rPr>
-          <w:rFonts w:ascii="宋体" w:eastAsia="宋体" w:hAnsi="宋体" w:cs="宋体"/>
-          <w:sz w:val="24"/>
-          <w:szCs w:val="24"/>
-        </w:rPr>
-        <w:sectPr>
-          <w:footerReference w:type="default" r:id="rId9"/>
-          <w:pgSz w:w="11910" w:h="16840"/>
-          <w:pgMar w:top="888" w:right="1677" w:bottom="1081" w:left="1786" w:header="0" w:footer="848" w:gutter="0"/>
-          <w:cols w:num="1" w:space="720"/>
-        </w:sectPr>
-      </w:pPr>
     </w:p>
     <w:p>
       <w:pPr>
@@ -4619,41 +4460,30 @@
       </w:pPr>
       <w:r>
         <w:rPr>
-          <w:position w:val="-8"/>
-        </w:rPr>
-        <w:drawing>
-          <wp:inline distT="0" distB="0" distL="0" distR="0">
-            <wp:extent cx="687070" cy="267970"/>
-            <wp:effectExtent l="0" t="0" r="0" b="0"/>
-            <wp:docPr id="12" name="IM 12"/>
-            <wp:cNvGraphicFramePr/>
-            <a:graphic xmlns:a="http://schemas.openxmlformats.org/drawingml/2006/main">
-              <a:graphicData uri="http://schemas.openxmlformats.org/drawingml/2006/picture">
-                <pic:pic xmlns:pic="http://schemas.openxmlformats.org/drawingml/2006/picture">
-                  <pic:nvPicPr>
-                    <pic:cNvPr id="12" name="IM 12"/>
-                    <pic:cNvPicPr/>
-                  </pic:nvPicPr>
-                  <pic:blipFill>
-                    <a:blip xmlns:r="http://schemas.openxmlformats.org/officeDocument/2006/relationships" r:embed="rId4"/>
-                    <a:stretch>
-                      <a:fillRect/>
-                    </a:stretch>
-                  </pic:blipFill>
-                  <pic:spPr>
-                    <a:xfrm>
-                      <a:off x="0" y="0"/>
-                      <a:ext cx="687324" cy="268223"/>
-                    </a:xfrm>
-                    <a:prstGeom prst="rect">
-                      <a:avLst/>
-                    </a:prstGeom>
-                  </pic:spPr>
-                </pic:pic>
-              </a:graphicData>
-            </a:graphic>
-          </wp:inline>
-        </w:drawing>
+          <w:rFonts w:ascii="Calibri" w:hAnsi="Calibri" w:eastAsia="Calibri" w:cs="Calibri"/>
+          <w:b/>
+          <w:bCs/>
+          <w:sz w:val="24"/>
+          <w:szCs w:val="24"/>
+        </w:rPr>
+        <w:t xml:space="preserve">4.5 </w:t>
+      </w:r>
+      <w:r>
+        <w:rPr>
+          <w:rFonts w:ascii="宋体" w:hAnsi="宋体" w:eastAsia="宋体" w:cs="宋体"/>
+          <w:sz w:val="24"/>
+          <w:szCs w:val="24"/>
+        </w:rPr>
+        <w:t>仓管专员负责对各供应商的物料包装方式、到货方式、</w:t>
+      </w:r>
+      <w:r>
+        <w:rPr>
+          <w:rFonts w:ascii="宋体" w:hAnsi="宋体" w:eastAsia="宋体" w:cs="宋体"/>
+          <w:spacing w:val="-1"/>
+          <w:sz w:val="24"/>
+          <w:szCs w:val="24"/>
+        </w:rPr>
+        <w:t>交货方式，现场</w:t>
       </w:r>
     </w:p>
     <w:p>
@@ -4661,26 +4491,20 @@
         <w:spacing w:before="241" w:line="219" w:lineRule="auto"/>
         <w:ind w:left="22"/>
         <w:rPr>
-          <w:rFonts w:ascii="宋体" w:eastAsia="宋体" w:hAnsi="宋体" w:cs="宋体"/>
-          <w:sz w:val="24"/>
-          <w:szCs w:val="24"/>
-        </w:rPr>
-      </w:pPr>
-      <w:r>
-        <w:rPr>
-          <w:rFonts w:ascii="宋体" w:eastAsia="宋体" w:hAnsi="宋体" w:cs="宋体"/>
+          <w:rFonts w:ascii="宋体" w:hAnsi="宋体" w:eastAsia="宋体" w:cs="宋体"/>
+          <w:sz w:val="24"/>
+          <w:szCs w:val="24"/>
+        </w:rPr>
+      </w:pPr>
+      <w:r>
+        <w:rPr>
+          <w:rFonts w:ascii="宋体" w:hAnsi="宋体" w:eastAsia="宋体" w:cs="宋体"/>
           <w:spacing w:val="-1"/>
           <w:sz w:val="24"/>
           <w:szCs w:val="24"/>
         </w:rPr>
         <w:t>配合，订单交付等进行管理、考评。</w:t>
       </w:r>
-    </w:p>
-    <w:p>
-      <w:pPr>
-        <w:pStyle w:val="BodyText"/>
-        <w:spacing w:line="367" w:lineRule="auto"/>
-      </w:pPr>
     </w:p>
     <w:p>
       <w:pPr>
@@ -4688,16 +4512,16 @@
         <w:ind w:left="31"/>
         <w:outlineLvl w:val="0"/>
         <w:rPr>
-          <w:rFonts w:ascii="黑体" w:eastAsia="黑体" w:hAnsi="黑体" w:cs="黑体"/>
+          <w:rFonts w:ascii="黑体" w:hAnsi="黑体" w:eastAsia="黑体" w:cs="黑体"/>
           <w:sz w:val="31"/>
           <w:szCs w:val="31"/>
         </w:rPr>
       </w:pPr>
-      <w:bookmarkStart w:id="13" w:name="bookmark13"/>
-      <w:bookmarkEnd w:id="13"/>
-      <w:r>
-        <w:rPr>
-          <w:rFonts w:ascii="宋体" w:eastAsia="宋体" w:hAnsi="宋体" w:cs="宋体"/>
+      <w:bookmarkStart w:id="12" w:name="bookmark13"/>
+      <w:bookmarkEnd w:id="12"/>
+      <w:r>
+        <w:rPr>
+          <w:rFonts w:ascii="宋体" w:hAnsi="宋体" w:eastAsia="宋体" w:cs="宋体"/>
           <w:b/>
           <w:bCs/>
           <w:spacing w:val="5"/>
@@ -4708,7 +4532,7 @@
       </w:r>
       <w:r>
         <w:rPr>
-          <w:rFonts w:ascii="宋体" w:eastAsia="宋体" w:hAnsi="宋体" w:cs="宋体"/>
+          <w:rFonts w:ascii="宋体" w:hAnsi="宋体" w:eastAsia="宋体" w:cs="宋体"/>
           <w:spacing w:val="5"/>
           <w:sz w:val="31"/>
           <w:szCs w:val="31"/>
@@ -4717,7 +4541,7 @@
       </w:r>
       <w:r>
         <w:rPr>
-          <w:rFonts w:ascii="黑体" w:eastAsia="黑体" w:hAnsi="黑体" w:cs="黑体"/>
+          <w:rFonts w:ascii="黑体" w:hAnsi="黑体" w:eastAsia="黑体" w:cs="黑体"/>
           <w:b/>
           <w:bCs/>
           <w:spacing w:val="5"/>
@@ -4729,24 +4553,18 @@
     </w:p>
     <w:p>
       <w:pPr>
-        <w:pStyle w:val="BodyText"/>
-        <w:spacing w:line="403" w:lineRule="auto"/>
-      </w:pPr>
-    </w:p>
-    <w:p>
-      <w:pPr>
-        <w:pStyle w:val="BodyText"/>
+        <w:pStyle w:val="2"/>
         <w:spacing w:before="97" w:line="222" w:lineRule="auto"/>
         <w:ind w:left="26"/>
         <w:outlineLvl w:val="1"/>
         <w:rPr>
-          <w:rFonts w:ascii="黑体" w:eastAsia="黑体" w:hAnsi="黑体" w:cs="黑体"/>
+          <w:rFonts w:ascii="黑体" w:hAnsi="黑体" w:eastAsia="黑体" w:cs="黑体"/>
           <w:sz w:val="30"/>
           <w:szCs w:val="30"/>
         </w:rPr>
       </w:pPr>
-      <w:bookmarkStart w:id="14" w:name="bookmark14"/>
-      <w:bookmarkEnd w:id="14"/>
+      <w:bookmarkStart w:id="13" w:name="bookmark14"/>
+      <w:bookmarkEnd w:id="13"/>
       <w:r>
         <w:rPr>
           <w:b/>
@@ -4759,7 +4577,7 @@
       </w:r>
       <w:r>
         <w:rPr>
-          <w:rFonts w:ascii="黑体" w:eastAsia="黑体" w:hAnsi="黑体" w:cs="黑体"/>
+          <w:rFonts w:ascii="黑体" w:hAnsi="黑体" w:eastAsia="黑体" w:cs="黑体"/>
           <w:b/>
           <w:bCs/>
           <w:spacing w:val="-3"/>
@@ -4771,23 +4589,17 @@
     </w:p>
     <w:p>
       <w:pPr>
-        <w:pStyle w:val="BodyText"/>
-        <w:spacing w:line="263" w:lineRule="auto"/>
-      </w:pPr>
-    </w:p>
-    <w:p>
-      <w:pPr>
         <w:spacing w:before="79" w:line="364" w:lineRule="auto"/>
         <w:ind w:left="23" w:right="125" w:firstLine="478"/>
         <w:rPr>
-          <w:rFonts w:ascii="宋体" w:eastAsia="宋体" w:hAnsi="宋体" w:cs="宋体"/>
-          <w:sz w:val="24"/>
-          <w:szCs w:val="24"/>
-        </w:rPr>
-      </w:pPr>
-      <w:r>
-        <w:rPr>
-          <w:rFonts w:ascii="宋体" w:eastAsia="宋体" w:hAnsi="宋体" w:cs="宋体"/>
+          <w:rFonts w:ascii="宋体" w:hAnsi="宋体" w:eastAsia="宋体" w:cs="宋体"/>
+          <w:sz w:val="24"/>
+          <w:szCs w:val="24"/>
+        </w:rPr>
+      </w:pPr>
+      <w:r>
+        <w:rPr>
+          <w:rFonts w:ascii="宋体" w:hAnsi="宋体" w:eastAsia="宋体" w:cs="宋体"/>
           <w:spacing w:val="-6"/>
           <w:sz w:val="24"/>
           <w:szCs w:val="24"/>
@@ -4796,7 +4608,7 @@
       </w:r>
       <w:r>
         <w:rPr>
-          <w:rFonts w:ascii="宋体" w:eastAsia="宋体" w:hAnsi="宋体" w:cs="宋体"/>
+          <w:rFonts w:ascii="宋体" w:hAnsi="宋体" w:eastAsia="宋体" w:cs="宋体"/>
           <w:spacing w:val="-7"/>
           <w:sz w:val="24"/>
           <w:szCs w:val="24"/>
@@ -4805,7 +4617,7 @@
       </w:r>
       <w:r>
         <w:rPr>
-          <w:rFonts w:ascii="宋体" w:eastAsia="宋体" w:hAnsi="宋体" w:cs="宋体"/>
+          <w:rFonts w:ascii="宋体" w:hAnsi="宋体" w:eastAsia="宋体" w:cs="宋体"/>
           <w:spacing w:val="-1"/>
           <w:sz w:val="24"/>
           <w:szCs w:val="24"/>
@@ -4815,18 +4627,18 @@
     </w:p>
     <w:p>
       <w:pPr>
-        <w:pStyle w:val="BodyText"/>
+        <w:pStyle w:val="2"/>
         <w:spacing w:before="166" w:line="222" w:lineRule="auto"/>
         <w:ind w:left="26"/>
         <w:outlineLvl w:val="1"/>
         <w:rPr>
-          <w:rFonts w:ascii="黑体" w:eastAsia="黑体" w:hAnsi="黑体" w:cs="黑体"/>
+          <w:rFonts w:ascii="黑体" w:hAnsi="黑体" w:eastAsia="黑体" w:cs="黑体"/>
           <w:sz w:val="30"/>
           <w:szCs w:val="30"/>
         </w:rPr>
       </w:pPr>
-      <w:bookmarkStart w:id="15" w:name="bookmark15"/>
-      <w:bookmarkEnd w:id="15"/>
+      <w:bookmarkStart w:id="14" w:name="bookmark15"/>
+      <w:bookmarkEnd w:id="14"/>
       <w:r>
         <w:rPr>
           <w:b/>
@@ -4849,7 +4661,7 @@
       </w:r>
       <w:r>
         <w:rPr>
-          <w:rFonts w:ascii="黑体" w:eastAsia="黑体" w:hAnsi="黑体" w:cs="黑体"/>
+          <w:rFonts w:ascii="黑体" w:hAnsi="黑体" w:eastAsia="黑体" w:cs="黑体"/>
           <w:b/>
           <w:bCs/>
           <w:spacing w:val="-14"/>
@@ -4861,17 +4673,11 @@
     </w:p>
     <w:p>
       <w:pPr>
-        <w:pStyle w:val="BodyText"/>
-        <w:spacing w:line="312" w:lineRule="auto"/>
-      </w:pPr>
-    </w:p>
-    <w:p>
-      <w:pPr>
-        <w:pStyle w:val="BodyText"/>
+        <w:pStyle w:val="2"/>
         <w:spacing w:before="92" w:line="222" w:lineRule="auto"/>
         <w:ind w:left="25"/>
         <w:rPr>
-          <w:rFonts w:ascii="黑体" w:eastAsia="黑体" w:hAnsi="黑体" w:cs="黑体"/>
+          <w:rFonts w:ascii="黑体" w:hAnsi="黑体" w:eastAsia="黑体" w:cs="黑体"/>
           <w:sz w:val="28"/>
           <w:szCs w:val="28"/>
         </w:rPr>
@@ -4888,7 +4694,7 @@
       </w:r>
       <w:r>
         <w:rPr>
-          <w:rFonts w:ascii="黑体" w:eastAsia="黑体" w:hAnsi="黑体" w:cs="黑体"/>
+          <w:rFonts w:ascii="黑体" w:hAnsi="黑体" w:eastAsia="黑体" w:cs="黑体"/>
           <w:b/>
           <w:bCs/>
           <w:spacing w:val="-3"/>
@@ -4900,23 +4706,17 @@
     </w:p>
     <w:p>
       <w:pPr>
-        <w:pStyle w:val="BodyText"/>
-        <w:spacing w:line="276" w:lineRule="auto"/>
-      </w:pPr>
-    </w:p>
-    <w:p>
-      <w:pPr>
         <w:spacing w:before="78" w:line="291" w:lineRule="auto"/>
         <w:ind w:left="21" w:right="98" w:firstLine="483"/>
         <w:rPr>
-          <w:rFonts w:ascii="宋体" w:eastAsia="宋体" w:hAnsi="宋体" w:cs="宋体"/>
-          <w:sz w:val="24"/>
-          <w:szCs w:val="24"/>
-        </w:rPr>
-      </w:pPr>
-      <w:r>
-        <w:rPr>
-          <w:rFonts w:ascii="Calibri" w:eastAsia="Calibri" w:hAnsi="Calibri" w:cs="Calibri"/>
+          <w:rFonts w:ascii="宋体" w:hAnsi="宋体" w:eastAsia="宋体" w:cs="宋体"/>
+          <w:sz w:val="24"/>
+          <w:szCs w:val="24"/>
+        </w:rPr>
+      </w:pPr>
+      <w:r>
+        <w:rPr>
+          <w:rFonts w:ascii="Calibri" w:hAnsi="Calibri" w:eastAsia="Calibri" w:cs="Calibri"/>
           <w:spacing w:val="-1"/>
           <w:sz w:val="24"/>
           <w:szCs w:val="24"/>
@@ -4925,7 +4725,7 @@
       </w:r>
       <w:r>
         <w:rPr>
-          <w:rFonts w:ascii="Calibri" w:eastAsia="Calibri" w:hAnsi="Calibri" w:cs="Calibri"/>
+          <w:rFonts w:ascii="Calibri" w:hAnsi="Calibri" w:eastAsia="Calibri" w:cs="Calibri"/>
           <w:spacing w:val="20"/>
           <w:sz w:val="24"/>
           <w:szCs w:val="24"/>
@@ -4934,7 +4734,7 @@
       </w:r>
       <w:r>
         <w:rPr>
-          <w:rFonts w:ascii="宋体" w:eastAsia="宋体" w:hAnsi="宋体" w:cs="宋体"/>
+          <w:rFonts w:ascii="宋体" w:hAnsi="宋体" w:eastAsia="宋体" w:cs="宋体"/>
           <w:spacing w:val="-1"/>
           <w:sz w:val="24"/>
           <w:szCs w:val="24"/>
@@ -4947,14 +4747,14 @@
         <w:spacing w:before="188" w:line="315" w:lineRule="auto"/>
         <w:ind w:left="22" w:right="64" w:firstLine="482"/>
         <w:rPr>
-          <w:rFonts w:ascii="宋体" w:eastAsia="宋体" w:hAnsi="宋体" w:cs="宋体"/>
-          <w:sz w:val="24"/>
-          <w:szCs w:val="24"/>
-        </w:rPr>
-      </w:pPr>
-      <w:r>
-        <w:rPr>
-          <w:rFonts w:ascii="Calibri" w:eastAsia="Calibri" w:hAnsi="Calibri" w:cs="Calibri"/>
+          <w:rFonts w:ascii="宋体" w:hAnsi="宋体" w:eastAsia="宋体" w:cs="宋体"/>
+          <w:sz w:val="24"/>
+          <w:szCs w:val="24"/>
+        </w:rPr>
+      </w:pPr>
+      <w:r>
+        <w:rPr>
+          <w:rFonts w:ascii="Calibri" w:hAnsi="Calibri" w:eastAsia="Calibri" w:cs="Calibri"/>
           <w:spacing w:val="-5"/>
           <w:sz w:val="24"/>
           <w:szCs w:val="24"/>
@@ -4963,7 +4763,7 @@
       </w:r>
       <w:r>
         <w:rPr>
-          <w:rFonts w:ascii="Calibri" w:eastAsia="Calibri" w:hAnsi="Calibri" w:cs="Calibri"/>
+          <w:rFonts w:ascii="Calibri" w:hAnsi="Calibri" w:eastAsia="Calibri" w:cs="Calibri"/>
           <w:spacing w:val="34"/>
           <w:w w:val="101"/>
           <w:sz w:val="24"/>
@@ -4973,7 +4773,7 @@
       </w:r>
       <w:r>
         <w:rPr>
-          <w:rFonts w:ascii="宋体" w:eastAsia="宋体" w:hAnsi="宋体" w:cs="宋体"/>
+          <w:rFonts w:ascii="宋体" w:hAnsi="宋体" w:eastAsia="宋体" w:cs="宋体"/>
           <w:spacing w:val="-5"/>
           <w:sz w:val="24"/>
           <w:szCs w:val="24"/>
@@ -4982,7 +4782,7 @@
       </w:r>
       <w:r>
         <w:rPr>
-          <w:rFonts w:ascii="宋体" w:eastAsia="宋体" w:hAnsi="宋体" w:cs="宋体"/>
+          <w:rFonts w:ascii="宋体" w:hAnsi="宋体" w:eastAsia="宋体" w:cs="宋体"/>
           <w:spacing w:val="-17"/>
           <w:sz w:val="24"/>
           <w:szCs w:val="24"/>
@@ -4991,7 +4791,7 @@
       </w:r>
       <w:r>
         <w:rPr>
-          <w:rFonts w:ascii="宋体" w:eastAsia="宋体" w:hAnsi="宋体" w:cs="宋体"/>
+          <w:rFonts w:ascii="宋体" w:hAnsi="宋体" w:eastAsia="宋体" w:cs="宋体"/>
           <w:spacing w:val="-1"/>
           <w:sz w:val="24"/>
           <w:szCs w:val="24"/>
@@ -5004,14 +4804,14 @@
         <w:spacing w:before="190" w:line="291" w:lineRule="auto"/>
         <w:ind w:left="40" w:right="67" w:firstLine="464"/>
         <w:rPr>
-          <w:rFonts w:ascii="宋体" w:eastAsia="宋体" w:hAnsi="宋体" w:cs="宋体"/>
-          <w:sz w:val="24"/>
-          <w:szCs w:val="24"/>
-        </w:rPr>
-      </w:pPr>
-      <w:r>
-        <w:rPr>
-          <w:rFonts w:ascii="Calibri" w:eastAsia="Calibri" w:hAnsi="Calibri" w:cs="Calibri"/>
+          <w:rFonts w:ascii="宋体" w:hAnsi="宋体" w:eastAsia="宋体" w:cs="宋体"/>
+          <w:sz w:val="24"/>
+          <w:szCs w:val="24"/>
+        </w:rPr>
+      </w:pPr>
+      <w:r>
+        <w:rPr>
+          <w:rFonts w:ascii="Calibri" w:hAnsi="Calibri" w:eastAsia="Calibri" w:cs="Calibri"/>
           <w:spacing w:val="-5"/>
           <w:sz w:val="24"/>
           <w:szCs w:val="24"/>
@@ -5020,7 +4820,7 @@
       </w:r>
       <w:r>
         <w:rPr>
-          <w:rFonts w:ascii="Calibri" w:eastAsia="Calibri" w:hAnsi="Calibri" w:cs="Calibri"/>
+          <w:rFonts w:ascii="Calibri" w:hAnsi="Calibri" w:eastAsia="Calibri" w:cs="Calibri"/>
           <w:spacing w:val="34"/>
           <w:w w:val="101"/>
           <w:sz w:val="24"/>
@@ -5030,7 +4830,7 @@
       </w:r>
       <w:r>
         <w:rPr>
-          <w:rFonts w:ascii="宋体" w:eastAsia="宋体" w:hAnsi="宋体" w:cs="宋体"/>
+          <w:rFonts w:ascii="宋体" w:hAnsi="宋体" w:eastAsia="宋体" w:cs="宋体"/>
           <w:spacing w:val="-5"/>
           <w:sz w:val="24"/>
           <w:szCs w:val="24"/>
@@ -5039,7 +4839,7 @@
       </w:r>
       <w:r>
         <w:rPr>
-          <w:rFonts w:ascii="宋体" w:eastAsia="宋体" w:hAnsi="宋体" w:cs="宋体"/>
+          <w:rFonts w:ascii="宋体" w:hAnsi="宋体" w:eastAsia="宋体" w:cs="宋体"/>
           <w:spacing w:val="-4"/>
           <w:sz w:val="24"/>
           <w:szCs w:val="24"/>
@@ -5048,7 +4848,7 @@
       </w:r>
       <w:r>
         <w:rPr>
-          <w:rFonts w:ascii="Calibri" w:eastAsia="Calibri" w:hAnsi="Calibri" w:cs="Calibri"/>
+          <w:rFonts w:ascii="Calibri" w:hAnsi="Calibri" w:eastAsia="Calibri" w:cs="Calibri"/>
           <w:spacing w:val="-4"/>
           <w:sz w:val="24"/>
           <w:szCs w:val="24"/>
@@ -5057,7 +4857,7 @@
       </w:r>
       <w:r>
         <w:rPr>
-          <w:rFonts w:ascii="宋体" w:eastAsia="宋体" w:hAnsi="宋体" w:cs="宋体"/>
+          <w:rFonts w:ascii="宋体" w:hAnsi="宋体" w:eastAsia="宋体" w:cs="宋体"/>
           <w:spacing w:val="-4"/>
           <w:sz w:val="24"/>
           <w:szCs w:val="24"/>
@@ -5066,7 +4866,7 @@
       </w:r>
       <w:r>
         <w:rPr>
-          <w:rFonts w:ascii="宋体" w:eastAsia="宋体" w:hAnsi="宋体" w:cs="宋体"/>
+          <w:rFonts w:ascii="宋体" w:hAnsi="宋体" w:eastAsia="宋体" w:cs="宋体"/>
           <w:spacing w:val="-5"/>
           <w:sz w:val="24"/>
           <w:szCs w:val="24"/>
@@ -5079,14 +4879,14 @@
         <w:spacing w:before="186" w:line="292" w:lineRule="auto"/>
         <w:ind w:left="23" w:right="127" w:firstLine="481"/>
         <w:rPr>
-          <w:rFonts w:ascii="宋体" w:eastAsia="宋体" w:hAnsi="宋体" w:cs="宋体"/>
-          <w:sz w:val="24"/>
-          <w:szCs w:val="24"/>
-        </w:rPr>
-      </w:pPr>
-      <w:r>
-        <w:rPr>
-          <w:rFonts w:ascii="Calibri" w:eastAsia="Calibri" w:hAnsi="Calibri" w:cs="Calibri"/>
+          <w:rFonts w:ascii="宋体" w:hAnsi="宋体" w:eastAsia="宋体" w:cs="宋体"/>
+          <w:sz w:val="24"/>
+          <w:szCs w:val="24"/>
+        </w:rPr>
+      </w:pPr>
+      <w:r>
+        <w:rPr>
+          <w:rFonts w:ascii="Calibri" w:hAnsi="Calibri" w:eastAsia="Calibri" w:cs="Calibri"/>
           <w:spacing w:val="-6"/>
           <w:sz w:val="24"/>
           <w:szCs w:val="24"/>
@@ -5095,7 +4895,7 @@
       </w:r>
       <w:r>
         <w:rPr>
-          <w:rFonts w:ascii="Calibri" w:eastAsia="Calibri" w:hAnsi="Calibri" w:cs="Calibri"/>
+          <w:rFonts w:ascii="Calibri" w:hAnsi="Calibri" w:eastAsia="Calibri" w:cs="Calibri"/>
           <w:spacing w:val="21"/>
           <w:sz w:val="24"/>
           <w:szCs w:val="24"/>
@@ -5104,7 +4904,7 @@
       </w:r>
       <w:r>
         <w:rPr>
-          <w:rFonts w:ascii="宋体" w:eastAsia="宋体" w:hAnsi="宋体" w:cs="宋体"/>
+          <w:rFonts w:ascii="宋体" w:hAnsi="宋体" w:eastAsia="宋体" w:cs="宋体"/>
           <w:spacing w:val="-6"/>
           <w:sz w:val="24"/>
           <w:szCs w:val="24"/>
@@ -5113,7 +4913,7 @@
       </w:r>
       <w:r>
         <w:rPr>
-          <w:rFonts w:ascii="宋体" w:eastAsia="宋体" w:hAnsi="宋体" w:cs="宋体"/>
+          <w:rFonts w:ascii="宋体" w:hAnsi="宋体" w:eastAsia="宋体" w:cs="宋体"/>
           <w:spacing w:val="-7"/>
           <w:sz w:val="24"/>
           <w:szCs w:val="24"/>
@@ -5122,7 +4922,7 @@
       </w:r>
       <w:r>
         <w:rPr>
-          <w:rFonts w:ascii="宋体" w:eastAsia="宋体" w:hAnsi="宋体" w:cs="宋体"/>
+          <w:rFonts w:ascii="宋体" w:hAnsi="宋体" w:eastAsia="宋体" w:cs="宋体"/>
           <w:spacing w:val="-1"/>
           <w:sz w:val="24"/>
           <w:szCs w:val="24"/>
@@ -5135,14 +4935,14 @@
         <w:spacing w:before="188" w:line="291" w:lineRule="auto"/>
         <w:ind w:left="23" w:right="62" w:firstLine="481"/>
         <w:rPr>
-          <w:rFonts w:ascii="宋体" w:eastAsia="宋体" w:hAnsi="宋体" w:cs="宋体"/>
-          <w:sz w:val="24"/>
-          <w:szCs w:val="24"/>
-        </w:rPr>
-      </w:pPr>
-      <w:r>
-        <w:rPr>
-          <w:rFonts w:ascii="Calibri" w:eastAsia="Calibri" w:hAnsi="Calibri" w:cs="Calibri"/>
+          <w:rFonts w:ascii="宋体" w:hAnsi="宋体" w:eastAsia="宋体" w:cs="宋体"/>
+          <w:sz w:val="24"/>
+          <w:szCs w:val="24"/>
+        </w:rPr>
+      </w:pPr>
+      <w:r>
+        <w:rPr>
+          <w:rFonts w:ascii="Calibri" w:hAnsi="Calibri" w:eastAsia="Calibri" w:cs="Calibri"/>
           <w:spacing w:val="-4"/>
           <w:sz w:val="24"/>
           <w:szCs w:val="24"/>
@@ -5151,7 +4951,7 @@
       </w:r>
       <w:r>
         <w:rPr>
-          <w:rFonts w:ascii="Calibri" w:eastAsia="Calibri" w:hAnsi="Calibri" w:cs="Calibri"/>
+          <w:rFonts w:ascii="Calibri" w:hAnsi="Calibri" w:eastAsia="Calibri" w:cs="Calibri"/>
           <w:spacing w:val="19"/>
           <w:w w:val="101"/>
           <w:sz w:val="24"/>
@@ -5161,7 +4961,7 @@
       </w:r>
       <w:r>
         <w:rPr>
-          <w:rFonts w:ascii="宋体" w:eastAsia="宋体" w:hAnsi="宋体" w:cs="宋体"/>
+          <w:rFonts w:ascii="宋体" w:hAnsi="宋体" w:eastAsia="宋体" w:cs="宋体"/>
           <w:spacing w:val="-4"/>
           <w:sz w:val="24"/>
           <w:szCs w:val="24"/>
@@ -5170,7 +4970,7 @@
       </w:r>
       <w:r>
         <w:rPr>
-          <w:rFonts w:ascii="宋体" w:eastAsia="宋体" w:hAnsi="宋体" w:cs="宋体"/>
+          <w:rFonts w:ascii="宋体" w:hAnsi="宋体" w:eastAsia="宋体" w:cs="宋体"/>
           <w:spacing w:val="-5"/>
           <w:sz w:val="24"/>
           <w:szCs w:val="24"/>
@@ -5179,7 +4979,7 @@
       </w:r>
       <w:r>
         <w:rPr>
-          <w:rFonts w:ascii="宋体" w:eastAsia="宋体" w:hAnsi="宋体" w:cs="宋体"/>
+          <w:rFonts w:ascii="宋体" w:hAnsi="宋体" w:eastAsia="宋体" w:cs="宋体"/>
           <w:spacing w:val="-2"/>
           <w:sz w:val="24"/>
           <w:szCs w:val="24"/>
@@ -5188,7 +4988,7 @@
       </w:r>
       <w:r>
         <w:rPr>
-          <w:rFonts w:ascii="宋体" w:eastAsia="宋体" w:hAnsi="宋体" w:cs="宋体"/>
+          <w:rFonts w:ascii="宋体" w:hAnsi="宋体" w:eastAsia="宋体" w:cs="宋体"/>
           <w:spacing w:val="-53"/>
           <w:sz w:val="24"/>
           <w:szCs w:val="24"/>
@@ -5197,7 +4997,7 @@
       </w:r>
       <w:r>
         <w:rPr>
-          <w:rFonts w:ascii="宋体" w:eastAsia="宋体" w:hAnsi="宋体" w:cs="宋体"/>
+          <w:rFonts w:ascii="宋体" w:hAnsi="宋体" w:eastAsia="宋体" w:cs="宋体"/>
           <w:spacing w:val="-2"/>
           <w:sz w:val="24"/>
           <w:szCs w:val="24"/>
@@ -5210,14 +5010,14 @@
         <w:spacing w:before="187" w:line="316" w:lineRule="auto"/>
         <w:ind w:left="23" w:firstLine="481"/>
         <w:rPr>
-          <w:rFonts w:ascii="宋体" w:eastAsia="宋体" w:hAnsi="宋体" w:cs="宋体"/>
-          <w:sz w:val="24"/>
-          <w:szCs w:val="24"/>
-        </w:rPr>
-      </w:pPr>
-      <w:r>
-        <w:rPr>
-          <w:rFonts w:ascii="Calibri" w:eastAsia="Calibri" w:hAnsi="Calibri" w:cs="Calibri"/>
+          <w:rFonts w:ascii="宋体" w:hAnsi="宋体" w:eastAsia="宋体" w:cs="宋体"/>
+          <w:sz w:val="24"/>
+          <w:szCs w:val="24"/>
+        </w:rPr>
+      </w:pPr>
+      <w:r>
+        <w:rPr>
+          <w:rFonts w:ascii="Calibri" w:hAnsi="Calibri" w:eastAsia="Calibri" w:cs="Calibri"/>
           <w:spacing w:val="-1"/>
           <w:sz w:val="24"/>
           <w:szCs w:val="24"/>
@@ -5226,7 +5026,7 @@
       </w:r>
       <w:r>
         <w:rPr>
-          <w:rFonts w:ascii="Calibri" w:eastAsia="Calibri" w:hAnsi="Calibri" w:cs="Calibri"/>
+          <w:rFonts w:ascii="Calibri" w:hAnsi="Calibri" w:eastAsia="Calibri" w:cs="Calibri"/>
           <w:spacing w:val="21"/>
           <w:sz w:val="24"/>
           <w:szCs w:val="24"/>
@@ -5235,7 +5035,7 @@
       </w:r>
       <w:r>
         <w:rPr>
-          <w:rFonts w:ascii="宋体" w:eastAsia="宋体" w:hAnsi="宋体" w:cs="宋体"/>
+          <w:rFonts w:ascii="宋体" w:hAnsi="宋体" w:eastAsia="宋体" w:cs="宋体"/>
           <w:spacing w:val="-1"/>
           <w:sz w:val="24"/>
           <w:szCs w:val="24"/>
@@ -5244,7 +5044,7 @@
       </w:r>
       <w:r>
         <w:rPr>
-          <w:rFonts w:ascii="宋体" w:eastAsia="宋体" w:hAnsi="宋体" w:cs="宋体"/>
+          <w:rFonts w:ascii="宋体" w:hAnsi="宋体" w:eastAsia="宋体" w:cs="宋体"/>
           <w:spacing w:val="-2"/>
           <w:sz w:val="24"/>
           <w:szCs w:val="24"/>
@@ -5253,7 +5053,7 @@
       </w:r>
       <w:r>
         <w:rPr>
-          <w:rFonts w:ascii="Calibri" w:eastAsia="Calibri" w:hAnsi="Calibri" w:cs="Calibri"/>
+          <w:rFonts w:ascii="Calibri" w:hAnsi="Calibri" w:eastAsia="Calibri" w:cs="Calibri"/>
           <w:spacing w:val="-2"/>
           <w:sz w:val="24"/>
           <w:szCs w:val="24"/>
@@ -5262,7 +5062,7 @@
       </w:r>
       <w:r>
         <w:rPr>
-          <w:rFonts w:ascii="Calibri" w:eastAsia="Calibri" w:hAnsi="Calibri" w:cs="Calibri"/>
+          <w:rFonts w:ascii="Calibri" w:hAnsi="Calibri" w:eastAsia="Calibri" w:cs="Calibri"/>
           <w:spacing w:val="-28"/>
           <w:sz w:val="24"/>
           <w:szCs w:val="24"/>
@@ -5271,7 +5071,7 @@
       </w:r>
       <w:r>
         <w:rPr>
-          <w:rFonts w:ascii="宋体" w:eastAsia="宋体" w:hAnsi="宋体" w:cs="宋体"/>
+          <w:rFonts w:ascii="宋体" w:hAnsi="宋体" w:eastAsia="宋体" w:cs="宋体"/>
           <w:spacing w:val="-2"/>
           <w:sz w:val="24"/>
           <w:szCs w:val="24"/>
@@ -5280,7 +5080,7 @@
       </w:r>
       <w:r>
         <w:rPr>
-          <w:rFonts w:ascii="宋体" w:eastAsia="宋体" w:hAnsi="宋体" w:cs="宋体"/>
+          <w:rFonts w:ascii="宋体" w:hAnsi="宋体" w:eastAsia="宋体" w:cs="宋体"/>
           <w:spacing w:val="-3"/>
           <w:sz w:val="24"/>
           <w:szCs w:val="24"/>
@@ -5289,7 +5089,7 @@
       </w:r>
       <w:r>
         <w:rPr>
-          <w:rFonts w:ascii="Calibri" w:eastAsia="Calibri" w:hAnsi="Calibri" w:cs="Calibri"/>
+          <w:rFonts w:ascii="Calibri" w:hAnsi="Calibri" w:eastAsia="Calibri" w:cs="Calibri"/>
           <w:spacing w:val="-3"/>
           <w:sz w:val="24"/>
           <w:szCs w:val="24"/>
@@ -5298,7 +5098,7 @@
       </w:r>
       <w:r>
         <w:rPr>
-          <w:rFonts w:ascii="宋体" w:eastAsia="宋体" w:hAnsi="宋体" w:cs="宋体"/>
+          <w:rFonts w:ascii="宋体" w:hAnsi="宋体" w:eastAsia="宋体" w:cs="宋体"/>
           <w:spacing w:val="-3"/>
           <w:sz w:val="24"/>
           <w:szCs w:val="24"/>
@@ -5307,7 +5107,7 @@
       </w:r>
       <w:r>
         <w:rPr>
-          <w:rFonts w:ascii="Calibri" w:eastAsia="Calibri" w:hAnsi="Calibri" w:cs="Calibri"/>
+          <w:rFonts w:ascii="Calibri" w:hAnsi="Calibri" w:eastAsia="Calibri" w:cs="Calibri"/>
           <w:spacing w:val="-3"/>
           <w:sz w:val="24"/>
           <w:szCs w:val="24"/>
@@ -5316,7 +5116,7 @@
       </w:r>
       <w:r>
         <w:rPr>
-          <w:rFonts w:ascii="宋体" w:eastAsia="宋体" w:hAnsi="宋体" w:cs="宋体"/>
+          <w:rFonts w:ascii="宋体" w:hAnsi="宋体" w:eastAsia="宋体" w:cs="宋体"/>
           <w:spacing w:val="-3"/>
           <w:sz w:val="24"/>
           <w:szCs w:val="24"/>
@@ -5325,7 +5125,7 @@
       </w:r>
       <w:r>
         <w:rPr>
-          <w:rFonts w:ascii="宋体" w:eastAsia="宋体" w:hAnsi="宋体" w:cs="宋体"/>
+          <w:rFonts w:ascii="宋体" w:hAnsi="宋体" w:eastAsia="宋体" w:cs="宋体"/>
           <w:spacing w:val="-1"/>
           <w:sz w:val="24"/>
           <w:szCs w:val="24"/>
@@ -5334,7 +5134,7 @@
       </w:r>
       <w:r>
         <w:rPr>
-          <w:rFonts w:ascii="宋体" w:eastAsia="宋体" w:hAnsi="宋体" w:cs="宋体"/>
+          <w:rFonts w:ascii="宋体" w:hAnsi="宋体" w:eastAsia="宋体" w:cs="宋体"/>
           <w:spacing w:val="-54"/>
           <w:sz w:val="24"/>
           <w:szCs w:val="24"/>
@@ -5343,7 +5143,7 @@
       </w:r>
       <w:r>
         <w:rPr>
-          <w:rFonts w:ascii="宋体" w:eastAsia="宋体" w:hAnsi="宋体" w:cs="宋体"/>
+          <w:rFonts w:ascii="宋体" w:hAnsi="宋体" w:eastAsia="宋体" w:cs="宋体"/>
           <w:spacing w:val="-1"/>
           <w:sz w:val="24"/>
           <w:szCs w:val="24"/>
@@ -5356,14 +5156,14 @@
         <w:spacing w:before="187" w:line="291" w:lineRule="auto"/>
         <w:ind w:left="22" w:right="12" w:firstLine="482"/>
         <w:rPr>
-          <w:rFonts w:ascii="宋体" w:eastAsia="宋体" w:hAnsi="宋体" w:cs="宋体"/>
-          <w:sz w:val="24"/>
-          <w:szCs w:val="24"/>
-        </w:rPr>
-      </w:pPr>
-      <w:r>
-        <w:rPr>
-          <w:rFonts w:ascii="Calibri" w:eastAsia="Calibri" w:hAnsi="Calibri" w:cs="Calibri"/>
+          <w:rFonts w:ascii="宋体" w:hAnsi="宋体" w:eastAsia="宋体" w:cs="宋体"/>
+          <w:sz w:val="24"/>
+          <w:szCs w:val="24"/>
+        </w:rPr>
+      </w:pPr>
+      <w:r>
+        <w:rPr>
+          <w:rFonts w:ascii="Calibri" w:hAnsi="Calibri" w:eastAsia="Calibri" w:cs="Calibri"/>
           <w:spacing w:val="-3"/>
           <w:sz w:val="24"/>
           <w:szCs w:val="24"/>
@@ -5372,7 +5172,7 @@
       </w:r>
       <w:r>
         <w:rPr>
-          <w:rFonts w:ascii="Calibri" w:eastAsia="Calibri" w:hAnsi="Calibri" w:cs="Calibri"/>
+          <w:rFonts w:ascii="Calibri" w:hAnsi="Calibri" w:eastAsia="Calibri" w:cs="Calibri"/>
           <w:spacing w:val="21"/>
           <w:sz w:val="24"/>
           <w:szCs w:val="24"/>
@@ -5381,7 +5181,7 @@
       </w:r>
       <w:r>
         <w:rPr>
-          <w:rFonts w:ascii="宋体" w:eastAsia="宋体" w:hAnsi="宋体" w:cs="宋体"/>
+          <w:rFonts w:ascii="宋体" w:hAnsi="宋体" w:eastAsia="宋体" w:cs="宋体"/>
           <w:spacing w:val="-3"/>
           <w:sz w:val="24"/>
           <w:szCs w:val="24"/>
@@ -5390,7 +5190,7 @@
       </w:r>
       <w:r>
         <w:rPr>
-          <w:rFonts w:ascii="宋体" w:eastAsia="宋体" w:hAnsi="宋体" w:cs="宋体"/>
+          <w:rFonts w:ascii="宋体" w:hAnsi="宋体" w:eastAsia="宋体" w:cs="宋体"/>
           <w:spacing w:val="-4"/>
           <w:sz w:val="24"/>
           <w:szCs w:val="24"/>
@@ -5399,7 +5199,7 @@
       </w:r>
       <w:r>
         <w:rPr>
-          <w:rFonts w:ascii="宋体" w:eastAsia="宋体" w:hAnsi="宋体" w:cs="宋体"/>
+          <w:rFonts w:ascii="宋体" w:hAnsi="宋体" w:eastAsia="宋体" w:cs="宋体"/>
           <w:spacing w:val="-2"/>
           <w:sz w:val="24"/>
           <w:szCs w:val="24"/>
@@ -5409,17 +5209,17 @@
     </w:p>
     <w:p>
       <w:pPr>
-        <w:pStyle w:val="BodyText"/>
+        <w:pStyle w:val="2"/>
         <w:spacing w:line="276" w:lineRule="auto"/>
       </w:pPr>
     </w:p>
     <w:p>
       <w:pPr>
-        <w:pStyle w:val="BodyText"/>
+        <w:pStyle w:val="2"/>
         <w:spacing w:before="91" w:line="222" w:lineRule="auto"/>
         <w:ind w:left="25"/>
         <w:rPr>
-          <w:rFonts w:ascii="黑体" w:eastAsia="黑体" w:hAnsi="黑体" w:cs="黑体"/>
+          <w:rFonts w:ascii="黑体" w:hAnsi="黑体" w:eastAsia="黑体" w:cs="黑体"/>
           <w:sz w:val="28"/>
           <w:szCs w:val="28"/>
         </w:rPr>
@@ -5446,7 +5246,7 @@
       </w:r>
       <w:r>
         <w:rPr>
-          <w:rFonts w:ascii="黑体" w:eastAsia="黑体" w:hAnsi="黑体" w:cs="黑体"/>
+          <w:rFonts w:ascii="黑体" w:hAnsi="黑体" w:eastAsia="黑体" w:cs="黑体"/>
           <w:b/>
           <w:bCs/>
           <w:spacing w:val="-4"/>
@@ -5458,261 +5258,98 @@
     </w:p>
     <w:p>
       <w:pPr>
-        <w:pStyle w:val="BodyText"/>
+        <w:pStyle w:val="2"/>
         <w:spacing w:line="275" w:lineRule="auto"/>
       </w:pPr>
     </w:p>
     <w:p>
       <w:pPr>
-        <w:spacing w:before="78" w:line="219" w:lineRule="auto"/>
-        <w:ind w:left="505"/>
-        <w:rPr>
-          <w:rFonts w:ascii="宋体" w:eastAsia="宋体" w:hAnsi="宋体" w:cs="宋体"/>
-          <w:sz w:val="24"/>
-          <w:szCs w:val="24"/>
-        </w:rPr>
-      </w:pPr>
-      <w:r>
-        <w:rPr>
-          <w:rFonts w:ascii="Calibri" w:eastAsia="Calibri" w:hAnsi="Calibri" w:cs="Calibri"/>
-          <w:spacing w:val="-7"/>
-          <w:sz w:val="24"/>
-          <w:szCs w:val="24"/>
-        </w:rPr>
-        <w:t>5.2.2.1</w:t>
-      </w:r>
-      <w:r>
-        <w:rPr>
-          <w:rFonts w:ascii="Calibri" w:eastAsia="Calibri" w:hAnsi="Calibri" w:cs="Calibri"/>
-          <w:spacing w:val="42"/>
-          <w:w w:val="101"/>
-          <w:sz w:val="24"/>
-          <w:szCs w:val="24"/>
-        </w:rPr>
-        <w:t xml:space="preserve"> </w:t>
-      </w:r>
-      <w:r>
-        <w:rPr>
-          <w:rFonts w:ascii="宋体" w:eastAsia="宋体" w:hAnsi="宋体" w:cs="宋体"/>
-          <w:spacing w:val="-7"/>
-          <w:sz w:val="24"/>
-          <w:szCs w:val="24"/>
-        </w:rPr>
-        <w:t>因供应商无故不能交货，逾期交货或货</w:t>
-      </w:r>
-      <w:r>
-        <w:rPr>
-          <w:rFonts w:ascii="宋体" w:eastAsia="宋体" w:hAnsi="宋体" w:cs="宋体"/>
-          <w:spacing w:val="-8"/>
-          <w:sz w:val="24"/>
-          <w:szCs w:val="24"/>
-        </w:rPr>
-        <w:t>物不合格，造成公司日常运营</w:t>
-      </w:r>
-    </w:p>
-    <w:p>
-      <w:pPr>
-        <w:spacing w:line="219" w:lineRule="auto"/>
-        <w:rPr>
-          <w:rFonts w:ascii="宋体" w:eastAsia="宋体" w:hAnsi="宋体" w:cs="宋体"/>
-          <w:sz w:val="24"/>
-          <w:szCs w:val="24"/>
-        </w:rPr>
-        <w:sectPr>
-          <w:footerReference w:type="default" r:id="rId10"/>
-          <w:pgSz w:w="11910" w:h="16840"/>
-          <w:pgMar w:top="888" w:right="1777" w:bottom="1081" w:left="1786" w:header="0" w:footer="848" w:gutter="0"/>
-          <w:cols w:num="1" w:space="720"/>
-        </w:sectPr>
-      </w:pPr>
-    </w:p>
-    <w:p>
-      <w:pPr>
-        <w:spacing w:line="422" w:lineRule="exact"/>
-        <w:ind w:firstLine="3"/>
-      </w:pPr>
-      <w:r>
-        <w:rPr>
-          <w:position w:val="-8"/>
-        </w:rPr>
-        <w:drawing>
-          <wp:inline distT="0" distB="0" distL="0" distR="0">
-            <wp:extent cx="687070" cy="267970"/>
-            <wp:effectExtent l="0" t="0" r="0" b="0"/>
-            <wp:docPr id="14" name="IM 14"/>
-            <wp:cNvGraphicFramePr/>
-            <a:graphic xmlns:a="http://schemas.openxmlformats.org/drawingml/2006/main">
-              <a:graphicData uri="http://schemas.openxmlformats.org/drawingml/2006/picture">
-                <pic:pic xmlns:pic="http://schemas.openxmlformats.org/drawingml/2006/picture">
-                  <pic:nvPicPr>
-                    <pic:cNvPr id="14" name="IM 14"/>
-                    <pic:cNvPicPr/>
-                  </pic:nvPicPr>
-                  <pic:blipFill>
-                    <a:blip xmlns:r="http://schemas.openxmlformats.org/officeDocument/2006/relationships" r:embed="rId4"/>
-                    <a:stretch>
-                      <a:fillRect/>
-                    </a:stretch>
-                  </pic:blipFill>
-                  <pic:spPr>
-                    <a:xfrm>
-                      <a:off x="0" y="0"/>
-                      <a:ext cx="687324" cy="268223"/>
-                    </a:xfrm>
-                    <a:prstGeom prst="rect">
-                      <a:avLst/>
-                    </a:prstGeom>
-                  </pic:spPr>
-                </pic:pic>
-              </a:graphicData>
-            </a:graphic>
-          </wp:inline>
-        </w:drawing>
-      </w:r>
-    </w:p>
-    <w:p>
-      <w:pPr>
-        <w:spacing w:before="240" w:line="364" w:lineRule="auto"/>
-        <w:ind w:left="21" w:right="44" w:firstLine="3"/>
-        <w:jc w:val="both"/>
-        <w:rPr>
-          <w:rFonts w:ascii="宋体" w:eastAsia="宋体" w:hAnsi="宋体" w:cs="宋体"/>
-          <w:sz w:val="24"/>
-          <w:szCs w:val="24"/>
-        </w:rPr>
-      </w:pPr>
-      <w:r>
-        <w:rPr>
-          <w:rFonts w:ascii="宋体" w:eastAsia="宋体" w:hAnsi="宋体" w:cs="宋体"/>
+        <w:spacing w:before="187" w:line="291" w:lineRule="auto"/>
+        <w:ind w:left="22" w:right="12" w:firstLine="482"/>
+        <w:rPr>
+          <w:rFonts w:ascii="宋体" w:hAnsi="宋体" w:eastAsia="宋体" w:cs="宋体"/>
+          <w:spacing w:val="-3"/>
+          <w:sz w:val="24"/>
+          <w:szCs w:val="24"/>
+        </w:rPr>
+      </w:pPr>
+      <w:r>
+        <w:rPr>
+          <w:rFonts w:ascii="宋体" w:hAnsi="宋体" w:eastAsia="宋体" w:cs="宋体"/>
+          <w:spacing w:val="-3"/>
+          <w:sz w:val="24"/>
+          <w:szCs w:val="24"/>
+        </w:rPr>
+        <w:t>5.2.2.1 因供应商无故不能交货，逾期交货或货物不合格，造成公司日常运营工作停止，供应商应采购协议向公司赔偿；供应商部分履行影响公司运营的，按该</w:t>
+      </w:r>
+      <w:r>
+        <w:rPr>
+          <w:rFonts w:ascii="宋体" w:hAnsi="宋体" w:eastAsia="宋体" w:cs="宋体"/>
+          <w:spacing w:val="-3"/>
+          <w:sz w:val="24"/>
+          <w:szCs w:val="24"/>
+        </w:rPr>
+        <w:t>批货款数额乘以未履行部分占该批货物的比例数额赔偿公司损失；供应商由于迟延交货造成公司未来得及验收，由此造成的损失由供应商负责。</w:t>
+      </w:r>
+    </w:p>
+    <w:p>
+      <w:pPr>
+        <w:spacing w:before="187" w:line="291" w:lineRule="auto"/>
+        <w:ind w:left="22" w:right="12" w:firstLine="482"/>
+        <w:rPr>
+          <w:rFonts w:ascii="宋体" w:hAnsi="宋体" w:eastAsia="宋体" w:cs="宋体"/>
+          <w:sz w:val="24"/>
+          <w:szCs w:val="24"/>
+        </w:rPr>
+      </w:pPr>
+      <w:r>
+        <w:rPr>
+          <w:rFonts w:ascii="宋体" w:hAnsi="宋体" w:eastAsia="宋体" w:cs="宋体"/>
+          <w:spacing w:val="-3"/>
+          <w:sz w:val="24"/>
+          <w:szCs w:val="24"/>
+        </w:rPr>
+        <w:t>5.2.2.2 供应商如果预计会出现短缺交货情况</w:t>
+      </w:r>
+      <w:r>
+        <w:rPr>
+          <w:rFonts w:ascii="宋体" w:hAnsi="宋体" w:eastAsia="宋体" w:cs="宋体"/>
+          <w:spacing w:val="-3"/>
+          <w:sz w:val="24"/>
+          <w:szCs w:val="24"/>
+        </w:rPr>
+        <w:t xml:space="preserve">，提前 10 </w:t>
+      </w:r>
+      <w:r>
+        <w:rPr>
+          <w:rFonts w:ascii="宋体" w:hAnsi="宋体" w:eastAsia="宋体" w:cs="宋体"/>
+          <w:spacing w:val="-3"/>
+          <w:sz w:val="24"/>
+          <w:szCs w:val="24"/>
+        </w:rPr>
+        <w:t>天以书面形式通知公</w:t>
+      </w:r>
+      <w:r>
+        <w:rPr>
+          <w:rFonts w:ascii="宋体" w:hAnsi="宋体" w:eastAsia="宋体" w:cs="宋体"/>
           <w:spacing w:val="-9"/>
           <w:sz w:val="24"/>
           <w:szCs w:val="24"/>
         </w:rPr>
-        <w:t>工作停止，供应商应采购协议向公司赔偿；供应商</w:t>
-      </w:r>
-      <w:r>
-        <w:rPr>
-          <w:rFonts w:ascii="宋体" w:eastAsia="宋体" w:hAnsi="宋体" w:cs="宋体"/>
+        <w:t>司，采购专员根据实际情况进行调整。对因不可抗力而发生供货延迟</w:t>
+      </w:r>
+      <w:r>
+        <w:rPr>
+          <w:rFonts w:ascii="宋体" w:hAnsi="宋体" w:eastAsia="宋体" w:cs="宋体"/>
           <w:spacing w:val="-10"/>
           <w:sz w:val="24"/>
           <w:szCs w:val="24"/>
         </w:rPr>
-        <w:t>部分履行影响公司运营的，按该</w:t>
-      </w:r>
-      <w:r>
-        <w:rPr>
-          <w:rFonts w:ascii="宋体" w:eastAsia="宋体" w:hAnsi="宋体" w:cs="宋体"/>
-          <w:spacing w:val="-3"/>
-          <w:sz w:val="24"/>
-          <w:szCs w:val="24"/>
-        </w:rPr>
-        <w:t>批货款数额乘以未履行部分占该批货物的比例数额赔偿公司损失；供应商由于迟</w:t>
-      </w:r>
-      <w:r>
-        <w:rPr>
-          <w:rFonts w:ascii="宋体" w:eastAsia="宋体" w:hAnsi="宋体" w:cs="宋体"/>
-          <w:spacing w:val="-1"/>
-          <w:sz w:val="24"/>
-          <w:szCs w:val="24"/>
-        </w:rPr>
-        <w:t>延交货造成公司未来得及验收，由此造成的损失由供应商负责。</w:t>
-      </w:r>
-    </w:p>
-    <w:p>
-      <w:pPr>
-        <w:spacing w:before="4" w:line="326" w:lineRule="auto"/>
-        <w:ind w:left="22" w:right="39" w:firstLine="482"/>
-        <w:rPr>
-          <w:rFonts w:ascii="宋体" w:eastAsia="宋体" w:hAnsi="宋体" w:cs="宋体"/>
-          <w:sz w:val="24"/>
-          <w:szCs w:val="24"/>
-        </w:rPr>
-      </w:pPr>
-      <w:r>
-        <w:rPr>
-          <w:rFonts w:ascii="Calibri" w:eastAsia="Calibri" w:hAnsi="Calibri" w:cs="Calibri"/>
-          <w:spacing w:val="-2"/>
-          <w:sz w:val="24"/>
-          <w:szCs w:val="24"/>
-        </w:rPr>
-        <w:t>5.2.2.2</w:t>
-      </w:r>
-      <w:r>
-        <w:rPr>
-          <w:rFonts w:ascii="Calibri" w:eastAsia="Calibri" w:hAnsi="Calibri" w:cs="Calibri"/>
-          <w:spacing w:val="25"/>
-          <w:w w:val="101"/>
-          <w:sz w:val="24"/>
-          <w:szCs w:val="24"/>
-        </w:rPr>
-        <w:t xml:space="preserve"> </w:t>
-      </w:r>
-      <w:r>
-        <w:rPr>
-          <w:rFonts w:ascii="宋体" w:eastAsia="宋体" w:hAnsi="宋体" w:cs="宋体"/>
-          <w:spacing w:val="-2"/>
-          <w:sz w:val="24"/>
-          <w:szCs w:val="24"/>
-        </w:rPr>
-        <w:t>供应商如果预计会出现短缺交货情况</w:t>
-      </w:r>
-      <w:r>
-        <w:rPr>
-          <w:rFonts w:ascii="宋体" w:eastAsia="宋体" w:hAnsi="宋体" w:cs="宋体"/>
-          <w:spacing w:val="-3"/>
-          <w:sz w:val="24"/>
-          <w:szCs w:val="24"/>
-        </w:rPr>
-        <w:t xml:space="preserve">，提前 </w:t>
-      </w:r>
-      <w:r>
-        <w:rPr>
-          <w:rFonts w:ascii="Calibri" w:eastAsia="Calibri" w:hAnsi="Calibri" w:cs="Calibri"/>
-          <w:spacing w:val="-3"/>
-          <w:sz w:val="24"/>
-          <w:szCs w:val="24"/>
-        </w:rPr>
-        <w:t>10</w:t>
-      </w:r>
-      <w:r>
-        <w:rPr>
-          <w:rFonts w:ascii="Calibri" w:eastAsia="Calibri" w:hAnsi="Calibri" w:cs="Calibri"/>
-          <w:spacing w:val="26"/>
-          <w:sz w:val="24"/>
-          <w:szCs w:val="24"/>
-        </w:rPr>
-        <w:t xml:space="preserve"> </w:t>
-      </w:r>
-      <w:r>
-        <w:rPr>
-          <w:rFonts w:ascii="宋体" w:eastAsia="宋体" w:hAnsi="宋体" w:cs="宋体"/>
-          <w:spacing w:val="-3"/>
-          <w:sz w:val="24"/>
-          <w:szCs w:val="24"/>
-        </w:rPr>
-        <w:t>天以书面形式通知公</w:t>
-      </w:r>
-      <w:r>
-        <w:rPr>
-          <w:rFonts w:ascii="宋体" w:eastAsia="宋体" w:hAnsi="宋体" w:cs="宋体"/>
-          <w:spacing w:val="-9"/>
-          <w:sz w:val="24"/>
-          <w:szCs w:val="24"/>
-        </w:rPr>
-        <w:t>司，采购专员根据实际情况进行调整。对因不可抗力而发生供货延迟</w:t>
-      </w:r>
-      <w:r>
-        <w:rPr>
-          <w:rFonts w:ascii="宋体" w:eastAsia="宋体" w:hAnsi="宋体" w:cs="宋体"/>
-          <w:spacing w:val="-10"/>
-          <w:sz w:val="24"/>
-          <w:szCs w:val="24"/>
-        </w:rPr>
         <w:t>，供应商及时通知公司。采购专员对申请调整供应商登记，每月出现两次调整或在连续两月出现</w:t>
       </w:r>
       <w:r>
         <w:rPr>
-          <w:rFonts w:ascii="宋体" w:eastAsia="宋体" w:hAnsi="宋体" w:cs="宋体"/>
+          <w:rFonts w:ascii="宋体" w:hAnsi="宋体" w:eastAsia="宋体" w:cs="宋体"/>
           <w:spacing w:val="-1"/>
           <w:sz w:val="24"/>
           <w:szCs w:val="24"/>
@@ -5725,14 +5362,14 @@
         <w:spacing w:before="186" w:line="316" w:lineRule="auto"/>
         <w:ind w:left="26" w:right="34" w:firstLine="478"/>
         <w:rPr>
-          <w:rFonts w:ascii="宋体" w:eastAsia="宋体" w:hAnsi="宋体" w:cs="宋体"/>
-          <w:sz w:val="24"/>
-          <w:szCs w:val="24"/>
-        </w:rPr>
-      </w:pPr>
-      <w:r>
-        <w:rPr>
-          <w:rFonts w:ascii="Calibri" w:eastAsia="Calibri" w:hAnsi="Calibri" w:cs="Calibri"/>
+          <w:rFonts w:ascii="宋体" w:hAnsi="宋体" w:eastAsia="宋体" w:cs="宋体"/>
+          <w:sz w:val="24"/>
+          <w:szCs w:val="24"/>
+        </w:rPr>
+      </w:pPr>
+      <w:r>
+        <w:rPr>
+          <w:rFonts w:ascii="Calibri" w:hAnsi="Calibri" w:eastAsia="Calibri" w:cs="Calibri"/>
           <w:spacing w:val="-4"/>
           <w:sz w:val="24"/>
           <w:szCs w:val="24"/>
@@ -5741,7 +5378,7 @@
       </w:r>
       <w:r>
         <w:rPr>
-          <w:rFonts w:ascii="Calibri" w:eastAsia="Calibri" w:hAnsi="Calibri" w:cs="Calibri"/>
+          <w:rFonts w:ascii="Calibri" w:hAnsi="Calibri" w:eastAsia="Calibri" w:cs="Calibri"/>
           <w:spacing w:val="21"/>
           <w:sz w:val="24"/>
           <w:szCs w:val="24"/>
@@ -5750,7 +5387,7 @@
       </w:r>
       <w:r>
         <w:rPr>
-          <w:rFonts w:ascii="宋体" w:eastAsia="宋体" w:hAnsi="宋体" w:cs="宋体"/>
+          <w:rFonts w:ascii="宋体" w:hAnsi="宋体" w:eastAsia="宋体" w:cs="宋体"/>
           <w:spacing w:val="-4"/>
           <w:sz w:val="24"/>
           <w:szCs w:val="24"/>
@@ -5759,7 +5396,7 @@
       </w:r>
       <w:r>
         <w:rPr>
-          <w:rFonts w:ascii="宋体" w:eastAsia="宋体" w:hAnsi="宋体" w:cs="宋体"/>
+          <w:rFonts w:ascii="宋体" w:hAnsi="宋体" w:eastAsia="宋体" w:cs="宋体"/>
           <w:spacing w:val="-72"/>
           <w:sz w:val="24"/>
           <w:szCs w:val="24"/>
@@ -5768,7 +5405,7 @@
       </w:r>
       <w:r>
         <w:rPr>
-          <w:rFonts w:ascii="宋体" w:eastAsia="宋体" w:hAnsi="宋体" w:cs="宋体"/>
+          <w:rFonts w:ascii="宋体" w:hAnsi="宋体" w:eastAsia="宋体" w:cs="宋体"/>
           <w:spacing w:val="-4"/>
           <w:sz w:val="24"/>
           <w:szCs w:val="24"/>
@@ -5777,7 +5414,7 @@
       </w:r>
       <w:r>
         <w:rPr>
-          <w:rFonts w:ascii="宋体" w:eastAsia="宋体" w:hAnsi="宋体" w:cs="宋体"/>
+          <w:rFonts w:ascii="宋体" w:hAnsi="宋体" w:eastAsia="宋体" w:cs="宋体"/>
           <w:spacing w:val="-5"/>
           <w:sz w:val="24"/>
           <w:szCs w:val="24"/>
@@ -5786,7 +5423,7 @@
       </w:r>
       <w:r>
         <w:rPr>
-          <w:rFonts w:ascii="宋体" w:eastAsia="宋体" w:hAnsi="宋体" w:cs="宋体"/>
+          <w:rFonts w:ascii="宋体" w:hAnsi="宋体" w:eastAsia="宋体" w:cs="宋体"/>
           <w:spacing w:val="-9"/>
           <w:sz w:val="24"/>
           <w:szCs w:val="24"/>
@@ -5795,7 +5432,7 @@
       </w:r>
       <w:r>
         <w:rPr>
-          <w:rFonts w:ascii="宋体" w:eastAsia="宋体" w:hAnsi="宋体" w:cs="宋体"/>
+          <w:rFonts w:ascii="宋体" w:hAnsi="宋体" w:eastAsia="宋体" w:cs="宋体"/>
           <w:spacing w:val="-10"/>
           <w:sz w:val="24"/>
           <w:szCs w:val="24"/>
@@ -5804,7 +5441,7 @@
       </w:r>
       <w:r>
         <w:rPr>
-          <w:rFonts w:ascii="宋体" w:eastAsia="宋体" w:hAnsi="宋体" w:cs="宋体"/>
+          <w:rFonts w:ascii="宋体" w:hAnsi="宋体" w:eastAsia="宋体" w:cs="宋体"/>
           <w:spacing w:val="-8"/>
           <w:sz w:val="24"/>
           <w:szCs w:val="24"/>
@@ -5813,7 +5450,7 @@
       </w:r>
       <w:r>
         <w:rPr>
-          <w:rFonts w:ascii="Calibri" w:eastAsia="Calibri" w:hAnsi="Calibri" w:cs="Calibri"/>
+          <w:rFonts w:ascii="Calibri" w:hAnsi="Calibri" w:eastAsia="Calibri" w:cs="Calibri"/>
           <w:spacing w:val="-8"/>
           <w:sz w:val="24"/>
           <w:szCs w:val="24"/>
@@ -5822,7 +5459,7 @@
       </w:r>
       <w:r>
         <w:rPr>
-          <w:rFonts w:ascii="Calibri" w:eastAsia="Calibri" w:hAnsi="Calibri" w:cs="Calibri"/>
+          <w:rFonts w:ascii="Calibri" w:hAnsi="Calibri" w:eastAsia="Calibri" w:cs="Calibri"/>
           <w:spacing w:val="21"/>
           <w:sz w:val="24"/>
           <w:szCs w:val="24"/>
@@ -5831,7 +5468,7 @@
       </w:r>
       <w:r>
         <w:rPr>
-          <w:rFonts w:ascii="宋体" w:eastAsia="宋体" w:hAnsi="宋体" w:cs="宋体"/>
+          <w:rFonts w:ascii="宋体" w:hAnsi="宋体" w:eastAsia="宋体" w:cs="宋体"/>
           <w:spacing w:val="-8"/>
           <w:sz w:val="24"/>
           <w:szCs w:val="24"/>
@@ -5841,24 +5478,18 @@
     </w:p>
     <w:p>
       <w:pPr>
-        <w:pStyle w:val="BodyText"/>
-        <w:spacing w:line="254" w:lineRule="auto"/>
-      </w:pPr>
-    </w:p>
-    <w:p>
-      <w:pPr>
-        <w:pStyle w:val="BodyText"/>
+        <w:pStyle w:val="2"/>
         <w:spacing w:before="98" w:line="222" w:lineRule="auto"/>
         <w:ind w:left="26"/>
         <w:outlineLvl w:val="1"/>
         <w:rPr>
-          <w:rFonts w:ascii="黑体" w:eastAsia="黑体" w:hAnsi="黑体" w:cs="黑体"/>
+          <w:rFonts w:ascii="黑体" w:hAnsi="黑体" w:eastAsia="黑体" w:cs="黑体"/>
           <w:sz w:val="30"/>
           <w:szCs w:val="30"/>
         </w:rPr>
       </w:pPr>
-      <w:bookmarkStart w:id="16" w:name="bookmark16"/>
-      <w:bookmarkEnd w:id="16"/>
+      <w:bookmarkStart w:id="15" w:name="bookmark16"/>
+      <w:bookmarkEnd w:id="15"/>
       <w:r>
         <w:rPr>
           <w:b/>
@@ -5871,7 +5502,7 @@
       </w:r>
       <w:r>
         <w:rPr>
-          <w:rFonts w:ascii="黑体" w:eastAsia="黑体" w:hAnsi="黑体" w:cs="黑体"/>
+          <w:rFonts w:ascii="黑体" w:hAnsi="黑体" w:eastAsia="黑体" w:cs="黑体"/>
           <w:b/>
           <w:bCs/>
           <w:spacing w:val="-3"/>
@@ -5883,7 +5514,7 @@
     </w:p>
     <w:p>
       <w:pPr>
-        <w:pStyle w:val="BodyText"/>
+        <w:pStyle w:val="2"/>
         <w:spacing w:line="267" w:lineRule="auto"/>
       </w:pPr>
     </w:p>
@@ -5893,14 +5524,14 @@
         <w:ind w:left="22" w:firstLine="479"/>
         <w:jc w:val="both"/>
         <w:rPr>
-          <w:rFonts w:ascii="宋体" w:eastAsia="宋体" w:hAnsi="宋体" w:cs="宋体"/>
-          <w:sz w:val="24"/>
-          <w:szCs w:val="24"/>
-        </w:rPr>
-      </w:pPr>
-      <w:r>
-        <w:rPr>
-          <w:rFonts w:ascii="宋体" w:eastAsia="宋体" w:hAnsi="宋体" w:cs="宋体"/>
+          <w:rFonts w:ascii="宋体" w:hAnsi="宋体" w:eastAsia="宋体" w:cs="宋体"/>
+          <w:sz w:val="24"/>
+          <w:szCs w:val="24"/>
+        </w:rPr>
+      </w:pPr>
+      <w:r>
+        <w:rPr>
+          <w:rFonts w:ascii="宋体" w:hAnsi="宋体" w:eastAsia="宋体" w:cs="宋体"/>
           <w:spacing w:val="-2"/>
           <w:sz w:val="24"/>
           <w:szCs w:val="24"/>
@@ -5909,7 +5540,7 @@
       </w:r>
       <w:r>
         <w:rPr>
-          <w:rFonts w:ascii="宋体" w:eastAsia="宋体" w:hAnsi="宋体" w:cs="宋体"/>
+          <w:rFonts w:ascii="宋体" w:hAnsi="宋体" w:eastAsia="宋体" w:cs="宋体"/>
           <w:spacing w:val="-3"/>
           <w:sz w:val="24"/>
           <w:szCs w:val="24"/>
@@ -5918,7 +5549,7 @@
       </w:r>
       <w:r>
         <w:rPr>
-          <w:rFonts w:ascii="Calibri" w:eastAsia="Calibri" w:hAnsi="Calibri" w:cs="Calibri"/>
+          <w:rFonts w:ascii="Calibri" w:hAnsi="Calibri" w:eastAsia="Calibri" w:cs="Calibri"/>
           <w:spacing w:val="-3"/>
           <w:sz w:val="24"/>
           <w:szCs w:val="24"/>
@@ -5927,7 +5558,7 @@
       </w:r>
       <w:r>
         <w:rPr>
-          <w:rFonts w:ascii="Calibri" w:eastAsia="Calibri" w:hAnsi="Calibri" w:cs="Calibri"/>
+          <w:rFonts w:ascii="Calibri" w:hAnsi="Calibri" w:eastAsia="Calibri" w:cs="Calibri"/>
           <w:spacing w:val="-30"/>
           <w:sz w:val="24"/>
           <w:szCs w:val="24"/>
@@ -5936,7 +5567,7 @@
       </w:r>
       <w:r>
         <w:rPr>
-          <w:rFonts w:ascii="宋体" w:eastAsia="宋体" w:hAnsi="宋体" w:cs="宋体"/>
+          <w:rFonts w:ascii="宋体" w:hAnsi="宋体" w:eastAsia="宋体" w:cs="宋体"/>
           <w:spacing w:val="-3"/>
           <w:sz w:val="24"/>
           <w:szCs w:val="24"/>
@@ -5945,7 +5576,7 @@
       </w:r>
       <w:r>
         <w:rPr>
-          <w:rFonts w:ascii="Calibri" w:eastAsia="Calibri" w:hAnsi="Calibri" w:cs="Calibri"/>
+          <w:rFonts w:ascii="Calibri" w:hAnsi="Calibri" w:eastAsia="Calibri" w:cs="Calibri"/>
           <w:spacing w:val="-3"/>
           <w:sz w:val="24"/>
           <w:szCs w:val="24"/>
@@ -5954,7 +5585,7 @@
       </w:r>
       <w:r>
         <w:rPr>
-          <w:rFonts w:ascii="Calibri" w:eastAsia="Calibri" w:hAnsi="Calibri" w:cs="Calibri"/>
+          <w:rFonts w:ascii="Calibri" w:hAnsi="Calibri" w:eastAsia="Calibri" w:cs="Calibri"/>
           <w:spacing w:val="-26"/>
           <w:sz w:val="24"/>
           <w:szCs w:val="24"/>
@@ -5963,7 +5594,7 @@
       </w:r>
       <w:r>
         <w:rPr>
-          <w:rFonts w:ascii="宋体" w:eastAsia="宋体" w:hAnsi="宋体" w:cs="宋体"/>
+          <w:rFonts w:ascii="宋体" w:hAnsi="宋体" w:eastAsia="宋体" w:cs="宋体"/>
           <w:spacing w:val="-3"/>
           <w:sz w:val="24"/>
           <w:szCs w:val="24"/>
@@ -5972,7 +5603,7 @@
       </w:r>
       <w:r>
         <w:rPr>
-          <w:rFonts w:ascii="Calibri" w:eastAsia="Calibri" w:hAnsi="Calibri" w:cs="Calibri"/>
+          <w:rFonts w:ascii="Calibri" w:hAnsi="Calibri" w:eastAsia="Calibri" w:cs="Calibri"/>
           <w:spacing w:val="-3"/>
           <w:sz w:val="24"/>
           <w:szCs w:val="24"/>
@@ -5981,7 +5612,7 @@
       </w:r>
       <w:r>
         <w:rPr>
-          <w:rFonts w:ascii="宋体" w:eastAsia="宋体" w:hAnsi="宋体" w:cs="宋体"/>
+          <w:rFonts w:ascii="宋体" w:hAnsi="宋体" w:eastAsia="宋体" w:cs="宋体"/>
           <w:spacing w:val="-3"/>
           <w:sz w:val="24"/>
           <w:szCs w:val="24"/>
@@ -5990,7 +5621,7 @@
       </w:r>
       <w:r>
         <w:rPr>
-          <w:rFonts w:ascii="Calibri" w:eastAsia="Calibri" w:hAnsi="Calibri" w:cs="Calibri"/>
+          <w:rFonts w:ascii="Calibri" w:hAnsi="Calibri" w:eastAsia="Calibri" w:cs="Calibri"/>
           <w:spacing w:val="-3"/>
           <w:sz w:val="24"/>
           <w:szCs w:val="24"/>
@@ -5999,7 +5630,7 @@
       </w:r>
       <w:r>
         <w:rPr>
-          <w:rFonts w:ascii="Calibri" w:eastAsia="Calibri" w:hAnsi="Calibri" w:cs="Calibri"/>
+          <w:rFonts w:ascii="Calibri" w:hAnsi="Calibri" w:eastAsia="Calibri" w:cs="Calibri"/>
           <w:spacing w:val="-28"/>
           <w:sz w:val="24"/>
           <w:szCs w:val="24"/>
@@ -6008,7 +5639,7 @@
       </w:r>
       <w:r>
         <w:rPr>
-          <w:rFonts w:ascii="宋体" w:eastAsia="宋体" w:hAnsi="宋体" w:cs="宋体"/>
+          <w:rFonts w:ascii="宋体" w:hAnsi="宋体" w:eastAsia="宋体" w:cs="宋体"/>
           <w:spacing w:val="-3"/>
           <w:sz w:val="24"/>
           <w:szCs w:val="24"/>
@@ -6017,7 +5648,7 @@
       </w:r>
       <w:r>
         <w:rPr>
-          <w:rFonts w:ascii="Calibri" w:eastAsia="Calibri" w:hAnsi="Calibri" w:cs="Calibri"/>
+          <w:rFonts w:ascii="Calibri" w:hAnsi="Calibri" w:eastAsia="Calibri" w:cs="Calibri"/>
           <w:spacing w:val="-3"/>
           <w:sz w:val="24"/>
           <w:szCs w:val="24"/>
@@ -6026,7 +5657,7 @@
       </w:r>
       <w:r>
         <w:rPr>
-          <w:rFonts w:ascii="Calibri" w:eastAsia="Calibri" w:hAnsi="Calibri" w:cs="Calibri"/>
+          <w:rFonts w:ascii="Calibri" w:hAnsi="Calibri" w:eastAsia="Calibri" w:cs="Calibri"/>
           <w:spacing w:val="-26"/>
           <w:sz w:val="24"/>
           <w:szCs w:val="24"/>
@@ -6035,7 +5666,7 @@
       </w:r>
       <w:r>
         <w:rPr>
-          <w:rFonts w:ascii="宋体" w:eastAsia="宋体" w:hAnsi="宋体" w:cs="宋体"/>
+          <w:rFonts w:ascii="宋体" w:hAnsi="宋体" w:eastAsia="宋体" w:cs="宋体"/>
           <w:spacing w:val="-4"/>
           <w:sz w:val="24"/>
           <w:szCs w:val="24"/>
@@ -6044,7 +5675,7 @@
       </w:r>
       <w:r>
         <w:rPr>
-          <w:rFonts w:ascii="Calibri" w:eastAsia="Calibri" w:hAnsi="Calibri" w:cs="Calibri"/>
+          <w:rFonts w:ascii="Calibri" w:hAnsi="Calibri" w:eastAsia="Calibri" w:cs="Calibri"/>
           <w:spacing w:val="-4"/>
           <w:sz w:val="24"/>
           <w:szCs w:val="24"/>
@@ -6053,7 +5684,7 @@
       </w:r>
       <w:r>
         <w:rPr>
-          <w:rFonts w:ascii="宋体" w:eastAsia="宋体" w:hAnsi="宋体" w:cs="宋体"/>
+          <w:rFonts w:ascii="宋体" w:hAnsi="宋体" w:eastAsia="宋体" w:cs="宋体"/>
           <w:spacing w:val="-1"/>
           <w:sz w:val="24"/>
           <w:szCs w:val="24"/>
@@ -6063,11 +5694,11 @@
     </w:p>
     <w:p>
       <w:pPr>
-        <w:pStyle w:val="BodyText"/>
+        <w:pStyle w:val="2"/>
         <w:spacing w:before="177" w:line="222" w:lineRule="auto"/>
         <w:ind w:left="24"/>
         <w:rPr>
-          <w:rFonts w:ascii="黑体" w:eastAsia="黑体" w:hAnsi="黑体" w:cs="黑体"/>
+          <w:rFonts w:ascii="黑体" w:hAnsi="黑体" w:eastAsia="黑体" w:cs="黑体"/>
           <w:sz w:val="28"/>
           <w:szCs w:val="28"/>
         </w:rPr>
@@ -6084,7 +5715,7 @@
       </w:r>
       <w:r>
         <w:rPr>
-          <w:rFonts w:ascii="黑体" w:eastAsia="黑体" w:hAnsi="黑体" w:cs="黑体"/>
+          <w:rFonts w:ascii="黑体" w:hAnsi="黑体" w:eastAsia="黑体" w:cs="黑体"/>
           <w:b/>
           <w:bCs/>
           <w:spacing w:val="-2"/>
@@ -6096,7 +5727,7 @@
     </w:p>
     <w:p>
       <w:pPr>
-        <w:pStyle w:val="BodyText"/>
+        <w:pStyle w:val="2"/>
         <w:spacing w:line="275" w:lineRule="auto"/>
       </w:pPr>
     </w:p>
@@ -6105,14 +5736,14 @@
         <w:spacing w:before="78" w:line="364" w:lineRule="auto"/>
         <w:ind w:left="24" w:right="121" w:firstLine="478"/>
         <w:rPr>
-          <w:rFonts w:ascii="宋体" w:eastAsia="宋体" w:hAnsi="宋体" w:cs="宋体"/>
-          <w:sz w:val="24"/>
-          <w:szCs w:val="24"/>
-        </w:rPr>
-      </w:pPr>
-      <w:r>
-        <w:rPr>
-          <w:rFonts w:ascii="宋体" w:eastAsia="宋体" w:hAnsi="宋体" w:cs="宋体"/>
+          <w:rFonts w:ascii="宋体" w:hAnsi="宋体" w:eastAsia="宋体" w:cs="宋体"/>
+          <w:sz w:val="24"/>
+          <w:szCs w:val="24"/>
+        </w:rPr>
+      </w:pPr>
+      <w:r>
+        <w:rPr>
+          <w:rFonts w:ascii="宋体" w:hAnsi="宋体" w:eastAsia="宋体" w:cs="宋体"/>
           <w:spacing w:val="-5"/>
           <w:sz w:val="24"/>
           <w:szCs w:val="24"/>
@@ -6121,7 +5752,7 @@
       </w:r>
       <w:r>
         <w:rPr>
-          <w:rFonts w:ascii="宋体" w:eastAsia="宋体" w:hAnsi="宋体" w:cs="宋体"/>
+          <w:rFonts w:ascii="宋体" w:hAnsi="宋体" w:eastAsia="宋体" w:cs="宋体"/>
           <w:spacing w:val="-6"/>
           <w:sz w:val="24"/>
           <w:szCs w:val="24"/>
@@ -6130,7 +5761,7 @@
       </w:r>
       <w:r>
         <w:rPr>
-          <w:rFonts w:ascii="宋体" w:eastAsia="宋体" w:hAnsi="宋体" w:cs="宋体"/>
+          <w:rFonts w:ascii="宋体" w:hAnsi="宋体" w:eastAsia="宋体" w:cs="宋体"/>
           <w:spacing w:val="-12"/>
           <w:sz w:val="24"/>
           <w:szCs w:val="24"/>
@@ -6143,14 +5774,14 @@
         <w:spacing w:before="1" w:line="291" w:lineRule="auto"/>
         <w:ind w:left="27" w:right="99" w:firstLine="477"/>
         <w:rPr>
-          <w:rFonts w:ascii="宋体" w:eastAsia="宋体" w:hAnsi="宋体" w:cs="宋体"/>
-          <w:sz w:val="24"/>
-          <w:szCs w:val="24"/>
-        </w:rPr>
-      </w:pPr>
-      <w:r>
-        <w:rPr>
-          <w:rFonts w:ascii="Calibri" w:eastAsia="Calibri" w:hAnsi="Calibri" w:cs="Calibri"/>
+          <w:rFonts w:ascii="宋体" w:hAnsi="宋体" w:eastAsia="宋体" w:cs="宋体"/>
+          <w:sz w:val="24"/>
+          <w:szCs w:val="24"/>
+        </w:rPr>
+      </w:pPr>
+      <w:r>
+        <w:rPr>
+          <w:rFonts w:ascii="Calibri" w:hAnsi="Calibri" w:eastAsia="Calibri" w:cs="Calibri"/>
           <w:spacing w:val="-5"/>
           <w:sz w:val="24"/>
           <w:szCs w:val="24"/>
@@ -6159,7 +5790,7 @@
       </w:r>
       <w:r>
         <w:rPr>
-          <w:rFonts w:ascii="Calibri" w:eastAsia="Calibri" w:hAnsi="Calibri" w:cs="Calibri"/>
+          <w:rFonts w:ascii="Calibri" w:hAnsi="Calibri" w:eastAsia="Calibri" w:cs="Calibri"/>
           <w:spacing w:val="21"/>
           <w:w w:val="101"/>
           <w:sz w:val="24"/>
@@ -6169,7 +5800,7 @@
       </w:r>
       <w:r>
         <w:rPr>
-          <w:rFonts w:ascii="宋体" w:eastAsia="宋体" w:hAnsi="宋体" w:cs="宋体"/>
+          <w:rFonts w:ascii="宋体" w:hAnsi="宋体" w:eastAsia="宋体" w:cs="宋体"/>
           <w:spacing w:val="-5"/>
           <w:sz w:val="24"/>
           <w:szCs w:val="24"/>
@@ -6178,7 +5809,7 @@
       </w:r>
       <w:r>
         <w:rPr>
-          <w:rFonts w:ascii="宋体" w:eastAsia="宋体" w:hAnsi="宋体" w:cs="宋体"/>
+          <w:rFonts w:ascii="宋体" w:hAnsi="宋体" w:eastAsia="宋体" w:cs="宋体"/>
           <w:spacing w:val="-6"/>
           <w:sz w:val="24"/>
           <w:szCs w:val="24"/>
@@ -6187,7 +5818,7 @@
       </w:r>
       <w:r>
         <w:rPr>
-          <w:rFonts w:ascii="Calibri" w:eastAsia="Calibri" w:hAnsi="Calibri" w:cs="Calibri"/>
+          <w:rFonts w:ascii="Calibri" w:hAnsi="Calibri" w:eastAsia="Calibri" w:cs="Calibri"/>
           <w:spacing w:val="-6"/>
           <w:sz w:val="24"/>
           <w:szCs w:val="24"/>
@@ -6196,7 +5827,7 @@
       </w:r>
       <w:r>
         <w:rPr>
-          <w:rFonts w:ascii="Calibri" w:eastAsia="Calibri" w:hAnsi="Calibri" w:cs="Calibri"/>
+          <w:rFonts w:ascii="Calibri" w:hAnsi="Calibri" w:eastAsia="Calibri" w:cs="Calibri"/>
           <w:spacing w:val="12"/>
           <w:sz w:val="24"/>
           <w:szCs w:val="24"/>
@@ -6205,7 +5836,7 @@
       </w:r>
       <w:r>
         <w:rPr>
-          <w:rFonts w:ascii="宋体" w:eastAsia="宋体" w:hAnsi="宋体" w:cs="宋体"/>
+          <w:rFonts w:ascii="宋体" w:hAnsi="宋体" w:eastAsia="宋体" w:cs="宋体"/>
           <w:spacing w:val="-6"/>
           <w:sz w:val="24"/>
           <w:szCs w:val="24"/>
@@ -6214,7 +5845,7 @@
       </w:r>
       <w:r>
         <w:rPr>
-          <w:rFonts w:ascii="宋体" w:eastAsia="宋体" w:hAnsi="宋体" w:cs="宋体"/>
+          <w:rFonts w:ascii="宋体" w:hAnsi="宋体" w:eastAsia="宋体" w:cs="宋体"/>
           <w:spacing w:val="-4"/>
           <w:sz w:val="24"/>
           <w:szCs w:val="24"/>
@@ -6227,14 +5858,14 @@
         <w:spacing w:before="187" w:line="219" w:lineRule="auto"/>
         <w:ind w:left="505"/>
         <w:rPr>
-          <w:rFonts w:ascii="宋体" w:eastAsia="宋体" w:hAnsi="宋体" w:cs="宋体"/>
-          <w:sz w:val="24"/>
-          <w:szCs w:val="24"/>
-        </w:rPr>
-      </w:pPr>
-      <w:r>
-        <w:rPr>
-          <w:rFonts w:ascii="Calibri" w:eastAsia="Calibri" w:hAnsi="Calibri" w:cs="Calibri"/>
+          <w:rFonts w:ascii="宋体" w:hAnsi="宋体" w:eastAsia="宋体" w:cs="宋体"/>
+          <w:sz w:val="24"/>
+          <w:szCs w:val="24"/>
+        </w:rPr>
+      </w:pPr>
+      <w:r>
+        <w:rPr>
+          <w:rFonts w:ascii="Calibri" w:hAnsi="Calibri" w:eastAsia="Calibri" w:cs="Calibri"/>
           <w:spacing w:val="-6"/>
           <w:sz w:val="24"/>
           <w:szCs w:val="24"/>
@@ -6243,7 +5874,7 @@
       </w:r>
       <w:r>
         <w:rPr>
-          <w:rFonts w:ascii="Calibri" w:eastAsia="Calibri" w:hAnsi="Calibri" w:cs="Calibri"/>
+          <w:rFonts w:ascii="Calibri" w:hAnsi="Calibri" w:eastAsia="Calibri" w:cs="Calibri"/>
           <w:spacing w:val="47"/>
           <w:sz w:val="24"/>
           <w:szCs w:val="24"/>
@@ -6252,7 +5883,7 @@
       </w:r>
       <w:r>
         <w:rPr>
-          <w:rFonts w:ascii="宋体" w:eastAsia="宋体" w:hAnsi="宋体" w:cs="宋体"/>
+          <w:rFonts w:ascii="宋体" w:hAnsi="宋体" w:eastAsia="宋体" w:cs="宋体"/>
           <w:spacing w:val="-6"/>
           <w:sz w:val="24"/>
           <w:szCs w:val="24"/>
@@ -6261,7 +5892,7 @@
       </w:r>
       <w:r>
         <w:rPr>
-          <w:rFonts w:ascii="Calibri" w:eastAsia="Calibri" w:hAnsi="Calibri" w:cs="Calibri"/>
+          <w:rFonts w:ascii="Calibri" w:hAnsi="Calibri" w:eastAsia="Calibri" w:cs="Calibri"/>
           <w:spacing w:val="-6"/>
           <w:sz w:val="24"/>
           <w:szCs w:val="24"/>
@@ -6270,7 +5901,7 @@
       </w:r>
       <w:r>
         <w:rPr>
-          <w:rFonts w:ascii="Calibri" w:eastAsia="Calibri" w:hAnsi="Calibri" w:cs="Calibri"/>
+          <w:rFonts w:ascii="Calibri" w:hAnsi="Calibri" w:eastAsia="Calibri" w:cs="Calibri"/>
           <w:spacing w:val="12"/>
           <w:sz w:val="24"/>
           <w:szCs w:val="24"/>
@@ -6279,7 +5910,7 @@
       </w:r>
       <w:r>
         <w:rPr>
-          <w:rFonts w:ascii="宋体" w:eastAsia="宋体" w:hAnsi="宋体" w:cs="宋体"/>
+          <w:rFonts w:ascii="宋体" w:hAnsi="宋体" w:eastAsia="宋体" w:cs="宋体"/>
           <w:spacing w:val="-6"/>
           <w:sz w:val="24"/>
           <w:szCs w:val="24"/>
@@ -6288,7 +5919,7 @@
       </w:r>
       <w:r>
         <w:rPr>
-          <w:rFonts w:ascii="Calibri" w:eastAsia="Calibri" w:hAnsi="Calibri" w:cs="Calibri"/>
+          <w:rFonts w:ascii="Calibri" w:hAnsi="Calibri" w:eastAsia="Calibri" w:cs="Calibri"/>
           <w:spacing w:val="-6"/>
           <w:sz w:val="24"/>
           <w:szCs w:val="24"/>
@@ -6297,7 +5928,7 @@
       </w:r>
       <w:r>
         <w:rPr>
-          <w:rFonts w:ascii="Calibri" w:eastAsia="Calibri" w:hAnsi="Calibri" w:cs="Calibri"/>
+          <w:rFonts w:ascii="Calibri" w:hAnsi="Calibri" w:eastAsia="Calibri" w:cs="Calibri"/>
           <w:spacing w:val="12"/>
           <w:sz w:val="24"/>
           <w:szCs w:val="24"/>
@@ -6306,7 +5937,7 @@
       </w:r>
       <w:r>
         <w:rPr>
-          <w:rFonts w:ascii="宋体" w:eastAsia="宋体" w:hAnsi="宋体" w:cs="宋体"/>
+          <w:rFonts w:ascii="宋体" w:hAnsi="宋体" w:eastAsia="宋体" w:cs="宋体"/>
           <w:spacing w:val="-7"/>
           <w:sz w:val="24"/>
           <w:szCs w:val="24"/>
@@ -6319,14 +5950,14 @@
         <w:spacing w:before="185" w:line="292" w:lineRule="auto"/>
         <w:ind w:left="49" w:right="93" w:firstLine="455"/>
         <w:rPr>
-          <w:rFonts w:ascii="宋体" w:eastAsia="宋体" w:hAnsi="宋体" w:cs="宋体"/>
-          <w:sz w:val="24"/>
-          <w:szCs w:val="24"/>
-        </w:rPr>
-      </w:pPr>
-      <w:r>
-        <w:rPr>
-          <w:rFonts w:ascii="Calibri" w:eastAsia="Calibri" w:hAnsi="Calibri" w:cs="Calibri"/>
+          <w:rFonts w:ascii="宋体" w:hAnsi="宋体" w:eastAsia="宋体" w:cs="宋体"/>
+          <w:sz w:val="24"/>
+          <w:szCs w:val="24"/>
+        </w:rPr>
+      </w:pPr>
+      <w:r>
+        <w:rPr>
+          <w:rFonts w:ascii="Calibri" w:hAnsi="Calibri" w:eastAsia="Calibri" w:cs="Calibri"/>
           <w:spacing w:val="-6"/>
           <w:sz w:val="24"/>
           <w:szCs w:val="24"/>
@@ -6335,7 +5966,7 @@
       </w:r>
       <w:r>
         <w:rPr>
-          <w:rFonts w:ascii="Calibri" w:eastAsia="Calibri" w:hAnsi="Calibri" w:cs="Calibri"/>
+          <w:rFonts w:ascii="Calibri" w:hAnsi="Calibri" w:eastAsia="Calibri" w:cs="Calibri"/>
           <w:spacing w:val="13"/>
           <w:w w:val="101"/>
           <w:sz w:val="24"/>
@@ -6345,7 +5976,7 @@
       </w:r>
       <w:r>
         <w:rPr>
-          <w:rFonts w:ascii="宋体" w:eastAsia="宋体" w:hAnsi="宋体" w:cs="宋体"/>
+          <w:rFonts w:ascii="宋体" w:hAnsi="宋体" w:eastAsia="宋体" w:cs="宋体"/>
           <w:spacing w:val="-6"/>
           <w:sz w:val="24"/>
           <w:szCs w:val="24"/>
@@ -6354,7 +5985,7 @@
       </w:r>
       <w:r>
         <w:rPr>
-          <w:rFonts w:ascii="宋体" w:eastAsia="宋体" w:hAnsi="宋体" w:cs="宋体"/>
+          <w:rFonts w:ascii="宋体" w:hAnsi="宋体" w:eastAsia="宋体" w:cs="宋体"/>
           <w:spacing w:val="-7"/>
           <w:sz w:val="24"/>
           <w:szCs w:val="24"/>
@@ -6363,7 +5994,7 @@
       </w:r>
       <w:r>
         <w:rPr>
-          <w:rFonts w:ascii="宋体" w:eastAsia="宋体" w:hAnsi="宋体" w:cs="宋体"/>
+          <w:rFonts w:ascii="宋体" w:hAnsi="宋体" w:eastAsia="宋体" w:cs="宋体"/>
           <w:spacing w:val="-2"/>
           <w:sz w:val="24"/>
           <w:szCs w:val="24"/>
@@ -6376,14 +6007,14 @@
         <w:spacing w:before="187" w:line="292" w:lineRule="auto"/>
         <w:ind w:left="22" w:right="125" w:firstLine="482"/>
         <w:rPr>
-          <w:rFonts w:ascii="宋体" w:eastAsia="宋体" w:hAnsi="宋体" w:cs="宋体"/>
-          <w:sz w:val="24"/>
-          <w:szCs w:val="24"/>
-        </w:rPr>
-      </w:pPr>
-      <w:r>
-        <w:rPr>
-          <w:rFonts w:ascii="Calibri" w:eastAsia="Calibri" w:hAnsi="Calibri" w:cs="Calibri"/>
+          <w:rFonts w:ascii="宋体" w:hAnsi="宋体" w:eastAsia="宋体" w:cs="宋体"/>
+          <w:sz w:val="24"/>
+          <w:szCs w:val="24"/>
+        </w:rPr>
+      </w:pPr>
+      <w:r>
+        <w:rPr>
+          <w:rFonts w:ascii="Calibri" w:hAnsi="Calibri" w:eastAsia="Calibri" w:cs="Calibri"/>
           <w:spacing w:val="-1"/>
           <w:sz w:val="24"/>
           <w:szCs w:val="24"/>
@@ -6392,7 +6023,7 @@
       </w:r>
       <w:r>
         <w:rPr>
-          <w:rFonts w:ascii="Calibri" w:eastAsia="Calibri" w:hAnsi="Calibri" w:cs="Calibri"/>
+          <w:rFonts w:ascii="Calibri" w:hAnsi="Calibri" w:eastAsia="Calibri" w:cs="Calibri"/>
           <w:spacing w:val="20"/>
           <w:sz w:val="24"/>
           <w:szCs w:val="24"/>
@@ -6401,7 +6032,7 @@
       </w:r>
       <w:r>
         <w:rPr>
-          <w:rFonts w:ascii="宋体" w:eastAsia="宋体" w:hAnsi="宋体" w:cs="宋体"/>
+          <w:rFonts w:ascii="宋体" w:hAnsi="宋体" w:eastAsia="宋体" w:cs="宋体"/>
           <w:spacing w:val="-1"/>
           <w:sz w:val="24"/>
           <w:szCs w:val="24"/>
@@ -6410,7 +6041,7 @@
       </w:r>
       <w:r>
         <w:rPr>
-          <w:rFonts w:ascii="宋体" w:eastAsia="宋体" w:hAnsi="宋体" w:cs="宋体"/>
+          <w:rFonts w:ascii="宋体" w:hAnsi="宋体" w:eastAsia="宋体" w:cs="宋体"/>
           <w:spacing w:val="-4"/>
           <w:sz w:val="24"/>
           <w:szCs w:val="24"/>
@@ -6423,14 +6054,14 @@
         <w:spacing w:before="187" w:line="291" w:lineRule="auto"/>
         <w:ind w:left="26" w:right="104" w:firstLine="533"/>
         <w:rPr>
-          <w:rFonts w:ascii="宋体" w:eastAsia="宋体" w:hAnsi="宋体" w:cs="宋体"/>
-          <w:sz w:val="24"/>
-          <w:szCs w:val="24"/>
-        </w:rPr>
-      </w:pPr>
-      <w:r>
-        <w:rPr>
-          <w:rFonts w:ascii="Calibri" w:eastAsia="Calibri" w:hAnsi="Calibri" w:cs="Calibri"/>
+          <w:rFonts w:ascii="宋体" w:hAnsi="宋体" w:eastAsia="宋体" w:cs="宋体"/>
+          <w:sz w:val="24"/>
+          <w:szCs w:val="24"/>
+        </w:rPr>
+      </w:pPr>
+      <w:r>
+        <w:rPr>
+          <w:rFonts w:ascii="Calibri" w:hAnsi="Calibri" w:eastAsia="Calibri" w:cs="Calibri"/>
           <w:spacing w:val="-1"/>
           <w:sz w:val="24"/>
           <w:szCs w:val="24"/>
@@ -6439,7 +6070,7 @@
       </w:r>
       <w:r>
         <w:rPr>
-          <w:rFonts w:ascii="宋体" w:eastAsia="宋体" w:hAnsi="宋体" w:cs="宋体"/>
+          <w:rFonts w:ascii="宋体" w:hAnsi="宋体" w:eastAsia="宋体" w:cs="宋体"/>
           <w:spacing w:val="-1"/>
           <w:sz w:val="24"/>
           <w:szCs w:val="24"/>
@@ -6452,14 +6083,14 @@
         <w:spacing w:before="188" w:line="292" w:lineRule="auto"/>
         <w:ind w:left="23" w:right="111" w:firstLine="536"/>
         <w:rPr>
-          <w:rFonts w:ascii="宋体" w:eastAsia="宋体" w:hAnsi="宋体" w:cs="宋体"/>
-          <w:sz w:val="24"/>
-          <w:szCs w:val="24"/>
-        </w:rPr>
-      </w:pPr>
-      <w:r>
-        <w:rPr>
-          <w:rFonts w:ascii="Calibri" w:eastAsia="Calibri" w:hAnsi="Calibri" w:cs="Calibri"/>
+          <w:rFonts w:ascii="宋体" w:hAnsi="宋体" w:eastAsia="宋体" w:cs="宋体"/>
+          <w:sz w:val="24"/>
+          <w:szCs w:val="24"/>
+        </w:rPr>
+      </w:pPr>
+      <w:r>
+        <w:rPr>
+          <w:rFonts w:ascii="Calibri" w:hAnsi="Calibri" w:eastAsia="Calibri" w:cs="Calibri"/>
           <w:spacing w:val="-6"/>
           <w:sz w:val="24"/>
           <w:szCs w:val="24"/>
@@ -6468,7 +6099,7 @@
       </w:r>
       <w:r>
         <w:rPr>
-          <w:rFonts w:ascii="Calibri" w:eastAsia="Calibri" w:hAnsi="Calibri" w:cs="Calibri"/>
+          <w:rFonts w:ascii="Calibri" w:hAnsi="Calibri" w:eastAsia="Calibri" w:cs="Calibri"/>
           <w:spacing w:val="15"/>
           <w:sz w:val="24"/>
           <w:szCs w:val="24"/>
@@ -6477,7 +6108,7 @@
       </w:r>
       <w:r>
         <w:rPr>
-          <w:rFonts w:ascii="宋体" w:eastAsia="宋体" w:hAnsi="宋体" w:cs="宋体"/>
+          <w:rFonts w:ascii="宋体" w:hAnsi="宋体" w:eastAsia="宋体" w:cs="宋体"/>
           <w:spacing w:val="-6"/>
           <w:sz w:val="24"/>
           <w:szCs w:val="24"/>
@@ -6486,7 +6117,7 @@
       </w:r>
       <w:r>
         <w:rPr>
-          <w:rFonts w:ascii="Calibri" w:eastAsia="Calibri" w:hAnsi="Calibri" w:cs="Calibri"/>
+          <w:rFonts w:ascii="Calibri" w:hAnsi="Calibri" w:eastAsia="Calibri" w:cs="Calibri"/>
           <w:spacing w:val="-6"/>
           <w:sz w:val="24"/>
           <w:szCs w:val="24"/>
@@ -6495,7 +6126,7 @@
       </w:r>
       <w:r>
         <w:rPr>
-          <w:rFonts w:ascii="Calibri" w:eastAsia="Calibri" w:hAnsi="Calibri" w:cs="Calibri"/>
+          <w:rFonts w:ascii="Calibri" w:hAnsi="Calibri" w:eastAsia="Calibri" w:cs="Calibri"/>
           <w:spacing w:val="14"/>
           <w:sz w:val="24"/>
           <w:szCs w:val="24"/>
@@ -6504,7 +6135,7 @@
       </w:r>
       <w:r>
         <w:rPr>
-          <w:rFonts w:ascii="宋体" w:eastAsia="宋体" w:hAnsi="宋体" w:cs="宋体"/>
+          <w:rFonts w:ascii="宋体" w:hAnsi="宋体" w:eastAsia="宋体" w:cs="宋体"/>
           <w:spacing w:val="-6"/>
           <w:sz w:val="24"/>
           <w:szCs w:val="24"/>
@@ -6513,72 +6144,12 @@
       </w:r>
       <w:r>
         <w:rPr>
-          <w:rFonts w:ascii="宋体" w:eastAsia="宋体" w:hAnsi="宋体" w:cs="宋体"/>
+          <w:rFonts w:ascii="宋体" w:hAnsi="宋体" w:eastAsia="宋体" w:cs="宋体"/>
           <w:spacing w:val="-7"/>
           <w:sz w:val="24"/>
           <w:szCs w:val="24"/>
         </w:rPr>
         <w:t>质量协议中相关条款执行。</w:t>
-      </w:r>
-    </w:p>
-    <w:p>
-      <w:pPr>
-        <w:spacing w:line="292" w:lineRule="auto"/>
-        <w:rPr>
-          <w:rFonts w:ascii="宋体" w:eastAsia="宋体" w:hAnsi="宋体" w:cs="宋体"/>
-          <w:sz w:val="24"/>
-          <w:szCs w:val="24"/>
-        </w:rPr>
-        <w:sectPr>
-          <w:footerReference w:type="default" r:id="rId11"/>
-          <w:pgSz w:w="11910" w:h="16840"/>
-          <w:pgMar w:top="888" w:right="1749" w:bottom="1081" w:left="1786" w:header="0" w:footer="848" w:gutter="0"/>
-          <w:cols w:num="1" w:space="720"/>
-        </w:sectPr>
-      </w:pPr>
-    </w:p>
-    <w:p>
-      <w:pPr>
-        <w:spacing w:line="422" w:lineRule="exact"/>
-        <w:ind w:firstLine="3"/>
-      </w:pPr>
-      <w:r>
-        <w:rPr>
-          <w:position w:val="-8"/>
-        </w:rPr>
-        <w:drawing>
-          <wp:inline distT="0" distB="0" distL="0" distR="0">
-            <wp:extent cx="687070" cy="267970"/>
-            <wp:effectExtent l="0" t="0" r="0" b="0"/>
-            <wp:docPr id="16" name="IM 16"/>
-            <wp:cNvGraphicFramePr/>
-            <a:graphic xmlns:a="http://schemas.openxmlformats.org/drawingml/2006/main">
-              <a:graphicData uri="http://schemas.openxmlformats.org/drawingml/2006/picture">
-                <pic:pic xmlns:pic="http://schemas.openxmlformats.org/drawingml/2006/picture">
-                  <pic:nvPicPr>
-                    <pic:cNvPr id="16" name="IM 16"/>
-                    <pic:cNvPicPr/>
-                  </pic:nvPicPr>
-                  <pic:blipFill>
-                    <a:blip xmlns:r="http://schemas.openxmlformats.org/officeDocument/2006/relationships" r:embed="rId4"/>
-                    <a:stretch>
-                      <a:fillRect/>
-                    </a:stretch>
-                  </pic:blipFill>
-                  <pic:spPr>
-                    <a:xfrm>
-                      <a:off x="0" y="0"/>
-                      <a:ext cx="687324" cy="268223"/>
-                    </a:xfrm>
-                    <a:prstGeom prst="rect">
-                      <a:avLst/>
-                    </a:prstGeom>
-                  </pic:spPr>
-                </pic:pic>
-              </a:graphicData>
-            </a:graphic>
-          </wp:inline>
-        </w:drawing>
       </w:r>
     </w:p>
     <w:p>
@@ -6586,14 +6157,14 @@
         <w:spacing w:before="240" w:line="219" w:lineRule="auto"/>
         <w:ind w:left="505"/>
         <w:rPr>
-          <w:rFonts w:ascii="宋体" w:eastAsia="宋体" w:hAnsi="宋体" w:cs="宋体"/>
-          <w:sz w:val="24"/>
-          <w:szCs w:val="24"/>
-        </w:rPr>
-      </w:pPr>
-      <w:r>
-        <w:rPr>
-          <w:rFonts w:ascii="Calibri" w:eastAsia="Calibri" w:hAnsi="Calibri" w:cs="Calibri"/>
+          <w:rFonts w:ascii="宋体" w:hAnsi="宋体" w:eastAsia="宋体" w:cs="宋体"/>
+          <w:sz w:val="24"/>
+          <w:szCs w:val="24"/>
+        </w:rPr>
+      </w:pPr>
+      <w:r>
+        <w:rPr>
+          <w:rFonts w:ascii="Calibri" w:hAnsi="Calibri" w:eastAsia="Calibri" w:cs="Calibri"/>
           <w:spacing w:val="-3"/>
           <w:sz w:val="24"/>
           <w:szCs w:val="24"/>
@@ -6602,7 +6173,7 @@
       </w:r>
       <w:r>
         <w:rPr>
-          <w:rFonts w:ascii="Calibri" w:eastAsia="Calibri" w:hAnsi="Calibri" w:cs="Calibri"/>
+          <w:rFonts w:ascii="Calibri" w:hAnsi="Calibri" w:eastAsia="Calibri" w:cs="Calibri"/>
           <w:spacing w:val="14"/>
           <w:w w:val="101"/>
           <w:sz w:val="24"/>
@@ -6612,7 +6183,7 @@
       </w:r>
       <w:r>
         <w:rPr>
-          <w:rFonts w:ascii="宋体" w:eastAsia="宋体" w:hAnsi="宋体" w:cs="宋体"/>
+          <w:rFonts w:ascii="宋体" w:hAnsi="宋体" w:eastAsia="宋体" w:cs="宋体"/>
           <w:spacing w:val="-3"/>
           <w:sz w:val="24"/>
           <w:szCs w:val="24"/>
@@ -6621,7 +6192,7 @@
       </w:r>
       <w:r>
         <w:rPr>
-          <w:rFonts w:ascii="宋体" w:eastAsia="宋体" w:hAnsi="宋体" w:cs="宋体"/>
+          <w:rFonts w:ascii="宋体" w:hAnsi="宋体" w:eastAsia="宋体" w:cs="宋体"/>
           <w:spacing w:val="-4"/>
           <w:sz w:val="24"/>
           <w:szCs w:val="24"/>
@@ -6634,14 +6205,14 @@
         <w:spacing w:before="185" w:line="327" w:lineRule="auto"/>
         <w:ind w:left="20" w:right="117" w:firstLine="484"/>
         <w:rPr>
-          <w:rFonts w:ascii="宋体" w:eastAsia="宋体" w:hAnsi="宋体" w:cs="宋体"/>
-          <w:sz w:val="24"/>
-          <w:szCs w:val="24"/>
-        </w:rPr>
-      </w:pPr>
-      <w:r>
-        <w:rPr>
-          <w:rFonts w:ascii="Calibri" w:eastAsia="Calibri" w:hAnsi="Calibri" w:cs="Calibri"/>
+          <w:rFonts w:ascii="宋体" w:hAnsi="宋体" w:eastAsia="宋体" w:cs="宋体"/>
+          <w:sz w:val="24"/>
+          <w:szCs w:val="24"/>
+        </w:rPr>
+      </w:pPr>
+      <w:r>
+        <w:rPr>
+          <w:rFonts w:ascii="Calibri" w:hAnsi="Calibri" w:eastAsia="Calibri" w:cs="Calibri"/>
           <w:spacing w:val="1"/>
           <w:sz w:val="24"/>
           <w:szCs w:val="24"/>
@@ -6650,7 +6221,7 @@
       </w:r>
       <w:r>
         <w:rPr>
-          <w:rFonts w:ascii="Calibri" w:eastAsia="Calibri" w:hAnsi="Calibri" w:cs="Calibri"/>
+          <w:rFonts w:ascii="Calibri" w:hAnsi="Calibri" w:eastAsia="Calibri" w:cs="Calibri"/>
           <w:spacing w:val="22"/>
           <w:w w:val="101"/>
           <w:sz w:val="24"/>
@@ -6660,7 +6231,7 @@
       </w:r>
       <w:r>
         <w:rPr>
-          <w:rFonts w:ascii="宋体" w:eastAsia="宋体" w:hAnsi="宋体" w:cs="宋体"/>
+          <w:rFonts w:ascii="宋体" w:hAnsi="宋体" w:eastAsia="宋体" w:cs="宋体"/>
           <w:spacing w:val="1"/>
           <w:sz w:val="24"/>
           <w:szCs w:val="24"/>
@@ -6669,7 +6240,7 @@
       </w:r>
       <w:r>
         <w:rPr>
-          <w:rFonts w:ascii="宋体" w:eastAsia="宋体" w:hAnsi="宋体" w:cs="宋体"/>
+          <w:rFonts w:ascii="宋体" w:hAnsi="宋体" w:eastAsia="宋体" w:cs="宋体"/>
           <w:spacing w:val="-9"/>
           <w:sz w:val="24"/>
           <w:szCs w:val="24"/>
@@ -6678,7 +6249,7 @@
       </w:r>
       <w:r>
         <w:rPr>
-          <w:rFonts w:ascii="宋体" w:eastAsia="宋体" w:hAnsi="宋体" w:cs="宋体"/>
+          <w:rFonts w:ascii="宋体" w:hAnsi="宋体" w:eastAsia="宋体" w:cs="宋体"/>
           <w:spacing w:val="-10"/>
           <w:sz w:val="24"/>
           <w:szCs w:val="24"/>
@@ -6687,7 +6258,7 @@
       </w:r>
       <w:r>
         <w:rPr>
-          <w:rFonts w:ascii="宋体" w:eastAsia="宋体" w:hAnsi="宋体" w:cs="宋体"/>
+          <w:rFonts w:ascii="宋体" w:hAnsi="宋体" w:eastAsia="宋体" w:cs="宋体"/>
           <w:spacing w:val="-9"/>
           <w:sz w:val="24"/>
           <w:szCs w:val="24"/>
@@ -6696,7 +6267,7 @@
       </w:r>
       <w:r>
         <w:rPr>
-          <w:rFonts w:ascii="宋体" w:eastAsia="宋体" w:hAnsi="宋体" w:cs="宋体"/>
+          <w:rFonts w:ascii="宋体" w:hAnsi="宋体" w:eastAsia="宋体" w:cs="宋体"/>
           <w:spacing w:val="-10"/>
           <w:sz w:val="24"/>
           <w:szCs w:val="24"/>
@@ -6705,7 +6276,7 @@
       </w:r>
       <w:r>
         <w:rPr>
-          <w:rFonts w:ascii="宋体" w:eastAsia="宋体" w:hAnsi="宋体" w:cs="宋体"/>
+          <w:rFonts w:ascii="宋体" w:hAnsi="宋体" w:eastAsia="宋体" w:cs="宋体"/>
           <w:spacing w:val="-1"/>
           <w:sz w:val="24"/>
           <w:szCs w:val="24"/>
@@ -6718,14 +6289,14 @@
         <w:spacing w:before="191" w:line="327" w:lineRule="auto"/>
         <w:ind w:left="20" w:right="122" w:firstLine="484"/>
         <w:rPr>
-          <w:rFonts w:ascii="宋体" w:eastAsia="宋体" w:hAnsi="宋体" w:cs="宋体"/>
-          <w:sz w:val="24"/>
-          <w:szCs w:val="24"/>
-        </w:rPr>
-      </w:pPr>
-      <w:r>
-        <w:rPr>
-          <w:rFonts w:ascii="Calibri" w:eastAsia="Calibri" w:hAnsi="Calibri" w:cs="Calibri"/>
+          <w:rFonts w:ascii="宋体" w:hAnsi="宋体" w:eastAsia="宋体" w:cs="宋体"/>
+          <w:sz w:val="24"/>
+          <w:szCs w:val="24"/>
+        </w:rPr>
+      </w:pPr>
+      <w:r>
+        <w:rPr>
+          <w:rFonts w:ascii="Calibri" w:hAnsi="Calibri" w:eastAsia="Calibri" w:cs="Calibri"/>
           <w:spacing w:val="1"/>
           <w:sz w:val="24"/>
           <w:szCs w:val="24"/>
@@ -6734,7 +6305,7 @@
       </w:r>
       <w:r>
         <w:rPr>
-          <w:rFonts w:ascii="Calibri" w:eastAsia="Calibri" w:hAnsi="Calibri" w:cs="Calibri"/>
+          <w:rFonts w:ascii="Calibri" w:hAnsi="Calibri" w:eastAsia="Calibri" w:cs="Calibri"/>
           <w:spacing w:val="22"/>
           <w:w w:val="101"/>
           <w:sz w:val="24"/>
@@ -6744,7 +6315,7 @@
       </w:r>
       <w:r>
         <w:rPr>
-          <w:rFonts w:ascii="宋体" w:eastAsia="宋体" w:hAnsi="宋体" w:cs="宋体"/>
+          <w:rFonts w:ascii="宋体" w:hAnsi="宋体" w:eastAsia="宋体" w:cs="宋体"/>
           <w:spacing w:val="1"/>
           <w:sz w:val="24"/>
           <w:szCs w:val="24"/>
@@ -6753,7 +6324,7 @@
       </w:r>
       <w:r>
         <w:rPr>
-          <w:rFonts w:ascii="宋体" w:eastAsia="宋体" w:hAnsi="宋体" w:cs="宋体"/>
+          <w:rFonts w:ascii="宋体" w:hAnsi="宋体" w:eastAsia="宋体" w:cs="宋体"/>
           <w:spacing w:val="-3"/>
           <w:sz w:val="24"/>
           <w:szCs w:val="24"/>
@@ -6762,7 +6333,7 @@
       </w:r>
       <w:r>
         <w:rPr>
-          <w:rFonts w:ascii="Calibri" w:eastAsia="Calibri" w:hAnsi="Calibri" w:cs="Calibri"/>
+          <w:rFonts w:ascii="Calibri" w:hAnsi="Calibri" w:eastAsia="Calibri" w:cs="Calibri"/>
           <w:spacing w:val="-3"/>
           <w:sz w:val="24"/>
           <w:szCs w:val="24"/>
@@ -6771,7 +6342,7 @@
       </w:r>
       <w:r>
         <w:rPr>
-          <w:rFonts w:ascii="宋体" w:eastAsia="宋体" w:hAnsi="宋体" w:cs="宋体"/>
+          <w:rFonts w:ascii="宋体" w:hAnsi="宋体" w:eastAsia="宋体" w:cs="宋体"/>
           <w:spacing w:val="-3"/>
           <w:sz w:val="24"/>
           <w:szCs w:val="24"/>
@@ -6780,7 +6351,7 @@
       </w:r>
       <w:r>
         <w:rPr>
-          <w:rFonts w:ascii="宋体" w:eastAsia="宋体" w:hAnsi="宋体" w:cs="宋体"/>
+          <w:rFonts w:ascii="宋体" w:hAnsi="宋体" w:eastAsia="宋体" w:cs="宋体"/>
           <w:spacing w:val="-4"/>
           <w:sz w:val="24"/>
           <w:szCs w:val="24"/>
@@ -6789,7 +6360,7 @@
       </w:r>
       <w:r>
         <w:rPr>
-          <w:rFonts w:ascii="宋体" w:eastAsia="宋体" w:hAnsi="宋体" w:cs="宋体"/>
+          <w:rFonts w:ascii="宋体" w:hAnsi="宋体" w:eastAsia="宋体" w:cs="宋体"/>
           <w:spacing w:val="-3"/>
           <w:sz w:val="24"/>
           <w:szCs w:val="24"/>
@@ -6798,7 +6369,7 @@
       </w:r>
       <w:r>
         <w:rPr>
-          <w:rFonts w:ascii="宋体" w:eastAsia="宋体" w:hAnsi="宋体" w:cs="宋体"/>
+          <w:rFonts w:ascii="宋体" w:hAnsi="宋体" w:eastAsia="宋体" w:cs="宋体"/>
           <w:spacing w:val="-10"/>
           <w:sz w:val="24"/>
           <w:szCs w:val="24"/>
@@ -6811,14 +6382,14 @@
         <w:spacing w:before="190" w:line="219" w:lineRule="auto"/>
         <w:ind w:left="505"/>
         <w:rPr>
-          <w:rFonts w:ascii="宋体" w:eastAsia="宋体" w:hAnsi="宋体" w:cs="宋体"/>
-          <w:sz w:val="24"/>
-          <w:szCs w:val="24"/>
-        </w:rPr>
-      </w:pPr>
-      <w:r>
-        <w:rPr>
-          <w:rFonts w:ascii="Calibri" w:eastAsia="Calibri" w:hAnsi="Calibri" w:cs="Calibri"/>
+          <w:rFonts w:ascii="宋体" w:hAnsi="宋体" w:eastAsia="宋体" w:cs="宋体"/>
+          <w:sz w:val="24"/>
+          <w:szCs w:val="24"/>
+        </w:rPr>
+      </w:pPr>
+      <w:r>
+        <w:rPr>
+          <w:rFonts w:ascii="Calibri" w:hAnsi="Calibri" w:eastAsia="Calibri" w:cs="Calibri"/>
           <w:spacing w:val="-4"/>
           <w:sz w:val="24"/>
           <w:szCs w:val="24"/>
@@ -6827,7 +6398,7 @@
       </w:r>
       <w:r>
         <w:rPr>
-          <w:rFonts w:ascii="Calibri" w:eastAsia="Calibri" w:hAnsi="Calibri" w:cs="Calibri"/>
+          <w:rFonts w:ascii="Calibri" w:hAnsi="Calibri" w:eastAsia="Calibri" w:cs="Calibri"/>
           <w:spacing w:val="14"/>
           <w:sz w:val="24"/>
           <w:szCs w:val="24"/>
@@ -6836,7 +6407,7 @@
       </w:r>
       <w:r>
         <w:rPr>
-          <w:rFonts w:ascii="宋体" w:eastAsia="宋体" w:hAnsi="宋体" w:cs="宋体"/>
+          <w:rFonts w:ascii="宋体" w:hAnsi="宋体" w:eastAsia="宋体" w:cs="宋体"/>
           <w:spacing w:val="-4"/>
           <w:sz w:val="24"/>
           <w:szCs w:val="24"/>
@@ -6845,7 +6416,7 @@
       </w:r>
       <w:r>
         <w:rPr>
-          <w:rFonts w:ascii="宋体" w:eastAsia="宋体" w:hAnsi="宋体" w:cs="宋体"/>
+          <w:rFonts w:ascii="宋体" w:hAnsi="宋体" w:eastAsia="宋体" w:cs="宋体"/>
           <w:spacing w:val="-5"/>
           <w:sz w:val="24"/>
           <w:szCs w:val="24"/>
@@ -6858,14 +6429,14 @@
         <w:spacing w:before="184" w:line="328" w:lineRule="auto"/>
         <w:ind w:left="23" w:firstLine="2"/>
         <w:rPr>
-          <w:rFonts w:ascii="宋体" w:eastAsia="宋体" w:hAnsi="宋体" w:cs="宋体"/>
-          <w:sz w:val="24"/>
-          <w:szCs w:val="24"/>
-        </w:rPr>
-      </w:pPr>
-      <w:r>
-        <w:rPr>
-          <w:rFonts w:ascii="宋体" w:eastAsia="宋体" w:hAnsi="宋体" w:cs="宋体"/>
+          <w:rFonts w:ascii="宋体" w:hAnsi="宋体" w:eastAsia="宋体" w:cs="宋体"/>
+          <w:sz w:val="24"/>
+          <w:szCs w:val="24"/>
+        </w:rPr>
+      </w:pPr>
+      <w:r>
+        <w:rPr>
+          <w:rFonts w:ascii="宋体" w:hAnsi="宋体" w:eastAsia="宋体" w:cs="宋体"/>
           <w:spacing w:val="-11"/>
           <w:sz w:val="24"/>
           <w:szCs w:val="24"/>
@@ -6874,7 +6445,7 @@
       </w:r>
       <w:r>
         <w:rPr>
-          <w:rFonts w:ascii="宋体" w:eastAsia="宋体" w:hAnsi="宋体" w:cs="宋体"/>
+          <w:rFonts w:ascii="宋体" w:hAnsi="宋体" w:eastAsia="宋体" w:cs="宋体"/>
           <w:spacing w:val="-12"/>
           <w:sz w:val="24"/>
           <w:szCs w:val="24"/>
@@ -6883,7 +6454,7 @@
       </w:r>
       <w:r>
         <w:rPr>
-          <w:rFonts w:ascii="宋体" w:eastAsia="宋体" w:hAnsi="宋体" w:cs="宋体"/>
+          <w:rFonts w:ascii="宋体" w:hAnsi="宋体" w:eastAsia="宋体" w:cs="宋体"/>
           <w:spacing w:val="-13"/>
           <w:sz w:val="24"/>
           <w:szCs w:val="24"/>
@@ -6892,7 +6463,7 @@
       </w:r>
       <w:r>
         <w:rPr>
-          <w:rFonts w:ascii="宋体" w:eastAsia="宋体" w:hAnsi="宋体" w:cs="宋体"/>
+          <w:rFonts w:ascii="宋体" w:hAnsi="宋体" w:eastAsia="宋体" w:cs="宋体"/>
           <w:spacing w:val="-16"/>
           <w:sz w:val="24"/>
           <w:szCs w:val="24"/>
@@ -6901,7 +6472,7 @@
       </w:r>
       <w:r>
         <w:rPr>
-          <w:rFonts w:ascii="宋体" w:eastAsia="宋体" w:hAnsi="宋体" w:cs="宋体"/>
+          <w:rFonts w:ascii="宋体" w:hAnsi="宋体" w:eastAsia="宋体" w:cs="宋体"/>
           <w:spacing w:val="-1"/>
           <w:sz w:val="24"/>
           <w:szCs w:val="24"/>
@@ -6914,14 +6485,14 @@
         <w:spacing w:before="192" w:line="314" w:lineRule="auto"/>
         <w:ind w:left="22" w:right="111" w:firstLine="482"/>
         <w:rPr>
-          <w:rFonts w:ascii="宋体" w:eastAsia="宋体" w:hAnsi="宋体" w:cs="宋体"/>
-          <w:sz w:val="24"/>
-          <w:szCs w:val="24"/>
-        </w:rPr>
-      </w:pPr>
-      <w:r>
-        <w:rPr>
-          <w:rFonts w:ascii="Calibri" w:eastAsia="Calibri" w:hAnsi="Calibri" w:cs="Calibri"/>
+          <w:rFonts w:ascii="宋体" w:hAnsi="宋体" w:eastAsia="宋体" w:cs="宋体"/>
+          <w:sz w:val="24"/>
+          <w:szCs w:val="24"/>
+        </w:rPr>
+      </w:pPr>
+      <w:r>
+        <w:rPr>
+          <w:rFonts w:ascii="Calibri" w:hAnsi="Calibri" w:eastAsia="Calibri" w:cs="Calibri"/>
           <w:spacing w:val="-1"/>
           <w:sz w:val="24"/>
           <w:szCs w:val="24"/>
@@ -6930,7 +6501,7 @@
       </w:r>
       <w:r>
         <w:rPr>
-          <w:rFonts w:ascii="Calibri" w:eastAsia="Calibri" w:hAnsi="Calibri" w:cs="Calibri"/>
+          <w:rFonts w:ascii="Calibri" w:hAnsi="Calibri" w:eastAsia="Calibri" w:cs="Calibri"/>
           <w:spacing w:val="53"/>
           <w:w w:val="101"/>
           <w:sz w:val="24"/>
@@ -6940,7 +6511,7 @@
       </w:r>
       <w:r>
         <w:rPr>
-          <w:rFonts w:ascii="宋体" w:eastAsia="宋体" w:hAnsi="宋体" w:cs="宋体"/>
+          <w:rFonts w:ascii="宋体" w:hAnsi="宋体" w:eastAsia="宋体" w:cs="宋体"/>
           <w:spacing w:val="-1"/>
           <w:sz w:val="24"/>
           <w:szCs w:val="24"/>
@@ -6949,7 +6520,7 @@
       </w:r>
       <w:r>
         <w:rPr>
-          <w:rFonts w:ascii="宋体" w:eastAsia="宋体" w:hAnsi="宋体" w:cs="宋体"/>
+          <w:rFonts w:ascii="宋体" w:hAnsi="宋体" w:eastAsia="宋体" w:cs="宋体"/>
           <w:spacing w:val="-9"/>
           <w:sz w:val="24"/>
           <w:szCs w:val="24"/>
@@ -6958,7 +6529,7 @@
       </w:r>
       <w:r>
         <w:rPr>
-          <w:rFonts w:ascii="宋体" w:eastAsia="宋体" w:hAnsi="宋体" w:cs="宋体"/>
+          <w:rFonts w:ascii="宋体" w:hAnsi="宋体" w:eastAsia="宋体" w:cs="宋体"/>
           <w:spacing w:val="-10"/>
           <w:sz w:val="24"/>
           <w:szCs w:val="24"/>
@@ -6967,7 +6538,7 @@
       </w:r>
       <w:r>
         <w:rPr>
-          <w:rFonts w:ascii="宋体" w:eastAsia="宋体" w:hAnsi="宋体" w:cs="宋体"/>
+          <w:rFonts w:ascii="宋体" w:hAnsi="宋体" w:eastAsia="宋体" w:cs="宋体"/>
           <w:spacing w:val="-9"/>
           <w:sz w:val="24"/>
           <w:szCs w:val="24"/>
@@ -6977,17 +6548,17 @@
     </w:p>
     <w:p>
       <w:pPr>
-        <w:pStyle w:val="BodyText"/>
+        <w:pStyle w:val="2"/>
         <w:spacing w:line="277" w:lineRule="auto"/>
       </w:pPr>
     </w:p>
     <w:p>
       <w:pPr>
-        <w:pStyle w:val="BodyText"/>
+        <w:pStyle w:val="2"/>
         <w:spacing w:before="92" w:line="222" w:lineRule="auto"/>
         <w:ind w:left="25"/>
         <w:rPr>
-          <w:rFonts w:ascii="黑体" w:eastAsia="黑体" w:hAnsi="黑体" w:cs="黑体"/>
+          <w:rFonts w:ascii="黑体" w:hAnsi="黑体" w:eastAsia="黑体" w:cs="黑体"/>
           <w:sz w:val="28"/>
           <w:szCs w:val="28"/>
         </w:rPr>
@@ -7004,7 +6575,7 @@
       </w:r>
       <w:r>
         <w:rPr>
-          <w:rFonts w:ascii="黑体" w:eastAsia="黑体" w:hAnsi="黑体" w:cs="黑体"/>
+          <w:rFonts w:ascii="黑体" w:hAnsi="黑体" w:eastAsia="黑体" w:cs="黑体"/>
           <w:b/>
           <w:bCs/>
           <w:spacing w:val="-3"/>
@@ -7016,7 +6587,7 @@
     </w:p>
     <w:p>
       <w:pPr>
-        <w:pStyle w:val="BodyText"/>
+        <w:pStyle w:val="2"/>
         <w:spacing w:line="275" w:lineRule="auto"/>
       </w:pPr>
     </w:p>
@@ -7025,14 +6596,14 @@
         <w:spacing w:before="79" w:line="219" w:lineRule="auto"/>
         <w:ind w:left="505"/>
         <w:rPr>
-          <w:rFonts w:ascii="宋体" w:eastAsia="宋体" w:hAnsi="宋体" w:cs="宋体"/>
-          <w:sz w:val="24"/>
-          <w:szCs w:val="24"/>
-        </w:rPr>
-      </w:pPr>
-      <w:r>
-        <w:rPr>
-          <w:rFonts w:ascii="Calibri" w:eastAsia="Calibri" w:hAnsi="Calibri" w:cs="Calibri"/>
+          <w:rFonts w:ascii="宋体" w:hAnsi="宋体" w:eastAsia="宋体" w:cs="宋体"/>
+          <w:sz w:val="24"/>
+          <w:szCs w:val="24"/>
+        </w:rPr>
+      </w:pPr>
+      <w:r>
+        <w:rPr>
+          <w:rFonts w:ascii="Calibri" w:hAnsi="Calibri" w:eastAsia="Calibri" w:cs="Calibri"/>
           <w:spacing w:val="-2"/>
           <w:sz w:val="24"/>
           <w:szCs w:val="24"/>
@@ -7041,7 +6612,7 @@
       </w:r>
       <w:r>
         <w:rPr>
-          <w:rFonts w:ascii="Calibri" w:eastAsia="Calibri" w:hAnsi="Calibri" w:cs="Calibri"/>
+          <w:rFonts w:ascii="Calibri" w:hAnsi="Calibri" w:eastAsia="Calibri" w:cs="Calibri"/>
           <w:spacing w:val="28"/>
           <w:sz w:val="24"/>
           <w:szCs w:val="24"/>
@@ -7050,7 +6621,7 @@
       </w:r>
       <w:r>
         <w:rPr>
-          <w:rFonts w:ascii="宋体" w:eastAsia="宋体" w:hAnsi="宋体" w:cs="宋体"/>
+          <w:rFonts w:ascii="宋体" w:hAnsi="宋体" w:eastAsia="宋体" w:cs="宋体"/>
           <w:spacing w:val="-2"/>
           <w:sz w:val="24"/>
           <w:szCs w:val="24"/>
@@ -7063,14 +6634,14 @@
         <w:spacing w:before="186" w:line="364" w:lineRule="auto"/>
         <w:ind w:left="22" w:right="100" w:firstLine="480"/>
         <w:rPr>
-          <w:rFonts w:ascii="宋体" w:eastAsia="宋体" w:hAnsi="宋体" w:cs="宋体"/>
-          <w:sz w:val="24"/>
-          <w:szCs w:val="24"/>
-        </w:rPr>
-      </w:pPr>
-      <w:r>
-        <w:rPr>
-          <w:rFonts w:ascii="宋体" w:eastAsia="宋体" w:hAnsi="宋体" w:cs="宋体"/>
+          <w:rFonts w:ascii="宋体" w:hAnsi="宋体" w:eastAsia="宋体" w:cs="宋体"/>
+          <w:sz w:val="24"/>
+          <w:szCs w:val="24"/>
+        </w:rPr>
+      </w:pPr>
+      <w:r>
+        <w:rPr>
+          <w:rFonts w:ascii="宋体" w:hAnsi="宋体" w:eastAsia="宋体" w:cs="宋体"/>
           <w:spacing w:val="-5"/>
           <w:sz w:val="24"/>
           <w:szCs w:val="24"/>
@@ -7079,7 +6650,7 @@
       </w:r>
       <w:r>
         <w:rPr>
-          <w:rFonts w:ascii="宋体" w:eastAsia="宋体" w:hAnsi="宋体" w:cs="宋体"/>
+          <w:rFonts w:ascii="宋体" w:hAnsi="宋体" w:eastAsia="宋体" w:cs="宋体"/>
           <w:spacing w:val="-6"/>
           <w:sz w:val="24"/>
           <w:szCs w:val="24"/>
@@ -7088,7 +6659,7 @@
       </w:r>
       <w:r>
         <w:rPr>
-          <w:rFonts w:ascii="宋体" w:eastAsia="宋体" w:hAnsi="宋体" w:cs="宋体"/>
+          <w:rFonts w:ascii="宋体" w:hAnsi="宋体" w:eastAsia="宋体" w:cs="宋体"/>
           <w:spacing w:val="-11"/>
           <w:sz w:val="24"/>
           <w:szCs w:val="24"/>
@@ -7097,7 +6668,7 @@
       </w:r>
       <w:r>
         <w:rPr>
-          <w:rFonts w:ascii="宋体" w:eastAsia="宋体" w:hAnsi="宋体" w:cs="宋体"/>
+          <w:rFonts w:ascii="宋体" w:hAnsi="宋体" w:eastAsia="宋体" w:cs="宋体"/>
           <w:spacing w:val="-15"/>
           <w:sz w:val="24"/>
           <w:szCs w:val="24"/>
@@ -7106,7 +6677,7 @@
       </w:r>
       <w:r>
         <w:rPr>
-          <w:rFonts w:ascii="宋体" w:eastAsia="宋体" w:hAnsi="宋体" w:cs="宋体"/>
+          <w:rFonts w:ascii="宋体" w:hAnsi="宋体" w:eastAsia="宋体" w:cs="宋体"/>
           <w:spacing w:val="-5"/>
           <w:sz w:val="24"/>
           <w:szCs w:val="24"/>
@@ -7119,14 +6690,14 @@
         <w:spacing w:before="2" w:line="362" w:lineRule="auto"/>
         <w:ind w:left="26" w:right="22" w:firstLine="476"/>
         <w:rPr>
-          <w:rFonts w:ascii="宋体" w:eastAsia="宋体" w:hAnsi="宋体" w:cs="宋体"/>
-          <w:sz w:val="24"/>
-          <w:szCs w:val="24"/>
-        </w:rPr>
-      </w:pPr>
-      <w:r>
-        <w:rPr>
-          <w:rFonts w:ascii="宋体" w:eastAsia="宋体" w:hAnsi="宋体" w:cs="宋体"/>
+          <w:rFonts w:ascii="宋体" w:hAnsi="宋体" w:eastAsia="宋体" w:cs="宋体"/>
+          <w:sz w:val="24"/>
+          <w:szCs w:val="24"/>
+        </w:rPr>
+      </w:pPr>
+      <w:r>
+        <w:rPr>
+          <w:rFonts w:ascii="宋体" w:hAnsi="宋体" w:eastAsia="宋体" w:cs="宋体"/>
           <w:spacing w:val="-14"/>
           <w:sz w:val="24"/>
           <w:szCs w:val="24"/>
@@ -7135,7 +6706,7 @@
       </w:r>
       <w:r>
         <w:rPr>
-          <w:rFonts w:ascii="宋体" w:eastAsia="宋体" w:hAnsi="宋体" w:cs="宋体"/>
+          <w:rFonts w:ascii="宋体" w:hAnsi="宋体" w:eastAsia="宋体" w:cs="宋体"/>
           <w:spacing w:val="-4"/>
           <w:sz w:val="24"/>
           <w:szCs w:val="24"/>
@@ -7144,7 +6715,7 @@
       </w:r>
       <w:r>
         <w:rPr>
-          <w:rFonts w:ascii="Calibri" w:eastAsia="Calibri" w:hAnsi="Calibri" w:cs="Calibri"/>
+          <w:rFonts w:ascii="Calibri" w:hAnsi="Calibri" w:eastAsia="Calibri" w:cs="Calibri"/>
           <w:spacing w:val="-4"/>
           <w:sz w:val="24"/>
           <w:szCs w:val="24"/>
@@ -7153,7 +6724,7 @@
       </w:r>
       <w:r>
         <w:rPr>
-          <w:rFonts w:ascii="宋体" w:eastAsia="宋体" w:hAnsi="宋体" w:cs="宋体"/>
+          <w:rFonts w:ascii="宋体" w:hAnsi="宋体" w:eastAsia="宋体" w:cs="宋体"/>
           <w:spacing w:val="-4"/>
           <w:sz w:val="24"/>
           <w:szCs w:val="24"/>
@@ -7162,7 +6733,7 @@
       </w:r>
       <w:r>
         <w:rPr>
-          <w:rFonts w:ascii="Calibri" w:eastAsia="Calibri" w:hAnsi="Calibri" w:cs="Calibri"/>
+          <w:rFonts w:ascii="Calibri" w:hAnsi="Calibri" w:eastAsia="Calibri" w:cs="Calibri"/>
           <w:spacing w:val="-4"/>
           <w:sz w:val="24"/>
           <w:szCs w:val="24"/>
@@ -7171,7 +6742,7 @@
       </w:r>
       <w:r>
         <w:rPr>
-          <w:rFonts w:ascii="宋体" w:eastAsia="宋体" w:hAnsi="宋体" w:cs="宋体"/>
+          <w:rFonts w:ascii="宋体" w:hAnsi="宋体" w:eastAsia="宋体" w:cs="宋体"/>
           <w:spacing w:val="-4"/>
           <w:sz w:val="24"/>
           <w:szCs w:val="24"/>
@@ -7184,14 +6755,14 @@
         <w:spacing w:before="1" w:line="218" w:lineRule="auto"/>
         <w:ind w:left="505"/>
         <w:rPr>
-          <w:rFonts w:ascii="宋体" w:eastAsia="宋体" w:hAnsi="宋体" w:cs="宋体"/>
-          <w:sz w:val="24"/>
-          <w:szCs w:val="24"/>
-        </w:rPr>
-      </w:pPr>
-      <w:r>
-        <w:rPr>
-          <w:rFonts w:ascii="Calibri" w:eastAsia="Calibri" w:hAnsi="Calibri" w:cs="Calibri"/>
+          <w:rFonts w:ascii="宋体" w:hAnsi="宋体" w:eastAsia="宋体" w:cs="宋体"/>
+          <w:sz w:val="24"/>
+          <w:szCs w:val="24"/>
+        </w:rPr>
+      </w:pPr>
+      <w:r>
+        <w:rPr>
+          <w:rFonts w:ascii="Calibri" w:hAnsi="Calibri" w:eastAsia="Calibri" w:cs="Calibri"/>
           <w:spacing w:val="-2"/>
           <w:sz w:val="24"/>
           <w:szCs w:val="24"/>
@@ -7200,7 +6771,7 @@
       </w:r>
       <w:r>
         <w:rPr>
-          <w:rFonts w:ascii="Calibri" w:eastAsia="Calibri" w:hAnsi="Calibri" w:cs="Calibri"/>
+          <w:rFonts w:ascii="Calibri" w:hAnsi="Calibri" w:eastAsia="Calibri" w:cs="Calibri"/>
           <w:spacing w:val="17"/>
           <w:sz w:val="24"/>
           <w:szCs w:val="24"/>
@@ -7209,7 +6780,7 @@
       </w:r>
       <w:r>
         <w:rPr>
-          <w:rFonts w:ascii="宋体" w:eastAsia="宋体" w:hAnsi="宋体" w:cs="宋体"/>
+          <w:rFonts w:ascii="宋体" w:hAnsi="宋体" w:eastAsia="宋体" w:cs="宋体"/>
           <w:spacing w:val="-2"/>
           <w:sz w:val="24"/>
           <w:szCs w:val="24"/>
@@ -7222,14 +6793,14 @@
         <w:spacing w:before="188" w:line="219" w:lineRule="auto"/>
         <w:ind w:left="504"/>
         <w:rPr>
-          <w:rFonts w:ascii="宋体" w:eastAsia="宋体" w:hAnsi="宋体" w:cs="宋体"/>
-          <w:sz w:val="24"/>
-          <w:szCs w:val="24"/>
-        </w:rPr>
-      </w:pPr>
-      <w:r>
-        <w:rPr>
-          <w:rFonts w:ascii="宋体" w:eastAsia="宋体" w:hAnsi="宋体" w:cs="宋体"/>
+          <w:rFonts w:ascii="宋体" w:hAnsi="宋体" w:eastAsia="宋体" w:cs="宋体"/>
+          <w:sz w:val="24"/>
+          <w:szCs w:val="24"/>
+        </w:rPr>
+      </w:pPr>
+      <w:r>
+        <w:rPr>
+          <w:rFonts w:ascii="宋体" w:hAnsi="宋体" w:eastAsia="宋体" w:cs="宋体"/>
           <w:sz w:val="24"/>
           <w:szCs w:val="24"/>
         </w:rPr>
@@ -7237,92 +6808,21 @@
       </w:r>
       <w:r>
         <w:rPr>
-          <w:rFonts w:ascii="宋体" w:eastAsia="宋体" w:hAnsi="宋体" w:cs="宋体"/>
+          <w:rFonts w:ascii="宋体" w:hAnsi="宋体" w:eastAsia="宋体" w:cs="宋体"/>
           <w:spacing w:val="-1"/>
           <w:sz w:val="24"/>
           <w:szCs w:val="24"/>
         </w:rPr>
         <w:t>需方对供应商的考评记录为基</w:t>
       </w:r>
-    </w:p>
-    <w:p>
-      <w:pPr>
-        <w:spacing w:line="219" w:lineRule="auto"/>
-        <w:rPr>
-          <w:rFonts w:ascii="宋体" w:eastAsia="宋体" w:hAnsi="宋体" w:cs="宋体"/>
-          <w:sz w:val="24"/>
-          <w:szCs w:val="24"/>
-        </w:rPr>
-        <w:sectPr>
-          <w:footerReference w:type="default" r:id="rId12"/>
-          <w:pgSz w:w="11910" w:h="16840"/>
-          <w:pgMar w:top="888" w:right="1671" w:bottom="1081" w:left="1786" w:header="0" w:footer="848" w:gutter="0"/>
-          <w:cols w:num="1" w:space="720"/>
-        </w:sectPr>
-      </w:pPr>
-    </w:p>
-    <w:p>
-      <w:pPr>
-        <w:spacing w:line="422" w:lineRule="exact"/>
-        <w:ind w:firstLine="3"/>
-      </w:pPr>
-      <w:r>
-        <w:rPr>
-          <w:position w:val="-8"/>
-        </w:rPr>
-        <w:drawing>
-          <wp:inline distT="0" distB="0" distL="0" distR="0">
-            <wp:extent cx="687070" cy="267970"/>
-            <wp:effectExtent l="0" t="0" r="0" b="0"/>
-            <wp:docPr id="18" name="IM 18"/>
-            <wp:cNvGraphicFramePr/>
-            <a:graphic xmlns:a="http://schemas.openxmlformats.org/drawingml/2006/main">
-              <a:graphicData uri="http://schemas.openxmlformats.org/drawingml/2006/picture">
-                <pic:pic xmlns:pic="http://schemas.openxmlformats.org/drawingml/2006/picture">
-                  <pic:nvPicPr>
-                    <pic:cNvPr id="18" name="IM 18"/>
-                    <pic:cNvPicPr/>
-                  </pic:nvPicPr>
-                  <pic:blipFill>
-                    <a:blip xmlns:r="http://schemas.openxmlformats.org/officeDocument/2006/relationships" r:embed="rId4"/>
-                    <a:stretch>
-                      <a:fillRect/>
-                    </a:stretch>
-                  </pic:blipFill>
-                  <pic:spPr>
-                    <a:xfrm>
-                      <a:off x="0" y="0"/>
-                      <a:ext cx="687324" cy="268223"/>
-                    </a:xfrm>
-                    <a:prstGeom prst="rect">
-                      <a:avLst/>
-                    </a:prstGeom>
-                  </pic:spPr>
-                </pic:pic>
-              </a:graphicData>
-            </a:graphic>
-          </wp:inline>
-        </w:drawing>
-      </w:r>
-    </w:p>
-    <w:p>
-      <w:pPr>
-        <w:spacing w:before="241" w:line="225" w:lineRule="auto"/>
-        <w:ind w:left="21"/>
-        <w:rPr>
-          <w:rFonts w:ascii="宋体" w:eastAsia="宋体" w:hAnsi="宋体" w:cs="宋体"/>
-          <w:sz w:val="24"/>
-          <w:szCs w:val="24"/>
-        </w:rPr>
-      </w:pPr>
-      <w:r>
-        <w:rPr>
-          <w:rFonts w:ascii="宋体" w:eastAsia="宋体" w:hAnsi="宋体" w:cs="宋体"/>
+      <w:r>
+        <w:rPr>
+          <w:rFonts w:ascii="宋体" w:hAnsi="宋体" w:eastAsia="宋体" w:cs="宋体"/>
           <w:spacing w:val="-5"/>
           <w:sz w:val="24"/>
           <w:szCs w:val="24"/>
         </w:rPr>
-        <w:t>础。</w:t>
+        <w:t>础</w:t>
       </w:r>
     </w:p>
     <w:p>
@@ -7330,14 +6830,14 @@
         <w:spacing w:before="178" w:line="219" w:lineRule="auto"/>
         <w:ind w:left="501"/>
         <w:rPr>
-          <w:rFonts w:ascii="宋体" w:eastAsia="宋体" w:hAnsi="宋体" w:cs="宋体"/>
-          <w:sz w:val="24"/>
-          <w:szCs w:val="24"/>
-        </w:rPr>
-      </w:pPr>
-      <w:r>
-        <w:rPr>
-          <w:rFonts w:ascii="宋体" w:eastAsia="宋体" w:hAnsi="宋体" w:cs="宋体"/>
+          <w:rFonts w:ascii="宋体" w:hAnsi="宋体" w:eastAsia="宋体" w:cs="宋体"/>
+          <w:sz w:val="24"/>
+          <w:szCs w:val="24"/>
+        </w:rPr>
+      </w:pPr>
+      <w:r>
+        <w:rPr>
+          <w:rFonts w:ascii="宋体" w:hAnsi="宋体" w:eastAsia="宋体" w:cs="宋体"/>
           <w:spacing w:val="-2"/>
           <w:sz w:val="24"/>
           <w:szCs w:val="24"/>
@@ -7350,14 +6850,14 @@
         <w:spacing w:before="187" w:line="219" w:lineRule="auto"/>
         <w:ind w:left="504"/>
         <w:rPr>
-          <w:rFonts w:ascii="宋体" w:eastAsia="宋体" w:hAnsi="宋体" w:cs="宋体"/>
-          <w:sz w:val="24"/>
-          <w:szCs w:val="24"/>
-        </w:rPr>
-      </w:pPr>
-      <w:r>
-        <w:rPr>
-          <w:rFonts w:ascii="Calibri" w:eastAsia="Calibri" w:hAnsi="Calibri" w:cs="Calibri"/>
+          <w:rFonts w:ascii="宋体" w:hAnsi="宋体" w:eastAsia="宋体" w:cs="宋体"/>
+          <w:sz w:val="24"/>
+          <w:szCs w:val="24"/>
+        </w:rPr>
+      </w:pPr>
+      <w:r>
+        <w:rPr>
+          <w:rFonts w:ascii="Calibri" w:hAnsi="Calibri" w:eastAsia="Calibri" w:cs="Calibri"/>
           <w:spacing w:val="-4"/>
           <w:sz w:val="24"/>
           <w:szCs w:val="24"/>
@@ -7366,7 +6866,7 @@
       </w:r>
       <w:r>
         <w:rPr>
-          <w:rFonts w:ascii="Calibri" w:eastAsia="Calibri" w:hAnsi="Calibri" w:cs="Calibri"/>
+          <w:rFonts w:ascii="Calibri" w:hAnsi="Calibri" w:eastAsia="Calibri" w:cs="Calibri"/>
           <w:spacing w:val="-31"/>
           <w:sz w:val="24"/>
           <w:szCs w:val="24"/>
@@ -7375,7 +6875,7 @@
       </w:r>
       <w:r>
         <w:rPr>
-          <w:rFonts w:ascii="宋体" w:eastAsia="宋体" w:hAnsi="宋体" w:cs="宋体"/>
+          <w:rFonts w:ascii="宋体" w:hAnsi="宋体" w:eastAsia="宋体" w:cs="宋体"/>
           <w:spacing w:val="-4"/>
           <w:sz w:val="24"/>
           <w:szCs w:val="24"/>
@@ -7388,14 +6888,14 @@
         <w:spacing w:before="188" w:line="219" w:lineRule="auto"/>
         <w:ind w:left="511"/>
         <w:rPr>
-          <w:rFonts w:ascii="宋体" w:eastAsia="宋体" w:hAnsi="宋体" w:cs="宋体"/>
-          <w:sz w:val="24"/>
-          <w:szCs w:val="24"/>
-        </w:rPr>
-      </w:pPr>
-      <w:r>
-        <w:rPr>
-          <w:rFonts w:ascii="Calibri" w:eastAsia="Calibri" w:hAnsi="Calibri" w:cs="Calibri"/>
+          <w:rFonts w:ascii="宋体" w:hAnsi="宋体" w:eastAsia="宋体" w:cs="宋体"/>
+          <w:sz w:val="24"/>
+          <w:szCs w:val="24"/>
+        </w:rPr>
+      </w:pPr>
+      <w:r>
+        <w:rPr>
+          <w:rFonts w:ascii="Calibri" w:hAnsi="Calibri" w:eastAsia="Calibri" w:cs="Calibri"/>
           <w:spacing w:val="-4"/>
           <w:sz w:val="24"/>
           <w:szCs w:val="24"/>
@@ -7404,7 +6904,7 @@
       </w:r>
       <w:r>
         <w:rPr>
-          <w:rFonts w:ascii="Calibri" w:eastAsia="Calibri" w:hAnsi="Calibri" w:cs="Calibri"/>
+          <w:rFonts w:ascii="Calibri" w:hAnsi="Calibri" w:eastAsia="Calibri" w:cs="Calibri"/>
           <w:spacing w:val="-27"/>
           <w:sz w:val="24"/>
           <w:szCs w:val="24"/>
@@ -7413,7 +6913,7 @@
       </w:r>
       <w:r>
         <w:rPr>
-          <w:rFonts w:ascii="宋体" w:eastAsia="宋体" w:hAnsi="宋体" w:cs="宋体"/>
+          <w:rFonts w:ascii="宋体" w:hAnsi="宋体" w:eastAsia="宋体" w:cs="宋体"/>
           <w:spacing w:val="-4"/>
           <w:sz w:val="24"/>
           <w:szCs w:val="24"/>
@@ -7426,14 +6926,14 @@
         <w:spacing w:before="189" w:line="219" w:lineRule="auto"/>
         <w:ind w:left="504"/>
         <w:rPr>
-          <w:rFonts w:ascii="宋体" w:eastAsia="宋体" w:hAnsi="宋体" w:cs="宋体"/>
-          <w:sz w:val="24"/>
-          <w:szCs w:val="24"/>
-        </w:rPr>
-      </w:pPr>
-      <w:r>
-        <w:rPr>
-          <w:rFonts w:ascii="Calibri" w:eastAsia="Calibri" w:hAnsi="Calibri" w:cs="Calibri"/>
+          <w:rFonts w:ascii="宋体" w:hAnsi="宋体" w:eastAsia="宋体" w:cs="宋体"/>
+          <w:sz w:val="24"/>
+          <w:szCs w:val="24"/>
+        </w:rPr>
+      </w:pPr>
+      <w:r>
+        <w:rPr>
+          <w:rFonts w:ascii="Calibri" w:hAnsi="Calibri" w:eastAsia="Calibri" w:cs="Calibri"/>
           <w:spacing w:val="-4"/>
           <w:sz w:val="24"/>
           <w:szCs w:val="24"/>
@@ -7442,7 +6942,7 @@
       </w:r>
       <w:r>
         <w:rPr>
-          <w:rFonts w:ascii="Calibri" w:eastAsia="Calibri" w:hAnsi="Calibri" w:cs="Calibri"/>
+          <w:rFonts w:ascii="Calibri" w:hAnsi="Calibri" w:eastAsia="Calibri" w:cs="Calibri"/>
           <w:spacing w:val="-19"/>
           <w:sz w:val="24"/>
           <w:szCs w:val="24"/>
@@ -7451,7 +6951,7 @@
       </w:r>
       <w:r>
         <w:rPr>
-          <w:rFonts w:ascii="宋体" w:eastAsia="宋体" w:hAnsi="宋体" w:cs="宋体"/>
+          <w:rFonts w:ascii="宋体" w:hAnsi="宋体" w:eastAsia="宋体" w:cs="宋体"/>
           <w:spacing w:val="-4"/>
           <w:sz w:val="24"/>
           <w:szCs w:val="24"/>
@@ -7461,24 +6961,24 @@
     </w:p>
     <w:p>
       <w:pPr>
-        <w:pStyle w:val="BodyText"/>
+        <w:pStyle w:val="2"/>
         <w:spacing w:line="259" w:lineRule="auto"/>
       </w:pPr>
     </w:p>
     <w:p>
       <w:pPr>
-        <w:pStyle w:val="BodyText"/>
+        <w:pStyle w:val="2"/>
         <w:spacing w:before="98" w:line="222" w:lineRule="auto"/>
         <w:ind w:left="26"/>
         <w:outlineLvl w:val="1"/>
         <w:rPr>
-          <w:rFonts w:ascii="黑体" w:eastAsia="黑体" w:hAnsi="黑体" w:cs="黑体"/>
+          <w:rFonts w:ascii="黑体" w:hAnsi="黑体" w:eastAsia="黑体" w:cs="黑体"/>
           <w:sz w:val="30"/>
           <w:szCs w:val="30"/>
         </w:rPr>
       </w:pPr>
-      <w:bookmarkStart w:id="17" w:name="bookmark17"/>
-      <w:bookmarkEnd w:id="17"/>
+      <w:bookmarkStart w:id="16" w:name="bookmark17"/>
+      <w:bookmarkEnd w:id="16"/>
       <w:r>
         <w:rPr>
           <w:b/>
@@ -7491,7 +6991,7 @@
       </w:r>
       <w:r>
         <w:rPr>
-          <w:rFonts w:ascii="黑体" w:eastAsia="黑体" w:hAnsi="黑体" w:cs="黑体"/>
+          <w:rFonts w:ascii="黑体" w:hAnsi="黑体" w:eastAsia="黑体" w:cs="黑体"/>
           <w:b/>
           <w:bCs/>
           <w:spacing w:val="-3"/>
@@ -7503,7 +7003,7 @@
     </w:p>
     <w:p>
       <w:pPr>
-        <w:pStyle w:val="BodyText"/>
+        <w:pStyle w:val="2"/>
         <w:spacing w:line="262" w:lineRule="auto"/>
       </w:pPr>
     </w:p>
@@ -7512,14 +7012,14 @@
         <w:spacing w:before="78" w:line="360" w:lineRule="auto"/>
         <w:ind w:left="42" w:firstLine="460"/>
         <w:rPr>
-          <w:rFonts w:ascii="宋体" w:eastAsia="宋体" w:hAnsi="宋体" w:cs="宋体"/>
-          <w:sz w:val="24"/>
-          <w:szCs w:val="24"/>
-        </w:rPr>
-      </w:pPr>
-      <w:r>
-        <w:rPr>
-          <w:rFonts w:ascii="宋体" w:eastAsia="宋体" w:hAnsi="宋体" w:cs="宋体"/>
+          <w:rFonts w:ascii="宋体" w:hAnsi="宋体" w:eastAsia="宋体" w:cs="宋体"/>
+          <w:sz w:val="24"/>
+          <w:szCs w:val="24"/>
+        </w:rPr>
+      </w:pPr>
+      <w:r>
+        <w:rPr>
+          <w:rFonts w:ascii="宋体" w:hAnsi="宋体" w:eastAsia="宋体" w:cs="宋体"/>
           <w:sz w:val="24"/>
           <w:szCs w:val="24"/>
         </w:rPr>
@@ -7527,7 +7027,7 @@
       </w:r>
       <w:r>
         <w:rPr>
-          <w:rFonts w:ascii="宋体" w:eastAsia="宋体" w:hAnsi="宋体" w:cs="宋体"/>
+          <w:rFonts w:ascii="宋体" w:hAnsi="宋体" w:eastAsia="宋体" w:cs="宋体"/>
           <w:spacing w:val="-1"/>
           <w:sz w:val="24"/>
           <w:szCs w:val="24"/>
@@ -7540,14 +7040,14 @@
         <w:spacing w:line="239" w:lineRule="auto"/>
         <w:ind w:left="513"/>
         <w:rPr>
-          <w:rFonts w:ascii="宋体" w:eastAsia="宋体" w:hAnsi="宋体" w:cs="宋体"/>
-          <w:sz w:val="24"/>
-          <w:szCs w:val="24"/>
-        </w:rPr>
-      </w:pPr>
-      <w:r>
-        <w:rPr>
-          <w:rFonts w:ascii="Wingdings" w:eastAsia="Wingdings" w:hAnsi="Wingdings" w:cs="Wingdings"/>
+          <w:rFonts w:ascii="宋体" w:hAnsi="宋体" w:eastAsia="宋体" w:cs="宋体"/>
+          <w:sz w:val="24"/>
+          <w:szCs w:val="24"/>
+        </w:rPr>
+      </w:pPr>
+      <w:r>
+        <w:rPr>
+          <w:rFonts w:ascii="Wingdings" w:hAnsi="Wingdings" w:eastAsia="Wingdings" w:cs="Wingdings"/>
           <w:spacing w:val="-4"/>
           <w:sz w:val="24"/>
           <w:szCs w:val="24"/>
@@ -7556,7 +7056,7 @@
       </w:r>
       <w:r>
         <w:rPr>
-          <w:rFonts w:ascii="Wingdings" w:eastAsia="Wingdings" w:hAnsi="Wingdings" w:cs="Wingdings"/>
+          <w:rFonts w:ascii="Wingdings" w:hAnsi="Wingdings" w:eastAsia="Wingdings" w:cs="Wingdings"/>
           <w:spacing w:val="-49"/>
           <w:sz w:val="24"/>
           <w:szCs w:val="24"/>
@@ -7565,7 +7065,7 @@
       </w:r>
       <w:r>
         <w:rPr>
-          <w:rFonts w:ascii="宋体" w:eastAsia="宋体" w:hAnsi="宋体" w:cs="宋体"/>
+          <w:rFonts w:ascii="宋体" w:hAnsi="宋体" w:eastAsia="宋体" w:cs="宋体"/>
           <w:spacing w:val="-4"/>
           <w:sz w:val="24"/>
           <w:szCs w:val="24"/>
@@ -7578,14 +7078,14 @@
         <w:spacing w:before="160" w:line="239" w:lineRule="auto"/>
         <w:ind w:left="513"/>
         <w:rPr>
-          <w:rFonts w:ascii="宋体" w:eastAsia="宋体" w:hAnsi="宋体" w:cs="宋体"/>
-          <w:sz w:val="24"/>
-          <w:szCs w:val="24"/>
-        </w:rPr>
-      </w:pPr>
-      <w:r>
-        <w:rPr>
-          <w:rFonts w:ascii="Wingdings" w:eastAsia="Wingdings" w:hAnsi="Wingdings" w:cs="Wingdings"/>
+          <w:rFonts w:ascii="宋体" w:hAnsi="宋体" w:eastAsia="宋体" w:cs="宋体"/>
+          <w:sz w:val="24"/>
+          <w:szCs w:val="24"/>
+        </w:rPr>
+      </w:pPr>
+      <w:r>
+        <w:rPr>
+          <w:rFonts w:ascii="Wingdings" w:hAnsi="Wingdings" w:eastAsia="Wingdings" w:cs="Wingdings"/>
           <w:spacing w:val="-4"/>
           <w:sz w:val="24"/>
           <w:szCs w:val="24"/>
@@ -7594,7 +7094,7 @@
       </w:r>
       <w:r>
         <w:rPr>
-          <w:rFonts w:ascii="Wingdings" w:eastAsia="Wingdings" w:hAnsi="Wingdings" w:cs="Wingdings"/>
+          <w:rFonts w:ascii="Wingdings" w:hAnsi="Wingdings" w:eastAsia="Wingdings" w:cs="Wingdings"/>
           <w:spacing w:val="-48"/>
           <w:sz w:val="24"/>
           <w:szCs w:val="24"/>
@@ -7603,7 +7103,7 @@
       </w:r>
       <w:r>
         <w:rPr>
-          <w:rFonts w:ascii="宋体" w:eastAsia="宋体" w:hAnsi="宋体" w:cs="宋体"/>
+          <w:rFonts w:ascii="宋体" w:hAnsi="宋体" w:eastAsia="宋体" w:cs="宋体"/>
           <w:spacing w:val="-4"/>
           <w:sz w:val="24"/>
           <w:szCs w:val="24"/>
@@ -7616,14 +7116,14 @@
         <w:spacing w:before="162" w:line="239" w:lineRule="auto"/>
         <w:ind w:left="513"/>
         <w:rPr>
-          <w:rFonts w:ascii="宋体" w:eastAsia="宋体" w:hAnsi="宋体" w:cs="宋体"/>
-          <w:sz w:val="24"/>
-          <w:szCs w:val="24"/>
-        </w:rPr>
-      </w:pPr>
-      <w:r>
-        <w:rPr>
-          <w:rFonts w:ascii="Wingdings" w:eastAsia="Wingdings" w:hAnsi="Wingdings" w:cs="Wingdings"/>
+          <w:rFonts w:ascii="宋体" w:hAnsi="宋体" w:eastAsia="宋体" w:cs="宋体"/>
+          <w:sz w:val="24"/>
+          <w:szCs w:val="24"/>
+        </w:rPr>
+      </w:pPr>
+      <w:r>
+        <w:rPr>
+          <w:rFonts w:ascii="Wingdings" w:hAnsi="Wingdings" w:eastAsia="Wingdings" w:cs="Wingdings"/>
           <w:spacing w:val="-4"/>
           <w:sz w:val="24"/>
           <w:szCs w:val="24"/>
@@ -7632,7 +7132,7 @@
       </w:r>
       <w:r>
         <w:rPr>
-          <w:rFonts w:ascii="Wingdings" w:eastAsia="Wingdings" w:hAnsi="Wingdings" w:cs="Wingdings"/>
+          <w:rFonts w:ascii="Wingdings" w:hAnsi="Wingdings" w:eastAsia="Wingdings" w:cs="Wingdings"/>
           <w:spacing w:val="-49"/>
           <w:sz w:val="24"/>
           <w:szCs w:val="24"/>
@@ -7641,7 +7141,7 @@
       </w:r>
       <w:r>
         <w:rPr>
-          <w:rFonts w:ascii="宋体" w:eastAsia="宋体" w:hAnsi="宋体" w:cs="宋体"/>
+          <w:rFonts w:ascii="宋体" w:hAnsi="宋体" w:eastAsia="宋体" w:cs="宋体"/>
           <w:spacing w:val="-4"/>
           <w:sz w:val="24"/>
           <w:szCs w:val="24"/>
@@ -7654,14 +7154,14 @@
         <w:spacing w:before="162" w:line="239" w:lineRule="auto"/>
         <w:ind w:left="513"/>
         <w:rPr>
-          <w:rFonts w:ascii="宋体" w:eastAsia="宋体" w:hAnsi="宋体" w:cs="宋体"/>
-          <w:sz w:val="24"/>
-          <w:szCs w:val="24"/>
-        </w:rPr>
-      </w:pPr>
-      <w:r>
-        <w:rPr>
-          <w:rFonts w:ascii="Wingdings" w:eastAsia="Wingdings" w:hAnsi="Wingdings" w:cs="Wingdings"/>
+          <w:rFonts w:ascii="宋体" w:hAnsi="宋体" w:eastAsia="宋体" w:cs="宋体"/>
+          <w:sz w:val="24"/>
+          <w:szCs w:val="24"/>
+        </w:rPr>
+      </w:pPr>
+      <w:r>
+        <w:rPr>
+          <w:rFonts w:ascii="Wingdings" w:hAnsi="Wingdings" w:eastAsia="Wingdings" w:cs="Wingdings"/>
           <w:spacing w:val="-8"/>
           <w:sz w:val="24"/>
           <w:szCs w:val="24"/>
@@ -7670,7 +7170,7 @@
       </w:r>
       <w:r>
         <w:rPr>
-          <w:rFonts w:ascii="Wingdings" w:eastAsia="Wingdings" w:hAnsi="Wingdings" w:cs="Wingdings"/>
+          <w:rFonts w:ascii="Wingdings" w:hAnsi="Wingdings" w:eastAsia="Wingdings" w:cs="Wingdings"/>
           <w:spacing w:val="-51"/>
           <w:sz w:val="24"/>
           <w:szCs w:val="24"/>
@@ -7679,7 +7179,7 @@
       </w:r>
       <w:r>
         <w:rPr>
-          <w:rFonts w:ascii="Calibri" w:eastAsia="Calibri" w:hAnsi="Calibri" w:cs="Calibri"/>
+          <w:rFonts w:ascii="Calibri" w:hAnsi="Calibri" w:eastAsia="Calibri" w:cs="Calibri"/>
           <w:spacing w:val="-8"/>
           <w:sz w:val="24"/>
           <w:szCs w:val="24"/>
@@ -7688,7 +7188,7 @@
       </w:r>
       <w:r>
         <w:rPr>
-          <w:rFonts w:ascii="宋体" w:eastAsia="宋体" w:hAnsi="宋体" w:cs="宋体"/>
+          <w:rFonts w:ascii="宋体" w:hAnsi="宋体" w:eastAsia="宋体" w:cs="宋体"/>
           <w:spacing w:val="-8"/>
           <w:sz w:val="24"/>
           <w:szCs w:val="24"/>
@@ -7698,17 +7198,17 @@
     </w:p>
     <w:p>
       <w:pPr>
-        <w:pStyle w:val="BodyText"/>
+        <w:pStyle w:val="2"/>
         <w:spacing w:line="261" w:lineRule="auto"/>
       </w:pPr>
     </w:p>
     <w:p>
       <w:pPr>
-        <w:pStyle w:val="BodyText"/>
+        <w:pStyle w:val="2"/>
         <w:spacing w:before="92" w:line="222" w:lineRule="auto"/>
         <w:ind w:left="25"/>
         <w:rPr>
-          <w:rFonts w:ascii="黑体" w:eastAsia="黑体" w:hAnsi="黑体" w:cs="黑体"/>
+          <w:rFonts w:ascii="黑体" w:hAnsi="黑体" w:eastAsia="黑体" w:cs="黑体"/>
           <w:sz w:val="28"/>
           <w:szCs w:val="28"/>
         </w:rPr>
@@ -7725,7 +7225,7 @@
       </w:r>
       <w:r>
         <w:rPr>
-          <w:rFonts w:ascii="黑体" w:eastAsia="黑体" w:hAnsi="黑体" w:cs="黑体"/>
+          <w:rFonts w:ascii="黑体" w:hAnsi="黑体" w:eastAsia="黑体" w:cs="黑体"/>
           <w:b/>
           <w:bCs/>
           <w:spacing w:val="-3"/>
@@ -7737,7 +7237,7 @@
     </w:p>
     <w:p>
       <w:pPr>
-        <w:pStyle w:val="BodyText"/>
+        <w:pStyle w:val="2"/>
         <w:spacing w:line="275" w:lineRule="auto"/>
       </w:pPr>
     </w:p>
@@ -7746,14 +7246,14 @@
         <w:spacing w:before="79" w:line="218" w:lineRule="auto"/>
         <w:ind w:left="507"/>
         <w:rPr>
-          <w:rFonts w:ascii="宋体" w:eastAsia="宋体" w:hAnsi="宋体" w:cs="宋体"/>
-          <w:sz w:val="24"/>
-          <w:szCs w:val="24"/>
-        </w:rPr>
-      </w:pPr>
-      <w:r>
-        <w:rPr>
-          <w:rFonts w:ascii="宋体" w:eastAsia="宋体" w:hAnsi="宋体" w:cs="宋体"/>
+          <w:rFonts w:ascii="宋体" w:hAnsi="宋体" w:eastAsia="宋体" w:cs="宋体"/>
+          <w:sz w:val="24"/>
+          <w:szCs w:val="24"/>
+        </w:rPr>
+      </w:pPr>
+      <w:r>
+        <w:rPr>
+          <w:rFonts w:ascii="宋体" w:hAnsi="宋体" w:eastAsia="宋体" w:cs="宋体"/>
           <w:spacing w:val="-1"/>
           <w:sz w:val="24"/>
           <w:szCs w:val="24"/>
@@ -7763,17 +7263,17 @@
     </w:p>
     <w:p>
       <w:pPr>
-        <w:pStyle w:val="BodyText"/>
+        <w:pStyle w:val="2"/>
         <w:spacing w:line="276" w:lineRule="auto"/>
       </w:pPr>
     </w:p>
     <w:p>
       <w:pPr>
-        <w:pStyle w:val="BodyText"/>
+        <w:pStyle w:val="2"/>
         <w:spacing w:before="91" w:line="222" w:lineRule="auto"/>
         <w:ind w:left="25"/>
         <w:rPr>
-          <w:rFonts w:ascii="黑体" w:eastAsia="黑体" w:hAnsi="黑体" w:cs="黑体"/>
+          <w:rFonts w:ascii="黑体" w:hAnsi="黑体" w:eastAsia="黑体" w:cs="黑体"/>
           <w:sz w:val="28"/>
           <w:szCs w:val="28"/>
         </w:rPr>
@@ -7790,7 +7290,7 @@
       </w:r>
       <w:r>
         <w:rPr>
-          <w:rFonts w:ascii="黑体" w:eastAsia="黑体" w:hAnsi="黑体" w:cs="黑体"/>
+          <w:rFonts w:ascii="黑体" w:hAnsi="黑体" w:eastAsia="黑体" w:cs="黑体"/>
           <w:b/>
           <w:bCs/>
           <w:spacing w:val="-3"/>
@@ -7802,7 +7302,7 @@
     </w:p>
     <w:p>
       <w:pPr>
-        <w:pStyle w:val="BodyText"/>
+        <w:pStyle w:val="2"/>
         <w:spacing w:line="276" w:lineRule="auto"/>
       </w:pPr>
     </w:p>
@@ -7811,14 +7311,14 @@
         <w:spacing w:before="79" w:line="219" w:lineRule="auto"/>
         <w:ind w:left="502"/>
         <w:rPr>
-          <w:rFonts w:ascii="宋体" w:eastAsia="宋体" w:hAnsi="宋体" w:cs="宋体"/>
-          <w:sz w:val="24"/>
-          <w:szCs w:val="24"/>
-        </w:rPr>
-      </w:pPr>
-      <w:r>
-        <w:rPr>
-          <w:rFonts w:ascii="宋体" w:eastAsia="宋体" w:hAnsi="宋体" w:cs="宋体"/>
+          <w:rFonts w:ascii="宋体" w:hAnsi="宋体" w:eastAsia="宋体" w:cs="宋体"/>
+          <w:sz w:val="24"/>
+          <w:szCs w:val="24"/>
+        </w:rPr>
+      </w:pPr>
+      <w:r>
+        <w:rPr>
+          <w:rFonts w:ascii="宋体" w:hAnsi="宋体" w:eastAsia="宋体" w:cs="宋体"/>
           <w:spacing w:val="-1"/>
           <w:sz w:val="24"/>
           <w:szCs w:val="24"/>
@@ -7831,14 +7331,14 @@
         <w:spacing w:before="188" w:line="219" w:lineRule="auto"/>
         <w:ind w:left="505"/>
         <w:rPr>
-          <w:rFonts w:ascii="宋体" w:eastAsia="宋体" w:hAnsi="宋体" w:cs="宋体"/>
-          <w:sz w:val="24"/>
-          <w:szCs w:val="24"/>
-        </w:rPr>
-      </w:pPr>
-      <w:r>
-        <w:rPr>
-          <w:rFonts w:ascii="Calibri" w:eastAsia="Calibri" w:hAnsi="Calibri" w:cs="Calibri"/>
+          <w:rFonts w:ascii="宋体" w:hAnsi="宋体" w:eastAsia="宋体" w:cs="宋体"/>
+          <w:sz w:val="24"/>
+          <w:szCs w:val="24"/>
+        </w:rPr>
+      </w:pPr>
+      <w:r>
+        <w:rPr>
+          <w:rFonts w:ascii="Calibri" w:hAnsi="Calibri" w:eastAsia="Calibri" w:cs="Calibri"/>
           <w:spacing w:val="-1"/>
           <w:sz w:val="24"/>
           <w:szCs w:val="24"/>
@@ -7847,7 +7347,7 @@
       </w:r>
       <w:r>
         <w:rPr>
-          <w:rFonts w:ascii="Calibri" w:eastAsia="Calibri" w:hAnsi="Calibri" w:cs="Calibri"/>
+          <w:rFonts w:ascii="Calibri" w:hAnsi="Calibri" w:eastAsia="Calibri" w:cs="Calibri"/>
           <w:spacing w:val="25"/>
           <w:sz w:val="24"/>
           <w:szCs w:val="24"/>
@@ -7856,7 +7356,7 @@
       </w:r>
       <w:r>
         <w:rPr>
-          <w:rFonts w:ascii="宋体" w:eastAsia="宋体" w:hAnsi="宋体" w:cs="宋体"/>
+          <w:rFonts w:ascii="宋体" w:hAnsi="宋体" w:eastAsia="宋体" w:cs="宋体"/>
           <w:spacing w:val="-1"/>
           <w:sz w:val="24"/>
           <w:szCs w:val="24"/>
@@ -7869,14 +7369,14 @@
         <w:spacing w:before="190" w:line="315" w:lineRule="auto"/>
         <w:ind w:left="23" w:right="77" w:firstLine="481"/>
         <w:rPr>
-          <w:rFonts w:ascii="宋体" w:eastAsia="宋体" w:hAnsi="宋体" w:cs="宋体"/>
-          <w:sz w:val="24"/>
-          <w:szCs w:val="24"/>
-        </w:rPr>
-      </w:pPr>
-      <w:r>
-        <w:rPr>
-          <w:rFonts w:ascii="Calibri" w:eastAsia="Calibri" w:hAnsi="Calibri" w:cs="Calibri"/>
+          <w:rFonts w:ascii="宋体" w:hAnsi="宋体" w:eastAsia="宋体" w:cs="宋体"/>
+          <w:sz w:val="24"/>
+          <w:szCs w:val="24"/>
+        </w:rPr>
+      </w:pPr>
+      <w:r>
+        <w:rPr>
+          <w:rFonts w:ascii="Calibri" w:hAnsi="Calibri" w:eastAsia="Calibri" w:cs="Calibri"/>
           <w:spacing w:val="-3"/>
           <w:sz w:val="24"/>
           <w:szCs w:val="24"/>
@@ -7885,7 +7385,7 @@
       </w:r>
       <w:r>
         <w:rPr>
-          <w:rFonts w:ascii="Calibri" w:eastAsia="Calibri" w:hAnsi="Calibri" w:cs="Calibri"/>
+          <w:rFonts w:ascii="Calibri" w:hAnsi="Calibri" w:eastAsia="Calibri" w:cs="Calibri"/>
           <w:spacing w:val="20"/>
           <w:w w:val="101"/>
           <w:sz w:val="24"/>
@@ -7895,7 +7395,7 @@
       </w:r>
       <w:r>
         <w:rPr>
-          <w:rFonts w:ascii="宋体" w:eastAsia="宋体" w:hAnsi="宋体" w:cs="宋体"/>
+          <w:rFonts w:ascii="宋体" w:hAnsi="宋体" w:eastAsia="宋体" w:cs="宋体"/>
           <w:spacing w:val="-3"/>
           <w:sz w:val="24"/>
           <w:szCs w:val="24"/>
@@ -7904,7 +7404,7 @@
       </w:r>
       <w:r>
         <w:rPr>
-          <w:rFonts w:ascii="宋体" w:eastAsia="宋体" w:hAnsi="宋体" w:cs="宋体"/>
+          <w:rFonts w:ascii="宋体" w:hAnsi="宋体" w:eastAsia="宋体" w:cs="宋体"/>
           <w:spacing w:val="-4"/>
           <w:sz w:val="24"/>
           <w:szCs w:val="24"/>
@@ -7913,7 +7413,7 @@
       </w:r>
       <w:r>
         <w:rPr>
-          <w:rFonts w:ascii="宋体" w:eastAsia="宋体" w:hAnsi="宋体" w:cs="宋体"/>
+          <w:rFonts w:ascii="宋体" w:hAnsi="宋体" w:eastAsia="宋体" w:cs="宋体"/>
           <w:spacing w:val="-12"/>
           <w:sz w:val="24"/>
           <w:szCs w:val="24"/>
@@ -7922,7 +7422,7 @@
       </w:r>
       <w:r>
         <w:rPr>
-          <w:rFonts w:ascii="Calibri" w:eastAsia="Calibri" w:hAnsi="Calibri" w:cs="Calibri"/>
+          <w:rFonts w:ascii="Calibri" w:hAnsi="Calibri" w:eastAsia="Calibri" w:cs="Calibri"/>
           <w:spacing w:val="-12"/>
           <w:sz w:val="24"/>
           <w:szCs w:val="24"/>
@@ -7931,7 +7431,7 @@
       </w:r>
       <w:r>
         <w:rPr>
-          <w:rFonts w:ascii="宋体" w:eastAsia="宋体" w:hAnsi="宋体" w:cs="宋体"/>
+          <w:rFonts w:ascii="宋体" w:hAnsi="宋体" w:eastAsia="宋体" w:cs="宋体"/>
           <w:spacing w:val="-12"/>
           <w:sz w:val="24"/>
           <w:szCs w:val="24"/>
@@ -7940,7 +7440,7 @@
       </w:r>
       <w:r>
         <w:rPr>
-          <w:rFonts w:ascii="Calibri" w:eastAsia="Calibri" w:hAnsi="Calibri" w:cs="Calibri"/>
+          <w:rFonts w:ascii="Calibri" w:hAnsi="Calibri" w:eastAsia="Calibri" w:cs="Calibri"/>
           <w:spacing w:val="-12"/>
           <w:sz w:val="24"/>
           <w:szCs w:val="24"/>
@@ -7949,7 +7449,7 @@
       </w:r>
       <w:r>
         <w:rPr>
-          <w:rFonts w:ascii="宋体" w:eastAsia="宋体" w:hAnsi="宋体" w:cs="宋体"/>
+          <w:rFonts w:ascii="宋体" w:hAnsi="宋体" w:eastAsia="宋体" w:cs="宋体"/>
           <w:spacing w:val="-12"/>
           <w:sz w:val="24"/>
           <w:szCs w:val="24"/>
@@ -7958,7 +7458,7 @@
       </w:r>
       <w:r>
         <w:rPr>
-          <w:rFonts w:ascii="宋体" w:eastAsia="宋体" w:hAnsi="宋体" w:cs="宋体"/>
+          <w:rFonts w:ascii="宋体" w:hAnsi="宋体" w:eastAsia="宋体" w:cs="宋体"/>
           <w:spacing w:val="-2"/>
           <w:sz w:val="24"/>
           <w:szCs w:val="24"/>
@@ -7968,17 +7468,17 @@
     </w:p>
     <w:p>
       <w:pPr>
-        <w:pStyle w:val="BodyText"/>
+        <w:pStyle w:val="2"/>
         <w:spacing w:line="275" w:lineRule="auto"/>
       </w:pPr>
     </w:p>
     <w:p>
       <w:pPr>
-        <w:pStyle w:val="BodyText"/>
+        <w:pStyle w:val="2"/>
         <w:spacing w:before="91" w:line="222" w:lineRule="auto"/>
         <w:ind w:left="101"/>
         <w:rPr>
-          <w:rFonts w:ascii="黑体" w:eastAsia="黑体" w:hAnsi="黑体" w:cs="黑体"/>
+          <w:rFonts w:ascii="黑体" w:hAnsi="黑体" w:eastAsia="黑体" w:cs="黑体"/>
           <w:sz w:val="28"/>
           <w:szCs w:val="28"/>
         </w:rPr>
@@ -7995,7 +7495,7 @@
       </w:r>
       <w:r>
         <w:rPr>
-          <w:rFonts w:ascii="黑体" w:eastAsia="黑体" w:hAnsi="黑体" w:cs="黑体"/>
+          <w:rFonts w:ascii="黑体" w:hAnsi="黑体" w:eastAsia="黑体" w:cs="黑体"/>
           <w:b/>
           <w:bCs/>
           <w:spacing w:val="-2"/>
@@ -8007,23 +7507,17 @@
     </w:p>
     <w:p>
       <w:pPr>
-        <w:pStyle w:val="BodyText"/>
-        <w:spacing w:line="275" w:lineRule="auto"/>
-      </w:pPr>
-    </w:p>
-    <w:p>
-      <w:pPr>
         <w:spacing w:before="78" w:line="219" w:lineRule="auto"/>
         <w:ind w:left="502"/>
         <w:rPr>
-          <w:rFonts w:ascii="宋体" w:eastAsia="宋体" w:hAnsi="宋体" w:cs="宋体"/>
-          <w:sz w:val="24"/>
-          <w:szCs w:val="24"/>
-        </w:rPr>
-      </w:pPr>
-      <w:r>
-        <w:rPr>
-          <w:rFonts w:ascii="宋体" w:eastAsia="宋体" w:hAnsi="宋体" w:cs="宋体"/>
+          <w:rFonts w:ascii="宋体" w:hAnsi="宋体" w:eastAsia="宋体" w:cs="宋体"/>
+          <w:sz w:val="24"/>
+          <w:szCs w:val="24"/>
+        </w:rPr>
+      </w:pPr>
+      <w:r>
+        <w:rPr>
+          <w:rFonts w:ascii="宋体" w:hAnsi="宋体" w:eastAsia="宋体" w:cs="宋体"/>
           <w:spacing w:val="-1"/>
           <w:sz w:val="24"/>
           <w:szCs w:val="24"/>
@@ -8036,14 +7530,14 @@
         <w:spacing w:before="178" w:line="239" w:lineRule="auto"/>
         <w:ind w:left="513"/>
         <w:rPr>
-          <w:rFonts w:ascii="宋体" w:eastAsia="宋体" w:hAnsi="宋体" w:cs="宋体"/>
-          <w:sz w:val="24"/>
-          <w:szCs w:val="24"/>
-        </w:rPr>
-      </w:pPr>
-      <w:r>
-        <w:rPr>
-          <w:rFonts w:ascii="Wingdings" w:eastAsia="Wingdings" w:hAnsi="Wingdings" w:cs="Wingdings"/>
+          <w:rFonts w:ascii="宋体" w:hAnsi="宋体" w:eastAsia="宋体" w:cs="宋体"/>
+          <w:sz w:val="24"/>
+          <w:szCs w:val="24"/>
+        </w:rPr>
+      </w:pPr>
+      <w:r>
+        <w:rPr>
+          <w:rFonts w:ascii="Wingdings" w:hAnsi="Wingdings" w:eastAsia="Wingdings" w:cs="Wingdings"/>
           <w:spacing w:val="-8"/>
           <w:sz w:val="24"/>
           <w:szCs w:val="24"/>
@@ -8052,7 +7546,7 @@
       </w:r>
       <w:r>
         <w:rPr>
-          <w:rFonts w:ascii="Wingdings" w:eastAsia="Wingdings" w:hAnsi="Wingdings" w:cs="Wingdings"/>
+          <w:rFonts w:ascii="Wingdings" w:hAnsi="Wingdings" w:eastAsia="Wingdings" w:cs="Wingdings"/>
           <w:spacing w:val="-49"/>
           <w:sz w:val="24"/>
           <w:szCs w:val="24"/>
@@ -8061,7 +7555,7 @@
       </w:r>
       <w:r>
         <w:rPr>
-          <w:rFonts w:ascii="宋体" w:eastAsia="宋体" w:hAnsi="宋体" w:cs="宋体"/>
+          <w:rFonts w:ascii="宋体" w:hAnsi="宋体" w:eastAsia="宋体" w:cs="宋体"/>
           <w:spacing w:val="-8"/>
           <w:sz w:val="24"/>
           <w:szCs w:val="24"/>
@@ -8070,7 +7564,7 @@
       </w:r>
       <w:r>
         <w:rPr>
-          <w:rFonts w:ascii="宋体" w:eastAsia="宋体" w:hAnsi="宋体" w:cs="宋体"/>
+          <w:rFonts w:ascii="宋体" w:hAnsi="宋体" w:eastAsia="宋体" w:cs="宋体"/>
           <w:spacing w:val="-32"/>
           <w:sz w:val="24"/>
           <w:szCs w:val="24"/>
@@ -8079,7 +7573,7 @@
       </w:r>
       <w:r>
         <w:rPr>
-          <w:rFonts w:ascii="Calibri" w:eastAsia="Calibri" w:hAnsi="Calibri" w:cs="Calibri"/>
+          <w:rFonts w:ascii="Calibri" w:hAnsi="Calibri" w:eastAsia="Calibri" w:cs="Calibri"/>
           <w:spacing w:val="-8"/>
           <w:sz w:val="24"/>
           <w:szCs w:val="24"/>
@@ -8088,7 +7582,7 @@
       </w:r>
       <w:r>
         <w:rPr>
-          <w:rFonts w:ascii="Calibri" w:eastAsia="Calibri" w:hAnsi="Calibri" w:cs="Calibri"/>
+          <w:rFonts w:ascii="Calibri" w:hAnsi="Calibri" w:eastAsia="Calibri" w:cs="Calibri"/>
           <w:spacing w:val="16"/>
           <w:w w:val="101"/>
           <w:sz w:val="24"/>
@@ -8098,7 +7592,7 @@
       </w:r>
       <w:r>
         <w:rPr>
-          <w:rFonts w:ascii="宋体" w:eastAsia="宋体" w:hAnsi="宋体" w:cs="宋体"/>
+          <w:rFonts w:ascii="宋体" w:hAnsi="宋体" w:eastAsia="宋体" w:cs="宋体"/>
           <w:spacing w:val="-8"/>
           <w:sz w:val="24"/>
           <w:szCs w:val="24"/>
@@ -8107,7 +7601,7 @@
       </w:r>
       <w:r>
         <w:rPr>
-          <w:rFonts w:ascii="宋体" w:eastAsia="宋体" w:hAnsi="宋体" w:cs="宋体"/>
+          <w:rFonts w:ascii="宋体" w:hAnsi="宋体" w:eastAsia="宋体" w:cs="宋体"/>
           <w:spacing w:val="-25"/>
           <w:sz w:val="24"/>
           <w:szCs w:val="24"/>
@@ -8116,7 +7610,7 @@
       </w:r>
       <w:r>
         <w:rPr>
-          <w:rFonts w:ascii="Calibri" w:eastAsia="Calibri" w:hAnsi="Calibri" w:cs="Calibri"/>
+          <w:rFonts w:ascii="Calibri" w:hAnsi="Calibri" w:eastAsia="Calibri" w:cs="Calibri"/>
           <w:spacing w:val="-8"/>
           <w:sz w:val="24"/>
           <w:szCs w:val="24"/>
@@ -8125,7 +7619,7 @@
       </w:r>
       <w:r>
         <w:rPr>
-          <w:rFonts w:ascii="Calibri" w:eastAsia="Calibri" w:hAnsi="Calibri" w:cs="Calibri"/>
+          <w:rFonts w:ascii="Calibri" w:hAnsi="Calibri" w:eastAsia="Calibri" w:cs="Calibri"/>
           <w:spacing w:val="15"/>
           <w:w w:val="101"/>
           <w:sz w:val="24"/>
@@ -8135,7 +7629,7 @@
       </w:r>
       <w:r>
         <w:rPr>
-          <w:rFonts w:ascii="宋体" w:eastAsia="宋体" w:hAnsi="宋体" w:cs="宋体"/>
+          <w:rFonts w:ascii="宋体" w:hAnsi="宋体" w:eastAsia="宋体" w:cs="宋体"/>
           <w:spacing w:val="-8"/>
           <w:sz w:val="24"/>
           <w:szCs w:val="24"/>
@@ -8148,14 +7642,14 @@
         <w:spacing w:before="162" w:line="239" w:lineRule="auto"/>
         <w:ind w:left="513"/>
         <w:rPr>
-          <w:rFonts w:ascii="宋体" w:eastAsia="宋体" w:hAnsi="宋体" w:cs="宋体"/>
-          <w:sz w:val="24"/>
-          <w:szCs w:val="24"/>
-        </w:rPr>
-      </w:pPr>
-      <w:r>
-        <w:rPr>
-          <w:rFonts w:ascii="Wingdings" w:eastAsia="Wingdings" w:hAnsi="Wingdings" w:cs="Wingdings"/>
+          <w:rFonts w:ascii="宋体" w:hAnsi="宋体" w:eastAsia="宋体" w:cs="宋体"/>
+          <w:sz w:val="24"/>
+          <w:szCs w:val="24"/>
+        </w:rPr>
+      </w:pPr>
+      <w:r>
+        <w:rPr>
+          <w:rFonts w:ascii="Wingdings" w:hAnsi="Wingdings" w:eastAsia="Wingdings" w:cs="Wingdings"/>
           <w:spacing w:val="-11"/>
           <w:sz w:val="24"/>
           <w:szCs w:val="24"/>
@@ -8164,7 +7658,7 @@
       </w:r>
       <w:r>
         <w:rPr>
-          <w:rFonts w:ascii="Wingdings" w:eastAsia="Wingdings" w:hAnsi="Wingdings" w:cs="Wingdings"/>
+          <w:rFonts w:ascii="Wingdings" w:hAnsi="Wingdings" w:eastAsia="Wingdings" w:cs="Wingdings"/>
           <w:spacing w:val="-37"/>
           <w:sz w:val="24"/>
           <w:szCs w:val="24"/>
@@ -8173,7 +7667,7 @@
       </w:r>
       <w:r>
         <w:rPr>
-          <w:rFonts w:ascii="宋体" w:eastAsia="宋体" w:hAnsi="宋体" w:cs="宋体"/>
+          <w:rFonts w:ascii="宋体" w:hAnsi="宋体" w:eastAsia="宋体" w:cs="宋体"/>
           <w:spacing w:val="-11"/>
           <w:sz w:val="24"/>
           <w:szCs w:val="24"/>
@@ -8182,7 +7676,7 @@
       </w:r>
       <w:r>
         <w:rPr>
-          <w:rFonts w:ascii="宋体" w:eastAsia="宋体" w:hAnsi="宋体" w:cs="宋体"/>
+          <w:rFonts w:ascii="宋体" w:hAnsi="宋体" w:eastAsia="宋体" w:cs="宋体"/>
           <w:spacing w:val="-30"/>
           <w:sz w:val="24"/>
           <w:szCs w:val="24"/>
@@ -8191,7 +7685,7 @@
       </w:r>
       <w:r>
         <w:rPr>
-          <w:rFonts w:ascii="Calibri" w:eastAsia="Calibri" w:hAnsi="Calibri" w:cs="Calibri"/>
+          <w:rFonts w:ascii="Calibri" w:hAnsi="Calibri" w:eastAsia="Calibri" w:cs="Calibri"/>
           <w:spacing w:val="-11"/>
           <w:sz w:val="24"/>
           <w:szCs w:val="24"/>
@@ -8200,7 +7694,7 @@
       </w:r>
       <w:r>
         <w:rPr>
-          <w:rFonts w:ascii="Calibri" w:eastAsia="Calibri" w:hAnsi="Calibri" w:cs="Calibri"/>
+          <w:rFonts w:ascii="Calibri" w:hAnsi="Calibri" w:eastAsia="Calibri" w:cs="Calibri"/>
           <w:spacing w:val="17"/>
           <w:sz w:val="24"/>
           <w:szCs w:val="24"/>
@@ -8209,7 +7703,7 @@
       </w:r>
       <w:r>
         <w:rPr>
-          <w:rFonts w:ascii="宋体" w:eastAsia="宋体" w:hAnsi="宋体" w:cs="宋体"/>
+          <w:rFonts w:ascii="宋体" w:hAnsi="宋体" w:eastAsia="宋体" w:cs="宋体"/>
           <w:spacing w:val="-11"/>
           <w:sz w:val="24"/>
           <w:szCs w:val="24"/>
@@ -8218,7 +7712,7 @@
       </w:r>
       <w:r>
         <w:rPr>
-          <w:rFonts w:ascii="Calibri" w:eastAsia="Calibri" w:hAnsi="Calibri" w:cs="Calibri"/>
+          <w:rFonts w:ascii="Calibri" w:hAnsi="Calibri" w:eastAsia="Calibri" w:cs="Calibri"/>
           <w:spacing w:val="-11"/>
           <w:sz w:val="24"/>
           <w:szCs w:val="24"/>
@@ -8227,7 +7721,7 @@
       </w:r>
       <w:r>
         <w:rPr>
-          <w:rFonts w:ascii="Calibri" w:eastAsia="Calibri" w:hAnsi="Calibri" w:cs="Calibri"/>
+          <w:rFonts w:ascii="Calibri" w:hAnsi="Calibri" w:eastAsia="Calibri" w:cs="Calibri"/>
           <w:spacing w:val="14"/>
           <w:sz w:val="24"/>
           <w:szCs w:val="24"/>
@@ -8236,7 +7730,7 @@
       </w:r>
       <w:r>
         <w:rPr>
-          <w:rFonts w:ascii="宋体" w:eastAsia="宋体" w:hAnsi="宋体" w:cs="宋体"/>
+          <w:rFonts w:ascii="宋体" w:hAnsi="宋体" w:eastAsia="宋体" w:cs="宋体"/>
           <w:spacing w:val="-11"/>
           <w:sz w:val="24"/>
           <w:szCs w:val="24"/>
@@ -8249,14 +7743,14 @@
         <w:spacing w:before="160" w:line="239" w:lineRule="auto"/>
         <w:ind w:left="513"/>
         <w:rPr>
-          <w:rFonts w:ascii="宋体" w:eastAsia="宋体" w:hAnsi="宋体" w:cs="宋体"/>
-          <w:sz w:val="24"/>
-          <w:szCs w:val="24"/>
-        </w:rPr>
-      </w:pPr>
-      <w:r>
-        <w:rPr>
-          <w:rFonts w:ascii="Wingdings" w:eastAsia="Wingdings" w:hAnsi="Wingdings" w:cs="Wingdings"/>
+          <w:rFonts w:ascii="宋体" w:hAnsi="宋体" w:eastAsia="宋体" w:cs="宋体"/>
+          <w:sz w:val="24"/>
+          <w:szCs w:val="24"/>
+        </w:rPr>
+      </w:pPr>
+      <w:r>
+        <w:rPr>
+          <w:rFonts w:ascii="Wingdings" w:hAnsi="Wingdings" w:eastAsia="Wingdings" w:cs="Wingdings"/>
           <w:spacing w:val="-10"/>
           <w:sz w:val="24"/>
           <w:szCs w:val="24"/>
@@ -8265,7 +7759,7 @@
       </w:r>
       <w:r>
         <w:rPr>
-          <w:rFonts w:ascii="Wingdings" w:eastAsia="Wingdings" w:hAnsi="Wingdings" w:cs="Wingdings"/>
+          <w:rFonts w:ascii="Wingdings" w:hAnsi="Wingdings" w:eastAsia="Wingdings" w:cs="Wingdings"/>
           <w:spacing w:val="-46"/>
           <w:sz w:val="24"/>
           <w:szCs w:val="24"/>
@@ -8274,7 +7768,7 @@
       </w:r>
       <w:r>
         <w:rPr>
-          <w:rFonts w:ascii="宋体" w:eastAsia="宋体" w:hAnsi="宋体" w:cs="宋体"/>
+          <w:rFonts w:ascii="宋体" w:hAnsi="宋体" w:eastAsia="宋体" w:cs="宋体"/>
           <w:spacing w:val="-10"/>
           <w:sz w:val="24"/>
           <w:szCs w:val="24"/>
@@ -8283,7 +7777,7 @@
       </w:r>
       <w:r>
         <w:rPr>
-          <w:rFonts w:ascii="宋体" w:eastAsia="宋体" w:hAnsi="宋体" w:cs="宋体"/>
+          <w:rFonts w:ascii="宋体" w:hAnsi="宋体" w:eastAsia="宋体" w:cs="宋体"/>
           <w:spacing w:val="-28"/>
           <w:sz w:val="24"/>
           <w:szCs w:val="24"/>
@@ -8292,7 +7786,7 @@
       </w:r>
       <w:r>
         <w:rPr>
-          <w:rFonts w:ascii="Calibri" w:eastAsia="Calibri" w:hAnsi="Calibri" w:cs="Calibri"/>
+          <w:rFonts w:ascii="Calibri" w:hAnsi="Calibri" w:eastAsia="Calibri" w:cs="Calibri"/>
           <w:spacing w:val="-10"/>
           <w:sz w:val="24"/>
           <w:szCs w:val="24"/>
@@ -8301,7 +7795,7 @@
       </w:r>
       <w:r>
         <w:rPr>
-          <w:rFonts w:ascii="Calibri" w:eastAsia="Calibri" w:hAnsi="Calibri" w:cs="Calibri"/>
+          <w:rFonts w:ascii="Calibri" w:hAnsi="Calibri" w:eastAsia="Calibri" w:cs="Calibri"/>
           <w:spacing w:val="16"/>
           <w:w w:val="101"/>
           <w:sz w:val="24"/>
@@ -8311,7 +7805,7 @@
       </w:r>
       <w:r>
         <w:rPr>
-          <w:rFonts w:ascii="宋体" w:eastAsia="宋体" w:hAnsi="宋体" w:cs="宋体"/>
+          <w:rFonts w:ascii="宋体" w:hAnsi="宋体" w:eastAsia="宋体" w:cs="宋体"/>
           <w:spacing w:val="-10"/>
           <w:sz w:val="24"/>
           <w:szCs w:val="24"/>
@@ -8320,7 +7814,7 @@
       </w:r>
       <w:r>
         <w:rPr>
-          <w:rFonts w:ascii="Calibri" w:eastAsia="Calibri" w:hAnsi="Calibri" w:cs="Calibri"/>
+          <w:rFonts w:ascii="Calibri" w:hAnsi="Calibri" w:eastAsia="Calibri" w:cs="Calibri"/>
           <w:spacing w:val="-10"/>
           <w:sz w:val="24"/>
           <w:szCs w:val="24"/>
@@ -8329,7 +7823,7 @@
       </w:r>
       <w:r>
         <w:rPr>
-          <w:rFonts w:ascii="Calibri" w:eastAsia="Calibri" w:hAnsi="Calibri" w:cs="Calibri"/>
+          <w:rFonts w:ascii="Calibri" w:hAnsi="Calibri" w:eastAsia="Calibri" w:cs="Calibri"/>
           <w:spacing w:val="16"/>
           <w:sz w:val="24"/>
           <w:szCs w:val="24"/>
@@ -8338,7 +7832,7 @@
       </w:r>
       <w:r>
         <w:rPr>
-          <w:rFonts w:ascii="宋体" w:eastAsia="宋体" w:hAnsi="宋体" w:cs="宋体"/>
+          <w:rFonts w:ascii="宋体" w:hAnsi="宋体" w:eastAsia="宋体" w:cs="宋体"/>
           <w:spacing w:val="-10"/>
           <w:sz w:val="24"/>
           <w:szCs w:val="24"/>
@@ -8351,14 +7845,14 @@
         <w:spacing w:before="162" w:line="239" w:lineRule="auto"/>
         <w:ind w:left="513"/>
         <w:rPr>
-          <w:rFonts w:ascii="宋体" w:eastAsia="宋体" w:hAnsi="宋体" w:cs="宋体"/>
-          <w:sz w:val="24"/>
-          <w:szCs w:val="24"/>
-        </w:rPr>
-      </w:pPr>
-      <w:r>
-        <w:rPr>
-          <w:rFonts w:ascii="Wingdings" w:eastAsia="Wingdings" w:hAnsi="Wingdings" w:cs="Wingdings"/>
+          <w:rFonts w:ascii="宋体" w:hAnsi="宋体" w:eastAsia="宋体" w:cs="宋体"/>
+          <w:sz w:val="24"/>
+          <w:szCs w:val="24"/>
+        </w:rPr>
+      </w:pPr>
+      <w:r>
+        <w:rPr>
+          <w:rFonts w:ascii="Wingdings" w:hAnsi="Wingdings" w:eastAsia="Wingdings" w:cs="Wingdings"/>
           <w:spacing w:val="-11"/>
           <w:sz w:val="24"/>
           <w:szCs w:val="24"/>
@@ -8367,7 +7861,7 @@
       </w:r>
       <w:r>
         <w:rPr>
-          <w:rFonts w:ascii="Wingdings" w:eastAsia="Wingdings" w:hAnsi="Wingdings" w:cs="Wingdings"/>
+          <w:rFonts w:ascii="Wingdings" w:hAnsi="Wingdings" w:eastAsia="Wingdings" w:cs="Wingdings"/>
           <w:spacing w:val="-42"/>
           <w:sz w:val="24"/>
           <w:szCs w:val="24"/>
@@ -8376,7 +7870,7 @@
       </w:r>
       <w:r>
         <w:rPr>
-          <w:rFonts w:ascii="宋体" w:eastAsia="宋体" w:hAnsi="宋体" w:cs="宋体"/>
+          <w:rFonts w:ascii="宋体" w:hAnsi="宋体" w:eastAsia="宋体" w:cs="宋体"/>
           <w:spacing w:val="-11"/>
           <w:sz w:val="24"/>
           <w:szCs w:val="24"/>
@@ -8385,7 +7879,7 @@
       </w:r>
       <w:r>
         <w:rPr>
-          <w:rFonts w:ascii="宋体" w:eastAsia="宋体" w:hAnsi="宋体" w:cs="宋体"/>
+          <w:rFonts w:ascii="宋体" w:hAnsi="宋体" w:eastAsia="宋体" w:cs="宋体"/>
           <w:spacing w:val="-28"/>
           <w:sz w:val="24"/>
           <w:szCs w:val="24"/>
@@ -8394,7 +7888,7 @@
       </w:r>
       <w:r>
         <w:rPr>
-          <w:rFonts w:ascii="Calibri" w:eastAsia="Calibri" w:hAnsi="Calibri" w:cs="Calibri"/>
+          <w:rFonts w:ascii="Calibri" w:hAnsi="Calibri" w:eastAsia="Calibri" w:cs="Calibri"/>
           <w:spacing w:val="-11"/>
           <w:sz w:val="24"/>
           <w:szCs w:val="24"/>
@@ -8403,7 +7897,7 @@
       </w:r>
       <w:r>
         <w:rPr>
-          <w:rFonts w:ascii="Calibri" w:eastAsia="Calibri" w:hAnsi="Calibri" w:cs="Calibri"/>
+          <w:rFonts w:ascii="Calibri" w:hAnsi="Calibri" w:eastAsia="Calibri" w:cs="Calibri"/>
           <w:spacing w:val="17"/>
           <w:sz w:val="24"/>
           <w:szCs w:val="24"/>
@@ -8412,7 +7906,7 @@
       </w:r>
       <w:r>
         <w:rPr>
-          <w:rFonts w:ascii="宋体" w:eastAsia="宋体" w:hAnsi="宋体" w:cs="宋体"/>
+          <w:rFonts w:ascii="宋体" w:hAnsi="宋体" w:eastAsia="宋体" w:cs="宋体"/>
           <w:spacing w:val="-11"/>
           <w:sz w:val="24"/>
           <w:szCs w:val="24"/>
@@ -8421,7 +7915,7 @@
       </w:r>
       <w:r>
         <w:rPr>
-          <w:rFonts w:ascii="Calibri" w:eastAsia="Calibri" w:hAnsi="Calibri" w:cs="Calibri"/>
+          <w:rFonts w:ascii="Calibri" w:hAnsi="Calibri" w:eastAsia="Calibri" w:cs="Calibri"/>
           <w:spacing w:val="-11"/>
           <w:sz w:val="24"/>
           <w:szCs w:val="24"/>
@@ -8430,7 +7924,7 @@
       </w:r>
       <w:r>
         <w:rPr>
-          <w:rFonts w:ascii="Calibri" w:eastAsia="Calibri" w:hAnsi="Calibri" w:cs="Calibri"/>
+          <w:rFonts w:ascii="Calibri" w:hAnsi="Calibri" w:eastAsia="Calibri" w:cs="Calibri"/>
           <w:spacing w:val="16"/>
           <w:sz w:val="24"/>
           <w:szCs w:val="24"/>
@@ -8439,7 +7933,7 @@
       </w:r>
       <w:r>
         <w:rPr>
-          <w:rFonts w:ascii="宋体" w:eastAsia="宋体" w:hAnsi="宋体" w:cs="宋体"/>
+          <w:rFonts w:ascii="宋体" w:hAnsi="宋体" w:eastAsia="宋体" w:cs="宋体"/>
           <w:spacing w:val="-11"/>
           <w:sz w:val="24"/>
           <w:szCs w:val="24"/>
@@ -8449,71 +7943,11 @@
     </w:p>
     <w:p>
       <w:pPr>
-        <w:spacing w:line="239" w:lineRule="auto"/>
-        <w:rPr>
-          <w:rFonts w:ascii="宋体" w:eastAsia="宋体" w:hAnsi="宋体" w:cs="宋体"/>
-          <w:sz w:val="24"/>
-          <w:szCs w:val="24"/>
-        </w:rPr>
-        <w:sectPr>
-          <w:footerReference w:type="default" r:id="rId13"/>
-          <w:pgSz w:w="11910" w:h="16840"/>
-          <w:pgMar w:top="888" w:right="1710" w:bottom="1081" w:left="1786" w:header="0" w:footer="848" w:gutter="0"/>
-          <w:cols w:num="1" w:space="720"/>
-        </w:sectPr>
-      </w:pPr>
-    </w:p>
-    <w:p>
-      <w:pPr>
-        <w:spacing w:line="422" w:lineRule="exact"/>
-        <w:ind w:firstLine="3"/>
-      </w:pPr>
-      <w:r>
-        <w:rPr>
-          <w:position w:val="-8"/>
-        </w:rPr>
-        <w:drawing>
-          <wp:inline distT="0" distB="0" distL="0" distR="0">
-            <wp:extent cx="687070" cy="267970"/>
-            <wp:effectExtent l="0" t="0" r="0" b="0"/>
-            <wp:docPr id="20" name="IM 20"/>
-            <wp:cNvGraphicFramePr/>
-            <a:graphic xmlns:a="http://schemas.openxmlformats.org/drawingml/2006/main">
-              <a:graphicData uri="http://schemas.openxmlformats.org/drawingml/2006/picture">
-                <pic:pic xmlns:pic="http://schemas.openxmlformats.org/drawingml/2006/picture">
-                  <pic:nvPicPr>
-                    <pic:cNvPr id="20" name="IM 20"/>
-                    <pic:cNvPicPr/>
-                  </pic:nvPicPr>
-                  <pic:blipFill>
-                    <a:blip xmlns:r="http://schemas.openxmlformats.org/officeDocument/2006/relationships" r:embed="rId4"/>
-                    <a:stretch>
-                      <a:fillRect/>
-                    </a:stretch>
-                  </pic:blipFill>
-                  <pic:spPr>
-                    <a:xfrm>
-                      <a:off x="0" y="0"/>
-                      <a:ext cx="687324" cy="268223"/>
-                    </a:xfrm>
-                    <a:prstGeom prst="rect">
-                      <a:avLst/>
-                    </a:prstGeom>
-                  </pic:spPr>
-                </pic:pic>
-              </a:graphicData>
-            </a:graphic>
-          </wp:inline>
-        </w:drawing>
-      </w:r>
-    </w:p>
-    <w:p>
-      <w:pPr>
-        <w:pStyle w:val="BodyText"/>
+        <w:pStyle w:val="2"/>
         <w:spacing w:before="302" w:line="222" w:lineRule="auto"/>
         <w:ind w:left="25"/>
         <w:rPr>
-          <w:rFonts w:ascii="黑体" w:eastAsia="黑体" w:hAnsi="黑体" w:cs="黑体"/>
+          <w:rFonts w:ascii="黑体" w:hAnsi="黑体" w:eastAsia="黑体" w:cs="黑体"/>
           <w:sz w:val="28"/>
           <w:szCs w:val="28"/>
         </w:rPr>
@@ -8530,7 +7964,7 @@
       </w:r>
       <w:r>
         <w:rPr>
-          <w:rFonts w:ascii="黑体" w:eastAsia="黑体" w:hAnsi="黑体" w:cs="黑体"/>
+          <w:rFonts w:ascii="黑体" w:hAnsi="黑体" w:eastAsia="黑体" w:cs="黑体"/>
           <w:b/>
           <w:bCs/>
           <w:spacing w:val="-3"/>
@@ -8542,23 +7976,17 @@
     </w:p>
     <w:p>
       <w:pPr>
-        <w:pStyle w:val="BodyText"/>
-        <w:spacing w:line="272" w:lineRule="auto"/>
-      </w:pPr>
-    </w:p>
-    <w:p>
-      <w:pPr>
         <w:spacing w:before="78" w:line="292" w:lineRule="auto"/>
         <w:ind w:left="22" w:right="51" w:firstLine="482"/>
         <w:rPr>
-          <w:rFonts w:ascii="宋体" w:eastAsia="宋体" w:hAnsi="宋体" w:cs="宋体"/>
-          <w:sz w:val="24"/>
-          <w:szCs w:val="24"/>
-        </w:rPr>
-      </w:pPr>
-      <w:r>
-        <w:rPr>
-          <w:rFonts w:ascii="Calibri" w:eastAsia="Calibri" w:hAnsi="Calibri" w:cs="Calibri"/>
+          <w:rFonts w:ascii="宋体" w:hAnsi="宋体" w:eastAsia="宋体" w:cs="宋体"/>
+          <w:sz w:val="24"/>
+          <w:szCs w:val="24"/>
+        </w:rPr>
+      </w:pPr>
+      <w:r>
+        <w:rPr>
+          <w:rFonts w:ascii="Calibri" w:hAnsi="Calibri" w:eastAsia="Calibri" w:cs="Calibri"/>
           <w:spacing w:val="-4"/>
           <w:sz w:val="24"/>
           <w:szCs w:val="24"/>
@@ -8567,7 +7995,7 @@
       </w:r>
       <w:r>
         <w:rPr>
-          <w:rFonts w:ascii="宋体" w:eastAsia="宋体" w:hAnsi="宋体" w:cs="宋体"/>
+          <w:rFonts w:ascii="宋体" w:hAnsi="宋体" w:eastAsia="宋体" w:cs="宋体"/>
           <w:spacing w:val="-4"/>
           <w:sz w:val="24"/>
           <w:szCs w:val="24"/>
@@ -8576,7 +8004,7 @@
       </w:r>
       <w:r>
         <w:rPr>
-          <w:rFonts w:ascii="Calibri" w:eastAsia="Calibri" w:hAnsi="Calibri" w:cs="Calibri"/>
+          <w:rFonts w:ascii="Calibri" w:hAnsi="Calibri" w:eastAsia="Calibri" w:cs="Calibri"/>
           <w:spacing w:val="-4"/>
           <w:sz w:val="24"/>
           <w:szCs w:val="24"/>
@@ -8585,7 +8013,7 @@
       </w:r>
       <w:r>
         <w:rPr>
-          <w:rFonts w:ascii="Calibri" w:eastAsia="Calibri" w:hAnsi="Calibri" w:cs="Calibri"/>
+          <w:rFonts w:ascii="Calibri" w:hAnsi="Calibri" w:eastAsia="Calibri" w:cs="Calibri"/>
           <w:spacing w:val="-5"/>
           <w:sz w:val="24"/>
           <w:szCs w:val="24"/>
@@ -8594,7 +8022,7 @@
       </w:r>
       <w:r>
         <w:rPr>
-          <w:rFonts w:ascii="宋体" w:eastAsia="宋体" w:hAnsi="宋体" w:cs="宋体"/>
+          <w:rFonts w:ascii="宋体" w:hAnsi="宋体" w:eastAsia="宋体" w:cs="宋体"/>
           <w:spacing w:val="-5"/>
           <w:sz w:val="24"/>
           <w:szCs w:val="24"/>
@@ -8603,7 +8031,7 @@
       </w:r>
       <w:r>
         <w:rPr>
-          <w:rFonts w:ascii="宋体" w:eastAsia="宋体" w:hAnsi="宋体" w:cs="宋体"/>
+          <w:rFonts w:ascii="宋体" w:hAnsi="宋体" w:eastAsia="宋体" w:cs="宋体"/>
           <w:spacing w:val="-2"/>
           <w:sz w:val="24"/>
           <w:szCs w:val="24"/>
@@ -8616,14 +8044,14 @@
         <w:spacing w:before="188" w:line="291" w:lineRule="auto"/>
         <w:ind w:left="24" w:right="4" w:firstLine="480"/>
         <w:rPr>
-          <w:rFonts w:ascii="宋体" w:eastAsia="宋体" w:hAnsi="宋体" w:cs="宋体"/>
-          <w:sz w:val="24"/>
-          <w:szCs w:val="24"/>
-        </w:rPr>
-      </w:pPr>
-      <w:r>
-        <w:rPr>
-          <w:rFonts w:ascii="Calibri" w:eastAsia="Calibri" w:hAnsi="Calibri" w:cs="Calibri"/>
+          <w:rFonts w:ascii="宋体" w:hAnsi="宋体" w:eastAsia="宋体" w:cs="宋体"/>
+          <w:sz w:val="24"/>
+          <w:szCs w:val="24"/>
+        </w:rPr>
+      </w:pPr>
+      <w:r>
+        <w:rPr>
+          <w:rFonts w:ascii="Calibri" w:hAnsi="Calibri" w:eastAsia="Calibri" w:cs="Calibri"/>
           <w:spacing w:val="-7"/>
           <w:sz w:val="24"/>
           <w:szCs w:val="24"/>
@@ -8632,7 +8060,7 @@
       </w:r>
       <w:r>
         <w:rPr>
-          <w:rFonts w:ascii="宋体" w:eastAsia="宋体" w:hAnsi="宋体" w:cs="宋体"/>
+          <w:rFonts w:ascii="宋体" w:hAnsi="宋体" w:eastAsia="宋体" w:cs="宋体"/>
           <w:spacing w:val="-7"/>
           <w:sz w:val="24"/>
           <w:szCs w:val="24"/>
@@ -8641,7 +8069,7 @@
       </w:r>
       <w:r>
         <w:rPr>
-          <w:rFonts w:ascii="Calibri" w:eastAsia="Calibri" w:hAnsi="Calibri" w:cs="Calibri"/>
+          <w:rFonts w:ascii="Calibri" w:hAnsi="Calibri" w:eastAsia="Calibri" w:cs="Calibri"/>
           <w:spacing w:val="-7"/>
           <w:sz w:val="24"/>
           <w:szCs w:val="24"/>
@@ -8650,7 +8078,7 @@
       </w:r>
       <w:r>
         <w:rPr>
-          <w:rFonts w:ascii="Calibri" w:eastAsia="Calibri" w:hAnsi="Calibri" w:cs="Calibri"/>
+          <w:rFonts w:ascii="Calibri" w:hAnsi="Calibri" w:eastAsia="Calibri" w:cs="Calibri"/>
           <w:spacing w:val="22"/>
           <w:sz w:val="24"/>
           <w:szCs w:val="24"/>
@@ -8659,7 +8087,7 @@
       </w:r>
       <w:r>
         <w:rPr>
-          <w:rFonts w:ascii="宋体" w:eastAsia="宋体" w:hAnsi="宋体" w:cs="宋体"/>
+          <w:rFonts w:ascii="宋体" w:hAnsi="宋体" w:eastAsia="宋体" w:cs="宋体"/>
           <w:spacing w:val="-7"/>
           <w:sz w:val="24"/>
           <w:szCs w:val="24"/>
@@ -8668,7 +8096,7 @@
       </w:r>
       <w:r>
         <w:rPr>
-          <w:rFonts w:ascii="宋体" w:eastAsia="宋体" w:hAnsi="宋体" w:cs="宋体"/>
+          <w:rFonts w:ascii="宋体" w:hAnsi="宋体" w:eastAsia="宋体" w:cs="宋体"/>
           <w:spacing w:val="-8"/>
           <w:sz w:val="24"/>
           <w:szCs w:val="24"/>
@@ -8677,7 +8105,7 @@
       </w:r>
       <w:r>
         <w:rPr>
-          <w:rFonts w:ascii="宋体" w:eastAsia="宋体" w:hAnsi="宋体" w:cs="宋体"/>
+          <w:rFonts w:ascii="宋体" w:hAnsi="宋体" w:eastAsia="宋体" w:cs="宋体"/>
           <w:spacing w:val="-1"/>
           <w:sz w:val="24"/>
           <w:szCs w:val="24"/>
@@ -8690,14 +8118,14 @@
         <w:spacing w:before="188" w:line="315" w:lineRule="auto"/>
         <w:ind w:left="21" w:firstLine="483"/>
         <w:rPr>
-          <w:rFonts w:ascii="宋体" w:eastAsia="宋体" w:hAnsi="宋体" w:cs="宋体"/>
-          <w:sz w:val="24"/>
-          <w:szCs w:val="24"/>
-        </w:rPr>
-      </w:pPr>
-      <w:r>
-        <w:rPr>
-          <w:rFonts w:ascii="Calibri" w:eastAsia="Calibri" w:hAnsi="Calibri" w:cs="Calibri"/>
+          <w:rFonts w:ascii="宋体" w:hAnsi="宋体" w:eastAsia="宋体" w:cs="宋体"/>
+          <w:sz w:val="24"/>
+          <w:szCs w:val="24"/>
+        </w:rPr>
+      </w:pPr>
+      <w:r>
+        <w:rPr>
+          <w:rFonts w:ascii="Calibri" w:hAnsi="Calibri" w:eastAsia="Calibri" w:cs="Calibri"/>
           <w:spacing w:val="-7"/>
           <w:sz w:val="24"/>
           <w:szCs w:val="24"/>
@@ -8706,7 +8134,7 @@
       </w:r>
       <w:r>
         <w:rPr>
-          <w:rFonts w:ascii="宋体" w:eastAsia="宋体" w:hAnsi="宋体" w:cs="宋体"/>
+          <w:rFonts w:ascii="宋体" w:hAnsi="宋体" w:eastAsia="宋体" w:cs="宋体"/>
           <w:spacing w:val="-7"/>
           <w:sz w:val="24"/>
           <w:szCs w:val="24"/>
@@ -8715,7 +8143,7 @@
       </w:r>
       <w:r>
         <w:rPr>
-          <w:rFonts w:ascii="Calibri" w:eastAsia="Calibri" w:hAnsi="Calibri" w:cs="Calibri"/>
+          <w:rFonts w:ascii="Calibri" w:hAnsi="Calibri" w:eastAsia="Calibri" w:cs="Calibri"/>
           <w:spacing w:val="-7"/>
           <w:sz w:val="24"/>
           <w:szCs w:val="24"/>
@@ -8724,7 +8152,7 @@
       </w:r>
       <w:r>
         <w:rPr>
-          <w:rFonts w:ascii="Calibri" w:eastAsia="Calibri" w:hAnsi="Calibri" w:cs="Calibri"/>
+          <w:rFonts w:ascii="Calibri" w:hAnsi="Calibri" w:eastAsia="Calibri" w:cs="Calibri"/>
           <w:spacing w:val="26"/>
           <w:sz w:val="24"/>
           <w:szCs w:val="24"/>
@@ -8733,7 +8161,7 @@
       </w:r>
       <w:r>
         <w:rPr>
-          <w:rFonts w:ascii="宋体" w:eastAsia="宋体" w:hAnsi="宋体" w:cs="宋体"/>
+          <w:rFonts w:ascii="宋体" w:hAnsi="宋体" w:eastAsia="宋体" w:cs="宋体"/>
           <w:spacing w:val="-7"/>
           <w:sz w:val="24"/>
           <w:szCs w:val="24"/>
@@ -8742,7 +8170,7 @@
       </w:r>
       <w:r>
         <w:rPr>
-          <w:rFonts w:ascii="宋体" w:eastAsia="宋体" w:hAnsi="宋体" w:cs="宋体"/>
+          <w:rFonts w:ascii="宋体" w:hAnsi="宋体" w:eastAsia="宋体" w:cs="宋体"/>
           <w:spacing w:val="-3"/>
           <w:sz w:val="24"/>
           <w:szCs w:val="24"/>
@@ -8751,7 +8179,7 @@
       </w:r>
       <w:r>
         <w:rPr>
-          <w:rFonts w:ascii="宋体" w:eastAsia="宋体" w:hAnsi="宋体" w:cs="宋体"/>
+          <w:rFonts w:ascii="宋体" w:hAnsi="宋体" w:eastAsia="宋体" w:cs="宋体"/>
           <w:spacing w:val="-2"/>
           <w:sz w:val="24"/>
           <w:szCs w:val="24"/>
@@ -8764,14 +8192,14 @@
         <w:spacing w:before="190" w:line="290" w:lineRule="auto"/>
         <w:ind w:left="39" w:right="14" w:firstLine="465"/>
         <w:rPr>
-          <w:rFonts w:ascii="宋体" w:eastAsia="宋体" w:hAnsi="宋体" w:cs="宋体"/>
-          <w:sz w:val="24"/>
-          <w:szCs w:val="24"/>
-        </w:rPr>
-      </w:pPr>
-      <w:r>
-        <w:rPr>
-          <w:rFonts w:ascii="Calibri" w:eastAsia="Calibri" w:hAnsi="Calibri" w:cs="Calibri"/>
+          <w:rFonts w:ascii="宋体" w:hAnsi="宋体" w:eastAsia="宋体" w:cs="宋体"/>
+          <w:sz w:val="24"/>
+          <w:szCs w:val="24"/>
+        </w:rPr>
+      </w:pPr>
+      <w:r>
+        <w:rPr>
+          <w:rFonts w:ascii="Calibri" w:hAnsi="Calibri" w:eastAsia="Calibri" w:cs="Calibri"/>
           <w:spacing w:val="-4"/>
           <w:sz w:val="24"/>
           <w:szCs w:val="24"/>
@@ -8780,7 +8208,7 @@
       </w:r>
       <w:r>
         <w:rPr>
-          <w:rFonts w:ascii="宋体" w:eastAsia="宋体" w:hAnsi="宋体" w:cs="宋体"/>
+          <w:rFonts w:ascii="宋体" w:hAnsi="宋体" w:eastAsia="宋体" w:cs="宋体"/>
           <w:spacing w:val="-4"/>
           <w:sz w:val="24"/>
           <w:szCs w:val="24"/>
@@ -8789,7 +8217,7 @@
       </w:r>
       <w:r>
         <w:rPr>
-          <w:rFonts w:ascii="Calibri" w:eastAsia="Calibri" w:hAnsi="Calibri" w:cs="Calibri"/>
+          <w:rFonts w:ascii="Calibri" w:hAnsi="Calibri" w:eastAsia="Calibri" w:cs="Calibri"/>
           <w:spacing w:val="-4"/>
           <w:sz w:val="24"/>
           <w:szCs w:val="24"/>
@@ -8798,7 +8226,7 @@
       </w:r>
       <w:r>
         <w:rPr>
-          <w:rFonts w:ascii="宋体" w:eastAsia="宋体" w:hAnsi="宋体" w:cs="宋体"/>
+          <w:rFonts w:ascii="宋体" w:hAnsi="宋体" w:eastAsia="宋体" w:cs="宋体"/>
           <w:spacing w:val="-4"/>
           <w:sz w:val="24"/>
           <w:szCs w:val="24"/>
@@ -8807,7 +8235,7 @@
       </w:r>
       <w:r>
         <w:rPr>
-          <w:rFonts w:ascii="宋体" w:eastAsia="宋体" w:hAnsi="宋体" w:cs="宋体"/>
+          <w:rFonts w:ascii="宋体" w:hAnsi="宋体" w:eastAsia="宋体" w:cs="宋体"/>
           <w:spacing w:val="-1"/>
           <w:sz w:val="24"/>
           <w:szCs w:val="24"/>
@@ -8816,7 +8244,7 @@
       </w:r>
       <w:r>
         <w:rPr>
-          <w:rFonts w:ascii="宋体" w:eastAsia="宋体" w:hAnsi="宋体" w:cs="宋体"/>
+          <w:rFonts w:ascii="宋体" w:hAnsi="宋体" w:eastAsia="宋体" w:cs="宋体"/>
           <w:spacing w:val="-2"/>
           <w:sz w:val="24"/>
           <w:szCs w:val="24"/>
@@ -8829,14 +8257,14 @@
         <w:spacing w:before="187" w:line="292" w:lineRule="auto"/>
         <w:ind w:left="29" w:right="7" w:firstLine="475"/>
         <w:rPr>
-          <w:rFonts w:ascii="宋体" w:eastAsia="宋体" w:hAnsi="宋体" w:cs="宋体"/>
-          <w:sz w:val="24"/>
-          <w:szCs w:val="24"/>
-        </w:rPr>
-      </w:pPr>
-      <w:r>
-        <w:rPr>
-          <w:rFonts w:ascii="Calibri" w:eastAsia="Calibri" w:hAnsi="Calibri" w:cs="Calibri"/>
+          <w:rFonts w:ascii="宋体" w:hAnsi="宋体" w:eastAsia="宋体" w:cs="宋体"/>
+          <w:sz w:val="24"/>
+          <w:szCs w:val="24"/>
+        </w:rPr>
+      </w:pPr>
+      <w:r>
+        <w:rPr>
+          <w:rFonts w:ascii="Calibri" w:hAnsi="Calibri" w:eastAsia="Calibri" w:cs="Calibri"/>
           <w:spacing w:val="-5"/>
           <w:sz w:val="24"/>
           <w:szCs w:val="24"/>
@@ -8845,7 +8273,7 @@
       </w:r>
       <w:r>
         <w:rPr>
-          <w:rFonts w:ascii="宋体" w:eastAsia="宋体" w:hAnsi="宋体" w:cs="宋体"/>
+          <w:rFonts w:ascii="宋体" w:hAnsi="宋体" w:eastAsia="宋体" w:cs="宋体"/>
           <w:spacing w:val="-5"/>
           <w:sz w:val="24"/>
           <w:szCs w:val="24"/>
@@ -8854,7 +8282,7 @@
       </w:r>
       <w:r>
         <w:rPr>
-          <w:rFonts w:ascii="宋体" w:eastAsia="宋体" w:hAnsi="宋体" w:cs="宋体"/>
+          <w:rFonts w:ascii="宋体" w:hAnsi="宋体" w:eastAsia="宋体" w:cs="宋体"/>
           <w:spacing w:val="-6"/>
           <w:sz w:val="24"/>
           <w:szCs w:val="24"/>
@@ -8863,19 +8291,13 @@
       </w:r>
       <w:r>
         <w:rPr>
-          <w:rFonts w:ascii="宋体" w:eastAsia="宋体" w:hAnsi="宋体" w:cs="宋体"/>
+          <w:rFonts w:ascii="宋体" w:hAnsi="宋体" w:eastAsia="宋体" w:cs="宋体"/>
           <w:spacing w:val="-1"/>
           <w:sz w:val="24"/>
           <w:szCs w:val="24"/>
         </w:rPr>
         <w:t>到公司说明情况，了解具体整改措施和落实执行情况。</w:t>
       </w:r>
-    </w:p>
-    <w:p>
-      <w:pPr>
-        <w:pStyle w:val="BodyText"/>
-        <w:spacing w:line="367" w:lineRule="auto"/>
-      </w:pPr>
     </w:p>
     <w:p>
       <w:pPr>
@@ -8883,16 +8305,18 @@
         <w:ind w:left="28"/>
         <w:outlineLvl w:val="0"/>
         <w:rPr>
-          <w:rFonts w:ascii="黑体" w:eastAsia="黑体" w:hAnsi="黑体" w:cs="黑体"/>
+          <w:rFonts w:ascii="黑体" w:hAnsi="黑体" w:eastAsia="黑体" w:cs="黑体"/>
           <w:sz w:val="31"/>
           <w:szCs w:val="31"/>
         </w:rPr>
       </w:pPr>
-      <w:bookmarkStart w:id="18" w:name="bookmark18"/>
-      <w:bookmarkEnd w:id="18"/>
-      <w:r>
-        <w:rPr>
-          <w:rFonts w:ascii="宋体" w:eastAsia="宋体" w:hAnsi="宋体" w:cs="宋体"/>
+      <w:bookmarkStart w:id="17" w:name="bookmark18"/>
+      <w:bookmarkEnd w:id="17"/>
+      <w:bookmarkStart w:id="19" w:name="_GoBack"/>
+      <w:bookmarkEnd w:id="19"/>
+      <w:r>
+        <w:rPr>
+          <w:rFonts w:ascii="宋体" w:hAnsi="宋体" w:eastAsia="宋体" w:cs="宋体"/>
           <w:b/>
           <w:bCs/>
           <w:spacing w:val="-1"/>
@@ -8903,7 +8327,7 @@
       </w:r>
       <w:r>
         <w:rPr>
-          <w:rFonts w:ascii="宋体" w:eastAsia="宋体" w:hAnsi="宋体" w:cs="宋体"/>
+          <w:rFonts w:ascii="宋体" w:hAnsi="宋体" w:eastAsia="宋体" w:cs="宋体"/>
           <w:spacing w:val="-51"/>
           <w:sz w:val="31"/>
           <w:szCs w:val="31"/>
@@ -8912,7 +8336,7 @@
       </w:r>
       <w:r>
         <w:rPr>
-          <w:rFonts w:ascii="黑体" w:eastAsia="黑体" w:hAnsi="黑体" w:cs="黑体"/>
+          <w:rFonts w:ascii="黑体" w:hAnsi="黑体" w:eastAsia="黑体" w:cs="黑体"/>
           <w:b/>
           <w:bCs/>
           <w:spacing w:val="-1"/>
@@ -8924,23 +8348,17 @@
     </w:p>
     <w:p>
       <w:pPr>
-        <w:pStyle w:val="BodyText"/>
-        <w:spacing w:line="375" w:lineRule="auto"/>
-      </w:pPr>
-    </w:p>
-    <w:p>
-      <w:pPr>
         <w:spacing w:before="79" w:line="365" w:lineRule="auto"/>
         <w:ind w:left="31" w:right="229" w:firstLine="477"/>
         <w:rPr>
-          <w:rFonts w:ascii="宋体" w:eastAsia="宋体" w:hAnsi="宋体" w:cs="宋体"/>
-          <w:sz w:val="24"/>
-          <w:szCs w:val="24"/>
-        </w:rPr>
-      </w:pPr>
-      <w:r>
-        <w:rPr>
-          <w:rFonts w:ascii="宋体" w:eastAsia="宋体" w:hAnsi="宋体" w:cs="宋体"/>
+          <w:rFonts w:ascii="宋体" w:hAnsi="宋体" w:eastAsia="宋体" w:cs="宋体"/>
+          <w:sz w:val="24"/>
+          <w:szCs w:val="24"/>
+        </w:rPr>
+      </w:pPr>
+      <w:r>
+        <w:rPr>
+          <w:rFonts w:ascii="宋体" w:hAnsi="宋体" w:eastAsia="宋体" w:cs="宋体"/>
           <w:spacing w:val="-30"/>
           <w:w w:val="98"/>
           <w:sz w:val="24"/>
@@ -8950,7 +8368,7 @@
       </w:r>
       <w:r>
         <w:rPr>
-          <w:rFonts w:ascii="宋体" w:eastAsia="宋体" w:hAnsi="宋体" w:cs="宋体"/>
+          <w:rFonts w:ascii="宋体" w:hAnsi="宋体" w:eastAsia="宋体" w:cs="宋体"/>
           <w:spacing w:val="7"/>
           <w:sz w:val="24"/>
           <w:szCs w:val="24"/>
@@ -8959,7 +8377,7 @@
       </w:r>
       <w:r>
         <w:rPr>
-          <w:rFonts w:ascii="宋体" w:eastAsia="宋体" w:hAnsi="宋体" w:cs="宋体"/>
+          <w:rFonts w:ascii="宋体" w:hAnsi="宋体" w:eastAsia="宋体" w:cs="宋体"/>
           <w:spacing w:val="-1"/>
           <w:sz w:val="24"/>
           <w:szCs w:val="24"/>
@@ -8973,16 +8391,16 @@
         <w:ind w:left="33"/>
         <w:outlineLvl w:val="0"/>
         <w:rPr>
-          <w:rFonts w:ascii="黑体" w:eastAsia="黑体" w:hAnsi="黑体" w:cs="黑体"/>
+          <w:rFonts w:ascii="黑体" w:hAnsi="黑体" w:eastAsia="黑体" w:cs="黑体"/>
           <w:sz w:val="31"/>
           <w:szCs w:val="31"/>
         </w:rPr>
       </w:pPr>
-      <w:bookmarkStart w:id="19" w:name="bookmark19"/>
-      <w:bookmarkEnd w:id="19"/>
-      <w:r>
-        <w:rPr>
-          <w:rFonts w:ascii="宋体" w:eastAsia="宋体" w:hAnsi="宋体" w:cs="宋体"/>
+      <w:bookmarkStart w:id="18" w:name="bookmark19"/>
+      <w:bookmarkEnd w:id="18"/>
+      <w:r>
+        <w:rPr>
+          <w:rFonts w:ascii="宋体" w:hAnsi="宋体" w:eastAsia="宋体" w:cs="宋体"/>
           <w:b/>
           <w:bCs/>
           <w:spacing w:val="-8"/>
@@ -8993,7 +8411,7 @@
       </w:r>
       <w:r>
         <w:rPr>
-          <w:rFonts w:ascii="宋体" w:eastAsia="宋体" w:hAnsi="宋体" w:cs="宋体"/>
+          <w:rFonts w:ascii="宋体" w:hAnsi="宋体" w:eastAsia="宋体" w:cs="宋体"/>
           <w:spacing w:val="-53"/>
           <w:sz w:val="31"/>
           <w:szCs w:val="31"/>
@@ -9002,7 +8420,7 @@
       </w:r>
       <w:r>
         <w:rPr>
-          <w:rFonts w:ascii="黑体" w:eastAsia="黑体" w:hAnsi="黑体" w:cs="黑体"/>
+          <w:rFonts w:ascii="黑体" w:hAnsi="黑体" w:eastAsia="黑体" w:cs="黑体"/>
           <w:b/>
           <w:bCs/>
           <w:spacing w:val="-8"/>
@@ -9014,23 +8432,17 @@
     </w:p>
     <w:p>
       <w:pPr>
-        <w:pStyle w:val="BodyText"/>
-        <w:spacing w:line="372" w:lineRule="auto"/>
-      </w:pPr>
-    </w:p>
-    <w:p>
-      <w:pPr>
         <w:spacing w:before="79" w:line="219" w:lineRule="auto"/>
         <w:ind w:left="506"/>
         <w:rPr>
-          <w:rFonts w:ascii="宋体" w:eastAsia="宋体" w:hAnsi="宋体" w:cs="宋体"/>
-          <w:sz w:val="24"/>
-          <w:szCs w:val="24"/>
-        </w:rPr>
-      </w:pPr>
-      <w:r>
-        <w:rPr>
-          <w:rFonts w:ascii="宋体" w:eastAsia="宋体" w:hAnsi="宋体" w:cs="宋体"/>
+          <w:rFonts w:ascii="宋体" w:hAnsi="宋体" w:eastAsia="宋体" w:cs="宋体"/>
+          <w:sz w:val="24"/>
+          <w:szCs w:val="24"/>
+        </w:rPr>
+      </w:pPr>
+      <w:r>
+        <w:rPr>
+          <w:rFonts w:ascii="宋体" w:hAnsi="宋体" w:eastAsia="宋体" w:cs="宋体"/>
           <w:spacing w:val="-1"/>
           <w:sz w:val="24"/>
           <w:szCs w:val="24"/>
@@ -9043,14 +8455,14 @@
         <w:spacing w:before="186" w:line="219" w:lineRule="auto"/>
         <w:ind w:left="542"/>
         <w:rPr>
-          <w:rFonts w:ascii="宋体" w:eastAsia="宋体" w:hAnsi="宋体" w:cs="宋体"/>
-          <w:sz w:val="24"/>
-          <w:szCs w:val="24"/>
-        </w:rPr>
-      </w:pPr>
-      <w:r>
-        <w:rPr>
-          <w:rFonts w:ascii="宋体" w:eastAsia="宋体" w:hAnsi="宋体" w:cs="宋体"/>
+          <w:rFonts w:ascii="宋体" w:hAnsi="宋体" w:eastAsia="宋体" w:cs="宋体"/>
+          <w:sz w:val="24"/>
+          <w:szCs w:val="24"/>
+        </w:rPr>
+      </w:pPr>
+      <w:r>
+        <w:rPr>
+          <w:rFonts w:ascii="宋体" w:hAnsi="宋体" w:eastAsia="宋体" w:cs="宋体"/>
           <w:spacing w:val="-2"/>
           <w:sz w:val="24"/>
           <w:szCs w:val="24"/>
@@ -9059,30 +8471,55 @@
       </w:r>
     </w:p>
     <w:sectPr>
-      <w:footerReference w:type="default" r:id="rId14"/>
+      <w:footerReference r:id="rId8" w:type="default"/>
       <w:pgSz w:w="11910" w:h="16840"/>
       <w:pgMar w:top="888" w:right="1784" w:bottom="1081" w:left="1786" w:header="0" w:footer="848" w:gutter="0"/>
-      <w:cols w:num="1" w:space="720"/>
+      <w:cols w:space="720" w:num="1"/>
     </w:sectPr>
   </w:body>
 </w:document>
 </file>
 
+<file path=word/endnotes.xml><?xml version="1.0" encoding="utf-8"?>
+<w:endnotes xmlns:wpc="http://schemas.microsoft.com/office/word/2010/wordprocessingCanvas" xmlns:mc="http://schemas.openxmlformats.org/markup-compatibility/2006" xmlns:o="urn:schemas-microsoft-com:office:office" xmlns:r="http://schemas.openxmlformats.org/officeDocument/2006/relationships" xmlns:m="http://schemas.openxmlformats.org/officeDocument/2006/math" xmlns:v="urn:schemas-microsoft-com:vml" xmlns:wp14="http://schemas.microsoft.com/office/word/2010/wordprocessingDrawing" xmlns:wp="http://schemas.openxmlformats.org/drawingml/2006/wordprocessingDrawing" xmlns:w="http://schemas.openxmlformats.org/wordprocessingml/2006/main" xmlns:w14="http://schemas.microsoft.com/office/word/2010/wordml" xmlns:w15="http://schemas.microsoft.com/office/word/2012/wordml" xmlns:w10="urn:schemas-microsoft-com:office:word" xmlns:wpg="http://schemas.microsoft.com/office/word/2010/wordprocessingGroup" xmlns:wpi="http://schemas.microsoft.com/office/word/2010/wordprocessingInk" xmlns:wne="http://schemas.microsoft.com/office/word/2006/wordml" xmlns:wps="http://schemas.microsoft.com/office/word/2010/wordprocessingShape" xmlns:wpsCustomData="http://www.wps.cn/officeDocument/2013/wpsCustomData" mc:Ignorable="w14 w15 wp14">
+  <w:endnote w:type="separator" w:id="0">
+    <w:p>
+      <w:pPr>
+        <w:spacing w:line="240" w:lineRule="auto"/>
+      </w:pPr>
+      <w:r>
+        <w:separator/>
+      </w:r>
+    </w:p>
+  </w:endnote>
+  <w:endnote w:type="continuationSeparator" w:id="1">
+    <w:p>
+      <w:pPr>
+        <w:spacing w:line="240" w:lineRule="auto"/>
+      </w:pPr>
+      <w:r>
+        <w:continuationSeparator/>
+      </w:r>
+    </w:p>
+  </w:endnote>
+</w:endnotes>
+</file>
+
 <file path=word/footer1.xml><?xml version="1.0" encoding="utf-8"?>
-<w:ftr xmlns:wpc="http://schemas.microsoft.com/office/word/2010/wordprocessingCanvas" xmlns:mc="http://schemas.openxmlformats.org/markup-compatibility/2006" xmlns:o="urn:schemas-microsoft-com:office:office" xmlns:r="http://schemas.openxmlformats.org/officeDocument/2006/relationships" xmlns:m="http://schemas.openxmlformats.org/officeDocument/2006/math" xmlns:v="urn:schemas-microsoft-com:vml" xmlns:wp14="http://schemas.microsoft.com/office/word/2010/wordprocessingDrawing" xmlns:wp="http://schemas.openxmlformats.org/drawingml/2006/wordprocessingDrawing" xmlns:w10="urn:schemas-microsoft-com:office:word" xmlns:w="http://schemas.openxmlformats.org/wordprocessingml/2006/main" xmlns:w14="http://schemas.microsoft.com/office/word/2010/wordml" xmlns:w15="http://schemas.microsoft.com/office/word/2012/wordml" xmlns:wne="http://schemas.microsoft.com/office/word/2006/wordml" xmlns:wpg="http://schemas.microsoft.com/office/word/2010/wordprocessingGroup" xmlns:wpi="http://schemas.microsoft.com/office/word/2010/wordprocessingInk" xmlns:wps="http://schemas.microsoft.com/office/word/2010/wordprocessingShape" mc:Ignorable="w14 w15 wp14">
+<w:ftr xmlns:wpc="http://schemas.microsoft.com/office/word/2010/wordprocessingCanvas" xmlns:mc="http://schemas.openxmlformats.org/markup-compatibility/2006" xmlns:o="urn:schemas-microsoft-com:office:office" xmlns:r="http://schemas.openxmlformats.org/officeDocument/2006/relationships" xmlns:m="http://schemas.openxmlformats.org/officeDocument/2006/math" xmlns:v="urn:schemas-microsoft-com:vml" xmlns:wp14="http://schemas.microsoft.com/office/word/2010/wordprocessingDrawing" xmlns:wp="http://schemas.openxmlformats.org/drawingml/2006/wordprocessingDrawing" xmlns:w10="urn:schemas-microsoft-com:office:word" xmlns:w="http://schemas.openxmlformats.org/wordprocessingml/2006/main" xmlns:w14="http://schemas.microsoft.com/office/word/2010/wordml" xmlns:w15="http://schemas.microsoft.com/office/word/2012/wordml" xmlns:wpg="http://schemas.microsoft.com/office/word/2010/wordprocessingGroup" xmlns:wpi="http://schemas.microsoft.com/office/word/2010/wordprocessingInk" xmlns:wne="http://schemas.microsoft.com/office/word/2006/wordml" xmlns:wps="http://schemas.microsoft.com/office/word/2010/wordprocessingShape" xmlns:wpsCustomData="http://www.wps.cn/officeDocument/2013/wpsCustomData" mc:Ignorable="w14 w15 wp14">
   <w:p>
     <w:pPr>
       <w:spacing w:line="230" w:lineRule="auto"/>
       <w:ind w:left="4202"/>
       <w:rPr>
-        <w:rFonts w:ascii="宋体" w:eastAsia="宋体" w:hAnsi="宋体" w:cs="宋体"/>
+        <w:rFonts w:ascii="宋体" w:hAnsi="宋体" w:eastAsia="宋体" w:cs="宋体"/>
         <w:sz w:val="18"/>
         <w:szCs w:val="18"/>
       </w:rPr>
     </w:pPr>
     <w:r>
       <w:rPr>
-        <w:rFonts w:ascii="宋体" w:eastAsia="宋体" w:hAnsi="宋体" w:cs="宋体"/>
+        <w:rFonts w:ascii="宋体" w:hAnsi="宋体" w:eastAsia="宋体" w:cs="宋体"/>
         <w:sz w:val="18"/>
         <w:szCs w:val="18"/>
       </w:rPr>
@@ -9092,21 +8529,69 @@
 </w:ftr>
 </file>
 
-<file path=word/footer10.xml><?xml version="1.0" encoding="utf-8"?>
-<w:ftr xmlns:wpc="http://schemas.microsoft.com/office/word/2010/wordprocessingCanvas" xmlns:mc="http://schemas.openxmlformats.org/markup-compatibility/2006" xmlns:o="urn:schemas-microsoft-com:office:office" xmlns:r="http://schemas.openxmlformats.org/officeDocument/2006/relationships" xmlns:m="http://schemas.openxmlformats.org/officeDocument/2006/math" xmlns:v="urn:schemas-microsoft-com:vml" xmlns:wp14="http://schemas.microsoft.com/office/word/2010/wordprocessingDrawing" xmlns:wp="http://schemas.openxmlformats.org/drawingml/2006/wordprocessingDrawing" xmlns:w10="urn:schemas-microsoft-com:office:word" xmlns:w="http://schemas.openxmlformats.org/wordprocessingml/2006/main" xmlns:w14="http://schemas.microsoft.com/office/word/2010/wordml" xmlns:w15="http://schemas.microsoft.com/office/word/2012/wordml" xmlns:wne="http://schemas.microsoft.com/office/word/2006/wordml" xmlns:wpg="http://schemas.microsoft.com/office/word/2010/wordprocessingGroup" xmlns:wpi="http://schemas.microsoft.com/office/word/2010/wordprocessingInk" xmlns:wps="http://schemas.microsoft.com/office/word/2010/wordprocessingShape" mc:Ignorable="w14 w15 wp14">
+<file path=word/footer2.xml><?xml version="1.0" encoding="utf-8"?>
+<w:ftr xmlns:wpc="http://schemas.microsoft.com/office/word/2010/wordprocessingCanvas" xmlns:mc="http://schemas.openxmlformats.org/markup-compatibility/2006" xmlns:o="urn:schemas-microsoft-com:office:office" xmlns:r="http://schemas.openxmlformats.org/officeDocument/2006/relationships" xmlns:m="http://schemas.openxmlformats.org/officeDocument/2006/math" xmlns:v="urn:schemas-microsoft-com:vml" xmlns:wp14="http://schemas.microsoft.com/office/word/2010/wordprocessingDrawing" xmlns:wp="http://schemas.openxmlformats.org/drawingml/2006/wordprocessingDrawing" xmlns:w10="urn:schemas-microsoft-com:office:word" xmlns:w="http://schemas.openxmlformats.org/wordprocessingml/2006/main" xmlns:w14="http://schemas.microsoft.com/office/word/2010/wordml" xmlns:w15="http://schemas.microsoft.com/office/word/2012/wordml" xmlns:wpg="http://schemas.microsoft.com/office/word/2010/wordprocessingGroup" xmlns:wpi="http://schemas.microsoft.com/office/word/2010/wordprocessingInk" xmlns:wne="http://schemas.microsoft.com/office/word/2006/wordml" xmlns:wps="http://schemas.microsoft.com/office/word/2010/wordprocessingShape" xmlns:wpsCustomData="http://www.wps.cn/officeDocument/2013/wpsCustomData" mc:Ignorable="w14 w15 wp14">
   <w:p>
     <w:pPr>
-      <w:spacing w:line="229" w:lineRule="auto"/>
-      <w:ind w:left="4159"/>
+      <w:spacing w:line="230" w:lineRule="auto"/>
+      <w:ind w:left="4219"/>
       <w:rPr>
-        <w:rFonts w:ascii="宋体" w:eastAsia="宋体" w:hAnsi="宋体" w:cs="宋体"/>
+        <w:rFonts w:ascii="宋体" w:hAnsi="宋体" w:eastAsia="宋体" w:cs="宋体"/>
         <w:sz w:val="18"/>
         <w:szCs w:val="18"/>
       </w:rPr>
     </w:pPr>
     <w:r>
       <w:rPr>
-        <w:rFonts w:ascii="宋体" w:eastAsia="宋体" w:hAnsi="宋体" w:cs="宋体"/>
+        <w:rFonts w:ascii="宋体" w:hAnsi="宋体" w:eastAsia="宋体" w:cs="宋体"/>
+        <w:sz w:val="18"/>
+        <w:szCs w:val="18"/>
+      </w:rPr>
+      <w:t>2</w:t>
+    </w:r>
+  </w:p>
+</w:ftr>
+</file>
+
+<file path=word/footer3.xml><?xml version="1.0" encoding="utf-8"?>
+<w:ftr xmlns:wpc="http://schemas.microsoft.com/office/word/2010/wordprocessingCanvas" xmlns:mc="http://schemas.openxmlformats.org/markup-compatibility/2006" xmlns:o="urn:schemas-microsoft-com:office:office" xmlns:r="http://schemas.openxmlformats.org/officeDocument/2006/relationships" xmlns:m="http://schemas.openxmlformats.org/officeDocument/2006/math" xmlns:v="urn:schemas-microsoft-com:vml" xmlns:wp14="http://schemas.microsoft.com/office/word/2010/wordprocessingDrawing" xmlns:wp="http://schemas.openxmlformats.org/drawingml/2006/wordprocessingDrawing" xmlns:w10="urn:schemas-microsoft-com:office:word" xmlns:w="http://schemas.openxmlformats.org/wordprocessingml/2006/main" xmlns:w14="http://schemas.microsoft.com/office/word/2010/wordml" xmlns:w15="http://schemas.microsoft.com/office/word/2012/wordml" xmlns:wpg="http://schemas.microsoft.com/office/word/2010/wordprocessingGroup" xmlns:wpi="http://schemas.microsoft.com/office/word/2010/wordprocessingInk" xmlns:wne="http://schemas.microsoft.com/office/word/2006/wordml" xmlns:wps="http://schemas.microsoft.com/office/word/2010/wordprocessingShape" xmlns:wpsCustomData="http://www.wps.cn/officeDocument/2013/wpsCustomData" mc:Ignorable="w14 w15 wp14">
+  <w:p>
+    <w:pPr>
+      <w:spacing w:line="229" w:lineRule="auto"/>
+      <w:ind w:left="4291"/>
+      <w:rPr>
+        <w:rFonts w:ascii="宋体" w:hAnsi="宋体" w:eastAsia="宋体" w:cs="宋体"/>
+        <w:sz w:val="18"/>
+        <w:szCs w:val="18"/>
+      </w:rPr>
+    </w:pPr>
+    <w:r>
+      <w:rPr>
+        <w:rFonts w:ascii="宋体" w:hAnsi="宋体" w:eastAsia="宋体" w:cs="宋体"/>
+        <w:sz w:val="18"/>
+        <w:szCs w:val="18"/>
+      </w:rPr>
+      <w:t>3</w:t>
+    </w:r>
+  </w:p>
+</w:ftr>
+</file>
+
+<file path=word/footer4.xml><?xml version="1.0" encoding="utf-8"?>
+<w:ftr xmlns:wpc="http://schemas.microsoft.com/office/word/2010/wordprocessingCanvas" xmlns:mc="http://schemas.openxmlformats.org/markup-compatibility/2006" xmlns:o="urn:schemas-microsoft-com:office:office" xmlns:r="http://schemas.openxmlformats.org/officeDocument/2006/relationships" xmlns:m="http://schemas.openxmlformats.org/officeDocument/2006/math" xmlns:v="urn:schemas-microsoft-com:vml" xmlns:wp14="http://schemas.microsoft.com/office/word/2010/wordprocessingDrawing" xmlns:wp="http://schemas.openxmlformats.org/drawingml/2006/wordprocessingDrawing" xmlns:w10="urn:schemas-microsoft-com:office:word" xmlns:w="http://schemas.openxmlformats.org/wordprocessingml/2006/main" xmlns:w14="http://schemas.microsoft.com/office/word/2010/wordml" xmlns:w15="http://schemas.microsoft.com/office/word/2012/wordml" xmlns:wpg="http://schemas.microsoft.com/office/word/2010/wordprocessingGroup" xmlns:wpi="http://schemas.microsoft.com/office/word/2010/wordprocessingInk" xmlns:wne="http://schemas.microsoft.com/office/word/2006/wordml" xmlns:wps="http://schemas.microsoft.com/office/word/2010/wordprocessingShape" xmlns:wpsCustomData="http://www.wps.cn/officeDocument/2013/wpsCustomData" mc:Ignorable="w14 w15 wp14">
+  <w:p>
+    <w:pPr>
+      <w:spacing w:line="229" w:lineRule="auto"/>
+      <w:ind w:left="4159"/>
+      <w:rPr>
+        <w:rFonts w:ascii="宋体" w:hAnsi="宋体" w:eastAsia="宋体" w:cs="宋体"/>
+        <w:sz w:val="18"/>
+        <w:szCs w:val="18"/>
+      </w:rPr>
+    </w:pPr>
+    <w:r>
+      <w:rPr>
+        <w:rFonts w:ascii="宋体" w:hAnsi="宋体" w:eastAsia="宋体" w:cs="宋体"/>
         <w:spacing w:val="-10"/>
         <w:sz w:val="18"/>
         <w:szCs w:val="18"/>
@@ -9117,461 +8602,296 @@
 </w:ftr>
 </file>
 
-<file path=word/footer2.xml><?xml version="1.0" encoding="utf-8"?>
-<w:ftr xmlns:wpc="http://schemas.microsoft.com/office/word/2010/wordprocessingCanvas" xmlns:mc="http://schemas.openxmlformats.org/markup-compatibility/2006" xmlns:o="urn:schemas-microsoft-com:office:office" xmlns:r="http://schemas.openxmlformats.org/officeDocument/2006/relationships" xmlns:m="http://schemas.openxmlformats.org/officeDocument/2006/math" xmlns:v="urn:schemas-microsoft-com:vml" xmlns:wp14="http://schemas.microsoft.com/office/word/2010/wordprocessingDrawing" xmlns:wp="http://schemas.openxmlformats.org/drawingml/2006/wordprocessingDrawing" xmlns:w10="urn:schemas-microsoft-com:office:word" xmlns:w="http://schemas.openxmlformats.org/wordprocessingml/2006/main" xmlns:w14="http://schemas.microsoft.com/office/word/2010/wordml" xmlns:w15="http://schemas.microsoft.com/office/word/2012/wordml" xmlns:wne="http://schemas.microsoft.com/office/word/2006/wordml" xmlns:wpg="http://schemas.microsoft.com/office/word/2010/wordprocessingGroup" xmlns:wpi="http://schemas.microsoft.com/office/word/2010/wordprocessingInk" xmlns:wps="http://schemas.microsoft.com/office/word/2010/wordprocessingShape" mc:Ignorable="w14 w15 wp14">
-  <w:p>
-    <w:pPr>
-      <w:spacing w:line="230" w:lineRule="auto"/>
-      <w:ind w:left="4219"/>
-      <w:rPr>
-        <w:rFonts w:ascii="宋体" w:eastAsia="宋体" w:hAnsi="宋体" w:cs="宋体"/>
-        <w:sz w:val="18"/>
-        <w:szCs w:val="18"/>
-      </w:rPr>
-    </w:pPr>
-    <w:r>
-      <w:rPr>
-        <w:rFonts w:ascii="宋体" w:eastAsia="宋体" w:hAnsi="宋体" w:cs="宋体"/>
-        <w:sz w:val="18"/>
-        <w:szCs w:val="18"/>
-      </w:rPr>
-      <w:t>2</w:t>
-    </w:r>
-  </w:p>
-</w:ftr>
-</file>
-
-<file path=word/footer3.xml><?xml version="1.0" encoding="utf-8"?>
-<w:ftr xmlns:wpc="http://schemas.microsoft.com/office/word/2010/wordprocessingCanvas" xmlns:mc="http://schemas.openxmlformats.org/markup-compatibility/2006" xmlns:o="urn:schemas-microsoft-com:office:office" xmlns:r="http://schemas.openxmlformats.org/officeDocument/2006/relationships" xmlns:m="http://schemas.openxmlformats.org/officeDocument/2006/math" xmlns:v="urn:schemas-microsoft-com:vml" xmlns:wp14="http://schemas.microsoft.com/office/word/2010/wordprocessingDrawing" xmlns:wp="http://schemas.openxmlformats.org/drawingml/2006/wordprocessingDrawing" xmlns:w10="urn:schemas-microsoft-com:office:word" xmlns:w="http://schemas.openxmlformats.org/wordprocessingml/2006/main" xmlns:w14="http://schemas.microsoft.com/office/word/2010/wordml" xmlns:w15="http://schemas.microsoft.com/office/word/2012/wordml" xmlns:wne="http://schemas.microsoft.com/office/word/2006/wordml" xmlns:wpg="http://schemas.microsoft.com/office/word/2010/wordprocessingGroup" xmlns:wpi="http://schemas.microsoft.com/office/word/2010/wordprocessingInk" xmlns:wps="http://schemas.microsoft.com/office/word/2010/wordprocessingShape" mc:Ignorable="w14 w15 wp14">
-  <w:p>
-    <w:pPr>
-      <w:spacing w:line="229" w:lineRule="auto"/>
-      <w:ind w:left="4291"/>
-      <w:rPr>
-        <w:rFonts w:ascii="宋体" w:eastAsia="宋体" w:hAnsi="宋体" w:cs="宋体"/>
-        <w:sz w:val="18"/>
-        <w:szCs w:val="18"/>
-      </w:rPr>
-    </w:pPr>
-    <w:r>
-      <w:rPr>
-        <w:rFonts w:ascii="宋体" w:eastAsia="宋体" w:hAnsi="宋体" w:cs="宋体"/>
-        <w:sz w:val="18"/>
-        <w:szCs w:val="18"/>
-      </w:rPr>
-      <w:t>3</w:t>
-    </w:r>
-  </w:p>
-</w:ftr>
-</file>
-
-<file path=word/footer4.xml><?xml version="1.0" encoding="utf-8"?>
-<w:ftr xmlns:wpc="http://schemas.microsoft.com/office/word/2010/wordprocessingCanvas" xmlns:mc="http://schemas.openxmlformats.org/markup-compatibility/2006" xmlns:o="urn:schemas-microsoft-com:office:office" xmlns:r="http://schemas.openxmlformats.org/officeDocument/2006/relationships" xmlns:m="http://schemas.openxmlformats.org/officeDocument/2006/math" xmlns:v="urn:schemas-microsoft-com:vml" xmlns:wp14="http://schemas.microsoft.com/office/word/2010/wordprocessingDrawing" xmlns:wp="http://schemas.openxmlformats.org/drawingml/2006/wordprocessingDrawing" xmlns:w10="urn:schemas-microsoft-com:office:word" xmlns:w="http://schemas.openxmlformats.org/wordprocessingml/2006/main" xmlns:w14="http://schemas.microsoft.com/office/word/2010/wordml" xmlns:w15="http://schemas.microsoft.com/office/word/2012/wordml" xmlns:wne="http://schemas.microsoft.com/office/word/2006/wordml" xmlns:wpg="http://schemas.microsoft.com/office/word/2010/wordprocessingGroup" xmlns:wpi="http://schemas.microsoft.com/office/word/2010/wordprocessingInk" xmlns:wps="http://schemas.microsoft.com/office/word/2010/wordprocessingShape" mc:Ignorable="w14 w15 wp14">
-  <w:p>
-    <w:pPr>
-      <w:spacing w:line="230" w:lineRule="auto"/>
-      <w:ind w:left="4188"/>
-      <w:rPr>
-        <w:rFonts w:ascii="宋体" w:eastAsia="宋体" w:hAnsi="宋体" w:cs="宋体"/>
-        <w:sz w:val="18"/>
-        <w:szCs w:val="18"/>
-      </w:rPr>
-    </w:pPr>
-    <w:r>
-      <w:rPr>
-        <w:rFonts w:ascii="宋体" w:eastAsia="宋体" w:hAnsi="宋体" w:cs="宋体"/>
-        <w:sz w:val="18"/>
-        <w:szCs w:val="18"/>
-      </w:rPr>
-      <w:t>4</w:t>
-    </w:r>
-  </w:p>
-</w:ftr>
-</file>
-
-<file path=word/footer5.xml><?xml version="1.0" encoding="utf-8"?>
-<w:ftr xmlns:wpc="http://schemas.microsoft.com/office/word/2010/wordprocessingCanvas" xmlns:mc="http://schemas.openxmlformats.org/markup-compatibility/2006" xmlns:o="urn:schemas-microsoft-com:office:office" xmlns:r="http://schemas.openxmlformats.org/officeDocument/2006/relationships" xmlns:m="http://schemas.openxmlformats.org/officeDocument/2006/math" xmlns:v="urn:schemas-microsoft-com:vml" xmlns:wp14="http://schemas.microsoft.com/office/word/2010/wordprocessingDrawing" xmlns:wp="http://schemas.openxmlformats.org/drawingml/2006/wordprocessingDrawing" xmlns:w10="urn:schemas-microsoft-com:office:word" xmlns:w="http://schemas.openxmlformats.org/wordprocessingml/2006/main" xmlns:w14="http://schemas.microsoft.com/office/word/2010/wordml" xmlns:w15="http://schemas.microsoft.com/office/word/2012/wordml" xmlns:wne="http://schemas.microsoft.com/office/word/2006/wordml" xmlns:wpg="http://schemas.microsoft.com/office/word/2010/wordprocessingGroup" xmlns:wpi="http://schemas.microsoft.com/office/word/2010/wordprocessingInk" xmlns:wps="http://schemas.microsoft.com/office/word/2010/wordprocessingShape" mc:Ignorable="w14 w15 wp14">
-  <w:p>
-    <w:pPr>
-      <w:spacing w:line="229" w:lineRule="auto"/>
-      <w:ind w:left="4192"/>
-      <w:rPr>
-        <w:rFonts w:ascii="宋体" w:eastAsia="宋体" w:hAnsi="宋体" w:cs="宋体"/>
-        <w:sz w:val="18"/>
-        <w:szCs w:val="18"/>
-      </w:rPr>
-    </w:pPr>
-    <w:r>
-      <w:rPr>
-        <w:rFonts w:ascii="宋体" w:eastAsia="宋体" w:hAnsi="宋体" w:cs="宋体"/>
-        <w:sz w:val="18"/>
-        <w:szCs w:val="18"/>
-      </w:rPr>
-      <w:t>5</w:t>
-    </w:r>
-  </w:p>
-</w:ftr>
-</file>
-
-<file path=word/footer6.xml><?xml version="1.0" encoding="utf-8"?>
-<w:ftr xmlns:wpc="http://schemas.microsoft.com/office/word/2010/wordprocessingCanvas" xmlns:mc="http://schemas.openxmlformats.org/markup-compatibility/2006" xmlns:o="urn:schemas-microsoft-com:office:office" xmlns:r="http://schemas.openxmlformats.org/officeDocument/2006/relationships" xmlns:m="http://schemas.openxmlformats.org/officeDocument/2006/math" xmlns:v="urn:schemas-microsoft-com:vml" xmlns:wp14="http://schemas.microsoft.com/office/word/2010/wordprocessingDrawing" xmlns:wp="http://schemas.openxmlformats.org/drawingml/2006/wordprocessingDrawing" xmlns:w10="urn:schemas-microsoft-com:office:word" xmlns:w="http://schemas.openxmlformats.org/wordprocessingml/2006/main" xmlns:w14="http://schemas.microsoft.com/office/word/2010/wordml" xmlns:w15="http://schemas.microsoft.com/office/word/2012/wordml" xmlns:wne="http://schemas.microsoft.com/office/word/2006/wordml" xmlns:wpg="http://schemas.microsoft.com/office/word/2010/wordprocessingGroup" xmlns:wpi="http://schemas.microsoft.com/office/word/2010/wordprocessingInk" xmlns:wps="http://schemas.microsoft.com/office/word/2010/wordprocessingShape" mc:Ignorable="w14 w15 wp14">
-  <w:p>
-    <w:pPr>
-      <w:spacing w:line="229" w:lineRule="auto"/>
-      <w:ind w:left="4190"/>
-      <w:rPr>
-        <w:rFonts w:ascii="宋体" w:eastAsia="宋体" w:hAnsi="宋体" w:cs="宋体"/>
-        <w:sz w:val="18"/>
-        <w:szCs w:val="18"/>
-      </w:rPr>
-    </w:pPr>
-    <w:r>
-      <w:rPr>
-        <w:rFonts w:ascii="宋体" w:eastAsia="宋体" w:hAnsi="宋体" w:cs="宋体"/>
-        <w:sz w:val="18"/>
-        <w:szCs w:val="18"/>
-      </w:rPr>
-      <w:t>6</w:t>
-    </w:r>
-  </w:p>
-</w:ftr>
-</file>
-
-<file path=word/footer7.xml><?xml version="1.0" encoding="utf-8"?>
-<w:ftr xmlns:wpc="http://schemas.microsoft.com/office/word/2010/wordprocessingCanvas" xmlns:mc="http://schemas.openxmlformats.org/markup-compatibility/2006" xmlns:o="urn:schemas-microsoft-com:office:office" xmlns:r="http://schemas.openxmlformats.org/officeDocument/2006/relationships" xmlns:m="http://schemas.openxmlformats.org/officeDocument/2006/math" xmlns:v="urn:schemas-microsoft-com:vml" xmlns:wp14="http://schemas.microsoft.com/office/word/2010/wordprocessingDrawing" xmlns:wp="http://schemas.openxmlformats.org/drawingml/2006/wordprocessingDrawing" xmlns:w10="urn:schemas-microsoft-com:office:word" xmlns:w="http://schemas.openxmlformats.org/wordprocessingml/2006/main" xmlns:w14="http://schemas.microsoft.com/office/word/2010/wordml" xmlns:w15="http://schemas.microsoft.com/office/word/2012/wordml" xmlns:wne="http://schemas.microsoft.com/office/word/2006/wordml" xmlns:wpg="http://schemas.microsoft.com/office/word/2010/wordprocessingGroup" xmlns:wpi="http://schemas.microsoft.com/office/word/2010/wordprocessingInk" xmlns:wps="http://schemas.microsoft.com/office/word/2010/wordprocessingShape" mc:Ignorable="w14 w15 wp14">
-  <w:p>
-    <w:pPr>
-      <w:spacing w:line="229" w:lineRule="auto"/>
-      <w:ind w:left="4193"/>
-      <w:rPr>
-        <w:rFonts w:ascii="宋体" w:eastAsia="宋体" w:hAnsi="宋体" w:cs="宋体"/>
-        <w:sz w:val="18"/>
-        <w:szCs w:val="18"/>
-      </w:rPr>
-    </w:pPr>
-    <w:r>
-      <w:rPr>
-        <w:rFonts w:ascii="宋体" w:eastAsia="宋体" w:hAnsi="宋体" w:cs="宋体"/>
-        <w:sz w:val="18"/>
-        <w:szCs w:val="18"/>
-      </w:rPr>
-      <w:t>7</w:t>
-    </w:r>
-  </w:p>
-</w:ftr>
-</file>
-
-<file path=word/footer8.xml><?xml version="1.0" encoding="utf-8"?>
-<w:ftr xmlns:wpc="http://schemas.microsoft.com/office/word/2010/wordprocessingCanvas" xmlns:mc="http://schemas.openxmlformats.org/markup-compatibility/2006" xmlns:o="urn:schemas-microsoft-com:office:office" xmlns:r="http://schemas.openxmlformats.org/officeDocument/2006/relationships" xmlns:m="http://schemas.openxmlformats.org/officeDocument/2006/math" xmlns:v="urn:schemas-microsoft-com:vml" xmlns:wp14="http://schemas.microsoft.com/office/word/2010/wordprocessingDrawing" xmlns:wp="http://schemas.openxmlformats.org/drawingml/2006/wordprocessingDrawing" xmlns:w10="urn:schemas-microsoft-com:office:word" xmlns:w="http://schemas.openxmlformats.org/wordprocessingml/2006/main" xmlns:w14="http://schemas.microsoft.com/office/word/2010/wordml" xmlns:w15="http://schemas.microsoft.com/office/word/2012/wordml" xmlns:wne="http://schemas.microsoft.com/office/word/2006/wordml" xmlns:wpg="http://schemas.microsoft.com/office/word/2010/wordprocessingGroup" xmlns:wpi="http://schemas.microsoft.com/office/word/2010/wordprocessingInk" xmlns:wps="http://schemas.microsoft.com/office/word/2010/wordprocessingShape" mc:Ignorable="w14 w15 wp14">
-  <w:p>
-    <w:pPr>
-      <w:spacing w:line="229" w:lineRule="auto"/>
-      <w:ind w:left="4190"/>
-      <w:rPr>
-        <w:rFonts w:ascii="宋体" w:eastAsia="宋体" w:hAnsi="宋体" w:cs="宋体"/>
-        <w:sz w:val="18"/>
-        <w:szCs w:val="18"/>
-      </w:rPr>
-    </w:pPr>
-    <w:r>
-      <w:rPr>
-        <w:rFonts w:ascii="宋体" w:eastAsia="宋体" w:hAnsi="宋体" w:cs="宋体"/>
-        <w:sz w:val="18"/>
-        <w:szCs w:val="18"/>
-      </w:rPr>
-      <w:t>8</w:t>
-    </w:r>
-  </w:p>
-</w:ftr>
-</file>
-
-<file path=word/footer9.xml><?xml version="1.0" encoding="utf-8"?>
-<w:ftr xmlns:wpc="http://schemas.microsoft.com/office/word/2010/wordprocessingCanvas" xmlns:mc="http://schemas.openxmlformats.org/markup-compatibility/2006" xmlns:o="urn:schemas-microsoft-com:office:office" xmlns:r="http://schemas.openxmlformats.org/officeDocument/2006/relationships" xmlns:m="http://schemas.openxmlformats.org/officeDocument/2006/math" xmlns:v="urn:schemas-microsoft-com:vml" xmlns:wp14="http://schemas.microsoft.com/office/word/2010/wordprocessingDrawing" xmlns:wp="http://schemas.openxmlformats.org/drawingml/2006/wordprocessingDrawing" xmlns:w10="urn:schemas-microsoft-com:office:word" xmlns:w="http://schemas.openxmlformats.org/wordprocessingml/2006/main" xmlns:w14="http://schemas.microsoft.com/office/word/2010/wordml" xmlns:w15="http://schemas.microsoft.com/office/word/2012/wordml" xmlns:wne="http://schemas.microsoft.com/office/word/2006/wordml" xmlns:wpg="http://schemas.microsoft.com/office/word/2010/wordprocessingGroup" xmlns:wpi="http://schemas.microsoft.com/office/word/2010/wordprocessingInk" xmlns:wps="http://schemas.microsoft.com/office/word/2010/wordprocessingShape" mc:Ignorable="w14 w15 wp14">
-  <w:p>
-    <w:pPr>
-      <w:spacing w:line="229" w:lineRule="auto"/>
-      <w:ind w:left="4190"/>
-      <w:rPr>
-        <w:rFonts w:ascii="宋体" w:eastAsia="宋体" w:hAnsi="宋体" w:cs="宋体"/>
-        <w:sz w:val="18"/>
-        <w:szCs w:val="18"/>
-      </w:rPr>
-    </w:pPr>
-    <w:r>
-      <w:rPr>
-        <w:rFonts w:ascii="宋体" w:eastAsia="宋体" w:hAnsi="宋体" w:cs="宋体"/>
-        <w:sz w:val="18"/>
-        <w:szCs w:val="18"/>
-      </w:rPr>
-      <w:t>9</w:t>
-    </w:r>
-  </w:p>
-</w:ftr>
+<file path=word/footnotes.xml><?xml version="1.0" encoding="utf-8"?>
+<w:footnotes xmlns:wpc="http://schemas.microsoft.com/office/word/2010/wordprocessingCanvas" xmlns:mc="http://schemas.openxmlformats.org/markup-compatibility/2006" xmlns:o="urn:schemas-microsoft-com:office:office" xmlns:r="http://schemas.openxmlformats.org/officeDocument/2006/relationships" xmlns:m="http://schemas.openxmlformats.org/officeDocument/2006/math" xmlns:v="urn:schemas-microsoft-com:vml" xmlns:wp14="http://schemas.microsoft.com/office/word/2010/wordprocessingDrawing" xmlns:wp="http://schemas.openxmlformats.org/drawingml/2006/wordprocessingDrawing" xmlns:w="http://schemas.openxmlformats.org/wordprocessingml/2006/main" xmlns:w14="http://schemas.microsoft.com/office/word/2010/wordml" xmlns:w15="http://schemas.microsoft.com/office/word/2012/wordml" xmlns:w10="urn:schemas-microsoft-com:office:word" xmlns:wpg="http://schemas.microsoft.com/office/word/2010/wordprocessingGroup" xmlns:wpi="http://schemas.microsoft.com/office/word/2010/wordprocessingInk" xmlns:wne="http://schemas.microsoft.com/office/word/2006/wordml" xmlns:wps="http://schemas.microsoft.com/office/word/2010/wordprocessingShape" xmlns:wpsCustomData="http://www.wps.cn/officeDocument/2013/wpsCustomData" mc:Ignorable="w14 w15 wp14">
+  <w:footnote w:type="separator" w:id="0">
+    <w:p>
+      <w:pPr>
+        <w:spacing w:line="240" w:lineRule="auto"/>
+      </w:pPr>
+      <w:r>
+        <w:separator/>
+      </w:r>
+    </w:p>
+  </w:footnote>
+  <w:footnote w:type="continuationSeparator" w:id="1">
+    <w:p>
+      <w:pPr>
+        <w:spacing w:line="240" w:lineRule="auto"/>
+      </w:pPr>
+      <w:r>
+        <w:continuationSeparator/>
+      </w:r>
+    </w:p>
+  </w:footnote>
+</w:footnotes>
 </file>
 
 <file path=word/styles.xml><?xml version="1.0" encoding="utf-8"?>
-<w:styles xmlns:mc="http://schemas.openxmlformats.org/markup-compatibility/2006" xmlns:r="http://schemas.openxmlformats.org/officeDocument/2006/relationships" xmlns:w="http://schemas.openxmlformats.org/wordprocessingml/2006/main" xmlns:w14="http://schemas.microsoft.com/office/word/2010/wordml" xmlns:w15="http://schemas.microsoft.com/office/word/2012/wordml" mc:Ignorable="w14 w15">
+<w:styles xmlns:mc="http://schemas.openxmlformats.org/markup-compatibility/2006" xmlns:o="urn:schemas-microsoft-com:office:office" xmlns:r="http://schemas.openxmlformats.org/officeDocument/2006/relationships" xmlns:m="http://schemas.openxmlformats.org/officeDocument/2006/math" xmlns:v="urn:schemas-microsoft-com:vml" xmlns:w="http://schemas.openxmlformats.org/wordprocessingml/2006/main" xmlns:w14="http://schemas.microsoft.com/office/word/2010/wordml" xmlns:w10="urn:schemas-microsoft-com:office:word" xmlns:sl="http://schemas.openxmlformats.org/schemaLibrary/2006/main" xmlns:wpsCustomData="http://www.wps.cn/officeDocument/2013/wpsCustomData" mc:Ignorable="w14">
   <w:docDefaults>
     <w:rPrDefault>
       <w:rPr>
-        <w:rFonts w:ascii="Arial" w:eastAsia="Arial" w:hAnsi="Arial" w:cs="Arial"/>
+        <w:rFonts w:ascii="Arial" w:hAnsi="Arial" w:eastAsia="Arial" w:cs="Arial"/>
       </w:rPr>
     </w:rPrDefault>
     <w:pPrDefault/>
   </w:docDefaults>
-  <w:latentStyles w:defLockedState="0" w:defUIPriority="99" w:defSemiHidden="1" w:defUnhideWhenUsed="1" w:defQFormat="0" w:count="260">
-    <w:lsdException w:name="Normal" w:uiPriority="0" w:unhideWhenUsed="0" w:qFormat="1"/>
-    <w:lsdException w:name="heading 1" w:semiHidden="0" w:uiPriority="0" w:unhideWhenUsed="0" w:qFormat="1"/>
-    <w:lsdException w:name="heading 2" w:uiPriority="0" w:qFormat="1"/>
-    <w:lsdException w:name="heading 3" w:uiPriority="0" w:qFormat="1"/>
-    <w:lsdException w:name="heading 4" w:uiPriority="0" w:qFormat="1"/>
-    <w:lsdException w:name="heading 5" w:uiPriority="0" w:qFormat="1"/>
-    <w:lsdException w:name="heading 6" w:uiPriority="0" w:qFormat="1"/>
-    <w:lsdException w:name="heading 7" w:uiPriority="0" w:qFormat="1"/>
-    <w:lsdException w:name="heading 8" w:uiPriority="0" w:qFormat="1"/>
-    <w:lsdException w:name="heading 9" w:uiPriority="0" w:qFormat="1"/>
-    <w:lsdException w:name="index 1" w:semiHidden="0" w:uiPriority="0" w:unhideWhenUsed="0"/>
-    <w:lsdException w:name="index 2" w:semiHidden="0" w:uiPriority="0" w:unhideWhenUsed="0"/>
-    <w:lsdException w:name="index 3" w:semiHidden="0" w:uiPriority="0" w:unhideWhenUsed="0"/>
-    <w:lsdException w:name="index 4" w:semiHidden="0" w:uiPriority="0" w:unhideWhenUsed="0"/>
-    <w:lsdException w:name="index 5" w:semiHidden="0" w:uiPriority="0" w:unhideWhenUsed="0"/>
-    <w:lsdException w:name="index 6" w:semiHidden="0" w:uiPriority="0" w:unhideWhenUsed="0"/>
-    <w:lsdException w:name="index 7" w:semiHidden="0" w:uiPriority="0" w:unhideWhenUsed="0"/>
-    <w:lsdException w:name="index 8" w:semiHidden="0" w:uiPriority="0" w:unhideWhenUsed="0"/>
-    <w:lsdException w:name="index 9" w:semiHidden="0" w:uiPriority="0" w:unhideWhenUsed="0"/>
-    <w:lsdException w:name="toc 1" w:semiHidden="0" w:uiPriority="0" w:unhideWhenUsed="0"/>
-    <w:lsdException w:name="toc 2" w:semiHidden="0" w:uiPriority="0" w:unhideWhenUsed="0"/>
-    <w:lsdException w:name="toc 3" w:semiHidden="0" w:uiPriority="0" w:unhideWhenUsed="0"/>
-    <w:lsdException w:name="toc 4" w:semiHidden="0" w:uiPriority="0" w:unhideWhenUsed="0"/>
-    <w:lsdException w:name="toc 5" w:semiHidden="0" w:uiPriority="0" w:unhideWhenUsed="0"/>
-    <w:lsdException w:name="toc 6" w:semiHidden="0" w:uiPriority="0" w:unhideWhenUsed="0"/>
-    <w:lsdException w:name="toc 7" w:semiHidden="0" w:uiPriority="0" w:unhideWhenUsed="0"/>
-    <w:lsdException w:name="toc 8" w:semiHidden="0" w:uiPriority="0" w:unhideWhenUsed="0"/>
-    <w:lsdException w:name="toc 9" w:semiHidden="0" w:uiPriority="0" w:unhideWhenUsed="0"/>
-    <w:lsdException w:name="Normal Indent" w:semiHidden="0" w:uiPriority="0" w:unhideWhenUsed="0"/>
-    <w:lsdException w:name="footnote text" w:semiHidden="0" w:uiPriority="0" w:unhideWhenUsed="0"/>
-    <w:lsdException w:name="annotation text" w:semiHidden="0" w:uiPriority="0" w:unhideWhenUsed="0"/>
-    <w:lsdException w:name="header" w:semiHidden="0" w:uiPriority="0" w:unhideWhenUsed="0"/>
-    <w:lsdException w:name="footer" w:semiHidden="0" w:uiPriority="0" w:unhideWhenUsed="0"/>
-    <w:lsdException w:name="index heading" w:semiHidden="0" w:uiPriority="0" w:unhideWhenUsed="0"/>
-    <w:lsdException w:name="caption" w:uiPriority="0" w:qFormat="1"/>
-    <w:lsdException w:name="table of figures" w:semiHidden="0" w:uiPriority="0" w:unhideWhenUsed="0"/>
-    <w:lsdException w:name="envelope address" w:semiHidden="0" w:uiPriority="0" w:unhideWhenUsed="0"/>
-    <w:lsdException w:name="envelope return" w:semiHidden="0" w:uiPriority="0" w:unhideWhenUsed="0"/>
-    <w:lsdException w:name="footnote reference" w:semiHidden="0" w:uiPriority="0" w:unhideWhenUsed="0"/>
-    <w:lsdException w:name="annotation reference" w:semiHidden="0" w:uiPriority="0" w:unhideWhenUsed="0"/>
-    <w:lsdException w:name="line number" w:semiHidden="0" w:uiPriority="0" w:unhideWhenUsed="0"/>
-    <w:lsdException w:name="page number" w:semiHidden="0" w:uiPriority="0" w:unhideWhenUsed="0"/>
-    <w:lsdException w:name="endnote reference" w:semiHidden="0" w:uiPriority="0" w:unhideWhenUsed="0"/>
-    <w:lsdException w:name="endnote text" w:semiHidden="0" w:uiPriority="0" w:unhideWhenUsed="0"/>
-    <w:lsdException w:name="table of authorities" w:semiHidden="0" w:uiPriority="0" w:unhideWhenUsed="0"/>
-    <w:lsdException w:name="macro" w:semiHidden="0" w:uiPriority="0" w:unhideWhenUsed="0"/>
-    <w:lsdException w:name="toa heading" w:semiHidden="0" w:uiPriority="0" w:unhideWhenUsed="0"/>
-    <w:lsdException w:name="List" w:semiHidden="0" w:uiPriority="0" w:unhideWhenUsed="0"/>
-    <w:lsdException w:name="List Bullet" w:semiHidden="0" w:uiPriority="0" w:unhideWhenUsed="0"/>
-    <w:lsdException w:name="List Number" w:semiHidden="0" w:uiPriority="0" w:unhideWhenUsed="0"/>
-    <w:lsdException w:name="List 2" w:semiHidden="0" w:uiPriority="0" w:unhideWhenUsed="0"/>
-    <w:lsdException w:name="List 3" w:semiHidden="0" w:uiPriority="0" w:unhideWhenUsed="0"/>
-    <w:lsdException w:name="List 4" w:semiHidden="0" w:uiPriority="0" w:unhideWhenUsed="0"/>
-    <w:lsdException w:name="List 5" w:semiHidden="0" w:uiPriority="0" w:unhideWhenUsed="0"/>
-    <w:lsdException w:name="List Bullet 2" w:semiHidden="0" w:uiPriority="0" w:unhideWhenUsed="0"/>
-    <w:lsdException w:name="List Bullet 3" w:semiHidden="0" w:uiPriority="0" w:unhideWhenUsed="0"/>
-    <w:lsdException w:name="List Bullet 4" w:semiHidden="0" w:uiPriority="0" w:unhideWhenUsed="0"/>
-    <w:lsdException w:name="List Bullet 5" w:semiHidden="0" w:uiPriority="0" w:unhideWhenUsed="0"/>
-    <w:lsdException w:name="List Number 2" w:semiHidden="0" w:uiPriority="0" w:unhideWhenUsed="0"/>
-    <w:lsdException w:name="List Number 3" w:semiHidden="0" w:uiPriority="0" w:unhideWhenUsed="0"/>
-    <w:lsdException w:name="List Number 4" w:semiHidden="0" w:uiPriority="0" w:unhideWhenUsed="0"/>
-    <w:lsdException w:name="List Number 5" w:semiHidden="0" w:uiPriority="0" w:unhideWhenUsed="0"/>
-    <w:lsdException w:name="Title" w:semiHidden="0" w:uiPriority="0" w:unhideWhenUsed="0" w:qFormat="1"/>
-    <w:lsdException w:name="Closing" w:semiHidden="0" w:uiPriority="0" w:unhideWhenUsed="0"/>
-    <w:lsdException w:name="Signature" w:semiHidden="0" w:uiPriority="0" w:unhideWhenUsed="0"/>
-    <w:lsdException w:name="Default Paragraph Font" w:uiPriority="0" w:unhideWhenUsed="0" w:qFormat="1"/>
-    <w:lsdException w:name="Body Text" w:uiPriority="0" w:unhideWhenUsed="0" w:qFormat="1"/>
-    <w:lsdException w:name="Body Text Indent" w:semiHidden="0" w:uiPriority="0" w:unhideWhenUsed="0"/>
-    <w:lsdException w:name="List Continue" w:semiHidden="0" w:uiPriority="0" w:unhideWhenUsed="0"/>
-    <w:lsdException w:name="List Continue 2" w:semiHidden="0" w:uiPriority="0" w:unhideWhenUsed="0"/>
-    <w:lsdException w:name="List Continue 3" w:semiHidden="0" w:uiPriority="0" w:unhideWhenUsed="0"/>
-    <w:lsdException w:name="List Continue 4" w:semiHidden="0" w:uiPriority="0" w:unhideWhenUsed="0"/>
-    <w:lsdException w:name="List Continue 5" w:semiHidden="0" w:uiPriority="0" w:unhideWhenUsed="0"/>
-    <w:lsdException w:name="Message Header" w:semiHidden="0" w:uiPriority="0" w:unhideWhenUsed="0"/>
-    <w:lsdException w:name="Subtitle" w:semiHidden="0" w:uiPriority="0" w:unhideWhenUsed="0" w:qFormat="1"/>
-    <w:lsdException w:name="Salutation" w:semiHidden="0" w:uiPriority="0" w:unhideWhenUsed="0"/>
-    <w:lsdException w:name="Date" w:semiHidden="0" w:uiPriority="0" w:unhideWhenUsed="0"/>
-    <w:lsdException w:name="Body Text First Indent" w:semiHidden="0" w:uiPriority="0" w:unhideWhenUsed="0"/>
-    <w:lsdException w:name="Body Text First Indent 2" w:semiHidden="0" w:uiPriority="0" w:unhideWhenUsed="0"/>
-    <w:lsdException w:name="Body Text 2" w:semiHidden="0" w:uiPriority="0" w:unhideWhenUsed="0"/>
-    <w:lsdException w:name="Body Text 3" w:semiHidden="0" w:uiPriority="0" w:unhideWhenUsed="0"/>
-    <w:lsdException w:name="Body Text Indent 2" w:semiHidden="0" w:uiPriority="0" w:unhideWhenUsed="0"/>
-    <w:lsdException w:name="Body Text Indent 3" w:semiHidden="0" w:uiPriority="0" w:unhideWhenUsed="0"/>
-    <w:lsdException w:name="Block Text" w:semiHidden="0" w:uiPriority="0" w:unhideWhenUsed="0"/>
-    <w:lsdException w:name="Hyperlink" w:semiHidden="0" w:uiPriority="0" w:unhideWhenUsed="0"/>
-    <w:lsdException w:name="FollowedHyperlink" w:semiHidden="0" w:uiPriority="0" w:unhideWhenUsed="0"/>
-    <w:lsdException w:name="Strong" w:semiHidden="0" w:uiPriority="0" w:unhideWhenUsed="0" w:qFormat="1"/>
-    <w:lsdException w:name="Emphasis" w:semiHidden="0" w:uiPriority="0" w:unhideWhenUsed="0" w:qFormat="1"/>
-    <w:lsdException w:name="Document Map" w:semiHidden="0" w:uiPriority="0" w:unhideWhenUsed="0"/>
-    <w:lsdException w:name="Plain Text" w:semiHidden="0" w:uiPriority="0" w:unhideWhenUsed="0"/>
-    <w:lsdException w:name="E-mail Signature" w:semiHidden="0" w:uiPriority="0" w:unhideWhenUsed="0"/>
-    <w:lsdException w:name="Normal (Web)" w:semiHidden="0" w:uiPriority="0" w:unhideWhenUsed="0"/>
-    <w:lsdException w:name="HTML Acronym" w:semiHidden="0" w:uiPriority="0" w:unhideWhenUsed="0"/>
-    <w:lsdException w:name="HTML Address" w:semiHidden="0" w:uiPriority="0" w:unhideWhenUsed="0"/>
-    <w:lsdException w:name="HTML Cite" w:semiHidden="0" w:uiPriority="0" w:unhideWhenUsed="0"/>
-    <w:lsdException w:name="HTML Code" w:semiHidden="0" w:uiPriority="0" w:unhideWhenUsed="0"/>
-    <w:lsdException w:name="HTML Definition" w:semiHidden="0" w:uiPriority="0" w:unhideWhenUsed="0"/>
-    <w:lsdException w:name="HTML Keyboard" w:semiHidden="0" w:uiPriority="0" w:unhideWhenUsed="0"/>
-    <w:lsdException w:name="HTML Preformatted" w:semiHidden="0" w:uiPriority="0" w:unhideWhenUsed="0"/>
-    <w:lsdException w:name="HTML Sample" w:semiHidden="0" w:uiPriority="0" w:unhideWhenUsed="0"/>
-    <w:lsdException w:name="HTML Typewriter" w:semiHidden="0" w:uiPriority="0" w:unhideWhenUsed="0"/>
-    <w:lsdException w:name="HTML Variable" w:semiHidden="0" w:uiPriority="0" w:unhideWhenUsed="0"/>
-    <w:lsdException w:name="Normal Table" w:uiPriority="0" w:unhideWhenUsed="0"/>
-    <w:lsdException w:name="annotation subject" w:semiHidden="0" w:uiPriority="0" w:unhideWhenUsed="0"/>
-    <w:lsdException w:name="Table Simple 1" w:semiHidden="0" w:uiPriority="0" w:unhideWhenUsed="0"/>
-    <w:lsdException w:name="Table Simple 2" w:semiHidden="0" w:uiPriority="0" w:unhideWhenUsed="0"/>
-    <w:lsdException w:name="Table Simple 3" w:semiHidden="0" w:uiPriority="0" w:unhideWhenUsed="0"/>
-    <w:lsdException w:name="Table Classic 1" w:semiHidden="0" w:uiPriority="0" w:unhideWhenUsed="0"/>
-    <w:lsdException w:name="Table Classic 2" w:semiHidden="0" w:uiPriority="0" w:unhideWhenUsed="0"/>
-    <w:lsdException w:name="Table Classic 3" w:semiHidden="0" w:uiPriority="0" w:unhideWhenUsed="0"/>
-    <w:lsdException w:name="Table Classic 4" w:semiHidden="0" w:uiPriority="0" w:unhideWhenUsed="0"/>
-    <w:lsdException w:name="Table Colorful 1" w:semiHidden="0" w:uiPriority="0" w:unhideWhenUsed="0"/>
-    <w:lsdException w:name="Table Colorful 2" w:semiHidden="0" w:uiPriority="0" w:unhideWhenUsed="0"/>
-    <w:lsdException w:name="Table Colorful 3" w:semiHidden="0" w:uiPriority="0" w:unhideWhenUsed="0"/>
-    <w:lsdException w:name="Table Columns 1" w:semiHidden="0" w:uiPriority="0" w:unhideWhenUsed="0"/>
-    <w:lsdException w:name="Table Columns 2" w:semiHidden="0" w:uiPriority="0" w:unhideWhenUsed="0"/>
-    <w:lsdException w:name="Table Columns 3" w:semiHidden="0" w:uiPriority="0" w:unhideWhenUsed="0"/>
-    <w:lsdException w:name="Table Columns 4" w:semiHidden="0" w:uiPriority="0" w:unhideWhenUsed="0"/>
-    <w:lsdException w:name="Table Columns 5" w:semiHidden="0" w:uiPriority="0" w:unhideWhenUsed="0"/>
-    <w:lsdException w:name="Table Grid 1" w:semiHidden="0" w:uiPriority="0" w:unhideWhenUsed="0"/>
-    <w:lsdException w:name="Table Grid 2" w:semiHidden="0" w:uiPriority="0" w:unhideWhenUsed="0"/>
-    <w:lsdException w:name="Table Grid 3" w:semiHidden="0" w:uiPriority="0" w:unhideWhenUsed="0"/>
-    <w:lsdException w:name="Table Grid 4" w:semiHidden="0" w:uiPriority="0" w:unhideWhenUsed="0"/>
-    <w:lsdException w:name="Table Grid 5" w:semiHidden="0" w:uiPriority="0" w:unhideWhenUsed="0"/>
-    <w:lsdException w:name="Table Grid 6" w:semiHidden="0" w:uiPriority="0" w:unhideWhenUsed="0"/>
-    <w:lsdException w:name="Table Grid 7" w:semiHidden="0" w:uiPriority="0" w:unhideWhenUsed="0"/>
-    <w:lsdException w:name="Table Grid 8" w:semiHidden="0" w:uiPriority="0" w:unhideWhenUsed="0"/>
-    <w:lsdException w:name="Table List 1" w:semiHidden="0" w:uiPriority="0" w:unhideWhenUsed="0"/>
-    <w:lsdException w:name="Table List 2" w:semiHidden="0" w:uiPriority="0" w:unhideWhenUsed="0"/>
-    <w:lsdException w:name="Table List 3" w:semiHidden="0" w:uiPriority="0" w:unhideWhenUsed="0"/>
-    <w:lsdException w:name="Table List 4" w:semiHidden="0" w:uiPriority="0" w:unhideWhenUsed="0"/>
-    <w:lsdException w:name="Table List 5" w:semiHidden="0" w:uiPriority="0" w:unhideWhenUsed="0"/>
-    <w:lsdException w:name="Table List 6" w:semiHidden="0" w:uiPriority="0" w:unhideWhenUsed="0"/>
-    <w:lsdException w:name="Table List 7" w:semiHidden="0" w:uiPriority="0" w:unhideWhenUsed="0"/>
-    <w:lsdException w:name="Table List 8" w:semiHidden="0" w:uiPriority="0" w:unhideWhenUsed="0"/>
-    <w:lsdException w:name="Table 3D effects 1" w:semiHidden="0" w:uiPriority="0" w:unhideWhenUsed="0"/>
-    <w:lsdException w:name="Table 3D effects 2" w:semiHidden="0" w:uiPriority="0" w:unhideWhenUsed="0"/>
-    <w:lsdException w:name="Table 3D effects 3" w:semiHidden="0" w:uiPriority="0" w:unhideWhenUsed="0"/>
-    <w:lsdException w:name="Table Contemporary" w:semiHidden="0" w:uiPriority="0" w:unhideWhenUsed="0"/>
-    <w:lsdException w:name="Table Elegant" w:semiHidden="0" w:uiPriority="0" w:unhideWhenUsed="0"/>
-    <w:lsdException w:name="Table Professional" w:semiHidden="0" w:uiPriority="0" w:unhideWhenUsed="0"/>
-    <w:lsdException w:name="Table Subtle 1" w:semiHidden="0" w:uiPriority="0" w:unhideWhenUsed="0"/>
-    <w:lsdException w:name="Table Subtle 2" w:semiHidden="0" w:uiPriority="0" w:unhideWhenUsed="0"/>
-    <w:lsdException w:name="Table Web 1" w:semiHidden="0" w:uiPriority="0" w:unhideWhenUsed="0"/>
-    <w:lsdException w:name="Table Web 2" w:semiHidden="0" w:uiPriority="0" w:unhideWhenUsed="0"/>
-    <w:lsdException w:name="Table Web 3" w:semiHidden="0" w:uiPriority="0" w:unhideWhenUsed="0"/>
-    <w:lsdException w:name="Balloon Text" w:semiHidden="0" w:uiPriority="0" w:unhideWhenUsed="0"/>
-    <w:lsdException w:name="Table Grid" w:semiHidden="0" w:uiPriority="0" w:unhideWhenUsed="0"/>
-    <w:lsdException w:name="Table Theme" w:semiHidden="0" w:uiPriority="0" w:unhideWhenUsed="0"/>
-    <w:lsdException w:name="Light Shading" w:semiHidden="0" w:uiPriority="60" w:unhideWhenUsed="0"/>
-    <w:lsdException w:name="Light List" w:semiHidden="0" w:uiPriority="61" w:unhideWhenUsed="0"/>
-    <w:lsdException w:name="Light Grid" w:semiHidden="0" w:uiPriority="62" w:unhideWhenUsed="0"/>
-    <w:lsdException w:name="Medium Shading 1" w:semiHidden="0" w:uiPriority="63" w:unhideWhenUsed="0"/>
-    <w:lsdException w:name="Medium Shading 2" w:semiHidden="0" w:uiPriority="64" w:unhideWhenUsed="0"/>
-    <w:lsdException w:name="Medium List 1" w:semiHidden="0" w:uiPriority="65" w:unhideWhenUsed="0"/>
-    <w:lsdException w:name="Medium List 2" w:semiHidden="0" w:uiPriority="66" w:unhideWhenUsed="0"/>
-    <w:lsdException w:name="Medium Grid 1" w:semiHidden="0" w:uiPriority="67" w:unhideWhenUsed="0"/>
-    <w:lsdException w:name="Medium Grid 2" w:semiHidden="0" w:uiPriority="68" w:unhideWhenUsed="0"/>
-    <w:lsdException w:name="Medium Grid 3" w:semiHidden="0" w:uiPriority="69" w:unhideWhenUsed="0"/>
-    <w:lsdException w:name="Dark List" w:semiHidden="0" w:uiPriority="70" w:unhideWhenUsed="0"/>
-    <w:lsdException w:name="Colorful Shading" w:semiHidden="0" w:uiPriority="71" w:unhideWhenUsed="0"/>
-    <w:lsdException w:name="Colorful List" w:semiHidden="0" w:uiPriority="72" w:unhideWhenUsed="0"/>
-    <w:lsdException w:name="Colorful Grid" w:semiHidden="0" w:uiPriority="73" w:unhideWhenUsed="0"/>
-    <w:lsdException w:name="Light Shading Accent 1" w:semiHidden="0" w:uiPriority="60" w:unhideWhenUsed="0"/>
-    <w:lsdException w:name="Light List Accent 1" w:semiHidden="0" w:uiPriority="61" w:unhideWhenUsed="0"/>
-    <w:lsdException w:name="Light Grid Accent 1" w:semiHidden="0" w:uiPriority="62" w:unhideWhenUsed="0"/>
-    <w:lsdException w:name="Medium Shading 1 Accent 1" w:semiHidden="0" w:uiPriority="63" w:unhideWhenUsed="0"/>
-    <w:lsdException w:name="Medium Shading 2 Accent 1" w:semiHidden="0" w:uiPriority="64" w:unhideWhenUsed="0"/>
-    <w:lsdException w:name="Medium List 1 Accent 1" w:semiHidden="0" w:uiPriority="65" w:unhideWhenUsed="0"/>
-    <w:lsdException w:name="Medium List 2 Accent 1" w:semiHidden="0" w:uiPriority="66" w:unhideWhenUsed="0"/>
-    <w:lsdException w:name="Medium Grid 1 Accent 1" w:semiHidden="0" w:uiPriority="67" w:unhideWhenUsed="0"/>
-    <w:lsdException w:name="Medium Grid 2 Accent 1" w:semiHidden="0" w:uiPriority="68" w:unhideWhenUsed="0"/>
-    <w:lsdException w:name="Medium Grid 3 Accent 1" w:semiHidden="0" w:uiPriority="69" w:unhideWhenUsed="0"/>
-    <w:lsdException w:name="Dark List Accent 1" w:semiHidden="0" w:uiPriority="70" w:unhideWhenUsed="0"/>
-    <w:lsdException w:name="Colorful Shading Accent 1" w:semiHidden="0" w:uiPriority="71" w:unhideWhenUsed="0"/>
-    <w:lsdException w:name="Colorful List Accent 1" w:semiHidden="0" w:uiPriority="72" w:unhideWhenUsed="0"/>
-    <w:lsdException w:name="Colorful Grid Accent 1" w:semiHidden="0" w:uiPriority="73" w:unhideWhenUsed="0"/>
-    <w:lsdException w:name="Light Shading Accent 2" w:semiHidden="0" w:uiPriority="60" w:unhideWhenUsed="0"/>
-    <w:lsdException w:name="Light List Accent 2" w:semiHidden="0" w:uiPriority="61" w:unhideWhenUsed="0"/>
-    <w:lsdException w:name="Light Grid Accent 2" w:semiHidden="0" w:uiPriority="62" w:unhideWhenUsed="0"/>
-    <w:lsdException w:name="Medium Shading 1 Accent 2" w:semiHidden="0" w:uiPriority="63" w:unhideWhenUsed="0"/>
-    <w:lsdException w:name="Medium Shading 2 Accent 2" w:semiHidden="0" w:uiPriority="64" w:unhideWhenUsed="0"/>
-    <w:lsdException w:name="Medium List 1 Accent 2" w:semiHidden="0" w:uiPriority="65" w:unhideWhenUsed="0"/>
-    <w:lsdException w:name="Medium List 2 Accent 2" w:semiHidden="0" w:uiPriority="66" w:unhideWhenUsed="0"/>
-    <w:lsdException w:name="Medium Grid 1 Accent 2" w:semiHidden="0" w:uiPriority="67" w:unhideWhenUsed="0"/>
-    <w:lsdException w:name="Medium Grid 2 Accent 2" w:semiHidden="0" w:uiPriority="68" w:unhideWhenUsed="0"/>
-    <w:lsdException w:name="Medium Grid 3 Accent 2" w:semiHidden="0" w:uiPriority="69" w:unhideWhenUsed="0"/>
-    <w:lsdException w:name="Dark List Accent 2" w:semiHidden="0" w:uiPriority="70" w:unhideWhenUsed="0"/>
-    <w:lsdException w:name="Colorful Shading Accent 2" w:semiHidden="0" w:uiPriority="71" w:unhideWhenUsed="0"/>
-    <w:lsdException w:name="Colorful List Accent 2" w:semiHidden="0" w:uiPriority="72" w:unhideWhenUsed="0"/>
-    <w:lsdException w:name="Colorful Grid Accent 2" w:semiHidden="0" w:uiPriority="73" w:unhideWhenUsed="0"/>
-    <w:lsdException w:name="Light Shading Accent 3" w:semiHidden="0" w:uiPriority="60" w:unhideWhenUsed="0"/>
-    <w:lsdException w:name="Light List Accent 3" w:semiHidden="0" w:uiPriority="61" w:unhideWhenUsed="0"/>
-    <w:lsdException w:name="Light Grid Accent 3" w:semiHidden="0" w:uiPriority="62" w:unhideWhenUsed="0"/>
-    <w:lsdException w:name="Medium Shading 1 Accent 3" w:semiHidden="0" w:uiPriority="63" w:unhideWhenUsed="0"/>
-    <w:lsdException w:name="Medium Shading 2 Accent 3" w:semiHidden="0" w:uiPriority="64" w:unhideWhenUsed="0"/>
-    <w:lsdException w:name="Medium List 1 Accent 3" w:semiHidden="0" w:uiPriority="65" w:unhideWhenUsed="0"/>
-    <w:lsdException w:name="Medium List 2 Accent 3" w:semiHidden="0" w:uiPriority="66" w:unhideWhenUsed="0"/>
-    <w:lsdException w:name="Medium Grid 1 Accent 3" w:semiHidden="0" w:uiPriority="67" w:unhideWhenUsed="0"/>
-    <w:lsdException w:name="Medium Grid 2 Accent 3" w:semiHidden="0" w:uiPriority="68" w:unhideWhenUsed="0"/>
-    <w:lsdException w:name="Medium Grid 3 Accent 3" w:semiHidden="0" w:uiPriority="69" w:unhideWhenUsed="0"/>
-    <w:lsdException w:name="Dark List Accent 3" w:semiHidden="0" w:uiPriority="70" w:unhideWhenUsed="0"/>
-    <w:lsdException w:name="Colorful Shading Accent 3" w:semiHidden="0" w:uiPriority="71" w:unhideWhenUsed="0"/>
-    <w:lsdException w:name="Colorful List Accent 3" w:semiHidden="0" w:uiPriority="72" w:unhideWhenUsed="0"/>
-    <w:lsdException w:name="Colorful Grid Accent 3" w:semiHidden="0" w:uiPriority="73" w:unhideWhenUsed="0"/>
-    <w:lsdException w:name="Light Shading Accent 4" w:semiHidden="0" w:uiPriority="60" w:unhideWhenUsed="0"/>
-    <w:lsdException w:name="Light List Accent 4" w:semiHidden="0" w:uiPriority="61" w:unhideWhenUsed="0"/>
-    <w:lsdException w:name="Light Grid Accent 4" w:semiHidden="0" w:uiPriority="62" w:unhideWhenUsed="0"/>
-    <w:lsdException w:name="Medium Shading 1 Accent 4" w:semiHidden="0" w:uiPriority="63" w:unhideWhenUsed="0"/>
-    <w:lsdException w:name="Medium Shading 2 Accent 4" w:semiHidden="0" w:uiPriority="64" w:unhideWhenUsed="0"/>
-    <w:lsdException w:name="Medium List 1 Accent 4" w:semiHidden="0" w:uiPriority="65" w:unhideWhenUsed="0"/>
-    <w:lsdException w:name="Medium List 2 Accent 4" w:semiHidden="0" w:uiPriority="66" w:unhideWhenUsed="0"/>
-    <w:lsdException w:name="Medium Grid 1 Accent 4" w:semiHidden="0" w:uiPriority="67" w:unhideWhenUsed="0"/>
-    <w:lsdException w:name="Medium Grid 2 Accent 4" w:semiHidden="0" w:uiPriority="68" w:unhideWhenUsed="0"/>
-    <w:lsdException w:name="Medium Grid 3 Accent 4" w:semiHidden="0" w:uiPriority="69" w:unhideWhenUsed="0"/>
-    <w:lsdException w:name="Dark List Accent 4" w:semiHidden="0" w:uiPriority="70" w:unhideWhenUsed="0"/>
-    <w:lsdException w:name="Colorful Shading Accent 4" w:semiHidden="0" w:uiPriority="71" w:unhideWhenUsed="0"/>
-    <w:lsdException w:name="Colorful List Accent 4" w:semiHidden="0" w:uiPriority="72" w:unhideWhenUsed="0"/>
-    <w:lsdException w:name="Colorful Grid Accent 4" w:semiHidden="0" w:uiPriority="73" w:unhideWhenUsed="0"/>
-    <w:lsdException w:name="Light Shading Accent 5" w:semiHidden="0" w:uiPriority="60" w:unhideWhenUsed="0"/>
-    <w:lsdException w:name="Light List Accent 5" w:semiHidden="0" w:uiPriority="61" w:unhideWhenUsed="0"/>
-    <w:lsdException w:name="Light Grid Accent 5" w:semiHidden="0" w:uiPriority="62" w:unhideWhenUsed="0"/>
-    <w:lsdException w:name="Medium Shading 1 Accent 5" w:semiHidden="0" w:uiPriority="63" w:unhideWhenUsed="0"/>
-    <w:lsdException w:name="Medium Shading 2 Accent 5" w:semiHidden="0" w:uiPriority="64" w:unhideWhenUsed="0"/>
-    <w:lsdException w:name="Medium List 1 Accent 5" w:semiHidden="0" w:uiPriority="65" w:unhideWhenUsed="0"/>
-    <w:lsdException w:name="Medium List 2 Accent 5" w:semiHidden="0" w:uiPriority="66" w:unhideWhenUsed="0"/>
-    <w:lsdException w:name="Medium Grid 1 Accent 5" w:semiHidden="0" w:uiPriority="67" w:unhideWhenUsed="0"/>
-    <w:lsdException w:name="Medium Grid 2 Accent 5" w:semiHidden="0" w:uiPriority="68" w:unhideWhenUsed="0"/>
-    <w:lsdException w:name="Medium Grid 3 Accent 5" w:semiHidden="0" w:uiPriority="69" w:unhideWhenUsed="0"/>
-    <w:lsdException w:name="Dark List Accent 5" w:semiHidden="0" w:uiPriority="70" w:unhideWhenUsed="0"/>
-    <w:lsdException w:name="Colorful Shading Accent 5" w:semiHidden="0" w:uiPriority="71" w:unhideWhenUsed="0"/>
-    <w:lsdException w:name="Colorful List Accent 5" w:semiHidden="0" w:uiPriority="72" w:unhideWhenUsed="0"/>
-    <w:lsdException w:name="Colorful Grid Accent 5" w:semiHidden="0" w:uiPriority="73" w:unhideWhenUsed="0"/>
-    <w:lsdException w:name="Light Shading Accent 6" w:semiHidden="0" w:uiPriority="60" w:unhideWhenUsed="0"/>
-    <w:lsdException w:name="Light List Accent 6" w:semiHidden="0" w:uiPriority="61" w:unhideWhenUsed="0"/>
-    <w:lsdException w:name="Light Grid Accent 6" w:semiHidden="0" w:uiPriority="62" w:unhideWhenUsed="0"/>
-    <w:lsdException w:name="Medium Shading 1 Accent 6" w:semiHidden="0" w:uiPriority="63" w:unhideWhenUsed="0"/>
-    <w:lsdException w:name="Medium Shading 2 Accent 6" w:semiHidden="0" w:uiPriority="64" w:unhideWhenUsed="0"/>
-    <w:lsdException w:name="Medium List 1 Accent 6" w:semiHidden="0" w:uiPriority="65" w:unhideWhenUsed="0"/>
-    <w:lsdException w:name="Medium List 2 Accent 6" w:semiHidden="0" w:uiPriority="66" w:unhideWhenUsed="0"/>
-    <w:lsdException w:name="Medium Grid 1 Accent 6" w:semiHidden="0" w:uiPriority="67" w:unhideWhenUsed="0"/>
-    <w:lsdException w:name="Medium Grid 2 Accent 6" w:semiHidden="0" w:uiPriority="68" w:unhideWhenUsed="0"/>
-    <w:lsdException w:name="Medium Grid 3 Accent 6" w:semiHidden="0" w:uiPriority="69" w:unhideWhenUsed="0"/>
-    <w:lsdException w:name="Dark List Accent 6" w:semiHidden="0" w:uiPriority="70" w:unhideWhenUsed="0"/>
-    <w:lsdException w:name="Colorful Shading Accent 6" w:semiHidden="0" w:uiPriority="71" w:unhideWhenUsed="0"/>
-    <w:lsdException w:name="Colorful List Accent 6" w:semiHidden="0" w:uiPriority="72" w:unhideWhenUsed="0"/>
-    <w:lsdException w:name="Colorful Grid Accent 6" w:semiHidden="0" w:uiPriority="73" w:unhideWhenUsed="0"/>
+  <w:latentStyles w:count="260" w:defQFormat="0" w:defUnhideWhenUsed="1" w:defSemiHidden="1" w:defUIPriority="99" w:defLockedState="0">
+    <w:lsdException w:qFormat="1" w:unhideWhenUsed="0" w:uiPriority="0" w:name="Normal"/>
+    <w:lsdException w:qFormat="1" w:unhideWhenUsed="0" w:uiPriority="0" w:semiHidden="0" w:name="heading 1"/>
+    <w:lsdException w:qFormat="1" w:uiPriority="0" w:name="heading 2"/>
+    <w:lsdException w:qFormat="1" w:uiPriority="0" w:name="heading 3"/>
+    <w:lsdException w:qFormat="1" w:uiPriority="0" w:name="heading 4"/>
+    <w:lsdException w:qFormat="1" w:uiPriority="0" w:name="heading 5"/>
+    <w:lsdException w:qFormat="1" w:uiPriority="0" w:name="heading 6"/>
+    <w:lsdException w:qFormat="1" w:uiPriority="0" w:name="heading 7"/>
+    <w:lsdException w:qFormat="1" w:uiPriority="0" w:name="heading 8"/>
+    <w:lsdException w:qFormat="1" w:uiPriority="0" w:name="heading 9"/>
+    <w:lsdException w:unhideWhenUsed="0" w:uiPriority="0" w:semiHidden="0" w:name="index 1"/>
+    <w:lsdException w:unhideWhenUsed="0" w:uiPriority="0" w:semiHidden="0" w:name="index 2"/>
+    <w:lsdException w:unhideWhenUsed="0" w:uiPriority="0" w:semiHidden="0" w:name="index 3"/>
+    <w:lsdException w:unhideWhenUsed="0" w:uiPriority="0" w:semiHidden="0" w:name="index 4"/>
+    <w:lsdException w:unhideWhenUsed="0" w:uiPriority="0" w:semiHidden="0" w:name="index 5"/>
+    <w:lsdException w:unhideWhenUsed="0" w:uiPriority="0" w:semiHidden="0" w:name="index 6"/>
+    <w:lsdException w:unhideWhenUsed="0" w:uiPriority="0" w:semiHidden="0" w:name="index 7"/>
+    <w:lsdException w:unhideWhenUsed="0" w:uiPriority="0" w:semiHidden="0" w:name="index 8"/>
+    <w:lsdException w:unhideWhenUsed="0" w:uiPriority="0" w:semiHidden="0" w:name="index 9"/>
+    <w:lsdException w:unhideWhenUsed="0" w:uiPriority="0" w:semiHidden="0" w:name="toc 1"/>
+    <w:lsdException w:unhideWhenUsed="0" w:uiPriority="0" w:semiHidden="0" w:name="toc 2"/>
+    <w:lsdException w:unhideWhenUsed="0" w:uiPriority="0" w:semiHidden="0" w:name="toc 3"/>
+    <w:lsdException w:unhideWhenUsed="0" w:uiPriority="0" w:semiHidden="0" w:name="toc 4"/>
+    <w:lsdException w:unhideWhenUsed="0" w:uiPriority="0" w:semiHidden="0" w:name="toc 5"/>
+    <w:lsdException w:unhideWhenUsed="0" w:uiPriority="0" w:semiHidden="0" w:name="toc 6"/>
+    <w:lsdException w:unhideWhenUsed="0" w:uiPriority="0" w:semiHidden="0" w:name="toc 7"/>
+    <w:lsdException w:unhideWhenUsed="0" w:uiPriority="0" w:semiHidden="0" w:name="toc 8"/>
+    <w:lsdException w:unhideWhenUsed="0" w:uiPriority="0" w:semiHidden="0" w:name="toc 9"/>
+    <w:lsdException w:unhideWhenUsed="0" w:uiPriority="0" w:semiHidden="0" w:name="Normal Indent"/>
+    <w:lsdException w:unhideWhenUsed="0" w:uiPriority="0" w:semiHidden="0" w:name="footnote text"/>
+    <w:lsdException w:unhideWhenUsed="0" w:uiPriority="0" w:semiHidden="0" w:name="annotation text"/>
+    <w:lsdException w:unhideWhenUsed="0" w:uiPriority="0" w:semiHidden="0" w:name="header"/>
+    <w:lsdException w:unhideWhenUsed="0" w:uiPriority="0" w:semiHidden="0" w:name="footer"/>
+    <w:lsdException w:unhideWhenUsed="0" w:uiPriority="0" w:semiHidden="0" w:name="index heading"/>
+    <w:lsdException w:qFormat="1" w:uiPriority="0" w:name="caption"/>
+    <w:lsdException w:unhideWhenUsed="0" w:uiPriority="0" w:semiHidden="0" w:name="table of figures"/>
+    <w:lsdException w:unhideWhenUsed="0" w:uiPriority="0" w:semiHidden="0" w:name="envelope address"/>
+    <w:lsdException w:unhideWhenUsed="0" w:uiPriority="0" w:semiHidden="0" w:name="envelope return"/>
+    <w:lsdException w:unhideWhenUsed="0" w:uiPriority="0" w:semiHidden="0" w:name="footnote reference"/>
+    <w:lsdException w:unhideWhenUsed="0" w:uiPriority="0" w:semiHidden="0" w:name="annotation reference"/>
+    <w:lsdException w:unhideWhenUsed="0" w:uiPriority="0" w:semiHidden="0" w:name="line number"/>
+    <w:lsdException w:unhideWhenUsed="0" w:uiPriority="0" w:semiHidden="0" w:name="page number"/>
+    <w:lsdException w:unhideWhenUsed="0" w:uiPriority="0" w:semiHidden="0" w:name="endnote reference"/>
+    <w:lsdException w:unhideWhenUsed="0" w:uiPriority="0" w:semiHidden="0" w:name="endnote text"/>
+    <w:lsdException w:unhideWhenUsed="0" w:uiPriority="0" w:semiHidden="0" w:name="table of authorities"/>
+    <w:lsdException w:unhideWhenUsed="0" w:uiPriority="0" w:semiHidden="0" w:name="macro"/>
+    <w:lsdException w:unhideWhenUsed="0" w:uiPriority="0" w:semiHidden="0" w:name="toa heading"/>
+    <w:lsdException w:unhideWhenUsed="0" w:uiPriority="0" w:semiHidden="0" w:name="List"/>
+    <w:lsdException w:unhideWhenUsed="0" w:uiPriority="0" w:semiHidden="0" w:name="List Bullet"/>
+    <w:lsdException w:unhideWhenUsed="0" w:uiPriority="0" w:semiHidden="0" w:name="List Number"/>
+    <w:lsdException w:unhideWhenUsed="0" w:uiPriority="0" w:semiHidden="0" w:name="List 2"/>
+    <w:lsdException w:unhideWhenUsed="0" w:uiPriority="0" w:semiHidden="0" w:name="List 3"/>
+    <w:lsdException w:unhideWhenUsed="0" w:uiPriority="0" w:semiHidden="0" w:name="List 4"/>
+    <w:lsdException w:unhideWhenUsed="0" w:uiPriority="0" w:semiHidden="0" w:name="List 5"/>
+    <w:lsdException w:unhideWhenUsed="0" w:uiPriority="0" w:semiHidden="0" w:name="List Bullet 2"/>
+    <w:lsdException w:unhideWhenUsed="0" w:uiPriority="0" w:semiHidden="0" w:name="List Bullet 3"/>
+    <w:lsdException w:unhideWhenUsed="0" w:uiPriority="0" w:semiHidden="0" w:name="List Bullet 4"/>
+    <w:lsdException w:unhideWhenUsed="0" w:uiPriority="0" w:semiHidden="0" w:name="List Bullet 5"/>
+    <w:lsdException w:unhideWhenUsed="0" w:uiPriority="0" w:semiHidden="0" w:name="List Number 2"/>
+    <w:lsdException w:unhideWhenUsed="0" w:uiPriority="0" w:semiHidden="0" w:name="List Number 3"/>
+    <w:lsdException w:unhideWhenUsed="0" w:uiPriority="0" w:semiHidden="0" w:name="List Number 4"/>
+    <w:lsdException w:unhideWhenUsed="0" w:uiPriority="0" w:semiHidden="0" w:name="List Number 5"/>
+    <w:lsdException w:qFormat="1" w:unhideWhenUsed="0" w:uiPriority="0" w:semiHidden="0" w:name="Title"/>
+    <w:lsdException w:unhideWhenUsed="0" w:uiPriority="0" w:semiHidden="0" w:name="Closing"/>
+    <w:lsdException w:unhideWhenUsed="0" w:uiPriority="0" w:semiHidden="0" w:name="Signature"/>
+    <w:lsdException w:qFormat="1" w:unhideWhenUsed="0" w:uiPriority="0" w:name="Default Paragraph Font"/>
+    <w:lsdException w:qFormat="1" w:unhideWhenUsed="0" w:uiPriority="0" w:name="Body Text"/>
+    <w:lsdException w:unhideWhenUsed="0" w:uiPriority="0" w:semiHidden="0" w:name="Body Text Indent"/>
+    <w:lsdException w:unhideWhenUsed="0" w:uiPriority="0" w:semiHidden="0" w:name="List Continue"/>
+    <w:lsdException w:unhideWhenUsed="0" w:uiPriority="0" w:semiHidden="0" w:name="List Continue 2"/>
+    <w:lsdException w:unhideWhenUsed="0" w:uiPriority="0" w:semiHidden="0" w:name="List Continue 3"/>
+    <w:lsdException w:unhideWhenUsed="0" w:uiPriority="0" w:semiHidden="0" w:name="List Continue 4"/>
+    <w:lsdException w:unhideWhenUsed="0" w:uiPriority="0" w:semiHidden="0" w:name="List Continue 5"/>
+    <w:lsdException w:unhideWhenUsed="0" w:uiPriority="0" w:semiHidden="0" w:name="Message Header"/>
+    <w:lsdException w:qFormat="1" w:unhideWhenUsed="0" w:uiPriority="0" w:semiHidden="0" w:name="Subtitle"/>
+    <w:lsdException w:unhideWhenUsed="0" w:uiPriority="0" w:semiHidden="0" w:name="Salutation"/>
+    <w:lsdException w:unhideWhenUsed="0" w:uiPriority="0" w:semiHidden="0" w:name="Date"/>
+    <w:lsdException w:unhideWhenUsed="0" w:uiPriority="0" w:semiHidden="0" w:name="Body Text First Indent"/>
+    <w:lsdException w:unhideWhenUsed="0" w:uiPriority="0" w:semiHidden="0" w:name="Body Text First Indent 2"/>
+    <w:lsdException w:uiPriority="99" w:name="Note Heading"/>
+    <w:lsdException w:unhideWhenUsed="0" w:uiPriority="0" w:semiHidden="0" w:name="Body Text 2"/>
+    <w:lsdException w:unhideWhenUsed="0" w:uiPriority="0" w:semiHidden="0" w:name="Body Text 3"/>
+    <w:lsdException w:unhideWhenUsed="0" w:uiPriority="0" w:semiHidden="0" w:name="Body Text Indent 2"/>
+    <w:lsdException w:unhideWhenUsed="0" w:uiPriority="0" w:semiHidden="0" w:name="Body Text Indent 3"/>
+    <w:lsdException w:unhideWhenUsed="0" w:uiPriority="0" w:semiHidden="0" w:name="Block Text"/>
+    <w:lsdException w:unhideWhenUsed="0" w:uiPriority="0" w:semiHidden="0" w:name="Hyperlink"/>
+    <w:lsdException w:unhideWhenUsed="0" w:uiPriority="0" w:semiHidden="0" w:name="FollowedHyperlink"/>
+    <w:lsdException w:qFormat="1" w:unhideWhenUsed="0" w:uiPriority="0" w:semiHidden="0" w:name="Strong"/>
+    <w:lsdException w:qFormat="1" w:unhideWhenUsed="0" w:uiPriority="0" w:semiHidden="0" w:name="Emphasis"/>
+    <w:lsdException w:unhideWhenUsed="0" w:uiPriority="0" w:semiHidden="0" w:name="Document Map"/>
+    <w:lsdException w:unhideWhenUsed="0" w:uiPriority="0" w:semiHidden="0" w:name="Plain Text"/>
+    <w:lsdException w:unhideWhenUsed="0" w:uiPriority="0" w:semiHidden="0" w:name="E-mail Signature"/>
+    <w:lsdException w:unhideWhenUsed="0" w:uiPriority="0" w:semiHidden="0" w:name="Normal (Web)"/>
+    <w:lsdException w:unhideWhenUsed="0" w:uiPriority="0" w:semiHidden="0" w:name="HTML Acronym"/>
+    <w:lsdException w:unhideWhenUsed="0" w:uiPriority="0" w:semiHidden="0" w:name="HTML Address"/>
+    <w:lsdException w:unhideWhenUsed="0" w:uiPriority="0" w:semiHidden="0" w:name="HTML Cite"/>
+    <w:lsdException w:unhideWhenUsed="0" w:uiPriority="0" w:semiHidden="0" w:name="HTML Code"/>
+    <w:lsdException w:unhideWhenUsed="0" w:uiPriority="0" w:semiHidden="0" w:name="HTML Definition"/>
+    <w:lsdException w:unhideWhenUsed="0" w:uiPriority="0" w:semiHidden="0" w:name="HTML Keyboard"/>
+    <w:lsdException w:unhideWhenUsed="0" w:uiPriority="0" w:semiHidden="0" w:name="HTML Preformatted"/>
+    <w:lsdException w:unhideWhenUsed="0" w:uiPriority="0" w:semiHidden="0" w:name="HTML Sample"/>
+    <w:lsdException w:unhideWhenUsed="0" w:uiPriority="0" w:semiHidden="0" w:name="HTML Typewriter"/>
+    <w:lsdException w:unhideWhenUsed="0" w:uiPriority="0" w:semiHidden="0" w:name="HTML Variable"/>
+    <w:lsdException w:qFormat="1" w:unhideWhenUsed="0" w:uiPriority="0" w:name="Normal Table"/>
+    <w:lsdException w:unhideWhenUsed="0" w:uiPriority="0" w:semiHidden="0" w:name="annotation subject"/>
+    <w:lsdException w:unhideWhenUsed="0" w:uiPriority="0" w:semiHidden="0" w:name="Table Simple 1"/>
+    <w:lsdException w:unhideWhenUsed="0" w:uiPriority="0" w:semiHidden="0" w:name="Table Simple 2"/>
+    <w:lsdException w:unhideWhenUsed="0" w:uiPriority="0" w:semiHidden="0" w:name="Table Simple 3"/>
+    <w:lsdException w:unhideWhenUsed="0" w:uiPriority="0" w:semiHidden="0" w:name="Table Classic 1"/>
+    <w:lsdException w:unhideWhenUsed="0" w:uiPriority="0" w:semiHidden="0" w:name="Table Classic 2"/>
+    <w:lsdException w:unhideWhenUsed="0" w:uiPriority="0" w:semiHidden="0" w:name="Table Classic 3"/>
+    <w:lsdException w:unhideWhenUsed="0" w:uiPriority="0" w:semiHidden="0" w:name="Table Classic 4"/>
+    <w:lsdException w:unhideWhenUsed="0" w:uiPriority="0" w:semiHidden="0" w:name="Table Colorful 1"/>
+    <w:lsdException w:unhideWhenUsed="0" w:uiPriority="0" w:semiHidden="0" w:name="Table Colorful 2"/>
+    <w:lsdException w:unhideWhenUsed="0" w:uiPriority="0" w:semiHidden="0" w:name="Table Colorful 3"/>
+    <w:lsdException w:unhideWhenUsed="0" w:uiPriority="0" w:semiHidden="0" w:name="Table Columns 1"/>
+    <w:lsdException w:unhideWhenUsed="0" w:uiPriority="0" w:semiHidden="0" w:name="Table Columns 2"/>
+    <w:lsdException w:unhideWhenUsed="0" w:uiPriority="0" w:semiHidden="0" w:name="Table Columns 3"/>
+    <w:lsdException w:unhideWhenUsed="0" w:uiPriority="0" w:semiHidden="0" w:name="Table Columns 4"/>
+    <w:lsdException w:unhideWhenUsed="0" w:uiPriority="0" w:semiHidden="0" w:name="Table Columns 5"/>
+    <w:lsdException w:unhideWhenUsed="0" w:uiPriority="0" w:semiHidden="0" w:name="Table Grid 1"/>
+    <w:lsdException w:unhideWhenUsed="0" w:uiPriority="0" w:semiHidden="0" w:name="Table Grid 2"/>
+    <w:lsdException w:unhideWhenUsed="0" w:uiPriority="0" w:semiHidden="0" w:name="Table Grid 3"/>
+    <w:lsdException w:unhideWhenUsed="0" w:uiPriority="0" w:semiHidden="0" w:name="Table Grid 4"/>
+    <w:lsdException w:unhideWhenUsed="0" w:uiPriority="0" w:semiHidden="0" w:name="Table Grid 5"/>
+    <w:lsdException w:unhideWhenUsed="0" w:uiPriority="0" w:semiHidden="0" w:name="Table Grid 6"/>
+    <w:lsdException w:unhideWhenUsed="0" w:uiPriority="0" w:semiHidden="0" w:name="Table Grid 7"/>
+    <w:lsdException w:unhideWhenUsed="0" w:uiPriority="0" w:semiHidden="0" w:name="Table Grid 8"/>
+    <w:lsdException w:unhideWhenUsed="0" w:uiPriority="0" w:semiHidden="0" w:name="Table List 1"/>
+    <w:lsdException w:unhideWhenUsed="0" w:uiPriority="0" w:semiHidden="0" w:name="Table List 2"/>
+    <w:lsdException w:unhideWhenUsed="0" w:uiPriority="0" w:semiHidden="0" w:name="Table List 3"/>
+    <w:lsdException w:unhideWhenUsed="0" w:uiPriority="0" w:semiHidden="0" w:name="Table List 4"/>
+    <w:lsdException w:unhideWhenUsed="0" w:uiPriority="0" w:semiHidden="0" w:name="Table List 5"/>
+    <w:lsdException w:unhideWhenUsed="0" w:uiPriority="0" w:semiHidden="0" w:name="Table List 6"/>
+    <w:lsdException w:unhideWhenUsed="0" w:uiPriority="0" w:semiHidden="0" w:name="Table List 7"/>
+    <w:lsdException w:unhideWhenUsed="0" w:uiPriority="0" w:semiHidden="0" w:name="Table List 8"/>
+    <w:lsdException w:unhideWhenUsed="0" w:uiPriority="0" w:semiHidden="0" w:name="Table 3D effects 1"/>
+    <w:lsdException w:unhideWhenUsed="0" w:uiPriority="0" w:semiHidden="0" w:name="Table 3D effects 2"/>
+    <w:lsdException w:unhideWhenUsed="0" w:uiPriority="0" w:semiHidden="0" w:name="Table 3D effects 3"/>
+    <w:lsdException w:unhideWhenUsed="0" w:uiPriority="0" w:semiHidden="0" w:name="Table Contemporary"/>
+    <w:lsdException w:unhideWhenUsed="0" w:uiPriority="0" w:semiHidden="0" w:name="Table Elegant"/>
+    <w:lsdException w:unhideWhenUsed="0" w:uiPriority="0" w:semiHidden="0" w:name="Table Professional"/>
+    <w:lsdException w:unhideWhenUsed="0" w:uiPriority="0" w:semiHidden="0" w:name="Table Subtle 1"/>
+    <w:lsdException w:unhideWhenUsed="0" w:uiPriority="0" w:semiHidden="0" w:name="Table Subtle 2"/>
+    <w:lsdException w:unhideWhenUsed="0" w:uiPriority="0" w:semiHidden="0" w:name="Table Web 1"/>
+    <w:lsdException w:unhideWhenUsed="0" w:uiPriority="0" w:semiHidden="0" w:name="Table Web 2"/>
+    <w:lsdException w:unhideWhenUsed="0" w:uiPriority="0" w:semiHidden="0" w:name="Table Web 3"/>
+    <w:lsdException w:unhideWhenUsed="0" w:uiPriority="0" w:semiHidden="0" w:name="Balloon Text"/>
+    <w:lsdException w:unhideWhenUsed="0" w:uiPriority="0" w:semiHidden="0" w:name="Table Grid"/>
+    <w:lsdException w:unhideWhenUsed="0" w:uiPriority="0" w:semiHidden="0" w:name="Table Theme"/>
+    <w:lsdException w:unhideWhenUsed="0" w:uiPriority="60" w:semiHidden="0" w:name="Light Shading"/>
+    <w:lsdException w:unhideWhenUsed="0" w:uiPriority="61" w:semiHidden="0" w:name="Light List"/>
+    <w:lsdException w:unhideWhenUsed="0" w:uiPriority="62" w:semiHidden="0" w:name="Light Grid"/>
+    <w:lsdException w:unhideWhenUsed="0" w:uiPriority="63" w:semiHidden="0" w:name="Medium Shading 1"/>
+    <w:lsdException w:unhideWhenUsed="0" w:uiPriority="64" w:semiHidden="0" w:name="Medium Shading 2"/>
+    <w:lsdException w:unhideWhenUsed="0" w:uiPriority="65" w:semiHidden="0" w:name="Medium List 1"/>
+    <w:lsdException w:unhideWhenUsed="0" w:uiPriority="66" w:semiHidden="0" w:name="Medium List 2"/>
+    <w:lsdException w:unhideWhenUsed="0" w:uiPriority="67" w:semiHidden="0" w:name="Medium Grid 1"/>
+    <w:lsdException w:unhideWhenUsed="0" w:uiPriority="68" w:semiHidden="0" w:name="Medium Grid 2"/>
+    <w:lsdException w:unhideWhenUsed="0" w:uiPriority="69" w:semiHidden="0" w:name="Medium Grid 3"/>
+    <w:lsdException w:unhideWhenUsed="0" w:uiPriority="70" w:semiHidden="0" w:name="Dark List"/>
+    <w:lsdException w:unhideWhenUsed="0" w:uiPriority="71" w:semiHidden="0" w:name="Colorful Shading"/>
+    <w:lsdException w:unhideWhenUsed="0" w:uiPriority="72" w:semiHidden="0" w:name="Colorful List"/>
+    <w:lsdException w:unhideWhenUsed="0" w:uiPriority="73" w:semiHidden="0" w:name="Colorful Grid"/>
+    <w:lsdException w:unhideWhenUsed="0" w:uiPriority="60" w:semiHidden="0" w:name="Light Shading Accent 1"/>
+    <w:lsdException w:unhideWhenUsed="0" w:uiPriority="61" w:semiHidden="0" w:name="Light List Accent 1"/>
+    <w:lsdException w:unhideWhenUsed="0" w:uiPriority="62" w:semiHidden="0" w:name="Light Grid Accent 1"/>
+    <w:lsdException w:unhideWhenUsed="0" w:uiPriority="63" w:semiHidden="0" w:name="Medium Shading 1 Accent 1"/>
+    <w:lsdException w:unhideWhenUsed="0" w:uiPriority="64" w:semiHidden="0" w:name="Medium Shading 2 Accent 1"/>
+    <w:lsdException w:unhideWhenUsed="0" w:uiPriority="65" w:semiHidden="0" w:name="Medium List 1 Accent 1"/>
+    <w:lsdException w:unhideWhenUsed="0" w:uiPriority="66" w:semiHidden="0" w:name="Medium List 2 Accent 1"/>
+    <w:lsdException w:unhideWhenUsed="0" w:uiPriority="67" w:semiHidden="0" w:name="Medium Grid 1 Accent 1"/>
+    <w:lsdException w:unhideWhenUsed="0" w:uiPriority="68" w:semiHidden="0" w:name="Medium Grid 2 Accent 1"/>
+    <w:lsdException w:unhideWhenUsed="0" w:uiPriority="69" w:semiHidden="0" w:name="Medium Grid 3 Accent 1"/>
+    <w:lsdException w:unhideWhenUsed="0" w:uiPriority="70" w:semiHidden="0" w:name="Dark List Accent 1"/>
+    <w:lsdException w:unhideWhenUsed="0" w:uiPriority="71" w:semiHidden="0" w:name="Colorful Shading Accent 1"/>
+    <w:lsdException w:unhideWhenUsed="0" w:uiPriority="72" w:semiHidden="0" w:name="Colorful List Accent 1"/>
+    <w:lsdException w:unhideWhenUsed="0" w:uiPriority="73" w:semiHidden="0" w:name="Colorful Grid Accent 1"/>
+    <w:lsdException w:unhideWhenUsed="0" w:uiPriority="60" w:semiHidden="0" w:name="Light Shading Accent 2"/>
+    <w:lsdException w:unhideWhenUsed="0" w:uiPriority="61" w:semiHidden="0" w:name="Light List Accent 2"/>
+    <w:lsdException w:unhideWhenUsed="0" w:uiPriority="62" w:semiHidden="0" w:name="Light Grid Accent 2"/>
+    <w:lsdException w:unhideWhenUsed="0" w:uiPriority="63" w:semiHidden="0" w:name="Medium Shading 1 Accent 2"/>
+    <w:lsdException w:unhideWhenUsed="0" w:uiPriority="64" w:semiHidden="0" w:name="Medium Shading 2 Accent 2"/>
+    <w:lsdException w:unhideWhenUsed="0" w:uiPriority="65" w:semiHidden="0" w:name="Medium List 1 Accent 2"/>
+    <w:lsdException w:unhideWhenUsed="0" w:uiPriority="66" w:semiHidden="0" w:name="Medium List 2 Accent 2"/>
+    <w:lsdException w:unhideWhenUsed="0" w:uiPriority="67" w:semiHidden="0" w:name="Medium Grid 1 Accent 2"/>
+    <w:lsdException w:unhideWhenUsed="0" w:uiPriority="68" w:semiHidden="0" w:name="Medium Grid 2 Accent 2"/>
+    <w:lsdException w:unhideWhenUsed="0" w:uiPriority="69" w:semiHidden="0" w:name="Medium Grid 3 Accent 2"/>
+    <w:lsdException w:unhideWhenUsed="0" w:uiPriority="70" w:semiHidden="0" w:name="Dark List Accent 2"/>
+    <w:lsdException w:unhideWhenUsed="0" w:uiPriority="71" w:semiHidden="0" w:name="Colorful Shading Accent 2"/>
+    <w:lsdException w:unhideWhenUsed="0" w:uiPriority="72" w:semiHidden="0" w:name="Colorful List Accent 2"/>
+    <w:lsdException w:unhideWhenUsed="0" w:uiPriority="73" w:semiHidden="0" w:name="Colorful Grid Accent 2"/>
+    <w:lsdException w:unhideWhenUsed="0" w:uiPriority="60" w:semiHidden="0" w:name="Light Shading Accent 3"/>
+    <w:lsdException w:unhideWhenUsed="0" w:uiPriority="61" w:semiHidden="0" w:name="Light List Accent 3"/>
+    <w:lsdException w:unhideWhenUsed="0" w:uiPriority="62" w:semiHidden="0" w:name="Light Grid Accent 3"/>
+    <w:lsdException w:unhideWhenUsed="0" w:uiPriority="63" w:semiHidden="0" w:name="Medium Shading 1 Accent 3"/>
+    <w:lsdException w:unhideWhenUsed="0" w:uiPriority="64" w:semiHidden="0" w:name="Medium Shading 2 Accent 3"/>
+    <w:lsdException w:unhideWhenUsed="0" w:uiPriority="65" w:semiHidden="0" w:name="Medium List 1 Accent 3"/>
+    <w:lsdException w:unhideWhenUsed="0" w:uiPriority="66" w:semiHidden="0" w:name="Medium List 2 Accent 3"/>
+    <w:lsdException w:unhideWhenUsed="0" w:uiPriority="67" w:semiHidden="0" w:name="Medium Grid 1 Accent 3"/>
+    <w:lsdException w:unhideWhenUsed="0" w:uiPriority="68" w:semiHidden="0" w:name="Medium Grid 2 Accent 3"/>
+    <w:lsdException w:unhideWhenUsed="0" w:uiPriority="69" w:semiHidden="0" w:name="Medium Grid 3 Accent 3"/>
+    <w:lsdException w:unhideWhenUsed="0" w:uiPriority="70" w:semiHidden="0" w:name="Dark List Accent 3"/>
+    <w:lsdException w:unhideWhenUsed="0" w:uiPriority="71" w:semiHidden="0" w:name="Colorful Shading Accent 3"/>
+    <w:lsdException w:unhideWhenUsed="0" w:uiPriority="72" w:semiHidden="0" w:name="Colorful List Accent 3"/>
+    <w:lsdException w:unhideWhenUsed="0" w:uiPriority="73" w:semiHidden="0" w:name="Colorful Grid Accent 3"/>
+    <w:lsdException w:unhideWhenUsed="0" w:uiPriority="60" w:semiHidden="0" w:name="Light Shading Accent 4"/>
+    <w:lsdException w:unhideWhenUsed="0" w:uiPriority="61" w:semiHidden="0" w:name="Light List Accent 4"/>
+    <w:lsdException w:unhideWhenUsed="0" w:uiPriority="62" w:semiHidden="0" w:name="Light Grid Accent 4"/>
+    <w:lsdException w:unhideWhenUsed="0" w:uiPriority="63" w:semiHidden="0" w:name="Medium Shading 1 Accent 4"/>
+    <w:lsdException w:unhideWhenUsed="0" w:uiPriority="64" w:semiHidden="0" w:name="Medium Shading 2 Accent 4"/>
+    <w:lsdException w:unhideWhenUsed="0" w:uiPriority="65" w:semiHidden="0" w:name="Medium List 1 Accent 4"/>
+    <w:lsdException w:unhideWhenUsed="0" w:uiPriority="66" w:semiHidden="0" w:name="Medium List 2 Accent 4"/>
+    <w:lsdException w:unhideWhenUsed="0" w:uiPriority="67" w:semiHidden="0" w:name="Medium Grid 1 Accent 4"/>
+    <w:lsdException w:unhideWhenUsed="0" w:uiPriority="68" w:semiHidden="0" w:name="Medium Grid 2 Accent 4"/>
+    <w:lsdException w:unhideWhenUsed="0" w:uiPriority="69" w:semiHidden="0" w:name="Medium Grid 3 Accent 4"/>
+    <w:lsdException w:unhideWhenUsed="0" w:uiPriority="70" w:semiHidden="0" w:name="Dark List Accent 4"/>
+    <w:lsdException w:unhideWhenUsed="0" w:uiPriority="71" w:semiHidden="0" w:name="Colorful Shading Accent 4"/>
+    <w:lsdException w:unhideWhenUsed="0" w:uiPriority="72" w:semiHidden="0" w:name="Colorful List Accent 4"/>
+    <w:lsdException w:unhideWhenUsed="0" w:uiPriority="73" w:semiHidden="0" w:name="Colorful Grid Accent 4"/>
+    <w:lsdException w:unhideWhenUsed="0" w:uiPriority="60" w:semiHidden="0" w:name="Light Shading Accent 5"/>
+    <w:lsdException w:unhideWhenUsed="0" w:uiPriority="61" w:semiHidden="0" w:name="Light List Accent 5"/>
+    <w:lsdException w:unhideWhenUsed="0" w:uiPriority="62" w:semiHidden="0" w:name="Light Grid Accent 5"/>
+    <w:lsdException w:unhideWhenUsed="0" w:uiPriority="63" w:semiHidden="0" w:name="Medium Shading 1 Accent 5"/>
+    <w:lsdException w:unhideWhenUsed="0" w:uiPriority="64" w:semiHidden="0" w:name="Medium Shading 2 Accent 5"/>
+    <w:lsdException w:unhideWhenUsed="0" w:uiPriority="65" w:semiHidden="0" w:name="Medium List 1 Accent 5"/>
+    <w:lsdException w:unhideWhenUsed="0" w:uiPriority="66" w:semiHidden="0" w:name="Medium List 2 Accent 5"/>
+    <w:lsdException w:unhideWhenUsed="0" w:uiPriority="67" w:semiHidden="0" w:name="Medium Grid 1 Accent 5"/>
+    <w:lsdException w:unhideWhenUsed="0" w:uiPriority="68" w:semiHidden="0" w:name="Medium Grid 2 Accent 5"/>
+    <w:lsdException w:unhideWhenUsed="0" w:uiPriority="69" w:semiHidden="0" w:name="Medium Grid 3 Accent 5"/>
+    <w:lsdException w:unhideWhenUsed="0" w:uiPriority="70" w:semiHidden="0" w:name="Dark List Accent 5"/>
+    <w:lsdException w:unhideWhenUsed="0" w:uiPriority="71" w:semiHidden="0" w:name="Colorful Shading Accent 5"/>
+    <w:lsdException w:unhideWhenUsed="0" w:uiPriority="72" w:semiHidden="0" w:name="Colorful List Accent 5"/>
+    <w:lsdException w:unhideWhenUsed="0" w:uiPriority="73" w:semiHidden="0" w:name="Colorful Grid Accent 5"/>
+    <w:lsdException w:unhideWhenUsed="0" w:uiPriority="60" w:semiHidden="0" w:name="Light Shading Accent 6"/>
+    <w:lsdException w:unhideWhenUsed="0" w:uiPriority="61" w:semiHidden="0" w:name="Light List Accent 6"/>
+    <w:lsdException w:unhideWhenUsed="0" w:uiPriority="62" w:semiHidden="0" w:name="Light Grid Accent 6"/>
+    <w:lsdException w:unhideWhenUsed="0" w:uiPriority="63" w:semiHidden="0" w:name="Medium Shading 1 Accent 6"/>
+    <w:lsdException w:unhideWhenUsed="0" w:uiPriority="64" w:semiHidden="0" w:name="Medium Shading 2 Accent 6"/>
+    <w:lsdException w:unhideWhenUsed="0" w:uiPriority="65" w:semiHidden="0" w:name="Medium List 1 Accent 6"/>
+    <w:lsdException w:unhideWhenUsed="0" w:uiPriority="66" w:semiHidden="0" w:name="Medium List 2 Accent 6"/>
+    <w:lsdException w:unhideWhenUsed="0" w:uiPriority="67" w:semiHidden="0" w:name="Medium Grid 1 Accent 6"/>
+    <w:lsdException w:unhideWhenUsed="0" w:uiPriority="68" w:semiHidden="0" w:name="Medium Grid 2 Accent 6"/>
+    <w:lsdException w:unhideWhenUsed="0" w:uiPriority="69" w:semiHidden="0" w:name="Medium Grid 3 Accent 6"/>
+    <w:lsdException w:unhideWhenUsed="0" w:uiPriority="70" w:semiHidden="0" w:name="Dark List Accent 6"/>
+    <w:lsdException w:unhideWhenUsed="0" w:uiPriority="71" w:semiHidden="0" w:name="Colorful Shading Accent 6"/>
+    <w:lsdException w:unhideWhenUsed="0" w:uiPriority="72" w:semiHidden="0" w:name="Colorful List Accent 6"/>
+    <w:lsdException w:unhideWhenUsed="0" w:uiPriority="73" w:semiHidden="0" w:name="Colorful Grid Accent 6"/>
   </w:latentStyles>
-  <w:style w:type="paragraph" w:default="1" w:styleId="Normal">
+  <w:style w:type="paragraph" w:default="1" w:styleId="1">
     <w:name w:val="Normal"/>
     <w:semiHidden/>
     <w:qFormat/>
+    <w:uiPriority w:val="0"/>
     <w:pPr>
       <w:kinsoku w:val="0"/>
       <w:autoSpaceDE w:val="0"/>
@@ -9583,7 +8903,7 @@
       <w:textAlignment w:val="baseline"/>
     </w:pPr>
     <w:rPr>
-      <w:rFonts w:ascii="Arial" w:eastAsia="Arial" w:hAnsi="Arial" w:cs="Arial"/>
+      <w:rFonts w:ascii="Arial" w:hAnsi="Arial" w:eastAsia="Arial" w:cs="Arial"/>
       <w:snapToGrid w:val="0"/>
       <w:color w:val="000000"/>
       <w:kern w:val="0"/>
@@ -9592,14 +8912,17 @@
       <w:lang w:val="en-US" w:eastAsia="en-US" w:bidi="ar-SA"/>
     </w:rPr>
   </w:style>
-  <w:style w:type="character" w:default="1" w:styleId="DefaultParagraphFont">
+  <w:style w:type="character" w:default="1" w:styleId="4">
     <w:name w:val="Default Paragraph Font"/>
     <w:semiHidden/>
     <w:qFormat/>
+    <w:uiPriority w:val="0"/>
   </w:style>
-  <w:style w:type="table" w:default="1" w:styleId="TableNormal">
+  <w:style w:type="table" w:default="1" w:styleId="3">
     <w:name w:val="Normal Table"/>
     <w:semiHidden/>
+    <w:qFormat/>
+    <w:uiPriority w:val="0"/>
     <w:tblPr>
       <w:tblCellMar>
         <w:top w:w="0" w:type="dxa"/>
@@ -9609,23 +8932,25 @@
       </w:tblCellMar>
     </w:tblPr>
   </w:style>
-  <w:style w:type="paragraph" w:styleId="BodyText">
+  <w:style w:type="paragraph" w:styleId="2">
     <w:name w:val="Body Text"/>
-    <w:basedOn w:val="Normal"/>
+    <w:basedOn w:val="1"/>
     <w:semiHidden/>
     <w:qFormat/>
+    <w:uiPriority w:val="0"/>
     <w:rPr>
-      <w:rFonts w:ascii="Arial" w:eastAsia="Arial" w:hAnsi="Arial" w:cs="Arial"/>
+      <w:rFonts w:ascii="Arial" w:hAnsi="Arial" w:eastAsia="Arial" w:cs="Arial"/>
       <w:sz w:val="21"/>
       <w:szCs w:val="21"/>
       <w:lang w:val="en-US" w:eastAsia="en-US" w:bidi="ar-SA"/>
     </w:rPr>
   </w:style>
-  <w:style w:type="table" w:customStyle="1" w:styleId="TableNormal0">
+  <w:style w:type="table" w:customStyle="1" w:styleId="5">
     <w:name w:val="Table Normal_0"/>
     <w:semiHidden/>
     <w:unhideWhenUsed/>
     <w:qFormat/>
+    <w:uiPriority w:val="0"/>
     <w:tblPr>
       <w:tblCellMar>
         <w:top w:w="0" w:type="dxa"/>
@@ -9635,13 +8960,14 @@
       </w:tblCellMar>
     </w:tblPr>
   </w:style>
-  <w:style w:type="paragraph" w:customStyle="1" w:styleId="TableText">
+  <w:style w:type="paragraph" w:customStyle="1" w:styleId="6">
     <w:name w:val="Table Text"/>
-    <w:basedOn w:val="Normal"/>
+    <w:basedOn w:val="1"/>
     <w:semiHidden/>
     <w:qFormat/>
+    <w:uiPriority w:val="0"/>
     <w:rPr>
-      <w:rFonts w:ascii="Arial" w:eastAsia="Arial" w:hAnsi="Arial" w:cs="Arial"/>
+      <w:rFonts w:ascii="Arial" w:hAnsi="Arial" w:eastAsia="Arial" w:cs="Arial"/>
       <w:sz w:val="21"/>
       <w:szCs w:val="21"/>
       <w:lang w:val="en-US" w:eastAsia="en-US" w:bidi="ar-SA"/>
